--- a/output/AgroAgentOS_第十五届挑战杯商业计划书_更新版.docx
+++ b/output/AgroAgentOS_第十五届挑战杯商业计划书_更新版.docx
@@ -494,11 +494,6 @@
           <w:color w:val="FFFFFF" w:themeColor="background1"/>
           <w:sz w:val="28"/>
           <w:szCs w:val="28"/>
-          <w14:textFill>
-            <w14:solidFill>
-              <w14:schemeClr w14:val="bg1"/>
-            </w14:solidFill>
-          </w14:textFill>
         </w:rPr>
         <w:t>耘智惠农</w:t>
       </w:r>
@@ -511,11 +506,6 @@
           <w:sz w:val="28"/>
           <w:szCs w:val="28"/>
           <w:lang w:eastAsia="zh-CN"/>
-          <w14:textFill>
-            <w14:solidFill>
-              <w14:schemeClr w14:val="bg1"/>
-            </w14:solidFill>
-          </w14:textFill>
         </w:rPr>
         <w:t>—</w:t>
       </w:r>
@@ -527,11 +517,6 @@
           <w:color w:val="FFFFFF" w:themeColor="background1"/>
           <w:sz w:val="28"/>
           <w:szCs w:val="28"/>
-          <w14:textFill>
-            <w14:solidFill>
-              <w14:schemeClr w14:val="bg1"/>
-            </w14:solidFill>
-          </w14:textFill>
         </w:rPr>
         <w:t>面向农户生产经营的多智能体智慧农业服务平台</w:t>
       </w:r>
@@ -748,14 +733,10 @@
     <w:p>
       <w:pPr>
         <w:pStyle w:val="22"/>
-        <w:ind w:firstLine="560"/>
-        <w:rPr>
-          <w:rFonts w:hint="eastAsia" w:asciiTheme="minorHAnsi" w:hAnsiTheme="minorHAnsi" w:eastAsiaTheme="minorEastAsia" w:cstheme="minorBidi"/>
-          <w:kern w:val="2"/>
-          <w:sz w:val="22"/>
-          <w:szCs w:val="24"/>
-          <w14:ligatures w14:val="standardContextual"/>
-        </w:rPr>
+        <w:tabs>
+          <w:tab w:val="right" w:leader="dot" w:pos="8732"/>
+          <w:tab w:val="clear" w:pos="9060"/>
+        </w:tabs>
       </w:pPr>
       <w:r>
         <w:fldChar w:fldCharType="begin"/>
@@ -773,139 +754,75 @@
         <w:fldChar w:fldCharType="begin"/>
       </w:r>
       <w:r>
-        <w:instrText xml:space="preserve"> HYPERLINK \l "_Toc237082828" </w:instrText>
+        <w:instrText xml:space="preserve"> HYPERLINK \l _Toc29523 </w:instrText>
       </w:r>
       <w:r>
         <w:fldChar w:fldCharType="separate"/>
       </w:r>
       <w:r>
-        <w:rPr>
-          <w:rStyle w:val="41"/>
-        </w:rPr>
         <w:t>一、执行摘要</w:t>
       </w:r>
       <w:r>
-        <w:rPr>
-          <w:rFonts w:hint="eastAsia"/>
-        </w:rPr>
         <w:tab/>
       </w:r>
       <w:r>
-        <w:rPr>
-          <w:rFonts w:hint="eastAsia"/>
-        </w:rPr>
         <w:fldChar w:fldCharType="begin"/>
       </w:r>
       <w:r>
-        <w:rPr>
-          <w:rFonts w:hint="eastAsia"/>
-        </w:rPr>
-        <w:instrText xml:space="preserve"> </w:instrText>
-      </w:r>
-      <w:r>
-        <w:instrText xml:space="preserve">PAGEREF _Toc237082828 \h</w:instrText>
-      </w:r>
-      <w:r>
-        <w:rPr>
-          <w:rFonts w:hint="eastAsia"/>
-        </w:rPr>
-        <w:instrText xml:space="preserve"> </w:instrText>
-      </w:r>
-      <w:r>
-        <w:rPr>
-          <w:rFonts w:hint="eastAsia"/>
-        </w:rPr>
+        <w:instrText xml:space="preserve"> PAGEREF _Toc29523 \h </w:instrText>
+      </w:r>
+      <w:r>
         <w:fldChar w:fldCharType="separate"/>
       </w:r>
       <w:r>
         <w:t>1</w:t>
       </w:r>
       <w:r>
-        <w:rPr>
-          <w:rFonts w:hint="eastAsia"/>
-        </w:rPr>
         <w:fldChar w:fldCharType="end"/>
       </w:r>
       <w:r>
-        <w:rPr>
-          <w:rFonts w:hint="eastAsia"/>
-        </w:rPr>
         <w:fldChar w:fldCharType="end"/>
       </w:r>
     </w:p>
     <w:p>
       <w:pPr>
         <w:pStyle w:val="22"/>
-        <w:ind w:firstLine="560"/>
-        <w:rPr>
-          <w:rFonts w:hint="eastAsia" w:asciiTheme="minorHAnsi" w:hAnsiTheme="minorHAnsi" w:eastAsiaTheme="minorEastAsia" w:cstheme="minorBidi"/>
-          <w:kern w:val="2"/>
-          <w:sz w:val="22"/>
-          <w:szCs w:val="24"/>
-          <w14:ligatures w14:val="standardContextual"/>
-        </w:rPr>
+        <w:tabs>
+          <w:tab w:val="right" w:leader="dot" w:pos="8732"/>
+          <w:tab w:val="clear" w:pos="9060"/>
+        </w:tabs>
       </w:pPr>
       <w:r>
         <w:fldChar w:fldCharType="begin"/>
       </w:r>
       <w:r>
-        <w:instrText xml:space="preserve"> HYPERLINK \l "_Toc237082829" </w:instrText>
+        <w:instrText xml:space="preserve"> HYPERLINK \l _Toc4873 </w:instrText>
       </w:r>
       <w:r>
         <w:fldChar w:fldCharType="separate"/>
       </w:r>
       <w:r>
-        <w:rPr>
-          <w:rStyle w:val="41"/>
-        </w:rPr>
         <w:t>二、项目概述</w:t>
       </w:r>
       <w:r>
-        <w:rPr>
-          <w:rFonts w:hint="eastAsia"/>
-        </w:rPr>
         <w:tab/>
       </w:r>
       <w:r>
-        <w:rPr>
-          <w:rFonts w:hint="eastAsia"/>
-        </w:rPr>
         <w:fldChar w:fldCharType="begin"/>
       </w:r>
       <w:r>
-        <w:rPr>
-          <w:rFonts w:hint="eastAsia"/>
-        </w:rPr>
-        <w:instrText xml:space="preserve"> </w:instrText>
-      </w:r>
-      <w:r>
-        <w:instrText xml:space="preserve">PAGEREF _Toc237082829 \h</w:instrText>
-      </w:r>
-      <w:r>
-        <w:rPr>
-          <w:rFonts w:hint="eastAsia"/>
-        </w:rPr>
-        <w:instrText xml:space="preserve"> </w:instrText>
-      </w:r>
-      <w:r>
-        <w:rPr>
-          <w:rFonts w:hint="eastAsia"/>
-        </w:rPr>
+        <w:instrText xml:space="preserve"> PAGEREF _Toc4873 \h </w:instrText>
+      </w:r>
+      <w:r>
         <w:fldChar w:fldCharType="separate"/>
       </w:r>
       <w:r>
         <w:t>3</w:t>
       </w:r>
       <w:r>
-        <w:rPr>
-          <w:rFonts w:hint="eastAsia"/>
-        </w:rPr>
         <w:fldChar w:fldCharType="end"/>
       </w:r>
       <w:r>
-        <w:rPr>
-          <w:rFonts w:hint="eastAsia"/>
-        </w:rPr>
         <w:fldChar w:fldCharType="end"/>
       </w:r>
     </w:p>
@@ -913,79 +830,57 @@
       <w:pPr>
         <w:pStyle w:val="27"/>
         <w:tabs>
-          <w:tab w:val="right" w:leader="dot" w:pos="8722"/>
+          <w:tab w:val="right" w:leader="dot" w:pos="8732"/>
         </w:tabs>
-        <w:ind w:left="560"/>
-        <w:rPr>
-          <w:rFonts w:hint="eastAsia" w:asciiTheme="minorHAnsi" w:hAnsiTheme="minorHAnsi" w:eastAsiaTheme="minorEastAsia" w:cstheme="minorBidi"/>
-          <w:kern w:val="2"/>
-          <w:sz w:val="22"/>
-          <w:szCs w:val="24"/>
-          <w:lang w:eastAsia="zh-CN"/>
-          <w14:ligatures w14:val="standardContextual"/>
-        </w:rPr>
       </w:pPr>
       <w:r>
         <w:fldChar w:fldCharType="begin"/>
       </w:r>
       <w:r>
-        <w:instrText xml:space="preserve"> HYPERLINK \l "_Toc237082830" </w:instrText>
+        <w:instrText xml:space="preserve"> HYPERLINK \l _Toc13180 </w:instrText>
       </w:r>
       <w:r>
         <w:fldChar w:fldCharType="separate"/>
-      </w:r>
-      <w:r>
-        <w:rPr>
-          <w:rStyle w:val="41"/>
-        </w:rPr>
-        <w:t>1. 项目背景</w:t>
       </w:r>
       <w:r>
         <w:rPr>
           <w:rFonts w:hint="eastAsia"/>
+          <w:lang w:val="en-US" w:eastAsia="zh-CN"/>
         </w:rPr>
-        <w:tab/>
+        <w:t>2</w:t>
+      </w:r>
+      <w:r>
+        <w:t>.</w:t>
       </w:r>
       <w:r>
         <w:rPr>
           <w:rFonts w:hint="eastAsia"/>
+          <w:lang w:val="en-US" w:eastAsia="zh-CN"/>
         </w:rPr>
+        <w:t>1</w:t>
+      </w:r>
+      <w:r>
+        <w:t xml:space="preserve"> 项目背景</w:t>
+      </w:r>
+      <w:r>
+        <w:tab/>
+      </w:r>
+      <w:r>
         <w:fldChar w:fldCharType="begin"/>
       </w:r>
       <w:r>
-        <w:rPr>
-          <w:rFonts w:hint="eastAsia"/>
-        </w:rPr>
-        <w:instrText xml:space="preserve"> </w:instrText>
-      </w:r>
-      <w:r>
-        <w:instrText xml:space="preserve">PAGEREF _Toc237082830 \h</w:instrText>
-      </w:r>
-      <w:r>
-        <w:rPr>
-          <w:rFonts w:hint="eastAsia"/>
-        </w:rPr>
-        <w:instrText xml:space="preserve"> </w:instrText>
-      </w:r>
-      <w:r>
-        <w:rPr>
-          <w:rFonts w:hint="eastAsia"/>
-        </w:rPr>
+        <w:instrText xml:space="preserve"> PAGEREF _Toc13180 \h </w:instrText>
+      </w:r>
+      <w:r>
         <w:fldChar w:fldCharType="separate"/>
       </w:r>
       <w:r>
         <w:t>3</w:t>
       </w:r>
       <w:r>
-        <w:rPr>
-          <w:rFonts w:hint="eastAsia"/>
-        </w:rPr>
         <w:fldChar w:fldCharType="end"/>
       </w:r>
       <w:r>
-        <w:rPr>
-          <w:rFonts w:hint="eastAsia"/>
-        </w:rPr>
         <w:fldChar w:fldCharType="end"/>
       </w:r>
     </w:p>
@@ -993,79 +888,64 @@
       <w:pPr>
         <w:pStyle w:val="27"/>
         <w:tabs>
-          <w:tab w:val="right" w:leader="dot" w:pos="8722"/>
+          <w:tab w:val="right" w:leader="dot" w:pos="8732"/>
         </w:tabs>
-        <w:ind w:left="560"/>
-        <w:rPr>
-          <w:rFonts w:hint="eastAsia" w:asciiTheme="minorHAnsi" w:hAnsiTheme="minorHAnsi" w:eastAsiaTheme="minorEastAsia" w:cstheme="minorBidi"/>
-          <w:kern w:val="2"/>
-          <w:sz w:val="22"/>
-          <w:szCs w:val="24"/>
-          <w:lang w:eastAsia="zh-CN"/>
-          <w14:ligatures w14:val="standardContextual"/>
-        </w:rPr>
       </w:pPr>
       <w:r>
         <w:fldChar w:fldCharType="begin"/>
       </w:r>
       <w:r>
-        <w:instrText xml:space="preserve"> HYPERLINK \l "_Toc237082831" </w:instrText>
+        <w:instrText xml:space="preserve"> HYPERLINK \l _Toc11091 </w:instrText>
       </w:r>
       <w:r>
         <w:fldChar w:fldCharType="separate"/>
-      </w:r>
-      <w:r>
-        <w:rPr>
-          <w:rStyle w:val="41"/>
-        </w:rPr>
-        <w:t>2. 项目定位</w:t>
       </w:r>
       <w:r>
         <w:rPr>
           <w:rFonts w:hint="eastAsia"/>
+          <w:lang w:val="en-US" w:eastAsia="zh-CN"/>
         </w:rPr>
-        <w:tab/>
+        <w:t>2</w:t>
+      </w:r>
+      <w:r>
+        <w:t>.</w:t>
       </w:r>
       <w:r>
         <w:rPr>
           <w:rFonts w:hint="eastAsia"/>
+          <w:lang w:val="en-US" w:eastAsia="zh-CN"/>
         </w:rPr>
-        <w:fldChar w:fldCharType="begin"/>
+        <w:t>2</w:t>
+      </w:r>
+      <w:r>
+        <w:t xml:space="preserve"> 项目</w:t>
       </w:r>
       <w:r>
         <w:rPr>
           <w:rFonts w:hint="eastAsia"/>
+          <w:lang w:val="en-US" w:eastAsia="zh-CN"/>
         </w:rPr>
-        <w:instrText xml:space="preserve"> </w:instrText>
-      </w:r>
-      <w:r>
-        <w:instrText xml:space="preserve">PAGEREF _Toc237082831 \h</w:instrText>
-      </w:r>
-      <w:r>
-        <w:rPr>
-          <w:rFonts w:hint="eastAsia"/>
-        </w:rPr>
-        <w:instrText xml:space="preserve"> </w:instrText>
-      </w:r>
-      <w:r>
-        <w:rPr>
-          <w:rFonts w:hint="eastAsia"/>
-        </w:rPr>
+        <w:t>概述</w:t>
+      </w:r>
+      <w:r>
+        <w:tab/>
+      </w:r>
+      <w:r>
+        <w:fldChar w:fldCharType="begin"/>
+      </w:r>
+      <w:r>
+        <w:instrText xml:space="preserve"> PAGEREF _Toc11091 \h </w:instrText>
+      </w:r>
+      <w:r>
         <w:fldChar w:fldCharType="separate"/>
       </w:r>
       <w:r>
         <w:t>4</w:t>
       </w:r>
       <w:r>
-        <w:rPr>
-          <w:rFonts w:hint="eastAsia"/>
-        </w:rPr>
         <w:fldChar w:fldCharType="end"/>
       </w:r>
       <w:r>
-        <w:rPr>
-          <w:rFonts w:hint="eastAsia"/>
-        </w:rPr>
         <w:fldChar w:fldCharType="end"/>
       </w:r>
     </w:p>
@@ -1073,79 +953,54 @@
       <w:pPr>
         <w:pStyle w:val="27"/>
         <w:tabs>
-          <w:tab w:val="right" w:leader="dot" w:pos="8722"/>
+          <w:tab w:val="right" w:leader="dot" w:pos="8732"/>
         </w:tabs>
-        <w:ind w:left="560"/>
-        <w:rPr>
-          <w:rFonts w:hint="eastAsia" w:asciiTheme="minorHAnsi" w:hAnsiTheme="minorHAnsi" w:eastAsiaTheme="minorEastAsia" w:cstheme="minorBidi"/>
-          <w:kern w:val="2"/>
-          <w:sz w:val="22"/>
-          <w:szCs w:val="24"/>
-          <w:lang w:eastAsia="zh-CN"/>
-          <w14:ligatures w14:val="standardContextual"/>
-        </w:rPr>
       </w:pPr>
       <w:r>
         <w:fldChar w:fldCharType="begin"/>
       </w:r>
       <w:r>
-        <w:instrText xml:space="preserve"> HYPERLINK \l "_Toc237082832" </w:instrText>
+        <w:instrText xml:space="preserve"> HYPERLINK \l _Toc28781 </w:instrText>
       </w:r>
       <w:r>
         <w:fldChar w:fldCharType="separate"/>
-      </w:r>
-      <w:r>
-        <w:rPr>
-          <w:rStyle w:val="41"/>
-        </w:rPr>
-        <w:t>3. 产品进展</w:t>
       </w:r>
       <w:r>
         <w:rPr>
           <w:rFonts w:hint="eastAsia"/>
+          <w:lang w:val="en-US" w:eastAsia="zh-CN"/>
         </w:rPr>
-        <w:tab/>
+        <w:t>2.3</w:t>
+      </w:r>
+      <w:r>
+        <w:t xml:space="preserve"> </w:t>
       </w:r>
       <w:r>
         <w:rPr>
           <w:rFonts w:hint="eastAsia"/>
+          <w:lang w:val="en-US" w:eastAsia="zh-CN"/>
         </w:rPr>
+        <w:t>项目应用</w:t>
+      </w:r>
+      <w:r>
+        <w:tab/>
+      </w:r>
+      <w:r>
         <w:fldChar w:fldCharType="begin"/>
       </w:r>
       <w:r>
-        <w:rPr>
-          <w:rFonts w:hint="eastAsia"/>
-        </w:rPr>
-        <w:instrText xml:space="preserve"> </w:instrText>
-      </w:r>
-      <w:r>
-        <w:instrText xml:space="preserve">PAGEREF _Toc237082832 \h</w:instrText>
-      </w:r>
-      <w:r>
-        <w:rPr>
-          <w:rFonts w:hint="eastAsia"/>
-        </w:rPr>
-        <w:instrText xml:space="preserve"> </w:instrText>
-      </w:r>
-      <w:r>
-        <w:rPr>
-          <w:rFonts w:hint="eastAsia"/>
-        </w:rPr>
+        <w:instrText xml:space="preserve"> PAGEREF _Toc28781 \h </w:instrText>
+      </w:r>
+      <w:r>
         <w:fldChar w:fldCharType="separate"/>
       </w:r>
       <w:r>
-        <w:t>4</w:t>
-      </w:r>
-      <w:r>
-        <w:rPr>
-          <w:rFonts w:hint="eastAsia"/>
-        </w:rPr>
+        <w:t>5</w:t>
+      </w:r>
+      <w:r>
         <w:fldChar w:fldCharType="end"/>
       </w:r>
       <w:r>
-        <w:rPr>
-          <w:rFonts w:hint="eastAsia"/>
-        </w:rPr>
         <w:fldChar w:fldCharType="end"/>
       </w:r>
     </w:p>
@@ -1153,79 +1008,178 @@
       <w:pPr>
         <w:pStyle w:val="27"/>
         <w:tabs>
-          <w:tab w:val="right" w:leader="dot" w:pos="8722"/>
+          <w:tab w:val="right" w:leader="dot" w:pos="8732"/>
         </w:tabs>
-        <w:ind w:left="560"/>
-        <w:rPr>
-          <w:rFonts w:hint="eastAsia" w:asciiTheme="minorHAnsi" w:hAnsiTheme="minorHAnsi" w:eastAsiaTheme="minorEastAsia" w:cstheme="minorBidi"/>
-          <w:kern w:val="2"/>
-          <w:sz w:val="22"/>
-          <w:szCs w:val="24"/>
-          <w:lang w:eastAsia="zh-CN"/>
-          <w14:ligatures w14:val="standardContextual"/>
-        </w:rPr>
       </w:pPr>
       <w:r>
         <w:fldChar w:fldCharType="begin"/>
       </w:r>
       <w:r>
-        <w:instrText xml:space="preserve"> HYPERLINK \l "_Toc237082833" </w:instrText>
+        <w:instrText xml:space="preserve"> HYPERLINK \l _Toc12977 </w:instrText>
       </w:r>
       <w:r>
         <w:fldChar w:fldCharType="separate"/>
-      </w:r>
-      <w:r>
-        <w:rPr>
-          <w:rStyle w:val="41"/>
-        </w:rPr>
-        <w:t>4. 应用场景</w:t>
       </w:r>
       <w:r>
         <w:rPr>
           <w:rFonts w:hint="eastAsia"/>
+          <w:lang w:val="en-US" w:eastAsia="zh-CN"/>
         </w:rPr>
+        <w:t>2.4</w:t>
+      </w:r>
+      <w:r>
+        <w:t xml:space="preserve"> </w:t>
+      </w:r>
+      <w:r>
+        <w:rPr>
+          <w:rFonts w:hint="eastAsia" w:ascii="楷体" w:hAnsi="楷体" w:eastAsia="楷体" w:cs="楷体"/>
+          <w:szCs w:val="32"/>
+        </w:rPr>
+        <w:t>社会价值</w:t>
+      </w:r>
+      <w:r>
         <w:tab/>
       </w:r>
       <w:r>
-        <w:rPr>
-          <w:rFonts w:hint="eastAsia"/>
-        </w:rPr>
         <w:fldChar w:fldCharType="begin"/>
       </w:r>
       <w:r>
-        <w:rPr>
-          <w:rFonts w:hint="eastAsia"/>
-        </w:rPr>
-        <w:instrText xml:space="preserve"> </w:instrText>
-      </w:r>
-      <w:r>
-        <w:instrText xml:space="preserve">PAGEREF _Toc237082833 \h</w:instrText>
-      </w:r>
-      <w:r>
-        <w:rPr>
-          <w:rFonts w:hint="eastAsia"/>
-        </w:rPr>
-        <w:instrText xml:space="preserve"> </w:instrText>
-      </w:r>
-      <w:r>
-        <w:rPr>
-          <w:rFonts w:hint="eastAsia"/>
-        </w:rPr>
+        <w:instrText xml:space="preserve"> PAGEREF _Toc12977 \h </w:instrText>
+      </w:r>
+      <w:r>
         <w:fldChar w:fldCharType="separate"/>
       </w:r>
       <w:r>
-        <w:t>5</w:t>
-      </w:r>
-      <w:r>
-        <w:rPr>
-          <w:rFonts w:hint="eastAsia"/>
-        </w:rPr>
+        <w:t>6</w:t>
+      </w:r>
+      <w:r>
         <w:fldChar w:fldCharType="end"/>
       </w:r>
       <w:r>
-        <w:rPr>
-          <w:rFonts w:hint="eastAsia"/>
-        </w:rPr>
+        <w:fldChar w:fldCharType="end"/>
+      </w:r>
+    </w:p>
+    <w:p>
+      <w:pPr>
+        <w:pStyle w:val="22"/>
+        <w:tabs>
+          <w:tab w:val="right" w:leader="dot" w:pos="8732"/>
+          <w:tab w:val="clear" w:pos="9060"/>
+        </w:tabs>
+      </w:pPr>
+      <w:r>
+        <w:fldChar w:fldCharType="begin"/>
+      </w:r>
+      <w:r>
+        <w:instrText xml:space="preserve"> HYPERLINK \l _Toc12508 </w:instrText>
+      </w:r>
+      <w:r>
+        <w:fldChar w:fldCharType="separate"/>
+      </w:r>
+      <w:r>
+        <w:t>三、项目优势</w:t>
+      </w:r>
+      <w:r>
+        <w:tab/>
+      </w:r>
+      <w:r>
+        <w:fldChar w:fldCharType="begin"/>
+      </w:r>
+      <w:r>
+        <w:instrText xml:space="preserve"> PAGEREF _Toc12508 \h </w:instrText>
+      </w:r>
+      <w:r>
+        <w:fldChar w:fldCharType="separate"/>
+      </w:r>
+      <w:r>
+        <w:t>9</w:t>
+      </w:r>
+      <w:r>
+        <w:fldChar w:fldCharType="end"/>
+      </w:r>
+      <w:r>
+        <w:fldChar w:fldCharType="end"/>
+      </w:r>
+    </w:p>
+    <w:p>
+      <w:pPr>
+        <w:pStyle w:val="27"/>
+        <w:tabs>
+          <w:tab w:val="right" w:leader="dot" w:pos="8732"/>
+        </w:tabs>
+      </w:pPr>
+      <w:r>
+        <w:fldChar w:fldCharType="begin"/>
+      </w:r>
+      <w:r>
+        <w:instrText xml:space="preserve"> HYPERLINK \l _Toc14949 </w:instrText>
+      </w:r>
+      <w:r>
+        <w:fldChar w:fldCharType="separate"/>
+      </w:r>
+      <w:r>
+        <w:t>1. 产品与服务体系</w:t>
+      </w:r>
+      <w:r>
+        <w:tab/>
+      </w:r>
+      <w:r>
+        <w:fldChar w:fldCharType="begin"/>
+      </w:r>
+      <w:r>
+        <w:instrText xml:space="preserve"> PAGEREF _Toc14949 \h </w:instrText>
+      </w:r>
+      <w:r>
+        <w:fldChar w:fldCharType="separate"/>
+      </w:r>
+      <w:r>
+        <w:t>9</w:t>
+      </w:r>
+      <w:r>
+        <w:fldChar w:fldCharType="end"/>
+      </w:r>
+      <w:r>
+        <w:fldChar w:fldCharType="end"/>
+      </w:r>
+    </w:p>
+    <w:p>
+      <w:pPr>
+        <w:pStyle w:val="27"/>
+        <w:tabs>
+          <w:tab w:val="right" w:leader="dot" w:pos="8732"/>
+        </w:tabs>
+      </w:pPr>
+      <w:r>
+        <w:fldChar w:fldCharType="begin"/>
+      </w:r>
+      <w:r>
+        <w:instrText xml:space="preserve"> HYPERLINK \l _Toc22754 </w:instrText>
+      </w:r>
+      <w:r>
+        <w:fldChar w:fldCharType="separate"/>
+      </w:r>
+      <w:r>
+        <w:t>2. 技术原理</w:t>
+      </w:r>
+      <w:r>
+        <w:tab/>
+      </w:r>
+      <w:r>
+        <w:fldChar w:fldCharType="begin"/>
+      </w:r>
+      <w:r>
+        <w:instrText xml:space="preserve"> PAGEREF _Toc22754 \h </w:instrText>
+      </w:r>
+      <w:r>
+        <w:fldChar w:fldCharType="separate"/>
+      </w:r>
+      <w:r>
+        <w:t>10</w:t>
+      </w:r>
+      <w:r>
+        <w:fldChar w:fldCharType="end"/>
+      </w:r>
+      <w:r>
         <w:fldChar w:fldCharType="end"/>
       </w:r>
     </w:p>
@@ -1233,79 +1187,40 @@
       <w:pPr>
         <w:pStyle w:val="18"/>
         <w:tabs>
-          <w:tab w:val="right" w:leader="dot" w:pos="8722"/>
+          <w:tab w:val="right" w:leader="dot" w:pos="8732"/>
         </w:tabs>
-        <w:ind w:left="1120"/>
-        <w:rPr>
-          <w:rFonts w:hint="eastAsia" w:asciiTheme="minorHAnsi" w:hAnsiTheme="minorHAnsi" w:eastAsiaTheme="minorEastAsia" w:cstheme="minorBidi"/>
-          <w:kern w:val="2"/>
-          <w:sz w:val="22"/>
-          <w:szCs w:val="24"/>
-          <w:lang w:eastAsia="zh-CN"/>
-          <w14:ligatures w14:val="standardContextual"/>
-        </w:rPr>
       </w:pPr>
       <w:r>
         <w:fldChar w:fldCharType="begin"/>
       </w:r>
       <w:r>
-        <w:instrText xml:space="preserve"> HYPERLINK \l "_Toc237082834" </w:instrText>
+        <w:instrText xml:space="preserve"> HYPERLINK \l _Toc13970 </w:instrText>
       </w:r>
       <w:r>
         <w:fldChar w:fldCharType="separate"/>
       </w:r>
       <w:r>
-        <w:rPr>
-          <w:rStyle w:val="41"/>
-        </w:rPr>
-        <w:t>4.1 农场日常管理</w:t>
-      </w:r>
-      <w:r>
-        <w:rPr>
-          <w:rFonts w:hint="eastAsia"/>
-        </w:rPr>
+        <w:t>2.1 多智能体任务协同</w:t>
+      </w:r>
+      <w:r>
         <w:tab/>
       </w:r>
       <w:r>
-        <w:rPr>
-          <w:rFonts w:hint="eastAsia"/>
-        </w:rPr>
         <w:fldChar w:fldCharType="begin"/>
       </w:r>
       <w:r>
-        <w:rPr>
-          <w:rFonts w:hint="eastAsia"/>
-        </w:rPr>
-        <w:instrText xml:space="preserve"> </w:instrText>
-      </w:r>
-      <w:r>
-        <w:instrText xml:space="preserve">PAGEREF _Toc237082834 \h</w:instrText>
-      </w:r>
-      <w:r>
-        <w:rPr>
-          <w:rFonts w:hint="eastAsia"/>
-        </w:rPr>
-        <w:instrText xml:space="preserve"> </w:instrText>
-      </w:r>
-      <w:r>
-        <w:rPr>
-          <w:rFonts w:hint="eastAsia"/>
-        </w:rPr>
+        <w:instrText xml:space="preserve"> PAGEREF _Toc13970 \h </w:instrText>
+      </w:r>
+      <w:r>
         <w:fldChar w:fldCharType="separate"/>
       </w:r>
       <w:r>
-        <w:t>5</w:t>
-      </w:r>
-      <w:r>
-        <w:rPr>
-          <w:rFonts w:hint="eastAsia"/>
-        </w:rPr>
+        <w:t>10</w:t>
+      </w:r>
+      <w:r>
         <w:fldChar w:fldCharType="end"/>
       </w:r>
       <w:r>
-        <w:rPr>
-          <w:rFonts w:hint="eastAsia"/>
-        </w:rPr>
         <w:fldChar w:fldCharType="end"/>
       </w:r>
     </w:p>
@@ -1313,79 +1228,40 @@
       <w:pPr>
         <w:pStyle w:val="18"/>
         <w:tabs>
-          <w:tab w:val="right" w:leader="dot" w:pos="8722"/>
+          <w:tab w:val="right" w:leader="dot" w:pos="8732"/>
         </w:tabs>
-        <w:ind w:left="1120"/>
-        <w:rPr>
-          <w:rFonts w:hint="eastAsia" w:asciiTheme="minorHAnsi" w:hAnsiTheme="minorHAnsi" w:eastAsiaTheme="minorEastAsia" w:cstheme="minorBidi"/>
-          <w:kern w:val="2"/>
-          <w:sz w:val="22"/>
-          <w:szCs w:val="24"/>
-          <w:lang w:eastAsia="zh-CN"/>
-          <w14:ligatures w14:val="standardContextual"/>
-        </w:rPr>
       </w:pPr>
       <w:r>
         <w:fldChar w:fldCharType="begin"/>
       </w:r>
       <w:r>
-        <w:instrText xml:space="preserve"> HYPERLINK \l "_Toc237082835" </w:instrText>
+        <w:instrText xml:space="preserve"> HYPERLINK \l _Toc29369 </w:instrText>
       </w:r>
       <w:r>
         <w:fldChar w:fldCharType="separate"/>
       </w:r>
       <w:r>
-        <w:rPr>
-          <w:rStyle w:val="41"/>
-        </w:rPr>
-        <w:t>4.2 天气与农事决策</w:t>
-      </w:r>
-      <w:r>
-        <w:rPr>
-          <w:rFonts w:hint="eastAsia"/>
-        </w:rPr>
+        <w:t>2.2 农业知识增强检索</w:t>
+      </w:r>
+      <w:r>
         <w:tab/>
       </w:r>
       <w:r>
-        <w:rPr>
-          <w:rFonts w:hint="eastAsia"/>
-        </w:rPr>
         <w:fldChar w:fldCharType="begin"/>
       </w:r>
       <w:r>
-        <w:rPr>
-          <w:rFonts w:hint="eastAsia"/>
-        </w:rPr>
-        <w:instrText xml:space="preserve"> </w:instrText>
-      </w:r>
-      <w:r>
-        <w:instrText xml:space="preserve">PAGEREF _Toc237082835 \h</w:instrText>
-      </w:r>
-      <w:r>
-        <w:rPr>
-          <w:rFonts w:hint="eastAsia"/>
-        </w:rPr>
-        <w:instrText xml:space="preserve"> </w:instrText>
-      </w:r>
-      <w:r>
-        <w:rPr>
-          <w:rFonts w:hint="eastAsia"/>
-        </w:rPr>
+        <w:instrText xml:space="preserve"> PAGEREF _Toc29369 \h </w:instrText>
+      </w:r>
+      <w:r>
         <w:fldChar w:fldCharType="separate"/>
       </w:r>
       <w:r>
-        <w:t>5</w:t>
-      </w:r>
-      <w:r>
-        <w:rPr>
-          <w:rFonts w:hint="eastAsia"/>
-        </w:rPr>
+        <w:t>10</w:t>
+      </w:r>
+      <w:r>
         <w:fldChar w:fldCharType="end"/>
       </w:r>
       <w:r>
-        <w:rPr>
-          <w:rFonts w:hint="eastAsia"/>
-        </w:rPr>
         <w:fldChar w:fldCharType="end"/>
       </w:r>
     </w:p>
@@ -1393,79 +1269,40 @@
       <w:pPr>
         <w:pStyle w:val="18"/>
         <w:tabs>
-          <w:tab w:val="right" w:leader="dot" w:pos="8722"/>
+          <w:tab w:val="right" w:leader="dot" w:pos="8732"/>
         </w:tabs>
-        <w:ind w:left="1120"/>
-        <w:rPr>
-          <w:rFonts w:hint="eastAsia" w:asciiTheme="minorHAnsi" w:hAnsiTheme="minorHAnsi" w:eastAsiaTheme="minorEastAsia" w:cstheme="minorBidi"/>
-          <w:kern w:val="2"/>
-          <w:sz w:val="22"/>
-          <w:szCs w:val="24"/>
-          <w:lang w:eastAsia="zh-CN"/>
-          <w14:ligatures w14:val="standardContextual"/>
-        </w:rPr>
       </w:pPr>
       <w:r>
         <w:fldChar w:fldCharType="begin"/>
       </w:r>
       <w:r>
-        <w:instrText xml:space="preserve"> HYPERLINK \l "_Toc237082836" </w:instrText>
+        <w:instrText xml:space="preserve"> HYPERLINK \l _Toc31889 </w:instrText>
       </w:r>
       <w:r>
         <w:fldChar w:fldCharType="separate"/>
       </w:r>
       <w:r>
-        <w:rPr>
-          <w:rStyle w:val="41"/>
-        </w:rPr>
-        <w:t>4.3 病虫害辅助分析</w:t>
-      </w:r>
-      <w:r>
-        <w:rPr>
-          <w:rFonts w:hint="eastAsia"/>
-        </w:rPr>
+        <w:t>2.3 工具与外部信息连接</w:t>
+      </w:r>
+      <w:r>
         <w:tab/>
       </w:r>
       <w:r>
-        <w:rPr>
-          <w:rFonts w:hint="eastAsia"/>
-        </w:rPr>
         <w:fldChar w:fldCharType="begin"/>
       </w:r>
       <w:r>
-        <w:rPr>
-          <w:rFonts w:hint="eastAsia"/>
-        </w:rPr>
-        <w:instrText xml:space="preserve"> </w:instrText>
-      </w:r>
-      <w:r>
-        <w:instrText xml:space="preserve">PAGEREF _Toc237082836 \h</w:instrText>
-      </w:r>
-      <w:r>
-        <w:rPr>
-          <w:rFonts w:hint="eastAsia"/>
-        </w:rPr>
-        <w:instrText xml:space="preserve"> </w:instrText>
-      </w:r>
-      <w:r>
-        <w:rPr>
-          <w:rFonts w:hint="eastAsia"/>
-        </w:rPr>
+        <w:instrText xml:space="preserve"> PAGEREF _Toc31889 \h </w:instrText>
+      </w:r>
+      <w:r>
         <w:fldChar w:fldCharType="separate"/>
       </w:r>
       <w:r>
-        <w:t>5</w:t>
-      </w:r>
-      <w:r>
-        <w:rPr>
-          <w:rFonts w:hint="eastAsia"/>
-        </w:rPr>
+        <w:t>11</w:t>
+      </w:r>
+      <w:r>
         <w:fldChar w:fldCharType="end"/>
       </w:r>
       <w:r>
-        <w:rPr>
-          <w:rFonts w:hint="eastAsia"/>
-        </w:rPr>
         <w:fldChar w:fldCharType="end"/>
       </w:r>
     </w:p>
@@ -1473,159 +1310,40 @@
       <w:pPr>
         <w:pStyle w:val="18"/>
         <w:tabs>
-          <w:tab w:val="right" w:leader="dot" w:pos="8722"/>
+          <w:tab w:val="right" w:leader="dot" w:pos="8732"/>
         </w:tabs>
-        <w:ind w:left="1120"/>
-        <w:rPr>
-          <w:rFonts w:hint="eastAsia" w:asciiTheme="minorHAnsi" w:hAnsiTheme="minorHAnsi" w:eastAsiaTheme="minorEastAsia" w:cstheme="minorBidi"/>
-          <w:kern w:val="2"/>
-          <w:sz w:val="22"/>
-          <w:szCs w:val="24"/>
-          <w:lang w:eastAsia="zh-CN"/>
-          <w14:ligatures w14:val="standardContextual"/>
-        </w:rPr>
       </w:pPr>
       <w:r>
         <w:fldChar w:fldCharType="begin"/>
       </w:r>
       <w:r>
-        <w:instrText xml:space="preserve"> HYPERLINK \l "_Toc237082837" </w:instrText>
+        <w:instrText xml:space="preserve"> HYPERLINK \l _Toc10838 </w:instrText>
       </w:r>
       <w:r>
         <w:fldChar w:fldCharType="separate"/>
       </w:r>
       <w:r>
-        <w:rPr>
-          <w:rStyle w:val="41"/>
-        </w:rPr>
-        <w:t>4.4 市场与品牌经营</w:t>
-      </w:r>
-      <w:r>
-        <w:rPr>
-          <w:rFonts w:hint="eastAsia"/>
-        </w:rPr>
+        <w:t>2.4 农场上下文与数据隔离</w:t>
+      </w:r>
+      <w:r>
         <w:tab/>
       </w:r>
       <w:r>
-        <w:rPr>
-          <w:rFonts w:hint="eastAsia"/>
-        </w:rPr>
         <w:fldChar w:fldCharType="begin"/>
       </w:r>
       <w:r>
-        <w:rPr>
-          <w:rFonts w:hint="eastAsia"/>
-        </w:rPr>
-        <w:instrText xml:space="preserve"> </w:instrText>
-      </w:r>
-      <w:r>
-        <w:instrText xml:space="preserve">PAGEREF _Toc237082837 \h</w:instrText>
-      </w:r>
-      <w:r>
-        <w:rPr>
-          <w:rFonts w:hint="eastAsia"/>
-        </w:rPr>
-        <w:instrText xml:space="preserve"> </w:instrText>
-      </w:r>
-      <w:r>
-        <w:rPr>
-          <w:rFonts w:hint="eastAsia"/>
-        </w:rPr>
+        <w:instrText xml:space="preserve"> PAGEREF _Toc10838 \h </w:instrText>
+      </w:r>
+      <w:r>
         <w:fldChar w:fldCharType="separate"/>
       </w:r>
       <w:r>
-        <w:t>5</w:t>
-      </w:r>
-      <w:r>
-        <w:rPr>
-          <w:rFonts w:hint="eastAsia"/>
-        </w:rPr>
+        <w:t>11</w:t>
+      </w:r>
+      <w:r>
         <w:fldChar w:fldCharType="end"/>
       </w:r>
       <w:r>
-        <w:rPr>
-          <w:rFonts w:hint="eastAsia"/>
-        </w:rPr>
-        <w:fldChar w:fldCharType="end"/>
-      </w:r>
-    </w:p>
-    <w:p>
-      <w:pPr>
-        <w:pStyle w:val="18"/>
-        <w:tabs>
-          <w:tab w:val="right" w:leader="dot" w:pos="8722"/>
-        </w:tabs>
-        <w:ind w:left="1120"/>
-        <w:rPr>
-          <w:rFonts w:hint="eastAsia" w:asciiTheme="minorHAnsi" w:hAnsiTheme="minorHAnsi" w:eastAsiaTheme="minorEastAsia" w:cstheme="minorBidi"/>
-          <w:kern w:val="2"/>
-          <w:sz w:val="22"/>
-          <w:szCs w:val="24"/>
-          <w:lang w:eastAsia="zh-CN"/>
-          <w14:ligatures w14:val="standardContextual"/>
-        </w:rPr>
-      </w:pPr>
-      <w:r>
-        <w:fldChar w:fldCharType="begin"/>
-      </w:r>
-      <w:r>
-        <w:instrText xml:space="preserve"> HYPERLINK \l "_Toc237082838" </w:instrText>
-      </w:r>
-      <w:r>
-        <w:fldChar w:fldCharType="separate"/>
-      </w:r>
-      <w:r>
-        <w:rPr>
-          <w:rStyle w:val="41"/>
-        </w:rPr>
-        <w:t>4.5 机构知识服务</w:t>
-      </w:r>
-      <w:r>
-        <w:rPr>
-          <w:rFonts w:hint="eastAsia"/>
-        </w:rPr>
-        <w:tab/>
-      </w:r>
-      <w:r>
-        <w:rPr>
-          <w:rFonts w:hint="eastAsia"/>
-        </w:rPr>
-        <w:fldChar w:fldCharType="begin"/>
-      </w:r>
-      <w:r>
-        <w:rPr>
-          <w:rFonts w:hint="eastAsia"/>
-        </w:rPr>
-        <w:instrText xml:space="preserve"> </w:instrText>
-      </w:r>
-      <w:r>
-        <w:instrText xml:space="preserve">PAGEREF _Toc237082838 \h</w:instrText>
-      </w:r>
-      <w:r>
-        <w:rPr>
-          <w:rFonts w:hint="eastAsia"/>
-        </w:rPr>
-        <w:instrText xml:space="preserve"> </w:instrText>
-      </w:r>
-      <w:r>
-        <w:rPr>
-          <w:rFonts w:hint="eastAsia"/>
-        </w:rPr>
-        <w:fldChar w:fldCharType="separate"/>
-      </w:r>
-      <w:r>
-        <w:t>6</w:t>
-      </w:r>
-      <w:r>
-        <w:rPr>
-          <w:rFonts w:hint="eastAsia"/>
-        </w:rPr>
-        <w:fldChar w:fldCharType="end"/>
-      </w:r>
-      <w:r>
-        <w:rPr>
-          <w:rFonts w:hint="eastAsia"/>
-        </w:rPr>
         <w:fldChar w:fldCharType="end"/>
       </w:r>
     </w:p>
@@ -1633,155 +1351,40 @@
       <w:pPr>
         <w:pStyle w:val="27"/>
         <w:tabs>
-          <w:tab w:val="right" w:leader="dot" w:pos="8722"/>
+          <w:tab w:val="right" w:leader="dot" w:pos="8732"/>
         </w:tabs>
-        <w:ind w:left="560"/>
-        <w:rPr>
-          <w:rFonts w:hint="eastAsia" w:asciiTheme="minorHAnsi" w:hAnsiTheme="minorHAnsi" w:eastAsiaTheme="minorEastAsia" w:cstheme="minorBidi"/>
-          <w:kern w:val="2"/>
-          <w:sz w:val="22"/>
-          <w:szCs w:val="24"/>
-          <w:lang w:eastAsia="zh-CN"/>
-          <w14:ligatures w14:val="standardContextual"/>
-        </w:rPr>
       </w:pPr>
       <w:r>
         <w:fldChar w:fldCharType="begin"/>
       </w:r>
       <w:r>
-        <w:instrText xml:space="preserve"> HYPERLINK \l "_Toc237082839" </w:instrText>
+        <w:instrText xml:space="preserve"> HYPERLINK \l _Toc27792 </w:instrText>
       </w:r>
       <w:r>
         <w:fldChar w:fldCharType="separate"/>
       </w:r>
       <w:r>
-        <w:rPr>
-          <w:rStyle w:val="41"/>
-        </w:rPr>
-        <w:t>5. 社会价值</w:t>
-      </w:r>
-      <w:r>
-        <w:rPr>
-          <w:rFonts w:hint="eastAsia"/>
-        </w:rPr>
+        <w:t>3. 核心创新点</w:t>
+      </w:r>
+      <w:r>
         <w:tab/>
       </w:r>
       <w:r>
-        <w:rPr>
-          <w:rFonts w:hint="eastAsia"/>
-        </w:rPr>
         <w:fldChar w:fldCharType="begin"/>
       </w:r>
       <w:r>
-        <w:rPr>
-          <w:rFonts w:hint="eastAsia"/>
-        </w:rPr>
-        <w:instrText xml:space="preserve"> </w:instrText>
-      </w:r>
-      <w:r>
-        <w:instrText xml:space="preserve">PAGEREF _Toc237082839 \h</w:instrText>
-      </w:r>
-      <w:r>
-        <w:rPr>
-          <w:rFonts w:hint="eastAsia"/>
-        </w:rPr>
-        <w:instrText xml:space="preserve"> </w:instrText>
-      </w:r>
-      <w:r>
-        <w:rPr>
-          <w:rFonts w:hint="eastAsia"/>
-        </w:rPr>
+        <w:instrText xml:space="preserve"> PAGEREF _Toc27792 \h </w:instrText>
+      </w:r>
+      <w:r>
         <w:fldChar w:fldCharType="separate"/>
       </w:r>
       <w:r>
-        <w:t>6</w:t>
-      </w:r>
-      <w:r>
-        <w:rPr>
-          <w:rFonts w:hint="eastAsia"/>
-        </w:rPr>
+        <w:t>11</w:t>
+      </w:r>
+      <w:r>
         <w:fldChar w:fldCharType="end"/>
       </w:r>
       <w:r>
-        <w:rPr>
-          <w:rFonts w:hint="eastAsia"/>
-        </w:rPr>
-        <w:fldChar w:fldCharType="end"/>
-      </w:r>
-    </w:p>
-    <w:p>
-      <w:pPr>
-        <w:pStyle w:val="22"/>
-        <w:ind w:firstLine="560"/>
-        <w:rPr>
-          <w:rFonts w:hint="eastAsia" w:asciiTheme="minorHAnsi" w:hAnsiTheme="minorHAnsi" w:eastAsiaTheme="minorEastAsia" w:cstheme="minorBidi"/>
-          <w:kern w:val="2"/>
-          <w:sz w:val="22"/>
-          <w:szCs w:val="24"/>
-          <w14:ligatures w14:val="standardContextual"/>
-        </w:rPr>
-      </w:pPr>
-      <w:r>
-        <w:fldChar w:fldCharType="begin"/>
-      </w:r>
-      <w:r>
-        <w:instrText xml:space="preserve"> HYPERLINK \l "_Toc237082840" </w:instrText>
-      </w:r>
-      <w:r>
-        <w:fldChar w:fldCharType="separate"/>
-      </w:r>
-      <w:r>
-        <w:rPr>
-          <w:rStyle w:val="41"/>
-        </w:rPr>
-        <w:t>三、项目优势</w:t>
-      </w:r>
-      <w:r>
-        <w:rPr>
-          <w:rFonts w:hint="eastAsia"/>
-        </w:rPr>
-        <w:tab/>
-      </w:r>
-      <w:r>
-        <w:rPr>
-          <w:rFonts w:hint="eastAsia"/>
-        </w:rPr>
-        <w:fldChar w:fldCharType="begin"/>
-      </w:r>
-      <w:r>
-        <w:rPr>
-          <w:rFonts w:hint="eastAsia"/>
-        </w:rPr>
-        <w:instrText xml:space="preserve"> </w:instrText>
-      </w:r>
-      <w:r>
-        <w:instrText xml:space="preserve">PAGEREF _Toc237082840 \h</w:instrText>
-      </w:r>
-      <w:r>
-        <w:rPr>
-          <w:rFonts w:hint="eastAsia"/>
-        </w:rPr>
-        <w:instrText xml:space="preserve"> </w:instrText>
-      </w:r>
-      <w:r>
-        <w:rPr>
-          <w:rFonts w:hint="eastAsia"/>
-        </w:rPr>
-        <w:fldChar w:fldCharType="separate"/>
-      </w:r>
-      <w:r>
-        <w:t>7</w:t>
-      </w:r>
-      <w:r>
-        <w:rPr>
-          <w:rFonts w:hint="eastAsia"/>
-        </w:rPr>
-        <w:fldChar w:fldCharType="end"/>
-      </w:r>
-      <w:r>
-        <w:rPr>
-          <w:rFonts w:hint="eastAsia"/>
-        </w:rPr>
         <w:fldChar w:fldCharType="end"/>
       </w:r>
     </w:p>
@@ -1789,79 +1392,40 @@
       <w:pPr>
         <w:pStyle w:val="27"/>
         <w:tabs>
-          <w:tab w:val="right" w:leader="dot" w:pos="8722"/>
+          <w:tab w:val="right" w:leader="dot" w:pos="8732"/>
         </w:tabs>
-        <w:ind w:left="560"/>
-        <w:rPr>
-          <w:rFonts w:hint="eastAsia" w:asciiTheme="minorHAnsi" w:hAnsiTheme="minorHAnsi" w:eastAsiaTheme="minorEastAsia" w:cstheme="minorBidi"/>
-          <w:kern w:val="2"/>
-          <w:sz w:val="22"/>
-          <w:szCs w:val="24"/>
-          <w:lang w:eastAsia="zh-CN"/>
-          <w14:ligatures w14:val="standardContextual"/>
-        </w:rPr>
       </w:pPr>
       <w:r>
         <w:fldChar w:fldCharType="begin"/>
       </w:r>
       <w:r>
-        <w:instrText xml:space="preserve"> HYPERLINK \l "_Toc237082841" </w:instrText>
+        <w:instrText xml:space="preserve"> HYPERLINK \l _Toc31474 </w:instrText>
       </w:r>
       <w:r>
         <w:fldChar w:fldCharType="separate"/>
       </w:r>
       <w:r>
-        <w:rPr>
-          <w:rStyle w:val="41"/>
-        </w:rPr>
-        <w:t>1. 产品与服务体系</w:t>
-      </w:r>
-      <w:r>
-        <w:rPr>
-          <w:rFonts w:hint="eastAsia"/>
-        </w:rPr>
+        <w:t>4. 技术可行性与成熟度</w:t>
+      </w:r>
+      <w:r>
         <w:tab/>
       </w:r>
       <w:r>
-        <w:rPr>
-          <w:rFonts w:hint="eastAsia"/>
-        </w:rPr>
         <w:fldChar w:fldCharType="begin"/>
       </w:r>
       <w:r>
-        <w:rPr>
-          <w:rFonts w:hint="eastAsia"/>
-        </w:rPr>
-        <w:instrText xml:space="preserve"> </w:instrText>
-      </w:r>
-      <w:r>
-        <w:instrText xml:space="preserve">PAGEREF _Toc237082841 \h</w:instrText>
-      </w:r>
-      <w:r>
-        <w:rPr>
-          <w:rFonts w:hint="eastAsia"/>
-        </w:rPr>
-        <w:instrText xml:space="preserve"> </w:instrText>
-      </w:r>
-      <w:r>
-        <w:rPr>
-          <w:rFonts w:hint="eastAsia"/>
-        </w:rPr>
+        <w:instrText xml:space="preserve"> PAGEREF _Toc31474 \h </w:instrText>
+      </w:r>
+      <w:r>
         <w:fldChar w:fldCharType="separate"/>
       </w:r>
       <w:r>
-        <w:t>7</w:t>
-      </w:r>
-      <w:r>
-        <w:rPr>
-          <w:rFonts w:hint="eastAsia"/>
-        </w:rPr>
+        <w:t>12</w:t>
+      </w:r>
+      <w:r>
         <w:fldChar w:fldCharType="end"/>
       </w:r>
       <w:r>
-        <w:rPr>
-          <w:rFonts w:hint="eastAsia"/>
-        </w:rPr>
         <w:fldChar w:fldCharType="end"/>
       </w:r>
     </w:p>
@@ -1869,399 +1433,82 @@
       <w:pPr>
         <w:pStyle w:val="27"/>
         <w:tabs>
-          <w:tab w:val="right" w:leader="dot" w:pos="8722"/>
+          <w:tab w:val="right" w:leader="dot" w:pos="8732"/>
         </w:tabs>
-        <w:ind w:left="560"/>
-        <w:rPr>
-          <w:rFonts w:hint="eastAsia" w:asciiTheme="minorHAnsi" w:hAnsiTheme="minorHAnsi" w:eastAsiaTheme="minorEastAsia" w:cstheme="minorBidi"/>
-          <w:kern w:val="2"/>
-          <w:sz w:val="22"/>
-          <w:szCs w:val="24"/>
-          <w:lang w:eastAsia="zh-CN"/>
-          <w14:ligatures w14:val="standardContextual"/>
-        </w:rPr>
       </w:pPr>
       <w:r>
         <w:fldChar w:fldCharType="begin"/>
       </w:r>
       <w:r>
-        <w:instrText xml:space="preserve"> HYPERLINK \l "_Toc237082842" </w:instrText>
+        <w:instrText xml:space="preserve"> HYPERLINK \l _Toc27017 </w:instrText>
       </w:r>
       <w:r>
         <w:fldChar w:fldCharType="separate"/>
       </w:r>
       <w:r>
-        <w:rPr>
-          <w:rStyle w:val="41"/>
-        </w:rPr>
-        <w:t>2. 技术原理</w:t>
-      </w:r>
-      <w:r>
-        <w:rPr>
-          <w:rFonts w:hint="eastAsia"/>
-        </w:rPr>
+        <w:t>5. 可持续竞争力</w:t>
+      </w:r>
+      <w:r>
         <w:tab/>
       </w:r>
       <w:r>
-        <w:rPr>
-          <w:rFonts w:hint="eastAsia"/>
-        </w:rPr>
         <w:fldChar w:fldCharType="begin"/>
       </w:r>
       <w:r>
-        <w:rPr>
-          <w:rFonts w:hint="eastAsia"/>
-        </w:rPr>
-        <w:instrText xml:space="preserve"> </w:instrText>
-      </w:r>
-      <w:r>
-        <w:instrText xml:space="preserve">PAGEREF _Toc237082842 \h</w:instrText>
-      </w:r>
-      <w:r>
-        <w:rPr>
-          <w:rFonts w:hint="eastAsia"/>
-        </w:rPr>
-        <w:instrText xml:space="preserve"> </w:instrText>
-      </w:r>
-      <w:r>
-        <w:rPr>
-          <w:rFonts w:hint="eastAsia"/>
-        </w:rPr>
+        <w:instrText xml:space="preserve"> PAGEREF _Toc27017 \h </w:instrText>
+      </w:r>
+      <w:r>
         <w:fldChar w:fldCharType="separate"/>
       </w:r>
       <w:r>
-        <w:t>8</w:t>
-      </w:r>
-      <w:r>
-        <w:rPr>
-          <w:rFonts w:hint="eastAsia"/>
-        </w:rPr>
+        <w:t>12</w:t>
+      </w:r>
+      <w:r>
         <w:fldChar w:fldCharType="end"/>
       </w:r>
       <w:r>
-        <w:rPr>
-          <w:rFonts w:hint="eastAsia"/>
-        </w:rPr>
         <w:fldChar w:fldCharType="end"/>
       </w:r>
     </w:p>
     <w:p>
       <w:pPr>
-        <w:pStyle w:val="18"/>
+        <w:pStyle w:val="22"/>
         <w:tabs>
-          <w:tab w:val="right" w:leader="dot" w:pos="8722"/>
+          <w:tab w:val="right" w:leader="dot" w:pos="8732"/>
+          <w:tab w:val="clear" w:pos="9060"/>
         </w:tabs>
-        <w:ind w:left="1120"/>
-        <w:rPr>
-          <w:rFonts w:hint="eastAsia" w:asciiTheme="minorHAnsi" w:hAnsiTheme="minorHAnsi" w:eastAsiaTheme="minorEastAsia" w:cstheme="minorBidi"/>
-          <w:kern w:val="2"/>
-          <w:sz w:val="22"/>
-          <w:szCs w:val="24"/>
-          <w:lang w:eastAsia="zh-CN"/>
-          <w14:ligatures w14:val="standardContextual"/>
-        </w:rPr>
       </w:pPr>
       <w:r>
         <w:fldChar w:fldCharType="begin"/>
       </w:r>
       <w:r>
-        <w:instrText xml:space="preserve"> HYPERLINK \l "_Toc237082843" </w:instrText>
+        <w:instrText xml:space="preserve"> HYPERLINK \l _Toc17855 </w:instrText>
       </w:r>
       <w:r>
         <w:fldChar w:fldCharType="separate"/>
       </w:r>
       <w:r>
-        <w:rPr>
-          <w:rStyle w:val="41"/>
-        </w:rPr>
-        <w:t>2.1 多智能体任务协同</w:t>
-      </w:r>
-      <w:r>
-        <w:rPr>
-          <w:rFonts w:hint="eastAsia"/>
-        </w:rPr>
+        <w:t>四、市场分析</w:t>
+      </w:r>
+      <w:r>
         <w:tab/>
       </w:r>
       <w:r>
-        <w:rPr>
-          <w:rFonts w:hint="eastAsia"/>
-        </w:rPr>
         <w:fldChar w:fldCharType="begin"/>
       </w:r>
       <w:r>
-        <w:rPr>
-          <w:rFonts w:hint="eastAsia"/>
-        </w:rPr>
-        <w:instrText xml:space="preserve"> </w:instrText>
-      </w:r>
-      <w:r>
-        <w:instrText xml:space="preserve">PAGEREF _Toc237082843 \h</w:instrText>
-      </w:r>
-      <w:r>
-        <w:rPr>
-          <w:rFonts w:hint="eastAsia"/>
-        </w:rPr>
-        <w:instrText xml:space="preserve"> </w:instrText>
-      </w:r>
-      <w:r>
-        <w:rPr>
-          <w:rFonts w:hint="eastAsia"/>
-        </w:rPr>
+        <w:instrText xml:space="preserve"> PAGEREF _Toc17855 \h </w:instrText>
+      </w:r>
+      <w:r>
         <w:fldChar w:fldCharType="separate"/>
       </w:r>
       <w:r>
-        <w:t>8</w:t>
-      </w:r>
-      <w:r>
-        <w:rPr>
-          <w:rFonts w:hint="eastAsia"/>
-        </w:rPr>
+        <w:t>13</w:t>
+      </w:r>
+      <w:r>
         <w:fldChar w:fldCharType="end"/>
       </w:r>
       <w:r>
-        <w:rPr>
-          <w:rFonts w:hint="eastAsia"/>
-        </w:rPr>
-        <w:fldChar w:fldCharType="end"/>
-      </w:r>
-    </w:p>
-    <w:p>
-      <w:pPr>
-        <w:pStyle w:val="18"/>
-        <w:tabs>
-          <w:tab w:val="right" w:leader="dot" w:pos="8722"/>
-        </w:tabs>
-        <w:ind w:left="1120"/>
-        <w:rPr>
-          <w:rFonts w:hint="eastAsia" w:asciiTheme="minorHAnsi" w:hAnsiTheme="minorHAnsi" w:eastAsiaTheme="minorEastAsia" w:cstheme="minorBidi"/>
-          <w:kern w:val="2"/>
-          <w:sz w:val="22"/>
-          <w:szCs w:val="24"/>
-          <w:lang w:eastAsia="zh-CN"/>
-          <w14:ligatures w14:val="standardContextual"/>
-        </w:rPr>
-      </w:pPr>
-      <w:r>
-        <w:fldChar w:fldCharType="begin"/>
-      </w:r>
-      <w:r>
-        <w:instrText xml:space="preserve"> HYPERLINK \l "_Toc237082844" </w:instrText>
-      </w:r>
-      <w:r>
-        <w:fldChar w:fldCharType="separate"/>
-      </w:r>
-      <w:r>
-        <w:rPr>
-          <w:rStyle w:val="41"/>
-        </w:rPr>
-        <w:t>2.2 农业知识增强检索</w:t>
-      </w:r>
-      <w:r>
-        <w:rPr>
-          <w:rFonts w:hint="eastAsia"/>
-        </w:rPr>
-        <w:tab/>
-      </w:r>
-      <w:r>
-        <w:rPr>
-          <w:rFonts w:hint="eastAsia"/>
-        </w:rPr>
-        <w:fldChar w:fldCharType="begin"/>
-      </w:r>
-      <w:r>
-        <w:rPr>
-          <w:rFonts w:hint="eastAsia"/>
-        </w:rPr>
-        <w:instrText xml:space="preserve"> </w:instrText>
-      </w:r>
-      <w:r>
-        <w:instrText xml:space="preserve">PAGEREF _Toc237082844 \h</w:instrText>
-      </w:r>
-      <w:r>
-        <w:rPr>
-          <w:rFonts w:hint="eastAsia"/>
-        </w:rPr>
-        <w:instrText xml:space="preserve"> </w:instrText>
-      </w:r>
-      <w:r>
-        <w:rPr>
-          <w:rFonts w:hint="eastAsia"/>
-        </w:rPr>
-        <w:fldChar w:fldCharType="separate"/>
-      </w:r>
-      <w:r>
-        <w:t>8</w:t>
-      </w:r>
-      <w:r>
-        <w:rPr>
-          <w:rFonts w:hint="eastAsia"/>
-        </w:rPr>
-        <w:fldChar w:fldCharType="end"/>
-      </w:r>
-      <w:r>
-        <w:rPr>
-          <w:rFonts w:hint="eastAsia"/>
-        </w:rPr>
-        <w:fldChar w:fldCharType="end"/>
-      </w:r>
-    </w:p>
-    <w:p>
-      <w:pPr>
-        <w:pStyle w:val="18"/>
-        <w:tabs>
-          <w:tab w:val="right" w:leader="dot" w:pos="8722"/>
-        </w:tabs>
-        <w:ind w:left="1120"/>
-        <w:rPr>
-          <w:rFonts w:hint="eastAsia" w:asciiTheme="minorHAnsi" w:hAnsiTheme="minorHAnsi" w:eastAsiaTheme="minorEastAsia" w:cstheme="minorBidi"/>
-          <w:kern w:val="2"/>
-          <w:sz w:val="22"/>
-          <w:szCs w:val="24"/>
-          <w:lang w:eastAsia="zh-CN"/>
-          <w14:ligatures w14:val="standardContextual"/>
-        </w:rPr>
-      </w:pPr>
-      <w:r>
-        <w:fldChar w:fldCharType="begin"/>
-      </w:r>
-      <w:r>
-        <w:instrText xml:space="preserve"> HYPERLINK \l "_Toc237082845" </w:instrText>
-      </w:r>
-      <w:r>
-        <w:fldChar w:fldCharType="separate"/>
-      </w:r>
-      <w:r>
-        <w:rPr>
-          <w:rStyle w:val="41"/>
-        </w:rPr>
-        <w:t>2.3 工具与外部信息连接</w:t>
-      </w:r>
-      <w:r>
-        <w:rPr>
-          <w:rFonts w:hint="eastAsia"/>
-        </w:rPr>
-        <w:tab/>
-      </w:r>
-      <w:r>
-        <w:rPr>
-          <w:rFonts w:hint="eastAsia"/>
-        </w:rPr>
-        <w:fldChar w:fldCharType="begin"/>
-      </w:r>
-      <w:r>
-        <w:rPr>
-          <w:rFonts w:hint="eastAsia"/>
-        </w:rPr>
-        <w:instrText xml:space="preserve"> </w:instrText>
-      </w:r>
-      <w:r>
-        <w:instrText xml:space="preserve">PAGEREF _Toc237082845 \h</w:instrText>
-      </w:r>
-      <w:r>
-        <w:rPr>
-          <w:rFonts w:hint="eastAsia"/>
-        </w:rPr>
-        <w:instrText xml:space="preserve"> </w:instrText>
-      </w:r>
-      <w:r>
-        <w:rPr>
-          <w:rFonts w:hint="eastAsia"/>
-        </w:rPr>
-        <w:fldChar w:fldCharType="separate"/>
-      </w:r>
-      <w:r>
-        <w:t>9</w:t>
-      </w:r>
-      <w:r>
-        <w:rPr>
-          <w:rFonts w:hint="eastAsia"/>
-        </w:rPr>
-        <w:fldChar w:fldCharType="end"/>
-      </w:r>
-      <w:r>
-        <w:rPr>
-          <w:rFonts w:hint="eastAsia"/>
-        </w:rPr>
-        <w:fldChar w:fldCharType="end"/>
-      </w:r>
-    </w:p>
-    <w:p>
-      <w:pPr>
-        <w:pStyle w:val="18"/>
-        <w:tabs>
-          <w:tab w:val="right" w:leader="dot" w:pos="8722"/>
-        </w:tabs>
-        <w:ind w:left="1120"/>
-        <w:rPr>
-          <w:rFonts w:hint="eastAsia" w:asciiTheme="minorHAnsi" w:hAnsiTheme="minorHAnsi" w:eastAsiaTheme="minorEastAsia" w:cstheme="minorBidi"/>
-          <w:kern w:val="2"/>
-          <w:sz w:val="22"/>
-          <w:szCs w:val="24"/>
-          <w:lang w:eastAsia="zh-CN"/>
-          <w14:ligatures w14:val="standardContextual"/>
-        </w:rPr>
-      </w:pPr>
-      <w:r>
-        <w:fldChar w:fldCharType="begin"/>
-      </w:r>
-      <w:r>
-        <w:instrText xml:space="preserve"> HYPERLINK \l "_Toc237082846" </w:instrText>
-      </w:r>
-      <w:r>
-        <w:fldChar w:fldCharType="separate"/>
-      </w:r>
-      <w:r>
-        <w:rPr>
-          <w:rStyle w:val="41"/>
-        </w:rPr>
-        <w:t>2.4 农场上下文与数据隔离</w:t>
-      </w:r>
-      <w:r>
-        <w:rPr>
-          <w:rFonts w:hint="eastAsia"/>
-        </w:rPr>
-        <w:tab/>
-      </w:r>
-      <w:r>
-        <w:rPr>
-          <w:rFonts w:hint="eastAsia"/>
-        </w:rPr>
-        <w:fldChar w:fldCharType="begin"/>
-      </w:r>
-      <w:r>
-        <w:rPr>
-          <w:rFonts w:hint="eastAsia"/>
-        </w:rPr>
-        <w:instrText xml:space="preserve"> </w:instrText>
-      </w:r>
-      <w:r>
-        <w:instrText xml:space="preserve">PAGEREF _Toc237082846 \h</w:instrText>
-      </w:r>
-      <w:r>
-        <w:rPr>
-          <w:rFonts w:hint="eastAsia"/>
-        </w:rPr>
-        <w:instrText xml:space="preserve"> </w:instrText>
-      </w:r>
-      <w:r>
-        <w:rPr>
-          <w:rFonts w:hint="eastAsia"/>
-        </w:rPr>
-        <w:fldChar w:fldCharType="separate"/>
-      </w:r>
-      <w:r>
-        <w:t>9</w:t>
-      </w:r>
-      <w:r>
-        <w:rPr>
-          <w:rFonts w:hint="eastAsia"/>
-        </w:rPr>
-        <w:fldChar w:fldCharType="end"/>
-      </w:r>
-      <w:r>
-        <w:rPr>
-          <w:rFonts w:hint="eastAsia"/>
-        </w:rPr>
         <w:fldChar w:fldCharType="end"/>
       </w:r>
     </w:p>
@@ -2269,79 +1516,40 @@
       <w:pPr>
         <w:pStyle w:val="27"/>
         <w:tabs>
-          <w:tab w:val="right" w:leader="dot" w:pos="8722"/>
+          <w:tab w:val="right" w:leader="dot" w:pos="8732"/>
         </w:tabs>
-        <w:ind w:left="560"/>
-        <w:rPr>
-          <w:rFonts w:hint="eastAsia" w:asciiTheme="minorHAnsi" w:hAnsiTheme="minorHAnsi" w:eastAsiaTheme="minorEastAsia" w:cstheme="minorBidi"/>
-          <w:kern w:val="2"/>
-          <w:sz w:val="22"/>
-          <w:szCs w:val="24"/>
-          <w:lang w:eastAsia="zh-CN"/>
-          <w14:ligatures w14:val="standardContextual"/>
-        </w:rPr>
       </w:pPr>
       <w:r>
         <w:fldChar w:fldCharType="begin"/>
       </w:r>
       <w:r>
-        <w:instrText xml:space="preserve"> HYPERLINK \l "_Toc237082847" </w:instrText>
+        <w:instrText xml:space="preserve"> HYPERLINK \l _Toc6549 </w:instrText>
       </w:r>
       <w:r>
         <w:fldChar w:fldCharType="separate"/>
       </w:r>
       <w:r>
-        <w:rPr>
-          <w:rStyle w:val="41"/>
-        </w:rPr>
-        <w:t>3. 核心创新点</w:t>
-      </w:r>
-      <w:r>
-        <w:rPr>
-          <w:rFonts w:hint="eastAsia"/>
-        </w:rPr>
+        <w:t>1. 行业与政策环境</w:t>
+      </w:r>
+      <w:r>
         <w:tab/>
       </w:r>
       <w:r>
-        <w:rPr>
-          <w:rFonts w:hint="eastAsia"/>
-        </w:rPr>
         <w:fldChar w:fldCharType="begin"/>
       </w:r>
       <w:r>
-        <w:rPr>
-          <w:rFonts w:hint="eastAsia"/>
-        </w:rPr>
-        <w:instrText xml:space="preserve"> </w:instrText>
-      </w:r>
-      <w:r>
-        <w:instrText xml:space="preserve">PAGEREF _Toc237082847 \h</w:instrText>
-      </w:r>
-      <w:r>
-        <w:rPr>
-          <w:rFonts w:hint="eastAsia"/>
-        </w:rPr>
-        <w:instrText xml:space="preserve"> </w:instrText>
-      </w:r>
-      <w:r>
-        <w:rPr>
-          <w:rFonts w:hint="eastAsia"/>
-        </w:rPr>
+        <w:instrText xml:space="preserve"> PAGEREF _Toc6549 \h </w:instrText>
+      </w:r>
+      <w:r>
         <w:fldChar w:fldCharType="separate"/>
       </w:r>
       <w:r>
-        <w:t>9</w:t>
-      </w:r>
-      <w:r>
-        <w:rPr>
-          <w:rFonts w:hint="eastAsia"/>
-        </w:rPr>
+        <w:t>13</w:t>
+      </w:r>
+      <w:r>
         <w:fldChar w:fldCharType="end"/>
       </w:r>
       <w:r>
-        <w:rPr>
-          <w:rFonts w:hint="eastAsia"/>
-        </w:rPr>
         <w:fldChar w:fldCharType="end"/>
       </w:r>
     </w:p>
@@ -2349,79 +1557,40 @@
       <w:pPr>
         <w:pStyle w:val="27"/>
         <w:tabs>
-          <w:tab w:val="right" w:leader="dot" w:pos="8722"/>
+          <w:tab w:val="right" w:leader="dot" w:pos="8732"/>
         </w:tabs>
-        <w:ind w:left="560"/>
-        <w:rPr>
-          <w:rFonts w:hint="eastAsia" w:asciiTheme="minorHAnsi" w:hAnsiTheme="minorHAnsi" w:eastAsiaTheme="minorEastAsia" w:cstheme="minorBidi"/>
-          <w:kern w:val="2"/>
-          <w:sz w:val="22"/>
-          <w:szCs w:val="24"/>
-          <w:lang w:eastAsia="zh-CN"/>
-          <w14:ligatures w14:val="standardContextual"/>
-        </w:rPr>
       </w:pPr>
       <w:r>
         <w:fldChar w:fldCharType="begin"/>
       </w:r>
       <w:r>
-        <w:instrText xml:space="preserve"> HYPERLINK \l "_Toc237082848" </w:instrText>
+        <w:instrText xml:space="preserve"> HYPERLINK \l _Toc860 </w:instrText>
       </w:r>
       <w:r>
         <w:fldChar w:fldCharType="separate"/>
       </w:r>
       <w:r>
-        <w:rPr>
-          <w:rStyle w:val="41"/>
-        </w:rPr>
-        <w:t>4. 技术可行性与成熟度</w:t>
-      </w:r>
-      <w:r>
-        <w:rPr>
-          <w:rFonts w:hint="eastAsia"/>
-        </w:rPr>
+        <w:t>2. 市场需求基础</w:t>
+      </w:r>
+      <w:r>
         <w:tab/>
       </w:r>
       <w:r>
-        <w:rPr>
-          <w:rFonts w:hint="eastAsia"/>
-        </w:rPr>
         <w:fldChar w:fldCharType="begin"/>
       </w:r>
       <w:r>
-        <w:rPr>
-          <w:rFonts w:hint="eastAsia"/>
-        </w:rPr>
-        <w:instrText xml:space="preserve"> </w:instrText>
-      </w:r>
-      <w:r>
-        <w:instrText xml:space="preserve">PAGEREF _Toc237082848 \h</w:instrText>
-      </w:r>
-      <w:r>
-        <w:rPr>
-          <w:rFonts w:hint="eastAsia"/>
-        </w:rPr>
-        <w:instrText xml:space="preserve"> </w:instrText>
-      </w:r>
-      <w:r>
-        <w:rPr>
-          <w:rFonts w:hint="eastAsia"/>
-        </w:rPr>
+        <w:instrText xml:space="preserve"> PAGEREF _Toc860 \h </w:instrText>
+      </w:r>
+      <w:r>
         <w:fldChar w:fldCharType="separate"/>
       </w:r>
       <w:r>
-        <w:t>10</w:t>
-      </w:r>
-      <w:r>
-        <w:rPr>
-          <w:rFonts w:hint="eastAsia"/>
-        </w:rPr>
+        <w:t>13</w:t>
+      </w:r>
+      <w:r>
         <w:fldChar w:fldCharType="end"/>
       </w:r>
       <w:r>
-        <w:rPr>
-          <w:rFonts w:hint="eastAsia"/>
-        </w:rPr>
         <w:fldChar w:fldCharType="end"/>
       </w:r>
     </w:p>
@@ -2429,155 +1598,40 @@
       <w:pPr>
         <w:pStyle w:val="27"/>
         <w:tabs>
-          <w:tab w:val="right" w:leader="dot" w:pos="8722"/>
+          <w:tab w:val="right" w:leader="dot" w:pos="8732"/>
         </w:tabs>
-        <w:ind w:left="560"/>
-        <w:rPr>
-          <w:rFonts w:hint="eastAsia" w:asciiTheme="minorHAnsi" w:hAnsiTheme="minorHAnsi" w:eastAsiaTheme="minorEastAsia" w:cstheme="minorBidi"/>
-          <w:kern w:val="2"/>
-          <w:sz w:val="22"/>
-          <w:szCs w:val="24"/>
-          <w:lang w:eastAsia="zh-CN"/>
-          <w14:ligatures w14:val="standardContextual"/>
-        </w:rPr>
       </w:pPr>
       <w:r>
         <w:fldChar w:fldCharType="begin"/>
       </w:r>
       <w:r>
-        <w:instrText xml:space="preserve"> HYPERLINK \l "_Toc237082849" </w:instrText>
+        <w:instrText xml:space="preserve"> HYPERLINK \l _Toc31263 </w:instrText>
       </w:r>
       <w:r>
         <w:fldChar w:fldCharType="separate"/>
       </w:r>
       <w:r>
-        <w:rPr>
-          <w:rStyle w:val="41"/>
-        </w:rPr>
-        <w:t>5. 可持续竞争力</w:t>
-      </w:r>
-      <w:r>
-        <w:rPr>
-          <w:rFonts w:hint="eastAsia"/>
-        </w:rPr>
+        <w:t>3. 目标市场测算</w:t>
+      </w:r>
+      <w:r>
         <w:tab/>
       </w:r>
       <w:r>
-        <w:rPr>
-          <w:rFonts w:hint="eastAsia"/>
-        </w:rPr>
         <w:fldChar w:fldCharType="begin"/>
       </w:r>
       <w:r>
-        <w:rPr>
-          <w:rFonts w:hint="eastAsia"/>
-        </w:rPr>
-        <w:instrText xml:space="preserve"> </w:instrText>
-      </w:r>
-      <w:r>
-        <w:instrText xml:space="preserve">PAGEREF _Toc237082849 \h</w:instrText>
-      </w:r>
-      <w:r>
-        <w:rPr>
-          <w:rFonts w:hint="eastAsia"/>
-        </w:rPr>
-        <w:instrText xml:space="preserve"> </w:instrText>
-      </w:r>
-      <w:r>
-        <w:rPr>
-          <w:rFonts w:hint="eastAsia"/>
-        </w:rPr>
+        <w:instrText xml:space="preserve"> PAGEREF _Toc31263 \h </w:instrText>
+      </w:r>
+      <w:r>
         <w:fldChar w:fldCharType="separate"/>
       </w:r>
       <w:r>
-        <w:t>10</w:t>
-      </w:r>
-      <w:r>
-        <w:rPr>
-          <w:rFonts w:hint="eastAsia"/>
-        </w:rPr>
+        <w:t>14</w:t>
+      </w:r>
+      <w:r>
         <w:fldChar w:fldCharType="end"/>
       </w:r>
       <w:r>
-        <w:rPr>
-          <w:rFonts w:hint="eastAsia"/>
-        </w:rPr>
-        <w:fldChar w:fldCharType="end"/>
-      </w:r>
-    </w:p>
-    <w:p>
-      <w:pPr>
-        <w:pStyle w:val="22"/>
-        <w:ind w:firstLine="560"/>
-        <w:rPr>
-          <w:rFonts w:hint="eastAsia" w:asciiTheme="minorHAnsi" w:hAnsiTheme="minorHAnsi" w:eastAsiaTheme="minorEastAsia" w:cstheme="minorBidi"/>
-          <w:kern w:val="2"/>
-          <w:sz w:val="22"/>
-          <w:szCs w:val="24"/>
-          <w14:ligatures w14:val="standardContextual"/>
-        </w:rPr>
-      </w:pPr>
-      <w:r>
-        <w:fldChar w:fldCharType="begin"/>
-      </w:r>
-      <w:r>
-        <w:instrText xml:space="preserve"> HYPERLINK \l "_Toc237082850" </w:instrText>
-      </w:r>
-      <w:r>
-        <w:fldChar w:fldCharType="separate"/>
-      </w:r>
-      <w:r>
-        <w:rPr>
-          <w:rStyle w:val="41"/>
-        </w:rPr>
-        <w:t>四、市场分析</w:t>
-      </w:r>
-      <w:r>
-        <w:rPr>
-          <w:rFonts w:hint="eastAsia"/>
-        </w:rPr>
-        <w:tab/>
-      </w:r>
-      <w:r>
-        <w:rPr>
-          <w:rFonts w:hint="eastAsia"/>
-        </w:rPr>
-        <w:fldChar w:fldCharType="begin"/>
-      </w:r>
-      <w:r>
-        <w:rPr>
-          <w:rFonts w:hint="eastAsia"/>
-        </w:rPr>
-        <w:instrText xml:space="preserve"> </w:instrText>
-      </w:r>
-      <w:r>
-        <w:instrText xml:space="preserve">PAGEREF _Toc237082850 \h</w:instrText>
-      </w:r>
-      <w:r>
-        <w:rPr>
-          <w:rFonts w:hint="eastAsia"/>
-        </w:rPr>
-        <w:instrText xml:space="preserve"> </w:instrText>
-      </w:r>
-      <w:r>
-        <w:rPr>
-          <w:rFonts w:hint="eastAsia"/>
-        </w:rPr>
-        <w:fldChar w:fldCharType="separate"/>
-      </w:r>
-      <w:r>
-        <w:t>11</w:t>
-      </w:r>
-      <w:r>
-        <w:rPr>
-          <w:rFonts w:hint="eastAsia"/>
-        </w:rPr>
-        <w:fldChar w:fldCharType="end"/>
-      </w:r>
-      <w:r>
-        <w:rPr>
-          <w:rFonts w:hint="eastAsia"/>
-        </w:rPr>
         <w:fldChar w:fldCharType="end"/>
       </w:r>
     </w:p>
@@ -2585,79 +1639,40 @@
       <w:pPr>
         <w:pStyle w:val="27"/>
         <w:tabs>
-          <w:tab w:val="right" w:leader="dot" w:pos="8722"/>
+          <w:tab w:val="right" w:leader="dot" w:pos="8732"/>
         </w:tabs>
-        <w:ind w:left="560"/>
-        <w:rPr>
-          <w:rFonts w:hint="eastAsia" w:asciiTheme="minorHAnsi" w:hAnsiTheme="minorHAnsi" w:eastAsiaTheme="minorEastAsia" w:cstheme="minorBidi"/>
-          <w:kern w:val="2"/>
-          <w:sz w:val="22"/>
-          <w:szCs w:val="24"/>
-          <w:lang w:eastAsia="zh-CN"/>
-          <w14:ligatures w14:val="standardContextual"/>
-        </w:rPr>
       </w:pPr>
       <w:r>
         <w:fldChar w:fldCharType="begin"/>
       </w:r>
       <w:r>
-        <w:instrText xml:space="preserve"> HYPERLINK \l "_Toc237082851" </w:instrText>
+        <w:instrText xml:space="preserve"> HYPERLINK \l _Toc3519 </w:instrText>
       </w:r>
       <w:r>
         <w:fldChar w:fldCharType="separate"/>
       </w:r>
       <w:r>
-        <w:rPr>
-          <w:rStyle w:val="41"/>
-        </w:rPr>
-        <w:t>1. 行业与政策环境</w:t>
-      </w:r>
-      <w:r>
-        <w:rPr>
-          <w:rFonts w:hint="eastAsia"/>
-        </w:rPr>
+        <w:t>4. 客户痛点与采购逻辑</w:t>
+      </w:r>
+      <w:r>
         <w:tab/>
       </w:r>
       <w:r>
-        <w:rPr>
-          <w:rFonts w:hint="eastAsia"/>
-        </w:rPr>
         <w:fldChar w:fldCharType="begin"/>
       </w:r>
       <w:r>
-        <w:rPr>
-          <w:rFonts w:hint="eastAsia"/>
-        </w:rPr>
-        <w:instrText xml:space="preserve"> </w:instrText>
-      </w:r>
-      <w:r>
-        <w:instrText xml:space="preserve">PAGEREF _Toc237082851 \h</w:instrText>
-      </w:r>
-      <w:r>
-        <w:rPr>
-          <w:rFonts w:hint="eastAsia"/>
-        </w:rPr>
-        <w:instrText xml:space="preserve"> </w:instrText>
-      </w:r>
-      <w:r>
-        <w:rPr>
-          <w:rFonts w:hint="eastAsia"/>
-        </w:rPr>
+        <w:instrText xml:space="preserve"> PAGEREF _Toc3519 \h </w:instrText>
+      </w:r>
+      <w:r>
         <w:fldChar w:fldCharType="separate"/>
       </w:r>
       <w:r>
-        <w:t>11</w:t>
-      </w:r>
-      <w:r>
-        <w:rPr>
-          <w:rFonts w:hint="eastAsia"/>
-        </w:rPr>
+        <w:t>15</w:t>
+      </w:r>
+      <w:r>
         <w:fldChar w:fldCharType="end"/>
       </w:r>
       <w:r>
-        <w:rPr>
-          <w:rFonts w:hint="eastAsia"/>
-        </w:rPr>
         <w:fldChar w:fldCharType="end"/>
       </w:r>
     </w:p>
@@ -2665,79 +1680,40 @@
       <w:pPr>
         <w:pStyle w:val="27"/>
         <w:tabs>
-          <w:tab w:val="right" w:leader="dot" w:pos="8722"/>
+          <w:tab w:val="right" w:leader="dot" w:pos="8732"/>
         </w:tabs>
-        <w:ind w:left="560"/>
-        <w:rPr>
-          <w:rFonts w:hint="eastAsia" w:asciiTheme="minorHAnsi" w:hAnsiTheme="minorHAnsi" w:eastAsiaTheme="minorEastAsia" w:cstheme="minorBidi"/>
-          <w:kern w:val="2"/>
-          <w:sz w:val="22"/>
-          <w:szCs w:val="24"/>
-          <w:lang w:eastAsia="zh-CN"/>
-          <w14:ligatures w14:val="standardContextual"/>
-        </w:rPr>
       </w:pPr>
       <w:r>
         <w:fldChar w:fldCharType="begin"/>
       </w:r>
       <w:r>
-        <w:instrText xml:space="preserve"> HYPERLINK \l "_Toc237082852" </w:instrText>
+        <w:instrText xml:space="preserve"> HYPERLINK \l _Toc28305 </w:instrText>
       </w:r>
       <w:r>
         <w:fldChar w:fldCharType="separate"/>
       </w:r>
       <w:r>
-        <w:rPr>
-          <w:rStyle w:val="41"/>
-        </w:rPr>
-        <w:t>2. 市场需求基础</w:t>
-      </w:r>
-      <w:r>
-        <w:rPr>
-          <w:rFonts w:hint="eastAsia"/>
-        </w:rPr>
+        <w:t>5. 竞争格局</w:t>
+      </w:r>
+      <w:r>
         <w:tab/>
       </w:r>
       <w:r>
-        <w:rPr>
-          <w:rFonts w:hint="eastAsia"/>
-        </w:rPr>
         <w:fldChar w:fldCharType="begin"/>
       </w:r>
       <w:r>
-        <w:rPr>
-          <w:rFonts w:hint="eastAsia"/>
-        </w:rPr>
-        <w:instrText xml:space="preserve"> </w:instrText>
-      </w:r>
-      <w:r>
-        <w:instrText xml:space="preserve">PAGEREF _Toc237082852 \h</w:instrText>
-      </w:r>
-      <w:r>
-        <w:rPr>
-          <w:rFonts w:hint="eastAsia"/>
-        </w:rPr>
-        <w:instrText xml:space="preserve"> </w:instrText>
-      </w:r>
-      <w:r>
-        <w:rPr>
-          <w:rFonts w:hint="eastAsia"/>
-        </w:rPr>
+        <w:instrText xml:space="preserve"> PAGEREF _Toc28305 \h </w:instrText>
+      </w:r>
+      <w:r>
         <w:fldChar w:fldCharType="separate"/>
       </w:r>
       <w:r>
-        <w:t>11</w:t>
-      </w:r>
-      <w:r>
-        <w:rPr>
-          <w:rFonts w:hint="eastAsia"/>
-        </w:rPr>
+        <w:t>16</w:t>
+      </w:r>
+      <w:r>
         <w:fldChar w:fldCharType="end"/>
       </w:r>
       <w:r>
-        <w:rPr>
-          <w:rFonts w:hint="eastAsia"/>
-        </w:rPr>
         <w:fldChar w:fldCharType="end"/>
       </w:r>
     </w:p>
@@ -2745,79 +1721,82 @@
       <w:pPr>
         <w:pStyle w:val="27"/>
         <w:tabs>
-          <w:tab w:val="right" w:leader="dot" w:pos="8722"/>
+          <w:tab w:val="right" w:leader="dot" w:pos="8732"/>
         </w:tabs>
-        <w:ind w:left="560"/>
-        <w:rPr>
-          <w:rFonts w:hint="eastAsia" w:asciiTheme="minorHAnsi" w:hAnsiTheme="minorHAnsi" w:eastAsiaTheme="minorEastAsia" w:cstheme="minorBidi"/>
-          <w:kern w:val="2"/>
-          <w:sz w:val="22"/>
-          <w:szCs w:val="24"/>
-          <w:lang w:eastAsia="zh-CN"/>
-          <w14:ligatures w14:val="standardContextual"/>
-        </w:rPr>
       </w:pPr>
       <w:r>
         <w:fldChar w:fldCharType="begin"/>
       </w:r>
       <w:r>
-        <w:instrText xml:space="preserve"> HYPERLINK \l "_Toc237082853" </w:instrText>
+        <w:instrText xml:space="preserve"> HYPERLINK \l _Toc11959 </w:instrText>
       </w:r>
       <w:r>
         <w:fldChar w:fldCharType="separate"/>
       </w:r>
       <w:r>
-        <w:rPr>
-          <w:rStyle w:val="41"/>
-        </w:rPr>
-        <w:t>3. 目标市场测算</w:t>
-      </w:r>
-      <w:r>
-        <w:rPr>
-          <w:rFonts w:hint="eastAsia"/>
-        </w:rPr>
+        <w:t>6. 主要数据来源</w:t>
+      </w:r>
+      <w:r>
         <w:tab/>
       </w:r>
       <w:r>
-        <w:rPr>
-          <w:rFonts w:hint="eastAsia"/>
-        </w:rPr>
         <w:fldChar w:fldCharType="begin"/>
       </w:r>
       <w:r>
-        <w:rPr>
-          <w:rFonts w:hint="eastAsia"/>
-        </w:rPr>
-        <w:instrText xml:space="preserve"> </w:instrText>
-      </w:r>
-      <w:r>
-        <w:instrText xml:space="preserve">PAGEREF _Toc237082853 \h</w:instrText>
-      </w:r>
-      <w:r>
-        <w:rPr>
-          <w:rFonts w:hint="eastAsia"/>
-        </w:rPr>
-        <w:instrText xml:space="preserve"> </w:instrText>
-      </w:r>
-      <w:r>
-        <w:rPr>
-          <w:rFonts w:hint="eastAsia"/>
-        </w:rPr>
+        <w:instrText xml:space="preserve"> PAGEREF _Toc11959 \h </w:instrText>
+      </w:r>
+      <w:r>
         <w:fldChar w:fldCharType="separate"/>
       </w:r>
       <w:r>
-        <w:t>12</w:t>
-      </w:r>
-      <w:r>
-        <w:rPr>
-          <w:rFonts w:hint="eastAsia"/>
-        </w:rPr>
+        <w:t>17</w:t>
+      </w:r>
+      <w:r>
         <w:fldChar w:fldCharType="end"/>
       </w:r>
       <w:r>
-        <w:rPr>
-          <w:rFonts w:hint="eastAsia"/>
-        </w:rPr>
+        <w:fldChar w:fldCharType="end"/>
+      </w:r>
+    </w:p>
+    <w:p>
+      <w:pPr>
+        <w:pStyle w:val="22"/>
+        <w:tabs>
+          <w:tab w:val="right" w:leader="dot" w:pos="8732"/>
+          <w:tab w:val="clear" w:pos="9060"/>
+        </w:tabs>
+      </w:pPr>
+      <w:r>
+        <w:fldChar w:fldCharType="begin"/>
+      </w:r>
+      <w:r>
+        <w:instrText xml:space="preserve"> HYPERLINK \l _Toc25955 </w:instrText>
+      </w:r>
+      <w:r>
+        <w:fldChar w:fldCharType="separate"/>
+      </w:r>
+      <w:r>
+        <w:t>五、商业模式</w:t>
+      </w:r>
+      <w:r>
+        <w:tab/>
+      </w:r>
+      <w:r>
+        <w:fldChar w:fldCharType="begin"/>
+      </w:r>
+      <w:r>
+        <w:instrText xml:space="preserve"> PAGEREF _Toc25955 \h </w:instrText>
+      </w:r>
+      <w:r>
+        <w:fldChar w:fldCharType="separate"/>
+      </w:r>
+      <w:r>
+        <w:t>19</w:t>
+      </w:r>
+      <w:r>
+        <w:fldChar w:fldCharType="end"/>
+      </w:r>
+      <w:r>
         <w:fldChar w:fldCharType="end"/>
       </w:r>
     </w:p>
@@ -2825,79 +1804,40 @@
       <w:pPr>
         <w:pStyle w:val="27"/>
         <w:tabs>
-          <w:tab w:val="right" w:leader="dot" w:pos="8722"/>
+          <w:tab w:val="right" w:leader="dot" w:pos="8732"/>
         </w:tabs>
-        <w:ind w:left="560"/>
-        <w:rPr>
-          <w:rFonts w:hint="eastAsia" w:asciiTheme="minorHAnsi" w:hAnsiTheme="minorHAnsi" w:eastAsiaTheme="minorEastAsia" w:cstheme="minorBidi"/>
-          <w:kern w:val="2"/>
-          <w:sz w:val="22"/>
-          <w:szCs w:val="24"/>
-          <w:lang w:eastAsia="zh-CN"/>
-          <w14:ligatures w14:val="standardContextual"/>
-        </w:rPr>
       </w:pPr>
       <w:r>
         <w:fldChar w:fldCharType="begin"/>
       </w:r>
       <w:r>
-        <w:instrText xml:space="preserve"> HYPERLINK \l "_Toc237082854" </w:instrText>
+        <w:instrText xml:space="preserve"> HYPERLINK \l _Toc16178 </w:instrText>
       </w:r>
       <w:r>
         <w:fldChar w:fldCharType="separate"/>
       </w:r>
       <w:r>
-        <w:rPr>
-          <w:rStyle w:val="41"/>
-        </w:rPr>
-        <w:t>4. 客户痛点与采购逻辑</w:t>
-      </w:r>
-      <w:r>
-        <w:rPr>
-          <w:rFonts w:hint="eastAsia"/>
-        </w:rPr>
+        <w:t>1. 核心价值主张</w:t>
+      </w:r>
+      <w:r>
         <w:tab/>
       </w:r>
       <w:r>
-        <w:rPr>
-          <w:rFonts w:hint="eastAsia"/>
-        </w:rPr>
         <w:fldChar w:fldCharType="begin"/>
       </w:r>
       <w:r>
-        <w:rPr>
-          <w:rFonts w:hint="eastAsia"/>
-        </w:rPr>
-        <w:instrText xml:space="preserve"> </w:instrText>
-      </w:r>
-      <w:r>
-        <w:instrText xml:space="preserve">PAGEREF _Toc237082854 \h</w:instrText>
-      </w:r>
-      <w:r>
-        <w:rPr>
-          <w:rFonts w:hint="eastAsia"/>
-        </w:rPr>
-        <w:instrText xml:space="preserve"> </w:instrText>
-      </w:r>
-      <w:r>
-        <w:rPr>
-          <w:rFonts w:hint="eastAsia"/>
-        </w:rPr>
+        <w:instrText xml:space="preserve"> PAGEREF _Toc16178 \h </w:instrText>
+      </w:r>
+      <w:r>
         <w:fldChar w:fldCharType="separate"/>
       </w:r>
       <w:r>
-        <w:t>13</w:t>
-      </w:r>
-      <w:r>
-        <w:rPr>
-          <w:rFonts w:hint="eastAsia"/>
-        </w:rPr>
+        <w:t>19</w:t>
+      </w:r>
+      <w:r>
         <w:fldChar w:fldCharType="end"/>
       </w:r>
       <w:r>
-        <w:rPr>
-          <w:rFonts w:hint="eastAsia"/>
-        </w:rPr>
         <w:fldChar w:fldCharType="end"/>
       </w:r>
     </w:p>
@@ -2905,79 +1845,40 @@
       <w:pPr>
         <w:pStyle w:val="27"/>
         <w:tabs>
-          <w:tab w:val="right" w:leader="dot" w:pos="8722"/>
+          <w:tab w:val="right" w:leader="dot" w:pos="8732"/>
         </w:tabs>
-        <w:ind w:left="560"/>
-        <w:rPr>
-          <w:rFonts w:hint="eastAsia" w:asciiTheme="minorHAnsi" w:hAnsiTheme="minorHAnsi" w:eastAsiaTheme="minorEastAsia" w:cstheme="minorBidi"/>
-          <w:kern w:val="2"/>
-          <w:sz w:val="22"/>
-          <w:szCs w:val="24"/>
-          <w:lang w:eastAsia="zh-CN"/>
-          <w14:ligatures w14:val="standardContextual"/>
-        </w:rPr>
       </w:pPr>
       <w:r>
         <w:fldChar w:fldCharType="begin"/>
       </w:r>
       <w:r>
-        <w:instrText xml:space="preserve"> HYPERLINK \l "_Toc237082855" </w:instrText>
+        <w:instrText xml:space="preserve"> HYPERLINK \l _Toc20159 </w:instrText>
       </w:r>
       <w:r>
         <w:fldChar w:fldCharType="separate"/>
       </w:r>
       <w:r>
-        <w:rPr>
-          <w:rStyle w:val="41"/>
-        </w:rPr>
-        <w:t>5. 竞争格局</w:t>
-      </w:r>
-      <w:r>
-        <w:rPr>
-          <w:rFonts w:hint="eastAsia"/>
-        </w:rPr>
+        <w:t>2. 盈利模式与定价</w:t>
+      </w:r>
+      <w:r>
         <w:tab/>
       </w:r>
       <w:r>
-        <w:rPr>
-          <w:rFonts w:hint="eastAsia"/>
-        </w:rPr>
         <w:fldChar w:fldCharType="begin"/>
       </w:r>
       <w:r>
-        <w:rPr>
-          <w:rFonts w:hint="eastAsia"/>
-        </w:rPr>
-        <w:instrText xml:space="preserve"> </w:instrText>
-      </w:r>
-      <w:r>
-        <w:instrText xml:space="preserve">PAGEREF _Toc237082855 \h</w:instrText>
-      </w:r>
-      <w:r>
-        <w:rPr>
-          <w:rFonts w:hint="eastAsia"/>
-        </w:rPr>
-        <w:instrText xml:space="preserve"> </w:instrText>
-      </w:r>
-      <w:r>
-        <w:rPr>
-          <w:rFonts w:hint="eastAsia"/>
-        </w:rPr>
+        <w:instrText xml:space="preserve"> PAGEREF _Toc20159 \h </w:instrText>
+      </w:r>
+      <w:r>
         <w:fldChar w:fldCharType="separate"/>
       </w:r>
       <w:r>
-        <w:t>14</w:t>
-      </w:r>
-      <w:r>
-        <w:rPr>
-          <w:rFonts w:hint="eastAsia"/>
-        </w:rPr>
+        <w:t>19</w:t>
+      </w:r>
+      <w:r>
         <w:fldChar w:fldCharType="end"/>
       </w:r>
       <w:r>
-        <w:rPr>
-          <w:rFonts w:hint="eastAsia"/>
-        </w:rPr>
         <w:fldChar w:fldCharType="end"/>
       </w:r>
     </w:p>
@@ -2985,155 +1886,40 @@
       <w:pPr>
         <w:pStyle w:val="27"/>
         <w:tabs>
-          <w:tab w:val="right" w:leader="dot" w:pos="8722"/>
+          <w:tab w:val="right" w:leader="dot" w:pos="8732"/>
         </w:tabs>
-        <w:ind w:left="560"/>
-        <w:rPr>
-          <w:rFonts w:hint="eastAsia" w:asciiTheme="minorHAnsi" w:hAnsiTheme="minorHAnsi" w:eastAsiaTheme="minorEastAsia" w:cstheme="minorBidi"/>
-          <w:kern w:val="2"/>
-          <w:sz w:val="22"/>
-          <w:szCs w:val="24"/>
-          <w:lang w:eastAsia="zh-CN"/>
-          <w14:ligatures w14:val="standardContextual"/>
-        </w:rPr>
       </w:pPr>
       <w:r>
         <w:fldChar w:fldCharType="begin"/>
       </w:r>
       <w:r>
-        <w:instrText xml:space="preserve"> HYPERLINK \l "_Toc237082856" </w:instrText>
+        <w:instrText xml:space="preserve"> HYPERLINK \l _Toc17889 </w:instrText>
       </w:r>
       <w:r>
         <w:fldChar w:fldCharType="separate"/>
       </w:r>
       <w:r>
-        <w:rPr>
-          <w:rStyle w:val="41"/>
-        </w:rPr>
-        <w:t>6. 主要数据来源</w:t>
-      </w:r>
-      <w:r>
-        <w:rPr>
-          <w:rFonts w:hint="eastAsia"/>
-        </w:rPr>
+        <w:t>3. 运营模式</w:t>
+      </w:r>
+      <w:r>
         <w:tab/>
       </w:r>
       <w:r>
-        <w:rPr>
-          <w:rFonts w:hint="eastAsia"/>
-        </w:rPr>
         <w:fldChar w:fldCharType="begin"/>
       </w:r>
       <w:r>
-        <w:rPr>
-          <w:rFonts w:hint="eastAsia"/>
-        </w:rPr>
-        <w:instrText xml:space="preserve"> </w:instrText>
-      </w:r>
-      <w:r>
-        <w:instrText xml:space="preserve">PAGEREF _Toc237082856 \h</w:instrText>
-      </w:r>
-      <w:r>
-        <w:rPr>
-          <w:rFonts w:hint="eastAsia"/>
-        </w:rPr>
-        <w:instrText xml:space="preserve"> </w:instrText>
-      </w:r>
-      <w:r>
-        <w:rPr>
-          <w:rFonts w:hint="eastAsia"/>
-        </w:rPr>
+        <w:instrText xml:space="preserve"> PAGEREF _Toc17889 \h </w:instrText>
+      </w:r>
+      <w:r>
         <w:fldChar w:fldCharType="separate"/>
       </w:r>
       <w:r>
-        <w:t>15</w:t>
-      </w:r>
-      <w:r>
-        <w:rPr>
-          <w:rFonts w:hint="eastAsia"/>
-        </w:rPr>
+        <w:t>20</w:t>
+      </w:r>
+      <w:r>
         <w:fldChar w:fldCharType="end"/>
       </w:r>
       <w:r>
-        <w:rPr>
-          <w:rFonts w:hint="eastAsia"/>
-        </w:rPr>
-        <w:fldChar w:fldCharType="end"/>
-      </w:r>
-    </w:p>
-    <w:p>
-      <w:pPr>
-        <w:pStyle w:val="22"/>
-        <w:ind w:firstLine="560"/>
-        <w:rPr>
-          <w:rFonts w:hint="eastAsia" w:asciiTheme="minorHAnsi" w:hAnsiTheme="minorHAnsi" w:eastAsiaTheme="minorEastAsia" w:cstheme="minorBidi"/>
-          <w:kern w:val="2"/>
-          <w:sz w:val="22"/>
-          <w:szCs w:val="24"/>
-          <w14:ligatures w14:val="standardContextual"/>
-        </w:rPr>
-      </w:pPr>
-      <w:r>
-        <w:fldChar w:fldCharType="begin"/>
-      </w:r>
-      <w:r>
-        <w:instrText xml:space="preserve"> HYPERLINK \l "_Toc237082857" </w:instrText>
-      </w:r>
-      <w:r>
-        <w:fldChar w:fldCharType="separate"/>
-      </w:r>
-      <w:r>
-        <w:rPr>
-          <w:rStyle w:val="41"/>
-        </w:rPr>
-        <w:t>五、商业模式</w:t>
-      </w:r>
-      <w:r>
-        <w:rPr>
-          <w:rFonts w:hint="eastAsia"/>
-        </w:rPr>
-        <w:tab/>
-      </w:r>
-      <w:r>
-        <w:rPr>
-          <w:rFonts w:hint="eastAsia"/>
-        </w:rPr>
-        <w:fldChar w:fldCharType="begin"/>
-      </w:r>
-      <w:r>
-        <w:rPr>
-          <w:rFonts w:hint="eastAsia"/>
-        </w:rPr>
-        <w:instrText xml:space="preserve"> </w:instrText>
-      </w:r>
-      <w:r>
-        <w:instrText xml:space="preserve">PAGEREF _Toc237082857 \h</w:instrText>
-      </w:r>
-      <w:r>
-        <w:rPr>
-          <w:rFonts w:hint="eastAsia"/>
-        </w:rPr>
-        <w:instrText xml:space="preserve"> </w:instrText>
-      </w:r>
-      <w:r>
-        <w:rPr>
-          <w:rFonts w:hint="eastAsia"/>
-        </w:rPr>
-        <w:fldChar w:fldCharType="separate"/>
-      </w:r>
-      <w:r>
-        <w:t>17</w:t>
-      </w:r>
-      <w:r>
-        <w:rPr>
-          <w:rFonts w:hint="eastAsia"/>
-        </w:rPr>
-        <w:fldChar w:fldCharType="end"/>
-      </w:r>
-      <w:r>
-        <w:rPr>
-          <w:rFonts w:hint="eastAsia"/>
-        </w:rPr>
         <w:fldChar w:fldCharType="end"/>
       </w:r>
     </w:p>
@@ -3141,79 +1927,40 @@
       <w:pPr>
         <w:pStyle w:val="27"/>
         <w:tabs>
-          <w:tab w:val="right" w:leader="dot" w:pos="8722"/>
+          <w:tab w:val="right" w:leader="dot" w:pos="8732"/>
         </w:tabs>
-        <w:ind w:left="560"/>
-        <w:rPr>
-          <w:rFonts w:hint="eastAsia" w:asciiTheme="minorHAnsi" w:hAnsiTheme="minorHAnsi" w:eastAsiaTheme="minorEastAsia" w:cstheme="minorBidi"/>
-          <w:kern w:val="2"/>
-          <w:sz w:val="22"/>
-          <w:szCs w:val="24"/>
-          <w:lang w:eastAsia="zh-CN"/>
-          <w14:ligatures w14:val="standardContextual"/>
-        </w:rPr>
       </w:pPr>
       <w:r>
         <w:fldChar w:fldCharType="begin"/>
       </w:r>
       <w:r>
-        <w:instrText xml:space="preserve"> HYPERLINK \l "_Toc237082858" </w:instrText>
+        <w:instrText xml:space="preserve"> HYPERLINK \l _Toc14604 </w:instrText>
       </w:r>
       <w:r>
         <w:fldChar w:fldCharType="separate"/>
       </w:r>
       <w:r>
-        <w:rPr>
-          <w:rStyle w:val="41"/>
-        </w:rPr>
-        <w:t>1. 核心价值主张</w:t>
-      </w:r>
-      <w:r>
-        <w:rPr>
-          <w:rFonts w:hint="eastAsia"/>
-        </w:rPr>
+        <w:t>4. 营销策略</w:t>
+      </w:r>
+      <w:r>
         <w:tab/>
       </w:r>
       <w:r>
-        <w:rPr>
-          <w:rFonts w:hint="eastAsia"/>
-        </w:rPr>
         <w:fldChar w:fldCharType="begin"/>
       </w:r>
       <w:r>
-        <w:rPr>
-          <w:rFonts w:hint="eastAsia"/>
-        </w:rPr>
-        <w:instrText xml:space="preserve"> </w:instrText>
-      </w:r>
-      <w:r>
-        <w:instrText xml:space="preserve">PAGEREF _Toc237082858 \h</w:instrText>
-      </w:r>
-      <w:r>
-        <w:rPr>
-          <w:rFonts w:hint="eastAsia"/>
-        </w:rPr>
-        <w:instrText xml:space="preserve"> </w:instrText>
-      </w:r>
-      <w:r>
-        <w:rPr>
-          <w:rFonts w:hint="eastAsia"/>
-        </w:rPr>
+        <w:instrText xml:space="preserve"> PAGEREF _Toc14604 \h </w:instrText>
+      </w:r>
+      <w:r>
         <w:fldChar w:fldCharType="separate"/>
       </w:r>
       <w:r>
-        <w:t>17</w:t>
-      </w:r>
-      <w:r>
-        <w:rPr>
-          <w:rFonts w:hint="eastAsia"/>
-        </w:rPr>
+        <w:t>21</w:t>
+      </w:r>
+      <w:r>
         <w:fldChar w:fldCharType="end"/>
       </w:r>
       <w:r>
-        <w:rPr>
-          <w:rFonts w:hint="eastAsia"/>
-        </w:rPr>
         <w:fldChar w:fldCharType="end"/>
       </w:r>
     </w:p>
@@ -3221,79 +1968,40 @@
       <w:pPr>
         <w:pStyle w:val="27"/>
         <w:tabs>
-          <w:tab w:val="right" w:leader="dot" w:pos="8722"/>
+          <w:tab w:val="right" w:leader="dot" w:pos="8732"/>
         </w:tabs>
-        <w:ind w:left="560"/>
-        <w:rPr>
-          <w:rFonts w:hint="eastAsia" w:asciiTheme="minorHAnsi" w:hAnsiTheme="minorHAnsi" w:eastAsiaTheme="minorEastAsia" w:cstheme="minorBidi"/>
-          <w:kern w:val="2"/>
-          <w:sz w:val="22"/>
-          <w:szCs w:val="24"/>
-          <w:lang w:eastAsia="zh-CN"/>
-          <w14:ligatures w14:val="standardContextual"/>
-        </w:rPr>
       </w:pPr>
       <w:r>
         <w:fldChar w:fldCharType="begin"/>
       </w:r>
       <w:r>
-        <w:instrText xml:space="preserve"> HYPERLINK \l "_Toc237082859" </w:instrText>
+        <w:instrText xml:space="preserve"> HYPERLINK \l _Toc14339 </w:instrText>
       </w:r>
       <w:r>
         <w:fldChar w:fldCharType="separate"/>
       </w:r>
       <w:r>
-        <w:rPr>
-          <w:rStyle w:val="41"/>
-        </w:rPr>
-        <w:t>2. 盈利模式与定价</w:t>
-      </w:r>
-      <w:r>
-        <w:rPr>
-          <w:rFonts w:hint="eastAsia"/>
-        </w:rPr>
+        <w:t>5. 合作伙伴体系</w:t>
+      </w:r>
+      <w:r>
         <w:tab/>
       </w:r>
       <w:r>
-        <w:rPr>
-          <w:rFonts w:hint="eastAsia"/>
-        </w:rPr>
         <w:fldChar w:fldCharType="begin"/>
       </w:r>
       <w:r>
-        <w:rPr>
-          <w:rFonts w:hint="eastAsia"/>
-        </w:rPr>
-        <w:instrText xml:space="preserve"> </w:instrText>
-      </w:r>
-      <w:r>
-        <w:instrText xml:space="preserve">PAGEREF _Toc237082859 \h</w:instrText>
-      </w:r>
-      <w:r>
-        <w:rPr>
-          <w:rFonts w:hint="eastAsia"/>
-        </w:rPr>
-        <w:instrText xml:space="preserve"> </w:instrText>
-      </w:r>
-      <w:r>
-        <w:rPr>
-          <w:rFonts w:hint="eastAsia"/>
-        </w:rPr>
+        <w:instrText xml:space="preserve"> PAGEREF _Toc14339 \h </w:instrText>
+      </w:r>
+      <w:r>
         <w:fldChar w:fldCharType="separate"/>
       </w:r>
       <w:r>
-        <w:t>17</w:t>
-      </w:r>
-      <w:r>
-        <w:rPr>
-          <w:rFonts w:hint="eastAsia"/>
-        </w:rPr>
+        <w:t>21</w:t>
+      </w:r>
+      <w:r>
         <w:fldChar w:fldCharType="end"/>
       </w:r>
       <w:r>
-        <w:rPr>
-          <w:rFonts w:hint="eastAsia"/>
-        </w:rPr>
         <w:fldChar w:fldCharType="end"/>
       </w:r>
     </w:p>
@@ -3301,79 +2009,82 @@
       <w:pPr>
         <w:pStyle w:val="27"/>
         <w:tabs>
-          <w:tab w:val="right" w:leader="dot" w:pos="8722"/>
+          <w:tab w:val="right" w:leader="dot" w:pos="8732"/>
         </w:tabs>
-        <w:ind w:left="560"/>
-        <w:rPr>
-          <w:rFonts w:hint="eastAsia" w:asciiTheme="minorHAnsi" w:hAnsiTheme="minorHAnsi" w:eastAsiaTheme="minorEastAsia" w:cstheme="minorBidi"/>
-          <w:kern w:val="2"/>
-          <w:sz w:val="22"/>
-          <w:szCs w:val="24"/>
-          <w:lang w:eastAsia="zh-CN"/>
-          <w14:ligatures w14:val="standardContextual"/>
-        </w:rPr>
       </w:pPr>
       <w:r>
         <w:fldChar w:fldCharType="begin"/>
       </w:r>
       <w:r>
-        <w:instrText xml:space="preserve"> HYPERLINK \l "_Toc237082860" </w:instrText>
+        <w:instrText xml:space="preserve"> HYPERLINK \l _Toc19241 </w:instrText>
       </w:r>
       <w:r>
         <w:fldChar w:fldCharType="separate"/>
       </w:r>
       <w:r>
-        <w:rPr>
-          <w:rStyle w:val="41"/>
-        </w:rPr>
-        <w:t>3. 运营模式</w:t>
-      </w:r>
-      <w:r>
-        <w:rPr>
-          <w:rFonts w:hint="eastAsia"/>
-        </w:rPr>
+        <w:t>6. 关键经营指标</w:t>
+      </w:r>
+      <w:r>
         <w:tab/>
       </w:r>
       <w:r>
-        <w:rPr>
-          <w:rFonts w:hint="eastAsia"/>
-        </w:rPr>
         <w:fldChar w:fldCharType="begin"/>
       </w:r>
       <w:r>
-        <w:rPr>
-          <w:rFonts w:hint="eastAsia"/>
-        </w:rPr>
-        <w:instrText xml:space="preserve"> </w:instrText>
-      </w:r>
-      <w:r>
-        <w:instrText xml:space="preserve">PAGEREF _Toc237082860 \h</w:instrText>
-      </w:r>
-      <w:r>
-        <w:rPr>
-          <w:rFonts w:hint="eastAsia"/>
-        </w:rPr>
-        <w:instrText xml:space="preserve"> </w:instrText>
-      </w:r>
-      <w:r>
-        <w:rPr>
-          <w:rFonts w:hint="eastAsia"/>
-        </w:rPr>
+        <w:instrText xml:space="preserve"> PAGEREF _Toc19241 \h </w:instrText>
+      </w:r>
+      <w:r>
         <w:fldChar w:fldCharType="separate"/>
       </w:r>
       <w:r>
-        <w:t>18</w:t>
-      </w:r>
-      <w:r>
-        <w:rPr>
-          <w:rFonts w:hint="eastAsia"/>
-        </w:rPr>
+        <w:t>21</w:t>
+      </w:r>
+      <w:r>
         <w:fldChar w:fldCharType="end"/>
       </w:r>
       <w:r>
-        <w:rPr>
-          <w:rFonts w:hint="eastAsia"/>
-        </w:rPr>
+        <w:fldChar w:fldCharType="end"/>
+      </w:r>
+    </w:p>
+    <w:p>
+      <w:pPr>
+        <w:pStyle w:val="22"/>
+        <w:tabs>
+          <w:tab w:val="right" w:leader="dot" w:pos="8732"/>
+          <w:tab w:val="clear" w:pos="9060"/>
+        </w:tabs>
+      </w:pPr>
+      <w:r>
+        <w:fldChar w:fldCharType="begin"/>
+      </w:r>
+      <w:r>
+        <w:instrText xml:space="preserve"> HYPERLINK \l _Toc21834 </w:instrText>
+      </w:r>
+      <w:r>
+        <w:fldChar w:fldCharType="separate"/>
+      </w:r>
+      <w:r>
+        <w:t>六、团队介绍</w:t>
+      </w:r>
+      <w:r>
+        <w:tab/>
+      </w:r>
+      <w:r>
+        <w:fldChar w:fldCharType="begin"/>
+      </w:r>
+      <w:r>
+        <w:instrText xml:space="preserve"> PAGEREF _Toc21834 \h </w:instrText>
+      </w:r>
+      <w:r>
+        <w:fldChar w:fldCharType="separate"/>
+      </w:r>
+      <w:r>
+        <w:t>23</w:t>
+      </w:r>
+      <w:r>
+        <w:fldChar w:fldCharType="end"/>
+      </w:r>
+      <w:r>
         <w:fldChar w:fldCharType="end"/>
       </w:r>
     </w:p>
@@ -3381,79 +2092,40 @@
       <w:pPr>
         <w:pStyle w:val="27"/>
         <w:tabs>
-          <w:tab w:val="right" w:leader="dot" w:pos="8722"/>
+          <w:tab w:val="right" w:leader="dot" w:pos="8732"/>
         </w:tabs>
-        <w:ind w:left="560"/>
-        <w:rPr>
-          <w:rFonts w:hint="eastAsia" w:asciiTheme="minorHAnsi" w:hAnsiTheme="minorHAnsi" w:eastAsiaTheme="minorEastAsia" w:cstheme="minorBidi"/>
-          <w:kern w:val="2"/>
-          <w:sz w:val="22"/>
-          <w:szCs w:val="24"/>
-          <w:lang w:eastAsia="zh-CN"/>
-          <w14:ligatures w14:val="standardContextual"/>
-        </w:rPr>
       </w:pPr>
       <w:r>
         <w:fldChar w:fldCharType="begin"/>
       </w:r>
       <w:r>
-        <w:instrText xml:space="preserve"> HYPERLINK \l "_Toc237082861" </w:instrText>
+        <w:instrText xml:space="preserve"> HYPERLINK \l _Toc20762 </w:instrText>
       </w:r>
       <w:r>
         <w:fldChar w:fldCharType="separate"/>
       </w:r>
       <w:r>
-        <w:rPr>
-          <w:rStyle w:val="41"/>
-        </w:rPr>
-        <w:t>4. 营销策略</w:t>
-      </w:r>
-      <w:r>
-        <w:rPr>
-          <w:rFonts w:hint="eastAsia"/>
-        </w:rPr>
+        <w:t>1. 团队组成</w:t>
+      </w:r>
+      <w:r>
         <w:tab/>
       </w:r>
       <w:r>
-        <w:rPr>
-          <w:rFonts w:hint="eastAsia"/>
-        </w:rPr>
         <w:fldChar w:fldCharType="begin"/>
       </w:r>
       <w:r>
-        <w:rPr>
-          <w:rFonts w:hint="eastAsia"/>
-        </w:rPr>
-        <w:instrText xml:space="preserve"> </w:instrText>
-      </w:r>
-      <w:r>
-        <w:instrText xml:space="preserve">PAGEREF _Toc237082861 \h</w:instrText>
-      </w:r>
-      <w:r>
-        <w:rPr>
-          <w:rFonts w:hint="eastAsia"/>
-        </w:rPr>
-        <w:instrText xml:space="preserve"> </w:instrText>
-      </w:r>
-      <w:r>
-        <w:rPr>
-          <w:rFonts w:hint="eastAsia"/>
-        </w:rPr>
+        <w:instrText xml:space="preserve"> PAGEREF _Toc20762 \h </w:instrText>
+      </w:r>
+      <w:r>
         <w:fldChar w:fldCharType="separate"/>
       </w:r>
       <w:r>
-        <w:t>19</w:t>
-      </w:r>
-      <w:r>
-        <w:rPr>
-          <w:rFonts w:hint="eastAsia"/>
-        </w:rPr>
+        <w:t>23</w:t>
+      </w:r>
+      <w:r>
         <w:fldChar w:fldCharType="end"/>
       </w:r>
       <w:r>
-        <w:rPr>
-          <w:rFonts w:hint="eastAsia"/>
-        </w:rPr>
         <w:fldChar w:fldCharType="end"/>
       </w:r>
     </w:p>
@@ -3461,79 +2133,40 @@
       <w:pPr>
         <w:pStyle w:val="27"/>
         <w:tabs>
-          <w:tab w:val="right" w:leader="dot" w:pos="8722"/>
+          <w:tab w:val="right" w:leader="dot" w:pos="8732"/>
         </w:tabs>
-        <w:ind w:left="560"/>
-        <w:rPr>
-          <w:rFonts w:hint="eastAsia" w:asciiTheme="minorHAnsi" w:hAnsiTheme="minorHAnsi" w:eastAsiaTheme="minorEastAsia" w:cstheme="minorBidi"/>
-          <w:kern w:val="2"/>
-          <w:sz w:val="22"/>
-          <w:szCs w:val="24"/>
-          <w:lang w:eastAsia="zh-CN"/>
-          <w14:ligatures w14:val="standardContextual"/>
-        </w:rPr>
       </w:pPr>
       <w:r>
         <w:fldChar w:fldCharType="begin"/>
       </w:r>
       <w:r>
-        <w:instrText xml:space="preserve"> HYPERLINK \l "_Toc237082862" </w:instrText>
+        <w:instrText xml:space="preserve"> HYPERLINK \l _Toc8259 </w:instrText>
       </w:r>
       <w:r>
         <w:fldChar w:fldCharType="separate"/>
       </w:r>
       <w:r>
-        <w:rPr>
-          <w:rStyle w:val="41"/>
-        </w:rPr>
-        <w:t>5. 合作伙伴体系</w:t>
-      </w:r>
-      <w:r>
-        <w:rPr>
-          <w:rFonts w:hint="eastAsia"/>
-        </w:rPr>
+        <w:t>2. 能力匹配</w:t>
+      </w:r>
+      <w:r>
         <w:tab/>
       </w:r>
       <w:r>
-        <w:rPr>
-          <w:rFonts w:hint="eastAsia"/>
-        </w:rPr>
         <w:fldChar w:fldCharType="begin"/>
       </w:r>
       <w:r>
-        <w:rPr>
-          <w:rFonts w:hint="eastAsia"/>
-        </w:rPr>
-        <w:instrText xml:space="preserve"> </w:instrText>
-      </w:r>
-      <w:r>
-        <w:instrText xml:space="preserve">PAGEREF _Toc237082862 \h</w:instrText>
-      </w:r>
-      <w:r>
-        <w:rPr>
-          <w:rFonts w:hint="eastAsia"/>
-        </w:rPr>
-        <w:instrText xml:space="preserve"> </w:instrText>
-      </w:r>
-      <w:r>
-        <w:rPr>
-          <w:rFonts w:hint="eastAsia"/>
-        </w:rPr>
+        <w:instrText xml:space="preserve"> PAGEREF _Toc8259 \h </w:instrText>
+      </w:r>
+      <w:r>
         <w:fldChar w:fldCharType="separate"/>
       </w:r>
       <w:r>
-        <w:t>19</w:t>
-      </w:r>
-      <w:r>
-        <w:rPr>
-          <w:rFonts w:hint="eastAsia"/>
-        </w:rPr>
+        <w:t>24</w:t>
+      </w:r>
+      <w:r>
         <w:fldChar w:fldCharType="end"/>
       </w:r>
       <w:r>
-        <w:rPr>
-          <w:rFonts w:hint="eastAsia"/>
-        </w:rPr>
         <w:fldChar w:fldCharType="end"/>
       </w:r>
     </w:p>
@@ -3541,155 +2174,40 @@
       <w:pPr>
         <w:pStyle w:val="27"/>
         <w:tabs>
-          <w:tab w:val="right" w:leader="dot" w:pos="8722"/>
+          <w:tab w:val="right" w:leader="dot" w:pos="8732"/>
         </w:tabs>
-        <w:ind w:left="560"/>
-        <w:rPr>
-          <w:rFonts w:hint="eastAsia" w:asciiTheme="minorHAnsi" w:hAnsiTheme="minorHAnsi" w:eastAsiaTheme="minorEastAsia" w:cstheme="minorBidi"/>
-          <w:kern w:val="2"/>
-          <w:sz w:val="22"/>
-          <w:szCs w:val="24"/>
-          <w:lang w:eastAsia="zh-CN"/>
-          <w14:ligatures w14:val="standardContextual"/>
-        </w:rPr>
       </w:pPr>
       <w:r>
         <w:fldChar w:fldCharType="begin"/>
       </w:r>
       <w:r>
-        <w:instrText xml:space="preserve"> HYPERLINK \l "_Toc237082863" </w:instrText>
+        <w:instrText xml:space="preserve"> HYPERLINK \l _Toc30574 </w:instrText>
       </w:r>
       <w:r>
         <w:fldChar w:fldCharType="separate"/>
       </w:r>
       <w:r>
-        <w:rPr>
-          <w:rStyle w:val="41"/>
-        </w:rPr>
-        <w:t>6. 关键经营指标</w:t>
-      </w:r>
-      <w:r>
-        <w:rPr>
-          <w:rFonts w:hint="eastAsia"/>
-        </w:rPr>
+        <w:t>3. 分工协作机制</w:t>
+      </w:r>
+      <w:r>
         <w:tab/>
       </w:r>
       <w:r>
-        <w:rPr>
-          <w:rFonts w:hint="eastAsia"/>
-        </w:rPr>
         <w:fldChar w:fldCharType="begin"/>
       </w:r>
       <w:r>
-        <w:rPr>
-          <w:rFonts w:hint="eastAsia"/>
-        </w:rPr>
-        <w:instrText xml:space="preserve"> </w:instrText>
-      </w:r>
-      <w:r>
-        <w:instrText xml:space="preserve">PAGEREF _Toc237082863 \h</w:instrText>
-      </w:r>
-      <w:r>
-        <w:rPr>
-          <w:rFonts w:hint="eastAsia"/>
-        </w:rPr>
-        <w:instrText xml:space="preserve"> </w:instrText>
-      </w:r>
-      <w:r>
-        <w:rPr>
-          <w:rFonts w:hint="eastAsia"/>
-        </w:rPr>
+        <w:instrText xml:space="preserve"> PAGEREF _Toc30574 \h </w:instrText>
+      </w:r>
+      <w:r>
         <w:fldChar w:fldCharType="separate"/>
       </w:r>
       <w:r>
-        <w:t>19</w:t>
-      </w:r>
-      <w:r>
-        <w:rPr>
-          <w:rFonts w:hint="eastAsia"/>
-        </w:rPr>
+        <w:t>24</w:t>
+      </w:r>
+      <w:r>
         <w:fldChar w:fldCharType="end"/>
       </w:r>
       <w:r>
-        <w:rPr>
-          <w:rFonts w:hint="eastAsia"/>
-        </w:rPr>
-        <w:fldChar w:fldCharType="end"/>
-      </w:r>
-    </w:p>
-    <w:p>
-      <w:pPr>
-        <w:pStyle w:val="22"/>
-        <w:ind w:firstLine="560"/>
-        <w:rPr>
-          <w:rFonts w:hint="eastAsia" w:asciiTheme="minorHAnsi" w:hAnsiTheme="minorHAnsi" w:eastAsiaTheme="minorEastAsia" w:cstheme="minorBidi"/>
-          <w:kern w:val="2"/>
-          <w:sz w:val="22"/>
-          <w:szCs w:val="24"/>
-          <w14:ligatures w14:val="standardContextual"/>
-        </w:rPr>
-      </w:pPr>
-      <w:r>
-        <w:fldChar w:fldCharType="begin"/>
-      </w:r>
-      <w:r>
-        <w:instrText xml:space="preserve"> HYPERLINK \l "_Toc237082864" </w:instrText>
-      </w:r>
-      <w:r>
-        <w:fldChar w:fldCharType="separate"/>
-      </w:r>
-      <w:r>
-        <w:rPr>
-          <w:rStyle w:val="41"/>
-        </w:rPr>
-        <w:t>六、团队介绍</w:t>
-      </w:r>
-      <w:r>
-        <w:rPr>
-          <w:rFonts w:hint="eastAsia"/>
-        </w:rPr>
-        <w:tab/>
-      </w:r>
-      <w:r>
-        <w:rPr>
-          <w:rFonts w:hint="eastAsia"/>
-        </w:rPr>
-        <w:fldChar w:fldCharType="begin"/>
-      </w:r>
-      <w:r>
-        <w:rPr>
-          <w:rFonts w:hint="eastAsia"/>
-        </w:rPr>
-        <w:instrText xml:space="preserve"> </w:instrText>
-      </w:r>
-      <w:r>
-        <w:instrText xml:space="preserve">PAGEREF _Toc237082864 \h</w:instrText>
-      </w:r>
-      <w:r>
-        <w:rPr>
-          <w:rFonts w:hint="eastAsia"/>
-        </w:rPr>
-        <w:instrText xml:space="preserve"> </w:instrText>
-      </w:r>
-      <w:r>
-        <w:rPr>
-          <w:rFonts w:hint="eastAsia"/>
-        </w:rPr>
-        <w:fldChar w:fldCharType="separate"/>
-      </w:r>
-      <w:r>
-        <w:t>21</w:t>
-      </w:r>
-      <w:r>
-        <w:rPr>
-          <w:rFonts w:hint="eastAsia"/>
-        </w:rPr>
-        <w:fldChar w:fldCharType="end"/>
-      </w:r>
-      <w:r>
-        <w:rPr>
-          <w:rFonts w:hint="eastAsia"/>
-        </w:rPr>
         <w:fldChar w:fldCharType="end"/>
       </w:r>
     </w:p>
@@ -3697,79 +2215,82 @@
       <w:pPr>
         <w:pStyle w:val="27"/>
         <w:tabs>
-          <w:tab w:val="right" w:leader="dot" w:pos="8722"/>
+          <w:tab w:val="right" w:leader="dot" w:pos="8732"/>
         </w:tabs>
-        <w:ind w:left="560"/>
-        <w:rPr>
-          <w:rFonts w:hint="eastAsia" w:asciiTheme="minorHAnsi" w:hAnsiTheme="minorHAnsi" w:eastAsiaTheme="minorEastAsia" w:cstheme="minorBidi"/>
-          <w:kern w:val="2"/>
-          <w:sz w:val="22"/>
-          <w:szCs w:val="24"/>
-          <w:lang w:eastAsia="zh-CN"/>
-          <w14:ligatures w14:val="standardContextual"/>
-        </w:rPr>
       </w:pPr>
       <w:r>
         <w:fldChar w:fldCharType="begin"/>
       </w:r>
       <w:r>
-        <w:instrText xml:space="preserve"> HYPERLINK \l "_Toc237082865" </w:instrText>
+        <w:instrText xml:space="preserve"> HYPERLINK \l _Toc16040 </w:instrText>
       </w:r>
       <w:r>
         <w:fldChar w:fldCharType="separate"/>
       </w:r>
       <w:r>
-        <w:rPr>
-          <w:rStyle w:val="41"/>
-        </w:rPr>
-        <w:t>1. 团队组成</w:t>
-      </w:r>
-      <w:r>
-        <w:rPr>
-          <w:rFonts w:hint="eastAsia"/>
-        </w:rPr>
+        <w:t>4. 顾问与人才计划</w:t>
+      </w:r>
+      <w:r>
         <w:tab/>
       </w:r>
       <w:r>
-        <w:rPr>
-          <w:rFonts w:hint="eastAsia"/>
-        </w:rPr>
         <w:fldChar w:fldCharType="begin"/>
       </w:r>
       <w:r>
-        <w:rPr>
-          <w:rFonts w:hint="eastAsia"/>
-        </w:rPr>
-        <w:instrText xml:space="preserve"> </w:instrText>
-      </w:r>
-      <w:r>
-        <w:instrText xml:space="preserve">PAGEREF _Toc237082865 \h</w:instrText>
-      </w:r>
-      <w:r>
-        <w:rPr>
-          <w:rFonts w:hint="eastAsia"/>
-        </w:rPr>
-        <w:instrText xml:space="preserve"> </w:instrText>
-      </w:r>
-      <w:r>
-        <w:rPr>
-          <w:rFonts w:hint="eastAsia"/>
-        </w:rPr>
+        <w:instrText xml:space="preserve"> PAGEREF _Toc16040 \h </w:instrText>
+      </w:r>
+      <w:r>
         <w:fldChar w:fldCharType="separate"/>
       </w:r>
       <w:r>
-        <w:t>21</w:t>
-      </w:r>
-      <w:r>
-        <w:rPr>
-          <w:rFonts w:hint="eastAsia"/>
-        </w:rPr>
+        <w:t>24</w:t>
+      </w:r>
+      <w:r>
         <w:fldChar w:fldCharType="end"/>
       </w:r>
       <w:r>
-        <w:rPr>
-          <w:rFonts w:hint="eastAsia"/>
-        </w:rPr>
+        <w:fldChar w:fldCharType="end"/>
+      </w:r>
+    </w:p>
+    <w:p>
+      <w:pPr>
+        <w:pStyle w:val="22"/>
+        <w:tabs>
+          <w:tab w:val="right" w:leader="dot" w:pos="8732"/>
+          <w:tab w:val="clear" w:pos="9060"/>
+        </w:tabs>
+      </w:pPr>
+      <w:r>
+        <w:fldChar w:fldCharType="begin"/>
+      </w:r>
+      <w:r>
+        <w:instrText xml:space="preserve"> HYPERLINK \l _Toc10620 </w:instrText>
+      </w:r>
+      <w:r>
+        <w:fldChar w:fldCharType="separate"/>
+      </w:r>
+      <w:r>
+        <w:t>七、财务分析</w:t>
+      </w:r>
+      <w:r>
+        <w:tab/>
+      </w:r>
+      <w:r>
+        <w:fldChar w:fldCharType="begin"/>
+      </w:r>
+      <w:r>
+        <w:instrText xml:space="preserve"> PAGEREF _Toc10620 \h </w:instrText>
+      </w:r>
+      <w:r>
+        <w:fldChar w:fldCharType="separate"/>
+      </w:r>
+      <w:r>
+        <w:t>25</w:t>
+      </w:r>
+      <w:r>
+        <w:fldChar w:fldCharType="end"/>
+      </w:r>
+      <w:r>
         <w:fldChar w:fldCharType="end"/>
       </w:r>
     </w:p>
@@ -3777,79 +2298,40 @@
       <w:pPr>
         <w:pStyle w:val="27"/>
         <w:tabs>
-          <w:tab w:val="right" w:leader="dot" w:pos="8722"/>
+          <w:tab w:val="right" w:leader="dot" w:pos="8732"/>
         </w:tabs>
-        <w:ind w:left="560"/>
-        <w:rPr>
-          <w:rFonts w:hint="eastAsia" w:asciiTheme="minorHAnsi" w:hAnsiTheme="minorHAnsi" w:eastAsiaTheme="minorEastAsia" w:cstheme="minorBidi"/>
-          <w:kern w:val="2"/>
-          <w:sz w:val="22"/>
-          <w:szCs w:val="24"/>
-          <w:lang w:eastAsia="zh-CN"/>
-          <w14:ligatures w14:val="standardContextual"/>
-        </w:rPr>
       </w:pPr>
       <w:r>
         <w:fldChar w:fldCharType="begin"/>
       </w:r>
       <w:r>
-        <w:instrText xml:space="preserve"> HYPERLINK \l "_Toc237082866" </w:instrText>
+        <w:instrText xml:space="preserve"> HYPERLINK \l _Toc31683 </w:instrText>
       </w:r>
       <w:r>
         <w:fldChar w:fldCharType="separate"/>
       </w:r>
       <w:r>
-        <w:rPr>
-          <w:rStyle w:val="41"/>
-        </w:rPr>
-        <w:t>2. 能力匹配</w:t>
-      </w:r>
-      <w:r>
-        <w:rPr>
-          <w:rFonts w:hint="eastAsia"/>
-        </w:rPr>
+        <w:t>1. 测算原则与关键假设</w:t>
+      </w:r>
+      <w:r>
         <w:tab/>
       </w:r>
       <w:r>
-        <w:rPr>
-          <w:rFonts w:hint="eastAsia"/>
-        </w:rPr>
         <w:fldChar w:fldCharType="begin"/>
       </w:r>
       <w:r>
-        <w:rPr>
-          <w:rFonts w:hint="eastAsia"/>
-        </w:rPr>
-        <w:instrText xml:space="preserve"> </w:instrText>
-      </w:r>
-      <w:r>
-        <w:instrText xml:space="preserve">PAGEREF _Toc237082866 \h</w:instrText>
-      </w:r>
-      <w:r>
-        <w:rPr>
-          <w:rFonts w:hint="eastAsia"/>
-        </w:rPr>
-        <w:instrText xml:space="preserve"> </w:instrText>
-      </w:r>
-      <w:r>
-        <w:rPr>
-          <w:rFonts w:hint="eastAsia"/>
-        </w:rPr>
+        <w:instrText xml:space="preserve"> PAGEREF _Toc31683 \h </w:instrText>
+      </w:r>
+      <w:r>
         <w:fldChar w:fldCharType="separate"/>
       </w:r>
       <w:r>
-        <w:t>22</w:t>
-      </w:r>
-      <w:r>
-        <w:rPr>
-          <w:rFonts w:hint="eastAsia"/>
-        </w:rPr>
+        <w:t>25</w:t>
+      </w:r>
+      <w:r>
         <w:fldChar w:fldCharType="end"/>
       </w:r>
       <w:r>
-        <w:rPr>
-          <w:rFonts w:hint="eastAsia"/>
-        </w:rPr>
         <w:fldChar w:fldCharType="end"/>
       </w:r>
     </w:p>
@@ -3857,79 +2339,40 @@
       <w:pPr>
         <w:pStyle w:val="27"/>
         <w:tabs>
-          <w:tab w:val="right" w:leader="dot" w:pos="8722"/>
+          <w:tab w:val="right" w:leader="dot" w:pos="8732"/>
         </w:tabs>
-        <w:ind w:left="560"/>
-        <w:rPr>
-          <w:rFonts w:hint="eastAsia" w:asciiTheme="minorHAnsi" w:hAnsiTheme="minorHAnsi" w:eastAsiaTheme="minorEastAsia" w:cstheme="minorBidi"/>
-          <w:kern w:val="2"/>
-          <w:sz w:val="22"/>
-          <w:szCs w:val="24"/>
-          <w:lang w:eastAsia="zh-CN"/>
-          <w14:ligatures w14:val="standardContextual"/>
-        </w:rPr>
       </w:pPr>
       <w:r>
         <w:fldChar w:fldCharType="begin"/>
       </w:r>
       <w:r>
-        <w:instrText xml:space="preserve"> HYPERLINK \l "_Toc237082867" </w:instrText>
+        <w:instrText xml:space="preserve"> HYPERLINK \l _Toc4844 </w:instrText>
       </w:r>
       <w:r>
         <w:fldChar w:fldCharType="separate"/>
       </w:r>
       <w:r>
-        <w:rPr>
-          <w:rStyle w:val="41"/>
-        </w:rPr>
-        <w:t>3. 分工协作机制</w:t>
-      </w:r>
-      <w:r>
-        <w:rPr>
-          <w:rFonts w:hint="eastAsia"/>
-        </w:rPr>
+        <w:t>2. 三年收入预测</w:t>
+      </w:r>
+      <w:r>
         <w:tab/>
       </w:r>
       <w:r>
-        <w:rPr>
-          <w:rFonts w:hint="eastAsia"/>
-        </w:rPr>
         <w:fldChar w:fldCharType="begin"/>
       </w:r>
       <w:r>
-        <w:rPr>
-          <w:rFonts w:hint="eastAsia"/>
-        </w:rPr>
-        <w:instrText xml:space="preserve"> </w:instrText>
-      </w:r>
-      <w:r>
-        <w:instrText xml:space="preserve">PAGEREF _Toc237082867 \h</w:instrText>
-      </w:r>
-      <w:r>
-        <w:rPr>
-          <w:rFonts w:hint="eastAsia"/>
-        </w:rPr>
-        <w:instrText xml:space="preserve"> </w:instrText>
-      </w:r>
-      <w:r>
-        <w:rPr>
-          <w:rFonts w:hint="eastAsia"/>
-        </w:rPr>
+        <w:instrText xml:space="preserve"> PAGEREF _Toc4844 \h </w:instrText>
+      </w:r>
+      <w:r>
         <w:fldChar w:fldCharType="separate"/>
       </w:r>
       <w:r>
-        <w:t>22</w:t>
-      </w:r>
-      <w:r>
-        <w:rPr>
-          <w:rFonts w:hint="eastAsia"/>
-        </w:rPr>
+        <w:t>25</w:t>
+      </w:r>
+      <w:r>
         <w:fldChar w:fldCharType="end"/>
       </w:r>
       <w:r>
-        <w:rPr>
-          <w:rFonts w:hint="eastAsia"/>
-        </w:rPr>
         <w:fldChar w:fldCharType="end"/>
       </w:r>
     </w:p>
@@ -3937,155 +2380,40 @@
       <w:pPr>
         <w:pStyle w:val="27"/>
         <w:tabs>
-          <w:tab w:val="right" w:leader="dot" w:pos="8722"/>
+          <w:tab w:val="right" w:leader="dot" w:pos="8732"/>
         </w:tabs>
-        <w:ind w:left="560"/>
-        <w:rPr>
-          <w:rFonts w:hint="eastAsia" w:asciiTheme="minorHAnsi" w:hAnsiTheme="minorHAnsi" w:eastAsiaTheme="minorEastAsia" w:cstheme="minorBidi"/>
-          <w:kern w:val="2"/>
-          <w:sz w:val="22"/>
-          <w:szCs w:val="24"/>
-          <w:lang w:eastAsia="zh-CN"/>
-          <w14:ligatures w14:val="standardContextual"/>
-        </w:rPr>
       </w:pPr>
       <w:r>
         <w:fldChar w:fldCharType="begin"/>
       </w:r>
       <w:r>
-        <w:instrText xml:space="preserve"> HYPERLINK \l "_Toc237082868" </w:instrText>
+        <w:instrText xml:space="preserve"> HYPERLINK \l _Toc3687 </w:instrText>
       </w:r>
       <w:r>
         <w:fldChar w:fldCharType="separate"/>
       </w:r>
       <w:r>
-        <w:rPr>
-          <w:rStyle w:val="41"/>
-        </w:rPr>
-        <w:t>4. 顾问与人才计划</w:t>
-      </w:r>
-      <w:r>
-        <w:rPr>
-          <w:rFonts w:hint="eastAsia"/>
-        </w:rPr>
+        <w:t>3. 成本与盈利预测</w:t>
+      </w:r>
+      <w:r>
         <w:tab/>
       </w:r>
       <w:r>
-        <w:rPr>
-          <w:rFonts w:hint="eastAsia"/>
-        </w:rPr>
         <w:fldChar w:fldCharType="begin"/>
       </w:r>
       <w:r>
-        <w:rPr>
-          <w:rFonts w:hint="eastAsia"/>
-        </w:rPr>
-        <w:instrText xml:space="preserve"> </w:instrText>
-      </w:r>
-      <w:r>
-        <w:instrText xml:space="preserve">PAGEREF _Toc237082868 \h</w:instrText>
-      </w:r>
-      <w:r>
-        <w:rPr>
-          <w:rFonts w:hint="eastAsia"/>
-        </w:rPr>
-        <w:instrText xml:space="preserve"> </w:instrText>
-      </w:r>
-      <w:r>
-        <w:rPr>
-          <w:rFonts w:hint="eastAsia"/>
-        </w:rPr>
+        <w:instrText xml:space="preserve"> PAGEREF _Toc3687 \h </w:instrText>
+      </w:r>
+      <w:r>
         <w:fldChar w:fldCharType="separate"/>
       </w:r>
       <w:r>
-        <w:t>22</w:t>
-      </w:r>
-      <w:r>
-        <w:rPr>
-          <w:rFonts w:hint="eastAsia"/>
-        </w:rPr>
+        <w:t>26</w:t>
+      </w:r>
+      <w:r>
         <w:fldChar w:fldCharType="end"/>
       </w:r>
       <w:r>
-        <w:rPr>
-          <w:rFonts w:hint="eastAsia"/>
-        </w:rPr>
-        <w:fldChar w:fldCharType="end"/>
-      </w:r>
-    </w:p>
-    <w:p>
-      <w:pPr>
-        <w:pStyle w:val="22"/>
-        <w:ind w:firstLine="560"/>
-        <w:rPr>
-          <w:rFonts w:hint="eastAsia" w:asciiTheme="minorHAnsi" w:hAnsiTheme="minorHAnsi" w:eastAsiaTheme="minorEastAsia" w:cstheme="minorBidi"/>
-          <w:kern w:val="2"/>
-          <w:sz w:val="22"/>
-          <w:szCs w:val="24"/>
-          <w14:ligatures w14:val="standardContextual"/>
-        </w:rPr>
-      </w:pPr>
-      <w:r>
-        <w:fldChar w:fldCharType="begin"/>
-      </w:r>
-      <w:r>
-        <w:instrText xml:space="preserve"> HYPERLINK \l "_Toc237082869" </w:instrText>
-      </w:r>
-      <w:r>
-        <w:fldChar w:fldCharType="separate"/>
-      </w:r>
-      <w:r>
-        <w:rPr>
-          <w:rStyle w:val="41"/>
-        </w:rPr>
-        <w:t>七、财务分析</w:t>
-      </w:r>
-      <w:r>
-        <w:rPr>
-          <w:rFonts w:hint="eastAsia"/>
-        </w:rPr>
-        <w:tab/>
-      </w:r>
-      <w:r>
-        <w:rPr>
-          <w:rFonts w:hint="eastAsia"/>
-        </w:rPr>
-        <w:fldChar w:fldCharType="begin"/>
-      </w:r>
-      <w:r>
-        <w:rPr>
-          <w:rFonts w:hint="eastAsia"/>
-        </w:rPr>
-        <w:instrText xml:space="preserve"> </w:instrText>
-      </w:r>
-      <w:r>
-        <w:instrText xml:space="preserve">PAGEREF _Toc237082869 \h</w:instrText>
-      </w:r>
-      <w:r>
-        <w:rPr>
-          <w:rFonts w:hint="eastAsia"/>
-        </w:rPr>
-        <w:instrText xml:space="preserve"> </w:instrText>
-      </w:r>
-      <w:r>
-        <w:rPr>
-          <w:rFonts w:hint="eastAsia"/>
-        </w:rPr>
-        <w:fldChar w:fldCharType="separate"/>
-      </w:r>
-      <w:r>
-        <w:t>23</w:t>
-      </w:r>
-      <w:r>
-        <w:rPr>
-          <w:rFonts w:hint="eastAsia"/>
-        </w:rPr>
-        <w:fldChar w:fldCharType="end"/>
-      </w:r>
-      <w:r>
-        <w:rPr>
-          <w:rFonts w:hint="eastAsia"/>
-        </w:rPr>
         <w:fldChar w:fldCharType="end"/>
       </w:r>
     </w:p>
@@ -4093,79 +2421,40 @@
       <w:pPr>
         <w:pStyle w:val="27"/>
         <w:tabs>
-          <w:tab w:val="right" w:leader="dot" w:pos="8722"/>
+          <w:tab w:val="right" w:leader="dot" w:pos="8732"/>
         </w:tabs>
-        <w:ind w:left="560"/>
-        <w:rPr>
-          <w:rFonts w:hint="eastAsia" w:asciiTheme="minorHAnsi" w:hAnsiTheme="minorHAnsi" w:eastAsiaTheme="minorEastAsia" w:cstheme="minorBidi"/>
-          <w:kern w:val="2"/>
-          <w:sz w:val="22"/>
-          <w:szCs w:val="24"/>
-          <w:lang w:eastAsia="zh-CN"/>
-          <w14:ligatures w14:val="standardContextual"/>
-        </w:rPr>
       </w:pPr>
       <w:r>
         <w:fldChar w:fldCharType="begin"/>
       </w:r>
       <w:r>
-        <w:instrText xml:space="preserve"> HYPERLINK \l "_Toc237082870" </w:instrText>
+        <w:instrText xml:space="preserve"> HYPERLINK \l _Toc22594 </w:instrText>
       </w:r>
       <w:r>
         <w:fldChar w:fldCharType="separate"/>
       </w:r>
       <w:r>
-        <w:rPr>
-          <w:rStyle w:val="41"/>
-        </w:rPr>
-        <w:t>1. 测算原则与关键假设</w:t>
-      </w:r>
-      <w:r>
-        <w:rPr>
-          <w:rFonts w:hint="eastAsia"/>
-        </w:rPr>
+        <w:t>4. 成本结构与控制措施</w:t>
+      </w:r>
+      <w:r>
         <w:tab/>
       </w:r>
       <w:r>
-        <w:rPr>
-          <w:rFonts w:hint="eastAsia"/>
-        </w:rPr>
         <w:fldChar w:fldCharType="begin"/>
       </w:r>
       <w:r>
-        <w:rPr>
-          <w:rFonts w:hint="eastAsia"/>
-        </w:rPr>
-        <w:instrText xml:space="preserve"> </w:instrText>
-      </w:r>
-      <w:r>
-        <w:instrText xml:space="preserve">PAGEREF _Toc237082870 \h</w:instrText>
-      </w:r>
-      <w:r>
-        <w:rPr>
-          <w:rFonts w:hint="eastAsia"/>
-        </w:rPr>
-        <w:instrText xml:space="preserve"> </w:instrText>
-      </w:r>
-      <w:r>
-        <w:rPr>
-          <w:rFonts w:hint="eastAsia"/>
-        </w:rPr>
+        <w:instrText xml:space="preserve"> PAGEREF _Toc22594 \h </w:instrText>
+      </w:r>
+      <w:r>
         <w:fldChar w:fldCharType="separate"/>
       </w:r>
       <w:r>
-        <w:t>23</w:t>
-      </w:r>
-      <w:r>
-        <w:rPr>
-          <w:rFonts w:hint="eastAsia"/>
-        </w:rPr>
+        <w:t>27</w:t>
+      </w:r>
+      <w:r>
         <w:fldChar w:fldCharType="end"/>
       </w:r>
       <w:r>
-        <w:rPr>
-          <w:rFonts w:hint="eastAsia"/>
-        </w:rPr>
         <w:fldChar w:fldCharType="end"/>
       </w:r>
     </w:p>
@@ -4173,79 +2462,82 @@
       <w:pPr>
         <w:pStyle w:val="27"/>
         <w:tabs>
-          <w:tab w:val="right" w:leader="dot" w:pos="8722"/>
+          <w:tab w:val="right" w:leader="dot" w:pos="8732"/>
         </w:tabs>
-        <w:ind w:left="560"/>
-        <w:rPr>
-          <w:rFonts w:hint="eastAsia" w:asciiTheme="minorHAnsi" w:hAnsiTheme="minorHAnsi" w:eastAsiaTheme="minorEastAsia" w:cstheme="minorBidi"/>
-          <w:kern w:val="2"/>
-          <w:sz w:val="22"/>
-          <w:szCs w:val="24"/>
-          <w:lang w:eastAsia="zh-CN"/>
-          <w14:ligatures w14:val="standardContextual"/>
-        </w:rPr>
       </w:pPr>
       <w:r>
         <w:fldChar w:fldCharType="begin"/>
       </w:r>
       <w:r>
-        <w:instrText xml:space="preserve"> HYPERLINK \l "_Toc237082871" </w:instrText>
+        <w:instrText xml:space="preserve"> HYPERLINK \l _Toc2104 </w:instrText>
       </w:r>
       <w:r>
         <w:fldChar w:fldCharType="separate"/>
       </w:r>
       <w:r>
-        <w:rPr>
-          <w:rStyle w:val="41"/>
-        </w:rPr>
-        <w:t>2. 三年收入预测</w:t>
-      </w:r>
-      <w:r>
-        <w:rPr>
-          <w:rFonts w:hint="eastAsia"/>
-        </w:rPr>
+        <w:t>5. 现金流与敏感性</w:t>
+      </w:r>
+      <w:r>
         <w:tab/>
       </w:r>
       <w:r>
-        <w:rPr>
-          <w:rFonts w:hint="eastAsia"/>
-        </w:rPr>
         <w:fldChar w:fldCharType="begin"/>
       </w:r>
       <w:r>
-        <w:rPr>
-          <w:rFonts w:hint="eastAsia"/>
-        </w:rPr>
-        <w:instrText xml:space="preserve"> </w:instrText>
-      </w:r>
-      <w:r>
-        <w:instrText xml:space="preserve">PAGEREF _Toc237082871 \h</w:instrText>
-      </w:r>
-      <w:r>
-        <w:rPr>
-          <w:rFonts w:hint="eastAsia"/>
-        </w:rPr>
-        <w:instrText xml:space="preserve"> </w:instrText>
-      </w:r>
-      <w:r>
-        <w:rPr>
-          <w:rFonts w:hint="eastAsia"/>
-        </w:rPr>
+        <w:instrText xml:space="preserve"> PAGEREF _Toc2104 \h </w:instrText>
+      </w:r>
+      <w:r>
         <w:fldChar w:fldCharType="separate"/>
       </w:r>
       <w:r>
-        <w:t>23</w:t>
-      </w:r>
-      <w:r>
-        <w:rPr>
-          <w:rFonts w:hint="eastAsia"/>
-        </w:rPr>
+        <w:t>28</w:t>
+      </w:r>
+      <w:r>
         <w:fldChar w:fldCharType="end"/>
       </w:r>
       <w:r>
-        <w:rPr>
-          <w:rFonts w:hint="eastAsia"/>
-        </w:rPr>
+        <w:fldChar w:fldCharType="end"/>
+      </w:r>
+    </w:p>
+    <w:p>
+      <w:pPr>
+        <w:pStyle w:val="22"/>
+        <w:tabs>
+          <w:tab w:val="right" w:leader="dot" w:pos="8732"/>
+          <w:tab w:val="clear" w:pos="9060"/>
+        </w:tabs>
+      </w:pPr>
+      <w:r>
+        <w:fldChar w:fldCharType="begin"/>
+      </w:r>
+      <w:r>
+        <w:instrText xml:space="preserve"> HYPERLINK \l _Toc18548 </w:instrText>
+      </w:r>
+      <w:r>
+        <w:fldChar w:fldCharType="separate"/>
+      </w:r>
+      <w:r>
+        <w:t>八、融资需求</w:t>
+      </w:r>
+      <w:r>
+        <w:tab/>
+      </w:r>
+      <w:r>
+        <w:fldChar w:fldCharType="begin"/>
+      </w:r>
+      <w:r>
+        <w:instrText xml:space="preserve"> PAGEREF _Toc18548 \h </w:instrText>
+      </w:r>
+      <w:r>
+        <w:fldChar w:fldCharType="separate"/>
+      </w:r>
+      <w:r>
+        <w:t>29</w:t>
+      </w:r>
+      <w:r>
+        <w:fldChar w:fldCharType="end"/>
+      </w:r>
+      <w:r>
         <w:fldChar w:fldCharType="end"/>
       </w:r>
     </w:p>
@@ -4253,79 +2545,40 @@
       <w:pPr>
         <w:pStyle w:val="27"/>
         <w:tabs>
-          <w:tab w:val="right" w:leader="dot" w:pos="8722"/>
+          <w:tab w:val="right" w:leader="dot" w:pos="8732"/>
         </w:tabs>
-        <w:ind w:left="560"/>
-        <w:rPr>
-          <w:rFonts w:hint="eastAsia" w:asciiTheme="minorHAnsi" w:hAnsiTheme="minorHAnsi" w:eastAsiaTheme="minorEastAsia" w:cstheme="minorBidi"/>
-          <w:kern w:val="2"/>
-          <w:sz w:val="22"/>
-          <w:szCs w:val="24"/>
-          <w:lang w:eastAsia="zh-CN"/>
-          <w14:ligatures w14:val="standardContextual"/>
-        </w:rPr>
       </w:pPr>
       <w:r>
         <w:fldChar w:fldCharType="begin"/>
       </w:r>
       <w:r>
-        <w:instrText xml:space="preserve"> HYPERLINK \l "_Toc237082872" </w:instrText>
+        <w:instrText xml:space="preserve"> HYPERLINK \l _Toc27993 </w:instrText>
       </w:r>
       <w:r>
         <w:fldChar w:fldCharType="separate"/>
       </w:r>
       <w:r>
-        <w:rPr>
-          <w:rStyle w:val="41"/>
-        </w:rPr>
-        <w:t>3. 成本与盈利预测</w:t>
-      </w:r>
-      <w:r>
-        <w:rPr>
-          <w:rFonts w:hint="eastAsia"/>
-        </w:rPr>
+        <w:t>1. 融资现状与计划</w:t>
+      </w:r>
+      <w:r>
         <w:tab/>
       </w:r>
       <w:r>
-        <w:rPr>
-          <w:rFonts w:hint="eastAsia"/>
-        </w:rPr>
         <w:fldChar w:fldCharType="begin"/>
       </w:r>
       <w:r>
-        <w:rPr>
-          <w:rFonts w:hint="eastAsia"/>
-        </w:rPr>
-        <w:instrText xml:space="preserve"> </w:instrText>
-      </w:r>
-      <w:r>
-        <w:instrText xml:space="preserve">PAGEREF _Toc237082872 \h</w:instrText>
-      </w:r>
-      <w:r>
-        <w:rPr>
-          <w:rFonts w:hint="eastAsia"/>
-        </w:rPr>
-        <w:instrText xml:space="preserve"> </w:instrText>
-      </w:r>
-      <w:r>
-        <w:rPr>
-          <w:rFonts w:hint="eastAsia"/>
-        </w:rPr>
+        <w:instrText xml:space="preserve"> PAGEREF _Toc27993 \h </w:instrText>
+      </w:r>
+      <w:r>
         <w:fldChar w:fldCharType="separate"/>
       </w:r>
       <w:r>
-        <w:t>24</w:t>
-      </w:r>
-      <w:r>
-        <w:rPr>
-          <w:rFonts w:hint="eastAsia"/>
-        </w:rPr>
+        <w:t>29</w:t>
+      </w:r>
+      <w:r>
         <w:fldChar w:fldCharType="end"/>
       </w:r>
       <w:r>
-        <w:rPr>
-          <w:rFonts w:hint="eastAsia"/>
-        </w:rPr>
         <w:fldChar w:fldCharType="end"/>
       </w:r>
     </w:p>
@@ -4333,79 +2586,40 @@
       <w:pPr>
         <w:pStyle w:val="27"/>
         <w:tabs>
-          <w:tab w:val="right" w:leader="dot" w:pos="8722"/>
+          <w:tab w:val="right" w:leader="dot" w:pos="8732"/>
         </w:tabs>
-        <w:ind w:left="560"/>
-        <w:rPr>
-          <w:rFonts w:hint="eastAsia" w:asciiTheme="minorHAnsi" w:hAnsiTheme="minorHAnsi" w:eastAsiaTheme="minorEastAsia" w:cstheme="minorBidi"/>
-          <w:kern w:val="2"/>
-          <w:sz w:val="22"/>
-          <w:szCs w:val="24"/>
-          <w:lang w:eastAsia="zh-CN"/>
-          <w14:ligatures w14:val="standardContextual"/>
-        </w:rPr>
       </w:pPr>
       <w:r>
         <w:fldChar w:fldCharType="begin"/>
       </w:r>
       <w:r>
-        <w:instrText xml:space="preserve"> HYPERLINK \l "_Toc237082873" </w:instrText>
+        <w:instrText xml:space="preserve"> HYPERLINK \l _Toc3084 </w:instrText>
       </w:r>
       <w:r>
         <w:fldChar w:fldCharType="separate"/>
       </w:r>
       <w:r>
-        <w:rPr>
-          <w:rStyle w:val="41"/>
-        </w:rPr>
-        <w:t>4. 成本结构与控制措施</w:t>
-      </w:r>
-      <w:r>
-        <w:rPr>
-          <w:rFonts w:hint="eastAsia"/>
-        </w:rPr>
+        <w:t>2. 资金使用计划</w:t>
+      </w:r>
+      <w:r>
         <w:tab/>
       </w:r>
       <w:r>
-        <w:rPr>
-          <w:rFonts w:hint="eastAsia"/>
-        </w:rPr>
         <w:fldChar w:fldCharType="begin"/>
       </w:r>
       <w:r>
-        <w:rPr>
-          <w:rFonts w:hint="eastAsia"/>
-        </w:rPr>
-        <w:instrText xml:space="preserve"> </w:instrText>
-      </w:r>
-      <w:r>
-        <w:instrText xml:space="preserve">PAGEREF _Toc237082873 \h</w:instrText>
-      </w:r>
-      <w:r>
-        <w:rPr>
-          <w:rFonts w:hint="eastAsia"/>
-        </w:rPr>
-        <w:instrText xml:space="preserve"> </w:instrText>
-      </w:r>
-      <w:r>
-        <w:rPr>
-          <w:rFonts w:hint="eastAsia"/>
-        </w:rPr>
+        <w:instrText xml:space="preserve"> PAGEREF _Toc3084 \h </w:instrText>
+      </w:r>
+      <w:r>
         <w:fldChar w:fldCharType="separate"/>
       </w:r>
       <w:r>
-        <w:t>25</w:t>
-      </w:r>
-      <w:r>
-        <w:rPr>
-          <w:rFonts w:hint="eastAsia"/>
-        </w:rPr>
+        <w:t>29</w:t>
+      </w:r>
+      <w:r>
         <w:fldChar w:fldCharType="end"/>
       </w:r>
       <w:r>
-        <w:rPr>
-          <w:rFonts w:hint="eastAsia"/>
-        </w:rPr>
         <w:fldChar w:fldCharType="end"/>
       </w:r>
     </w:p>
@@ -4413,155 +2627,40 @@
       <w:pPr>
         <w:pStyle w:val="27"/>
         <w:tabs>
-          <w:tab w:val="right" w:leader="dot" w:pos="8722"/>
+          <w:tab w:val="right" w:leader="dot" w:pos="8732"/>
         </w:tabs>
-        <w:ind w:left="560"/>
-        <w:rPr>
-          <w:rFonts w:hint="eastAsia" w:asciiTheme="minorHAnsi" w:hAnsiTheme="minorHAnsi" w:eastAsiaTheme="minorEastAsia" w:cstheme="minorBidi"/>
-          <w:kern w:val="2"/>
-          <w:sz w:val="22"/>
-          <w:szCs w:val="24"/>
-          <w:lang w:eastAsia="zh-CN"/>
-          <w14:ligatures w14:val="standardContextual"/>
-        </w:rPr>
       </w:pPr>
       <w:r>
         <w:fldChar w:fldCharType="begin"/>
       </w:r>
       <w:r>
-        <w:instrText xml:space="preserve"> HYPERLINK \l "_Toc237082874" </w:instrText>
+        <w:instrText xml:space="preserve"> HYPERLINK \l _Toc3389 </w:instrText>
       </w:r>
       <w:r>
         <w:fldChar w:fldCharType="separate"/>
       </w:r>
       <w:r>
-        <w:rPr>
-          <w:rStyle w:val="41"/>
-        </w:rPr>
-        <w:t>5. 现金流与敏感性</w:t>
-      </w:r>
-      <w:r>
-        <w:rPr>
-          <w:rFonts w:hint="eastAsia"/>
-        </w:rPr>
+        <w:t>3. 拟设股权与治理结构</w:t>
+      </w:r>
+      <w:r>
         <w:tab/>
       </w:r>
       <w:r>
-        <w:rPr>
-          <w:rFonts w:hint="eastAsia"/>
-        </w:rPr>
         <w:fldChar w:fldCharType="begin"/>
       </w:r>
       <w:r>
-        <w:rPr>
-          <w:rFonts w:hint="eastAsia"/>
-        </w:rPr>
-        <w:instrText xml:space="preserve"> </w:instrText>
-      </w:r>
-      <w:r>
-        <w:instrText xml:space="preserve">PAGEREF _Toc237082874 \h</w:instrText>
-      </w:r>
-      <w:r>
-        <w:rPr>
-          <w:rFonts w:hint="eastAsia"/>
-        </w:rPr>
-        <w:instrText xml:space="preserve"> </w:instrText>
-      </w:r>
-      <w:r>
-        <w:rPr>
-          <w:rFonts w:hint="eastAsia"/>
-        </w:rPr>
+        <w:instrText xml:space="preserve"> PAGEREF _Toc3389 \h </w:instrText>
+      </w:r>
+      <w:r>
         <w:fldChar w:fldCharType="separate"/>
       </w:r>
       <w:r>
-        <w:t>26</w:t>
-      </w:r>
-      <w:r>
-        <w:rPr>
-          <w:rFonts w:hint="eastAsia"/>
-        </w:rPr>
+        <w:t>30</w:t>
+      </w:r>
+      <w:r>
         <w:fldChar w:fldCharType="end"/>
       </w:r>
       <w:r>
-        <w:rPr>
-          <w:rFonts w:hint="eastAsia"/>
-        </w:rPr>
-        <w:fldChar w:fldCharType="end"/>
-      </w:r>
-    </w:p>
-    <w:p>
-      <w:pPr>
-        <w:pStyle w:val="22"/>
-        <w:ind w:firstLine="560"/>
-        <w:rPr>
-          <w:rFonts w:hint="eastAsia" w:asciiTheme="minorHAnsi" w:hAnsiTheme="minorHAnsi" w:eastAsiaTheme="minorEastAsia" w:cstheme="minorBidi"/>
-          <w:kern w:val="2"/>
-          <w:sz w:val="22"/>
-          <w:szCs w:val="24"/>
-          <w14:ligatures w14:val="standardContextual"/>
-        </w:rPr>
-      </w:pPr>
-      <w:r>
-        <w:fldChar w:fldCharType="begin"/>
-      </w:r>
-      <w:r>
-        <w:instrText xml:space="preserve"> HYPERLINK \l "_Toc237082875" </w:instrText>
-      </w:r>
-      <w:r>
-        <w:fldChar w:fldCharType="separate"/>
-      </w:r>
-      <w:r>
-        <w:rPr>
-          <w:rStyle w:val="41"/>
-        </w:rPr>
-        <w:t>八、融资需求</w:t>
-      </w:r>
-      <w:r>
-        <w:rPr>
-          <w:rFonts w:hint="eastAsia"/>
-        </w:rPr>
-        <w:tab/>
-      </w:r>
-      <w:r>
-        <w:rPr>
-          <w:rFonts w:hint="eastAsia"/>
-        </w:rPr>
-        <w:fldChar w:fldCharType="begin"/>
-      </w:r>
-      <w:r>
-        <w:rPr>
-          <w:rFonts w:hint="eastAsia"/>
-        </w:rPr>
-        <w:instrText xml:space="preserve"> </w:instrText>
-      </w:r>
-      <w:r>
-        <w:instrText xml:space="preserve">PAGEREF _Toc237082875 \h</w:instrText>
-      </w:r>
-      <w:r>
-        <w:rPr>
-          <w:rFonts w:hint="eastAsia"/>
-        </w:rPr>
-        <w:instrText xml:space="preserve"> </w:instrText>
-      </w:r>
-      <w:r>
-        <w:rPr>
-          <w:rFonts w:hint="eastAsia"/>
-        </w:rPr>
-        <w:fldChar w:fldCharType="separate"/>
-      </w:r>
-      <w:r>
-        <w:t>27</w:t>
-      </w:r>
-      <w:r>
-        <w:rPr>
-          <w:rFonts w:hint="eastAsia"/>
-        </w:rPr>
-        <w:fldChar w:fldCharType="end"/>
-      </w:r>
-      <w:r>
-        <w:rPr>
-          <w:rFonts w:hint="eastAsia"/>
-        </w:rPr>
         <w:fldChar w:fldCharType="end"/>
       </w:r>
     </w:p>
@@ -4569,79 +2668,40 @@
       <w:pPr>
         <w:pStyle w:val="27"/>
         <w:tabs>
-          <w:tab w:val="right" w:leader="dot" w:pos="8722"/>
+          <w:tab w:val="right" w:leader="dot" w:pos="8732"/>
         </w:tabs>
-        <w:ind w:left="560"/>
-        <w:rPr>
-          <w:rFonts w:hint="eastAsia" w:asciiTheme="minorHAnsi" w:hAnsiTheme="minorHAnsi" w:eastAsiaTheme="minorEastAsia" w:cstheme="minorBidi"/>
-          <w:kern w:val="2"/>
-          <w:sz w:val="22"/>
-          <w:szCs w:val="24"/>
-          <w:lang w:eastAsia="zh-CN"/>
-          <w14:ligatures w14:val="standardContextual"/>
-        </w:rPr>
       </w:pPr>
       <w:r>
         <w:fldChar w:fldCharType="begin"/>
       </w:r>
       <w:r>
-        <w:instrText xml:space="preserve"> HYPERLINK \l "_Toc237082876" </w:instrText>
+        <w:instrText xml:space="preserve"> HYPERLINK \l _Toc8578 </w:instrText>
       </w:r>
       <w:r>
         <w:fldChar w:fldCharType="separate"/>
       </w:r>
       <w:r>
-        <w:rPr>
-          <w:rStyle w:val="41"/>
-        </w:rPr>
-        <w:t>1. 融资现状与计划</w:t>
-      </w:r>
-      <w:r>
-        <w:rPr>
-          <w:rFonts w:hint="eastAsia"/>
-        </w:rPr>
+        <w:t>4. 融资后目标</w:t>
+      </w:r>
+      <w:r>
         <w:tab/>
       </w:r>
       <w:r>
-        <w:rPr>
-          <w:rFonts w:hint="eastAsia"/>
-        </w:rPr>
         <w:fldChar w:fldCharType="begin"/>
       </w:r>
       <w:r>
-        <w:rPr>
-          <w:rFonts w:hint="eastAsia"/>
-        </w:rPr>
-        <w:instrText xml:space="preserve"> </w:instrText>
-      </w:r>
-      <w:r>
-        <w:instrText xml:space="preserve">PAGEREF _Toc237082876 \h</w:instrText>
-      </w:r>
-      <w:r>
-        <w:rPr>
-          <w:rFonts w:hint="eastAsia"/>
-        </w:rPr>
-        <w:instrText xml:space="preserve"> </w:instrText>
-      </w:r>
-      <w:r>
-        <w:rPr>
-          <w:rFonts w:hint="eastAsia"/>
-        </w:rPr>
+        <w:instrText xml:space="preserve"> PAGEREF _Toc8578 \h </w:instrText>
+      </w:r>
+      <w:r>
         <w:fldChar w:fldCharType="separate"/>
       </w:r>
       <w:r>
-        <w:t>27</w:t>
-      </w:r>
-      <w:r>
-        <w:rPr>
-          <w:rFonts w:hint="eastAsia"/>
-        </w:rPr>
+        <w:t>30</w:t>
+      </w:r>
+      <w:r>
         <w:fldChar w:fldCharType="end"/>
       </w:r>
       <w:r>
-        <w:rPr>
-          <w:rFonts w:hint="eastAsia"/>
-        </w:rPr>
         <w:fldChar w:fldCharType="end"/>
       </w:r>
     </w:p>
@@ -4649,79 +2709,82 @@
       <w:pPr>
         <w:pStyle w:val="27"/>
         <w:tabs>
-          <w:tab w:val="right" w:leader="dot" w:pos="8722"/>
+          <w:tab w:val="right" w:leader="dot" w:pos="8732"/>
         </w:tabs>
-        <w:ind w:left="560"/>
-        <w:rPr>
-          <w:rFonts w:hint="eastAsia" w:asciiTheme="minorHAnsi" w:hAnsiTheme="minorHAnsi" w:eastAsiaTheme="minorEastAsia" w:cstheme="minorBidi"/>
-          <w:kern w:val="2"/>
-          <w:sz w:val="22"/>
-          <w:szCs w:val="24"/>
-          <w:lang w:eastAsia="zh-CN"/>
-          <w14:ligatures w14:val="standardContextual"/>
-        </w:rPr>
       </w:pPr>
       <w:r>
         <w:fldChar w:fldCharType="begin"/>
       </w:r>
       <w:r>
-        <w:instrText xml:space="preserve"> HYPERLINK \l "_Toc237082877" </w:instrText>
+        <w:instrText xml:space="preserve"> HYPERLINK \l _Toc19995 </w:instrText>
       </w:r>
       <w:r>
         <w:fldChar w:fldCharType="separate"/>
       </w:r>
       <w:r>
-        <w:rPr>
-          <w:rStyle w:val="41"/>
-        </w:rPr>
-        <w:t>2. 资金使用计划</w:t>
-      </w:r>
-      <w:r>
-        <w:rPr>
-          <w:rFonts w:hint="eastAsia"/>
-        </w:rPr>
+        <w:t>5. 投资退出机制</w:t>
+      </w:r>
+      <w:r>
         <w:tab/>
       </w:r>
       <w:r>
-        <w:rPr>
-          <w:rFonts w:hint="eastAsia"/>
-        </w:rPr>
         <w:fldChar w:fldCharType="begin"/>
       </w:r>
       <w:r>
-        <w:rPr>
-          <w:rFonts w:hint="eastAsia"/>
-        </w:rPr>
-        <w:instrText xml:space="preserve"> </w:instrText>
-      </w:r>
-      <w:r>
-        <w:instrText xml:space="preserve">PAGEREF _Toc237082877 \h</w:instrText>
-      </w:r>
-      <w:r>
-        <w:rPr>
-          <w:rFonts w:hint="eastAsia"/>
-        </w:rPr>
-        <w:instrText xml:space="preserve"> </w:instrText>
-      </w:r>
-      <w:r>
-        <w:rPr>
-          <w:rFonts w:hint="eastAsia"/>
-        </w:rPr>
+        <w:instrText xml:space="preserve"> PAGEREF _Toc19995 \h </w:instrText>
+      </w:r>
+      <w:r>
         <w:fldChar w:fldCharType="separate"/>
       </w:r>
       <w:r>
-        <w:t>27</w:t>
-      </w:r>
-      <w:r>
-        <w:rPr>
-          <w:rFonts w:hint="eastAsia"/>
-        </w:rPr>
+        <w:t>30</w:t>
+      </w:r>
+      <w:r>
         <w:fldChar w:fldCharType="end"/>
       </w:r>
       <w:r>
-        <w:rPr>
-          <w:rFonts w:hint="eastAsia"/>
-        </w:rPr>
+        <w:fldChar w:fldCharType="end"/>
+      </w:r>
+    </w:p>
+    <w:p>
+      <w:pPr>
+        <w:pStyle w:val="22"/>
+        <w:tabs>
+          <w:tab w:val="right" w:leader="dot" w:pos="8732"/>
+          <w:tab w:val="clear" w:pos="9060"/>
+        </w:tabs>
+      </w:pPr>
+      <w:r>
+        <w:fldChar w:fldCharType="begin"/>
+      </w:r>
+      <w:r>
+        <w:instrText xml:space="preserve"> HYPERLINK \l _Toc14658 </w:instrText>
+      </w:r>
+      <w:r>
+        <w:fldChar w:fldCharType="separate"/>
+      </w:r>
+      <w:r>
+        <w:t>九、风险控制</w:t>
+      </w:r>
+      <w:r>
+        <w:tab/>
+      </w:r>
+      <w:r>
+        <w:fldChar w:fldCharType="begin"/>
+      </w:r>
+      <w:r>
+        <w:instrText xml:space="preserve"> PAGEREF _Toc14658 \h </w:instrText>
+      </w:r>
+      <w:r>
+        <w:fldChar w:fldCharType="separate"/>
+      </w:r>
+      <w:r>
+        <w:t>31</w:t>
+      </w:r>
+      <w:r>
+        <w:fldChar w:fldCharType="end"/>
+      </w:r>
+      <w:r>
         <w:fldChar w:fldCharType="end"/>
       </w:r>
     </w:p>
@@ -4729,79 +2792,40 @@
       <w:pPr>
         <w:pStyle w:val="27"/>
         <w:tabs>
-          <w:tab w:val="right" w:leader="dot" w:pos="8722"/>
+          <w:tab w:val="right" w:leader="dot" w:pos="8732"/>
         </w:tabs>
-        <w:ind w:left="560"/>
-        <w:rPr>
-          <w:rFonts w:hint="eastAsia" w:asciiTheme="minorHAnsi" w:hAnsiTheme="minorHAnsi" w:eastAsiaTheme="minorEastAsia" w:cstheme="minorBidi"/>
-          <w:kern w:val="2"/>
-          <w:sz w:val="22"/>
-          <w:szCs w:val="24"/>
-          <w:lang w:eastAsia="zh-CN"/>
-          <w14:ligatures w14:val="standardContextual"/>
-        </w:rPr>
       </w:pPr>
       <w:r>
         <w:fldChar w:fldCharType="begin"/>
       </w:r>
       <w:r>
-        <w:instrText xml:space="preserve"> HYPERLINK \l "_Toc237082878" </w:instrText>
+        <w:instrText xml:space="preserve"> HYPERLINK \l _Toc23908 </w:instrText>
       </w:r>
       <w:r>
         <w:fldChar w:fldCharType="separate"/>
       </w:r>
       <w:r>
-        <w:rPr>
-          <w:rStyle w:val="41"/>
-        </w:rPr>
-        <w:t>3. 拟设股权与治理结构</w:t>
-      </w:r>
-      <w:r>
-        <w:rPr>
-          <w:rFonts w:hint="eastAsia"/>
-        </w:rPr>
+        <w:t>1. 风险矩阵</w:t>
+      </w:r>
+      <w:r>
         <w:tab/>
       </w:r>
       <w:r>
-        <w:rPr>
-          <w:rFonts w:hint="eastAsia"/>
-        </w:rPr>
         <w:fldChar w:fldCharType="begin"/>
       </w:r>
       <w:r>
-        <w:rPr>
-          <w:rFonts w:hint="eastAsia"/>
-        </w:rPr>
-        <w:instrText xml:space="preserve"> </w:instrText>
-      </w:r>
-      <w:r>
-        <w:instrText xml:space="preserve">PAGEREF _Toc237082878 \h</w:instrText>
-      </w:r>
-      <w:r>
-        <w:rPr>
-          <w:rFonts w:hint="eastAsia"/>
-        </w:rPr>
-        <w:instrText xml:space="preserve"> </w:instrText>
-      </w:r>
-      <w:r>
-        <w:rPr>
-          <w:rFonts w:hint="eastAsia"/>
-        </w:rPr>
+        <w:instrText xml:space="preserve"> PAGEREF _Toc23908 \h </w:instrText>
+      </w:r>
+      <w:r>
         <w:fldChar w:fldCharType="separate"/>
       </w:r>
       <w:r>
-        <w:t>28</w:t>
-      </w:r>
-      <w:r>
-        <w:rPr>
-          <w:rFonts w:hint="eastAsia"/>
-        </w:rPr>
+        <w:t>31</w:t>
+      </w:r>
+      <w:r>
         <w:fldChar w:fldCharType="end"/>
       </w:r>
       <w:r>
-        <w:rPr>
-          <w:rFonts w:hint="eastAsia"/>
-        </w:rPr>
         <w:fldChar w:fldCharType="end"/>
       </w:r>
     </w:p>
@@ -4809,79 +2833,40 @@
       <w:pPr>
         <w:pStyle w:val="27"/>
         <w:tabs>
-          <w:tab w:val="right" w:leader="dot" w:pos="8722"/>
+          <w:tab w:val="right" w:leader="dot" w:pos="8732"/>
         </w:tabs>
-        <w:ind w:left="560"/>
-        <w:rPr>
-          <w:rFonts w:hint="eastAsia" w:asciiTheme="minorHAnsi" w:hAnsiTheme="minorHAnsi" w:eastAsiaTheme="minorEastAsia" w:cstheme="minorBidi"/>
-          <w:kern w:val="2"/>
-          <w:sz w:val="22"/>
-          <w:szCs w:val="24"/>
-          <w:lang w:eastAsia="zh-CN"/>
-          <w14:ligatures w14:val="standardContextual"/>
-        </w:rPr>
       </w:pPr>
       <w:r>
         <w:fldChar w:fldCharType="begin"/>
       </w:r>
       <w:r>
-        <w:instrText xml:space="preserve"> HYPERLINK \l "_Toc237082879" </w:instrText>
+        <w:instrText xml:space="preserve"> HYPERLINK \l _Toc22253 </w:instrText>
       </w:r>
       <w:r>
         <w:fldChar w:fldCharType="separate"/>
       </w:r>
       <w:r>
-        <w:rPr>
-          <w:rStyle w:val="41"/>
-        </w:rPr>
-        <w:t>4. 融资后目标</w:t>
-      </w:r>
-      <w:r>
-        <w:rPr>
-          <w:rFonts w:hint="eastAsia"/>
-        </w:rPr>
+        <w:t>2. 技术与安全风险</w:t>
+      </w:r>
+      <w:r>
         <w:tab/>
       </w:r>
       <w:r>
-        <w:rPr>
-          <w:rFonts w:hint="eastAsia"/>
-        </w:rPr>
         <w:fldChar w:fldCharType="begin"/>
       </w:r>
       <w:r>
-        <w:rPr>
-          <w:rFonts w:hint="eastAsia"/>
-        </w:rPr>
-        <w:instrText xml:space="preserve"> </w:instrText>
-      </w:r>
-      <w:r>
-        <w:instrText xml:space="preserve">PAGEREF _Toc237082879 \h</w:instrText>
-      </w:r>
-      <w:r>
-        <w:rPr>
-          <w:rFonts w:hint="eastAsia"/>
-        </w:rPr>
-        <w:instrText xml:space="preserve"> </w:instrText>
-      </w:r>
-      <w:r>
-        <w:rPr>
-          <w:rFonts w:hint="eastAsia"/>
-        </w:rPr>
+        <w:instrText xml:space="preserve"> PAGEREF _Toc22253 \h </w:instrText>
+      </w:r>
+      <w:r>
         <w:fldChar w:fldCharType="separate"/>
       </w:r>
       <w:r>
-        <w:t>28</w:t>
-      </w:r>
-      <w:r>
-        <w:rPr>
-          <w:rFonts w:hint="eastAsia"/>
-        </w:rPr>
+        <w:t>32</w:t>
+      </w:r>
+      <w:r>
         <w:fldChar w:fldCharType="end"/>
       </w:r>
       <w:r>
-        <w:rPr>
-          <w:rFonts w:hint="eastAsia"/>
-        </w:rPr>
         <w:fldChar w:fldCharType="end"/>
       </w:r>
     </w:p>
@@ -4889,155 +2874,40 @@
       <w:pPr>
         <w:pStyle w:val="27"/>
         <w:tabs>
-          <w:tab w:val="right" w:leader="dot" w:pos="8722"/>
+          <w:tab w:val="right" w:leader="dot" w:pos="8732"/>
         </w:tabs>
-        <w:ind w:left="560"/>
-        <w:rPr>
-          <w:rFonts w:hint="eastAsia" w:asciiTheme="minorHAnsi" w:hAnsiTheme="minorHAnsi" w:eastAsiaTheme="minorEastAsia" w:cstheme="minorBidi"/>
-          <w:kern w:val="2"/>
-          <w:sz w:val="22"/>
-          <w:szCs w:val="24"/>
-          <w:lang w:eastAsia="zh-CN"/>
-          <w14:ligatures w14:val="standardContextual"/>
-        </w:rPr>
       </w:pPr>
       <w:r>
         <w:fldChar w:fldCharType="begin"/>
       </w:r>
       <w:r>
-        <w:instrText xml:space="preserve"> HYPERLINK \l "_Toc237082880" </w:instrText>
+        <w:instrText xml:space="preserve"> HYPERLINK \l _Toc13432 </w:instrText>
       </w:r>
       <w:r>
         <w:fldChar w:fldCharType="separate"/>
       </w:r>
       <w:r>
-        <w:rPr>
-          <w:rStyle w:val="41"/>
-        </w:rPr>
-        <w:t>5. 投资退出机制</w:t>
-      </w:r>
-      <w:r>
-        <w:rPr>
-          <w:rFonts w:hint="eastAsia"/>
-        </w:rPr>
+        <w:t>3. 市场与运营风险</w:t>
+      </w:r>
+      <w:r>
         <w:tab/>
       </w:r>
       <w:r>
-        <w:rPr>
-          <w:rFonts w:hint="eastAsia"/>
-        </w:rPr>
         <w:fldChar w:fldCharType="begin"/>
       </w:r>
       <w:r>
-        <w:rPr>
-          <w:rFonts w:hint="eastAsia"/>
-        </w:rPr>
-        <w:instrText xml:space="preserve"> </w:instrText>
-      </w:r>
-      <w:r>
-        <w:instrText xml:space="preserve">PAGEREF _Toc237082880 \h</w:instrText>
-      </w:r>
-      <w:r>
-        <w:rPr>
-          <w:rFonts w:hint="eastAsia"/>
-        </w:rPr>
-        <w:instrText xml:space="preserve"> </w:instrText>
-      </w:r>
-      <w:r>
-        <w:rPr>
-          <w:rFonts w:hint="eastAsia"/>
-        </w:rPr>
+        <w:instrText xml:space="preserve"> PAGEREF _Toc13432 \h </w:instrText>
+      </w:r>
+      <w:r>
         <w:fldChar w:fldCharType="separate"/>
       </w:r>
       <w:r>
-        <w:t>28</w:t>
-      </w:r>
-      <w:r>
-        <w:rPr>
-          <w:rFonts w:hint="eastAsia"/>
-        </w:rPr>
+        <w:t>32</w:t>
+      </w:r>
+      <w:r>
         <w:fldChar w:fldCharType="end"/>
       </w:r>
       <w:r>
-        <w:rPr>
-          <w:rFonts w:hint="eastAsia"/>
-        </w:rPr>
-        <w:fldChar w:fldCharType="end"/>
-      </w:r>
-    </w:p>
-    <w:p>
-      <w:pPr>
-        <w:pStyle w:val="22"/>
-        <w:ind w:firstLine="560"/>
-        <w:rPr>
-          <w:rFonts w:hint="eastAsia" w:asciiTheme="minorHAnsi" w:hAnsiTheme="minorHAnsi" w:eastAsiaTheme="minorEastAsia" w:cstheme="minorBidi"/>
-          <w:kern w:val="2"/>
-          <w:sz w:val="22"/>
-          <w:szCs w:val="24"/>
-          <w14:ligatures w14:val="standardContextual"/>
-        </w:rPr>
-      </w:pPr>
-      <w:r>
-        <w:fldChar w:fldCharType="begin"/>
-      </w:r>
-      <w:r>
-        <w:instrText xml:space="preserve"> HYPERLINK \l "_Toc237082881" </w:instrText>
-      </w:r>
-      <w:r>
-        <w:fldChar w:fldCharType="separate"/>
-      </w:r>
-      <w:r>
-        <w:rPr>
-          <w:rStyle w:val="41"/>
-        </w:rPr>
-        <w:t>九、风险控制</w:t>
-      </w:r>
-      <w:r>
-        <w:rPr>
-          <w:rFonts w:hint="eastAsia"/>
-        </w:rPr>
-        <w:tab/>
-      </w:r>
-      <w:r>
-        <w:rPr>
-          <w:rFonts w:hint="eastAsia"/>
-        </w:rPr>
-        <w:fldChar w:fldCharType="begin"/>
-      </w:r>
-      <w:r>
-        <w:rPr>
-          <w:rFonts w:hint="eastAsia"/>
-        </w:rPr>
-        <w:instrText xml:space="preserve"> </w:instrText>
-      </w:r>
-      <w:r>
-        <w:instrText xml:space="preserve">PAGEREF _Toc237082881 \h</w:instrText>
-      </w:r>
-      <w:r>
-        <w:rPr>
-          <w:rFonts w:hint="eastAsia"/>
-        </w:rPr>
-        <w:instrText xml:space="preserve"> </w:instrText>
-      </w:r>
-      <w:r>
-        <w:rPr>
-          <w:rFonts w:hint="eastAsia"/>
-        </w:rPr>
-        <w:fldChar w:fldCharType="separate"/>
-      </w:r>
-      <w:r>
-        <w:t>29</w:t>
-      </w:r>
-      <w:r>
-        <w:rPr>
-          <w:rFonts w:hint="eastAsia"/>
-        </w:rPr>
-        <w:fldChar w:fldCharType="end"/>
-      </w:r>
-      <w:r>
-        <w:rPr>
-          <w:rFonts w:hint="eastAsia"/>
-        </w:rPr>
         <w:fldChar w:fldCharType="end"/>
       </w:r>
     </w:p>
@@ -5045,79 +2915,40 @@
       <w:pPr>
         <w:pStyle w:val="27"/>
         <w:tabs>
-          <w:tab w:val="right" w:leader="dot" w:pos="8722"/>
+          <w:tab w:val="right" w:leader="dot" w:pos="8732"/>
         </w:tabs>
-        <w:ind w:left="560"/>
-        <w:rPr>
-          <w:rFonts w:hint="eastAsia" w:asciiTheme="minorHAnsi" w:hAnsiTheme="minorHAnsi" w:eastAsiaTheme="minorEastAsia" w:cstheme="minorBidi"/>
-          <w:kern w:val="2"/>
-          <w:sz w:val="22"/>
-          <w:szCs w:val="24"/>
-          <w:lang w:eastAsia="zh-CN"/>
-          <w14:ligatures w14:val="standardContextual"/>
-        </w:rPr>
       </w:pPr>
       <w:r>
         <w:fldChar w:fldCharType="begin"/>
       </w:r>
       <w:r>
-        <w:instrText xml:space="preserve"> HYPERLINK \l "_Toc237082882" </w:instrText>
+        <w:instrText xml:space="preserve"> HYPERLINK \l _Toc2455 </w:instrText>
       </w:r>
       <w:r>
         <w:fldChar w:fldCharType="separate"/>
       </w:r>
       <w:r>
-        <w:rPr>
-          <w:rStyle w:val="41"/>
-        </w:rPr>
-        <w:t>1. 风险矩阵</w:t>
-      </w:r>
-      <w:r>
-        <w:rPr>
-          <w:rFonts w:hint="eastAsia"/>
-        </w:rPr>
+        <w:t>4. 财务与融资风险</w:t>
+      </w:r>
+      <w:r>
         <w:tab/>
       </w:r>
       <w:r>
-        <w:rPr>
-          <w:rFonts w:hint="eastAsia"/>
-        </w:rPr>
         <w:fldChar w:fldCharType="begin"/>
       </w:r>
       <w:r>
-        <w:rPr>
-          <w:rFonts w:hint="eastAsia"/>
-        </w:rPr>
-        <w:instrText xml:space="preserve"> </w:instrText>
-      </w:r>
-      <w:r>
-        <w:instrText xml:space="preserve">PAGEREF _Toc237082882 \h</w:instrText>
-      </w:r>
-      <w:r>
-        <w:rPr>
-          <w:rFonts w:hint="eastAsia"/>
-        </w:rPr>
-        <w:instrText xml:space="preserve"> </w:instrText>
-      </w:r>
-      <w:r>
-        <w:rPr>
-          <w:rFonts w:hint="eastAsia"/>
-        </w:rPr>
+        <w:instrText xml:space="preserve"> PAGEREF _Toc2455 \h </w:instrText>
+      </w:r>
+      <w:r>
         <w:fldChar w:fldCharType="separate"/>
       </w:r>
       <w:r>
-        <w:t>29</w:t>
-      </w:r>
-      <w:r>
-        <w:rPr>
-          <w:rFonts w:hint="eastAsia"/>
-        </w:rPr>
+        <w:t>32</w:t>
+      </w:r>
+      <w:r>
         <w:fldChar w:fldCharType="end"/>
       </w:r>
       <w:r>
-        <w:rPr>
-          <w:rFonts w:hint="eastAsia"/>
-        </w:rPr>
         <w:fldChar w:fldCharType="end"/>
       </w:r>
     </w:p>
@@ -5125,79 +2956,82 @@
       <w:pPr>
         <w:pStyle w:val="27"/>
         <w:tabs>
-          <w:tab w:val="right" w:leader="dot" w:pos="8722"/>
+          <w:tab w:val="right" w:leader="dot" w:pos="8732"/>
         </w:tabs>
-        <w:ind w:left="560"/>
-        <w:rPr>
-          <w:rFonts w:hint="eastAsia" w:asciiTheme="minorHAnsi" w:hAnsiTheme="minorHAnsi" w:eastAsiaTheme="minorEastAsia" w:cstheme="minorBidi"/>
-          <w:kern w:val="2"/>
-          <w:sz w:val="22"/>
-          <w:szCs w:val="24"/>
-          <w:lang w:eastAsia="zh-CN"/>
-          <w14:ligatures w14:val="standardContextual"/>
-        </w:rPr>
       </w:pPr>
       <w:r>
         <w:fldChar w:fldCharType="begin"/>
       </w:r>
       <w:r>
-        <w:instrText xml:space="preserve"> HYPERLINK \l "_Toc237082883" </w:instrText>
+        <w:instrText xml:space="preserve"> HYPERLINK \l _Toc7272 </w:instrText>
       </w:r>
       <w:r>
         <w:fldChar w:fldCharType="separate"/>
       </w:r>
       <w:r>
-        <w:rPr>
-          <w:rStyle w:val="41"/>
-        </w:rPr>
-        <w:t>2. 技术与安全风险</w:t>
-      </w:r>
-      <w:r>
-        <w:rPr>
-          <w:rFonts w:hint="eastAsia"/>
-        </w:rPr>
+        <w:t>5. 合规与伦理边界</w:t>
+      </w:r>
+      <w:r>
         <w:tab/>
       </w:r>
       <w:r>
-        <w:rPr>
-          <w:rFonts w:hint="eastAsia"/>
-        </w:rPr>
         <w:fldChar w:fldCharType="begin"/>
       </w:r>
       <w:r>
-        <w:rPr>
-          <w:rFonts w:hint="eastAsia"/>
-        </w:rPr>
-        <w:instrText xml:space="preserve"> </w:instrText>
-      </w:r>
-      <w:r>
-        <w:instrText xml:space="preserve">PAGEREF _Toc237082883 \h</w:instrText>
-      </w:r>
-      <w:r>
-        <w:rPr>
-          <w:rFonts w:hint="eastAsia"/>
-        </w:rPr>
-        <w:instrText xml:space="preserve"> </w:instrText>
-      </w:r>
-      <w:r>
-        <w:rPr>
-          <w:rFonts w:hint="eastAsia"/>
-        </w:rPr>
+        <w:instrText xml:space="preserve"> PAGEREF _Toc7272 \h </w:instrText>
+      </w:r>
+      <w:r>
         <w:fldChar w:fldCharType="separate"/>
       </w:r>
       <w:r>
-        <w:t>30</w:t>
-      </w:r>
-      <w:r>
-        <w:rPr>
-          <w:rFonts w:hint="eastAsia"/>
-        </w:rPr>
+        <w:t>32</w:t>
+      </w:r>
+      <w:r>
         <w:fldChar w:fldCharType="end"/>
       </w:r>
       <w:r>
-        <w:rPr>
-          <w:rFonts w:hint="eastAsia"/>
-        </w:rPr>
+        <w:fldChar w:fldCharType="end"/>
+      </w:r>
+    </w:p>
+    <w:p>
+      <w:pPr>
+        <w:pStyle w:val="22"/>
+        <w:tabs>
+          <w:tab w:val="right" w:leader="dot" w:pos="8732"/>
+          <w:tab w:val="clear" w:pos="9060"/>
+        </w:tabs>
+      </w:pPr>
+      <w:r>
+        <w:fldChar w:fldCharType="begin"/>
+      </w:r>
+      <w:r>
+        <w:instrText xml:space="preserve"> HYPERLINK \l _Toc23318 </w:instrText>
+      </w:r>
+      <w:r>
+        <w:fldChar w:fldCharType="separate"/>
+      </w:r>
+      <w:r>
+        <w:t>十、未来展望</w:t>
+      </w:r>
+      <w:r>
+        <w:tab/>
+      </w:r>
+      <w:r>
+        <w:fldChar w:fldCharType="begin"/>
+      </w:r>
+      <w:r>
+        <w:instrText xml:space="preserve"> PAGEREF _Toc23318 \h </w:instrText>
+      </w:r>
+      <w:r>
+        <w:fldChar w:fldCharType="separate"/>
+      </w:r>
+      <w:r>
+        <w:t>34</w:t>
+      </w:r>
+      <w:r>
+        <w:fldChar w:fldCharType="end"/>
+      </w:r>
+      <w:r>
         <w:fldChar w:fldCharType="end"/>
       </w:r>
     </w:p>
@@ -5205,79 +3039,40 @@
       <w:pPr>
         <w:pStyle w:val="27"/>
         <w:tabs>
-          <w:tab w:val="right" w:leader="dot" w:pos="8722"/>
+          <w:tab w:val="right" w:leader="dot" w:pos="8732"/>
         </w:tabs>
-        <w:ind w:left="560"/>
-        <w:rPr>
-          <w:rFonts w:hint="eastAsia" w:asciiTheme="minorHAnsi" w:hAnsiTheme="minorHAnsi" w:eastAsiaTheme="minorEastAsia" w:cstheme="minorBidi"/>
-          <w:kern w:val="2"/>
-          <w:sz w:val="22"/>
-          <w:szCs w:val="24"/>
-          <w:lang w:eastAsia="zh-CN"/>
-          <w14:ligatures w14:val="standardContextual"/>
-        </w:rPr>
       </w:pPr>
       <w:r>
         <w:fldChar w:fldCharType="begin"/>
       </w:r>
       <w:r>
-        <w:instrText xml:space="preserve"> HYPERLINK \l "_Toc237082884" </w:instrText>
+        <w:instrText xml:space="preserve"> HYPERLINK \l _Toc28825 </w:instrText>
       </w:r>
       <w:r>
         <w:fldChar w:fldCharType="separate"/>
       </w:r>
       <w:r>
-        <w:rPr>
-          <w:rStyle w:val="41"/>
-        </w:rPr>
-        <w:t>3. 市场与运营风险</w:t>
-      </w:r>
-      <w:r>
-        <w:rPr>
-          <w:rFonts w:hint="eastAsia"/>
-        </w:rPr>
+        <w:t>1. 未来一年规划</w:t>
+      </w:r>
+      <w:r>
         <w:tab/>
       </w:r>
       <w:r>
-        <w:rPr>
-          <w:rFonts w:hint="eastAsia"/>
-        </w:rPr>
         <w:fldChar w:fldCharType="begin"/>
       </w:r>
       <w:r>
-        <w:rPr>
-          <w:rFonts w:hint="eastAsia"/>
-        </w:rPr>
-        <w:instrText xml:space="preserve"> </w:instrText>
-      </w:r>
-      <w:r>
-        <w:instrText xml:space="preserve">PAGEREF _Toc237082884 \h</w:instrText>
-      </w:r>
-      <w:r>
-        <w:rPr>
-          <w:rFonts w:hint="eastAsia"/>
-        </w:rPr>
-        <w:instrText xml:space="preserve"> </w:instrText>
-      </w:r>
-      <w:r>
-        <w:rPr>
-          <w:rFonts w:hint="eastAsia"/>
-        </w:rPr>
+        <w:instrText xml:space="preserve"> PAGEREF _Toc28825 \h </w:instrText>
+      </w:r>
+      <w:r>
         <w:fldChar w:fldCharType="separate"/>
       </w:r>
       <w:r>
-        <w:t>30</w:t>
-      </w:r>
-      <w:r>
-        <w:rPr>
-          <w:rFonts w:hint="eastAsia"/>
-        </w:rPr>
+        <w:t>34</w:t>
+      </w:r>
+      <w:r>
         <w:fldChar w:fldCharType="end"/>
       </w:r>
       <w:r>
-        <w:rPr>
-          <w:rFonts w:hint="eastAsia"/>
-        </w:rPr>
         <w:fldChar w:fldCharType="end"/>
       </w:r>
     </w:p>
@@ -5285,79 +3080,40 @@
       <w:pPr>
         <w:pStyle w:val="27"/>
         <w:tabs>
-          <w:tab w:val="right" w:leader="dot" w:pos="8722"/>
+          <w:tab w:val="right" w:leader="dot" w:pos="8732"/>
         </w:tabs>
-        <w:ind w:left="560"/>
-        <w:rPr>
-          <w:rFonts w:hint="eastAsia" w:asciiTheme="minorHAnsi" w:hAnsiTheme="minorHAnsi" w:eastAsiaTheme="minorEastAsia" w:cstheme="minorBidi"/>
-          <w:kern w:val="2"/>
-          <w:sz w:val="22"/>
-          <w:szCs w:val="24"/>
-          <w:lang w:eastAsia="zh-CN"/>
-          <w14:ligatures w14:val="standardContextual"/>
-        </w:rPr>
       </w:pPr>
       <w:r>
         <w:fldChar w:fldCharType="begin"/>
       </w:r>
       <w:r>
-        <w:instrText xml:space="preserve"> HYPERLINK \l "_Toc237082885" </w:instrText>
+        <w:instrText xml:space="preserve"> HYPERLINK \l _Toc22169 </w:instrText>
       </w:r>
       <w:r>
         <w:fldChar w:fldCharType="separate"/>
       </w:r>
       <w:r>
-        <w:rPr>
-          <w:rStyle w:val="41"/>
-        </w:rPr>
-        <w:t>4. 财务与融资风险</w:t>
-      </w:r>
-      <w:r>
-        <w:rPr>
-          <w:rFonts w:hint="eastAsia"/>
-        </w:rPr>
+        <w:t>2. 三年发展规划</w:t>
+      </w:r>
+      <w:r>
         <w:tab/>
       </w:r>
       <w:r>
-        <w:rPr>
-          <w:rFonts w:hint="eastAsia"/>
-        </w:rPr>
         <w:fldChar w:fldCharType="begin"/>
       </w:r>
       <w:r>
-        <w:rPr>
-          <w:rFonts w:hint="eastAsia"/>
-        </w:rPr>
-        <w:instrText xml:space="preserve"> </w:instrText>
-      </w:r>
-      <w:r>
-        <w:instrText xml:space="preserve">PAGEREF _Toc237082885 \h</w:instrText>
-      </w:r>
-      <w:r>
-        <w:rPr>
-          <w:rFonts w:hint="eastAsia"/>
-        </w:rPr>
-        <w:instrText xml:space="preserve"> </w:instrText>
-      </w:r>
-      <w:r>
-        <w:rPr>
-          <w:rFonts w:hint="eastAsia"/>
-        </w:rPr>
+        <w:instrText xml:space="preserve"> PAGEREF _Toc22169 \h </w:instrText>
+      </w:r>
+      <w:r>
         <w:fldChar w:fldCharType="separate"/>
       </w:r>
       <w:r>
-        <w:t>30</w:t>
-      </w:r>
-      <w:r>
-        <w:rPr>
-          <w:rFonts w:hint="eastAsia"/>
-        </w:rPr>
+        <w:t>34</w:t>
+      </w:r>
+      <w:r>
         <w:fldChar w:fldCharType="end"/>
       </w:r>
       <w:r>
-        <w:rPr>
-          <w:rFonts w:hint="eastAsia"/>
-        </w:rPr>
         <w:fldChar w:fldCharType="end"/>
       </w:r>
     </w:p>
@@ -5365,155 +3121,40 @@
       <w:pPr>
         <w:pStyle w:val="27"/>
         <w:tabs>
-          <w:tab w:val="right" w:leader="dot" w:pos="8722"/>
+          <w:tab w:val="right" w:leader="dot" w:pos="8732"/>
         </w:tabs>
-        <w:ind w:left="560"/>
-        <w:rPr>
-          <w:rFonts w:hint="eastAsia" w:asciiTheme="minorHAnsi" w:hAnsiTheme="minorHAnsi" w:eastAsiaTheme="minorEastAsia" w:cstheme="minorBidi"/>
-          <w:kern w:val="2"/>
-          <w:sz w:val="22"/>
-          <w:szCs w:val="24"/>
-          <w:lang w:eastAsia="zh-CN"/>
-          <w14:ligatures w14:val="standardContextual"/>
-        </w:rPr>
       </w:pPr>
       <w:r>
         <w:fldChar w:fldCharType="begin"/>
       </w:r>
       <w:r>
-        <w:instrText xml:space="preserve"> HYPERLINK \l "_Toc237082886" </w:instrText>
+        <w:instrText xml:space="preserve"> HYPERLINK \l _Toc8047 </w:instrText>
       </w:r>
       <w:r>
         <w:fldChar w:fldCharType="separate"/>
       </w:r>
       <w:r>
-        <w:rPr>
-          <w:rStyle w:val="41"/>
-        </w:rPr>
-        <w:t>5. 合规与伦理边界</w:t>
-      </w:r>
-      <w:r>
-        <w:rPr>
-          <w:rFonts w:hint="eastAsia"/>
-        </w:rPr>
+        <w:t>3. 长期愿景</w:t>
+      </w:r>
+      <w:r>
         <w:tab/>
       </w:r>
       <w:r>
-        <w:rPr>
-          <w:rFonts w:hint="eastAsia"/>
-        </w:rPr>
         <w:fldChar w:fldCharType="begin"/>
       </w:r>
       <w:r>
-        <w:rPr>
-          <w:rFonts w:hint="eastAsia"/>
-        </w:rPr>
-        <w:instrText xml:space="preserve"> </w:instrText>
-      </w:r>
-      <w:r>
-        <w:instrText xml:space="preserve">PAGEREF _Toc237082886 \h</w:instrText>
-      </w:r>
-      <w:r>
-        <w:rPr>
-          <w:rFonts w:hint="eastAsia"/>
-        </w:rPr>
-        <w:instrText xml:space="preserve"> </w:instrText>
-      </w:r>
-      <w:r>
-        <w:rPr>
-          <w:rFonts w:hint="eastAsia"/>
-        </w:rPr>
+        <w:instrText xml:space="preserve"> PAGEREF _Toc8047 \h </w:instrText>
+      </w:r>
+      <w:r>
         <w:fldChar w:fldCharType="separate"/>
       </w:r>
       <w:r>
-        <w:t>30</w:t>
-      </w:r>
-      <w:r>
-        <w:rPr>
-          <w:rFonts w:hint="eastAsia"/>
-        </w:rPr>
+        <w:t>35</w:t>
+      </w:r>
+      <w:r>
         <w:fldChar w:fldCharType="end"/>
       </w:r>
       <w:r>
-        <w:rPr>
-          <w:rFonts w:hint="eastAsia"/>
-        </w:rPr>
-        <w:fldChar w:fldCharType="end"/>
-      </w:r>
-    </w:p>
-    <w:p>
-      <w:pPr>
-        <w:pStyle w:val="22"/>
-        <w:ind w:firstLine="560"/>
-        <w:rPr>
-          <w:rFonts w:hint="eastAsia" w:asciiTheme="minorHAnsi" w:hAnsiTheme="minorHAnsi" w:eastAsiaTheme="minorEastAsia" w:cstheme="minorBidi"/>
-          <w:kern w:val="2"/>
-          <w:sz w:val="22"/>
-          <w:szCs w:val="24"/>
-          <w14:ligatures w14:val="standardContextual"/>
-        </w:rPr>
-      </w:pPr>
-      <w:r>
-        <w:fldChar w:fldCharType="begin"/>
-      </w:r>
-      <w:r>
-        <w:instrText xml:space="preserve"> HYPERLINK \l "_Toc237082887" </w:instrText>
-      </w:r>
-      <w:r>
-        <w:fldChar w:fldCharType="separate"/>
-      </w:r>
-      <w:r>
-        <w:rPr>
-          <w:rStyle w:val="41"/>
-        </w:rPr>
-        <w:t>十、未来展望</w:t>
-      </w:r>
-      <w:r>
-        <w:rPr>
-          <w:rFonts w:hint="eastAsia"/>
-        </w:rPr>
-        <w:tab/>
-      </w:r>
-      <w:r>
-        <w:rPr>
-          <w:rFonts w:hint="eastAsia"/>
-        </w:rPr>
-        <w:fldChar w:fldCharType="begin"/>
-      </w:r>
-      <w:r>
-        <w:rPr>
-          <w:rFonts w:hint="eastAsia"/>
-        </w:rPr>
-        <w:instrText xml:space="preserve"> </w:instrText>
-      </w:r>
-      <w:r>
-        <w:instrText xml:space="preserve">PAGEREF _Toc237082887 \h</w:instrText>
-      </w:r>
-      <w:r>
-        <w:rPr>
-          <w:rFonts w:hint="eastAsia"/>
-        </w:rPr>
-        <w:instrText xml:space="preserve"> </w:instrText>
-      </w:r>
-      <w:r>
-        <w:rPr>
-          <w:rFonts w:hint="eastAsia"/>
-        </w:rPr>
-        <w:fldChar w:fldCharType="separate"/>
-      </w:r>
-      <w:r>
-        <w:t>32</w:t>
-      </w:r>
-      <w:r>
-        <w:rPr>
-          <w:rFonts w:hint="eastAsia"/>
-        </w:rPr>
-        <w:fldChar w:fldCharType="end"/>
-      </w:r>
-      <w:r>
-        <w:rPr>
-          <w:rFonts w:hint="eastAsia"/>
-        </w:rPr>
         <w:fldChar w:fldCharType="end"/>
       </w:r>
     </w:p>
@@ -5521,319 +3162,40 @@
       <w:pPr>
         <w:pStyle w:val="27"/>
         <w:tabs>
-          <w:tab w:val="right" w:leader="dot" w:pos="8722"/>
+          <w:tab w:val="right" w:leader="dot" w:pos="8732"/>
         </w:tabs>
-        <w:ind w:left="560"/>
-        <w:rPr>
-          <w:rFonts w:hint="eastAsia" w:asciiTheme="minorHAnsi" w:hAnsiTheme="minorHAnsi" w:eastAsiaTheme="minorEastAsia" w:cstheme="minorBidi"/>
-          <w:kern w:val="2"/>
-          <w:sz w:val="22"/>
-          <w:szCs w:val="24"/>
-          <w:lang w:eastAsia="zh-CN"/>
-          <w14:ligatures w14:val="standardContextual"/>
-        </w:rPr>
       </w:pPr>
       <w:r>
         <w:fldChar w:fldCharType="begin"/>
       </w:r>
       <w:r>
-        <w:instrText xml:space="preserve"> HYPERLINK \l "_Toc237082888" </w:instrText>
+        <w:instrText xml:space="preserve"> HYPERLINK \l _Toc18718 </w:instrText>
       </w:r>
       <w:r>
         <w:fldChar w:fldCharType="separate"/>
       </w:r>
       <w:r>
-        <w:rPr>
-          <w:rStyle w:val="41"/>
-        </w:rPr>
-        <w:t>1. 未来一年规划</w:t>
-      </w:r>
-      <w:r>
-        <w:rPr>
-          <w:rFonts w:hint="eastAsia"/>
-        </w:rPr>
+        <w:t>4. 结语</w:t>
+      </w:r>
+      <w:r>
         <w:tab/>
       </w:r>
       <w:r>
-        <w:rPr>
-          <w:rFonts w:hint="eastAsia"/>
-        </w:rPr>
         <w:fldChar w:fldCharType="begin"/>
       </w:r>
       <w:r>
-        <w:rPr>
-          <w:rFonts w:hint="eastAsia"/>
-        </w:rPr>
-        <w:instrText xml:space="preserve"> </w:instrText>
-      </w:r>
-      <w:r>
-        <w:instrText xml:space="preserve">PAGEREF _Toc237082888 \h</w:instrText>
-      </w:r>
-      <w:r>
-        <w:rPr>
-          <w:rFonts w:hint="eastAsia"/>
-        </w:rPr>
-        <w:instrText xml:space="preserve"> </w:instrText>
-      </w:r>
-      <w:r>
-        <w:rPr>
-          <w:rFonts w:hint="eastAsia"/>
-        </w:rPr>
+        <w:instrText xml:space="preserve"> PAGEREF _Toc18718 \h </w:instrText>
+      </w:r>
+      <w:r>
         <w:fldChar w:fldCharType="separate"/>
       </w:r>
       <w:r>
-        <w:t>32</w:t>
-      </w:r>
-      <w:r>
-        <w:rPr>
-          <w:rFonts w:hint="eastAsia"/>
-        </w:rPr>
+        <w:t>36</w:t>
+      </w:r>
+      <w:r>
         <w:fldChar w:fldCharType="end"/>
       </w:r>
       <w:r>
-        <w:rPr>
-          <w:rFonts w:hint="eastAsia"/>
-        </w:rPr>
-        <w:fldChar w:fldCharType="end"/>
-      </w:r>
-    </w:p>
-    <w:p>
-      <w:pPr>
-        <w:pStyle w:val="27"/>
-        <w:tabs>
-          <w:tab w:val="right" w:leader="dot" w:pos="8722"/>
-        </w:tabs>
-        <w:ind w:left="560"/>
-        <w:rPr>
-          <w:rFonts w:hint="eastAsia" w:asciiTheme="minorHAnsi" w:hAnsiTheme="minorHAnsi" w:eastAsiaTheme="minorEastAsia" w:cstheme="minorBidi"/>
-          <w:kern w:val="2"/>
-          <w:sz w:val="22"/>
-          <w:szCs w:val="24"/>
-          <w:lang w:eastAsia="zh-CN"/>
-          <w14:ligatures w14:val="standardContextual"/>
-        </w:rPr>
-      </w:pPr>
-      <w:r>
-        <w:fldChar w:fldCharType="begin"/>
-      </w:r>
-      <w:r>
-        <w:instrText xml:space="preserve"> HYPERLINK \l "_Toc237082889" </w:instrText>
-      </w:r>
-      <w:r>
-        <w:fldChar w:fldCharType="separate"/>
-      </w:r>
-      <w:r>
-        <w:rPr>
-          <w:rStyle w:val="41"/>
-        </w:rPr>
-        <w:t>2. 三年发展规划</w:t>
-      </w:r>
-      <w:r>
-        <w:rPr>
-          <w:rFonts w:hint="eastAsia"/>
-        </w:rPr>
-        <w:tab/>
-      </w:r>
-      <w:r>
-        <w:rPr>
-          <w:rFonts w:hint="eastAsia"/>
-        </w:rPr>
-        <w:fldChar w:fldCharType="begin"/>
-      </w:r>
-      <w:r>
-        <w:rPr>
-          <w:rFonts w:hint="eastAsia"/>
-        </w:rPr>
-        <w:instrText xml:space="preserve"> </w:instrText>
-      </w:r>
-      <w:r>
-        <w:instrText xml:space="preserve">PAGEREF _Toc237082889 \h</w:instrText>
-      </w:r>
-      <w:r>
-        <w:rPr>
-          <w:rFonts w:hint="eastAsia"/>
-        </w:rPr>
-        <w:instrText xml:space="preserve"> </w:instrText>
-      </w:r>
-      <w:r>
-        <w:rPr>
-          <w:rFonts w:hint="eastAsia"/>
-        </w:rPr>
-        <w:fldChar w:fldCharType="separate"/>
-      </w:r>
-      <w:r>
-        <w:t>32</w:t>
-      </w:r>
-      <w:r>
-        <w:rPr>
-          <w:rFonts w:hint="eastAsia"/>
-        </w:rPr>
-        <w:fldChar w:fldCharType="end"/>
-      </w:r>
-      <w:r>
-        <w:rPr>
-          <w:rFonts w:hint="eastAsia"/>
-        </w:rPr>
-        <w:fldChar w:fldCharType="end"/>
-      </w:r>
-    </w:p>
-    <w:p>
-      <w:pPr>
-        <w:pStyle w:val="27"/>
-        <w:tabs>
-          <w:tab w:val="right" w:leader="dot" w:pos="8722"/>
-        </w:tabs>
-        <w:ind w:left="560"/>
-        <w:rPr>
-          <w:rFonts w:hint="eastAsia" w:asciiTheme="minorHAnsi" w:hAnsiTheme="minorHAnsi" w:eastAsiaTheme="minorEastAsia" w:cstheme="minorBidi"/>
-          <w:kern w:val="2"/>
-          <w:sz w:val="22"/>
-          <w:szCs w:val="24"/>
-          <w:lang w:eastAsia="zh-CN"/>
-          <w14:ligatures w14:val="standardContextual"/>
-        </w:rPr>
-      </w:pPr>
-      <w:r>
-        <w:fldChar w:fldCharType="begin"/>
-      </w:r>
-      <w:r>
-        <w:instrText xml:space="preserve"> HYPERLINK \l "_Toc237082890" </w:instrText>
-      </w:r>
-      <w:r>
-        <w:fldChar w:fldCharType="separate"/>
-      </w:r>
-      <w:r>
-        <w:rPr>
-          <w:rStyle w:val="41"/>
-        </w:rPr>
-        <w:t>3. 长期愿景</w:t>
-      </w:r>
-      <w:r>
-        <w:rPr>
-          <w:rFonts w:hint="eastAsia"/>
-        </w:rPr>
-        <w:tab/>
-      </w:r>
-      <w:r>
-        <w:rPr>
-          <w:rFonts w:hint="eastAsia"/>
-        </w:rPr>
-        <w:fldChar w:fldCharType="begin"/>
-      </w:r>
-      <w:r>
-        <w:rPr>
-          <w:rFonts w:hint="eastAsia"/>
-        </w:rPr>
-        <w:instrText xml:space="preserve"> </w:instrText>
-      </w:r>
-      <w:r>
-        <w:instrText xml:space="preserve">PAGEREF _Toc237082890 \h</w:instrText>
-      </w:r>
-      <w:r>
-        <w:rPr>
-          <w:rFonts w:hint="eastAsia"/>
-        </w:rPr>
-        <w:instrText xml:space="preserve"> </w:instrText>
-      </w:r>
-      <w:r>
-        <w:rPr>
-          <w:rFonts w:hint="eastAsia"/>
-        </w:rPr>
-        <w:fldChar w:fldCharType="separate"/>
-      </w:r>
-      <w:r>
-        <w:t>33</w:t>
-      </w:r>
-      <w:r>
-        <w:rPr>
-          <w:rFonts w:hint="eastAsia"/>
-        </w:rPr>
-        <w:fldChar w:fldCharType="end"/>
-      </w:r>
-      <w:r>
-        <w:rPr>
-          <w:rFonts w:hint="eastAsia"/>
-        </w:rPr>
-        <w:fldChar w:fldCharType="end"/>
-      </w:r>
-    </w:p>
-    <w:p>
-      <w:pPr>
-        <w:pStyle w:val="27"/>
-        <w:tabs>
-          <w:tab w:val="right" w:leader="dot" w:pos="8722"/>
-        </w:tabs>
-        <w:ind w:left="560"/>
-        <w:rPr>
-          <w:rFonts w:hint="eastAsia" w:asciiTheme="minorHAnsi" w:hAnsiTheme="minorHAnsi" w:eastAsiaTheme="minorEastAsia" w:cstheme="minorBidi"/>
-          <w:kern w:val="2"/>
-          <w:sz w:val="22"/>
-          <w:szCs w:val="24"/>
-          <w:lang w:eastAsia="zh-CN"/>
-          <w14:ligatures w14:val="standardContextual"/>
-        </w:rPr>
-      </w:pPr>
-      <w:r>
-        <w:fldChar w:fldCharType="begin"/>
-      </w:r>
-      <w:r>
-        <w:instrText xml:space="preserve"> HYPERLINK \l "_Toc237082891" </w:instrText>
-      </w:r>
-      <w:r>
-        <w:fldChar w:fldCharType="separate"/>
-      </w:r>
-      <w:r>
-        <w:rPr>
-          <w:rStyle w:val="41"/>
-        </w:rPr>
-        <w:t>4. 结语</w:t>
-      </w:r>
-      <w:r>
-        <w:rPr>
-          <w:rFonts w:hint="eastAsia"/>
-        </w:rPr>
-        <w:tab/>
-      </w:r>
-      <w:r>
-        <w:rPr>
-          <w:rFonts w:hint="eastAsia"/>
-        </w:rPr>
-        <w:fldChar w:fldCharType="begin"/>
-      </w:r>
-      <w:r>
-        <w:rPr>
-          <w:rFonts w:hint="eastAsia"/>
-        </w:rPr>
-        <w:instrText xml:space="preserve"> </w:instrText>
-      </w:r>
-      <w:r>
-        <w:instrText xml:space="preserve">PAGEREF _Toc237082891 \h</w:instrText>
-      </w:r>
-      <w:r>
-        <w:rPr>
-          <w:rFonts w:hint="eastAsia"/>
-        </w:rPr>
-        <w:instrText xml:space="preserve"> </w:instrText>
-      </w:r>
-      <w:r>
-        <w:rPr>
-          <w:rFonts w:hint="eastAsia"/>
-        </w:rPr>
-        <w:fldChar w:fldCharType="separate"/>
-      </w:r>
-      <w:r>
-        <w:t>34</w:t>
-      </w:r>
-      <w:r>
-        <w:rPr>
-          <w:rFonts w:hint="eastAsia"/>
-        </w:rPr>
-        <w:fldChar w:fldCharType="end"/>
-      </w:r>
-      <w:r>
-        <w:rPr>
-          <w:rFonts w:hint="eastAsia"/>
-        </w:rPr>
         <w:fldChar w:fldCharType="end"/>
       </w:r>
     </w:p>
@@ -5863,15 +3225,86 @@
         <w:ind w:firstLine="640"/>
         <w:rPr>
           <w:color w:val="000000" w:themeColor="text1"/>
-          <w14:textFill>
-            <w14:solidFill>
-              <w14:schemeClr w14:val="tx1"/>
-            </w14:solidFill>
-          </w14:textFill>
         </w:rPr>
       </w:pPr>
-      <w:bookmarkStart w:id="0" w:name="_Toc237082828"/>
-      <w:r>
+      <w:bookmarkStart w:id="0" w:name="_Toc29523"/>
+      <w:r>
+        <w:rPr>
+          <w:color w:val="000000" w:themeColor="text1"/>
+        </w:rPr>
+        <w:t>一、执行摘要</w:t>
+      </w:r>
+      <w:bookmarkEnd w:id="0"/>
+    </w:p>
+    <w:p>
+      <w:r>
+        <w:rPr>
+          <w:rFonts w:hint="eastAsia" w:ascii="宋体" w:hAnsi="宋体" w:eastAsia="宋体" w:cs="宋体"/>
+          <w:b w:val="0"/>
+          <w:bCs w:val="0"/>
+          <w:color w:val="000000" w:themeColor="text1"/>
+          <w:sz w:val="28"/>
+          <w:szCs w:val="28"/>
+        </w:rPr>
+        <w:t>耘智惠农</w:t>
+      </w:r>
+      <w:r>
+        <w:t>是一款面向中小农场、农民专业合作社及基层农技服务机构的多智能体智慧农服平台，致力于通过人工智能技术降低农业数字化应用门槛，为农业生产与经营提供及时、专业、可追溯的决策支持。</w:t>
+      </w:r>
+    </w:p>
+    <w:p>
+      <w:r>
+        <w:t>中小农业经营主体最关心三件事：作物能否种得好、产品能否卖得出、经营能否赚得到。项目以“保产、促销、增收”为目标，形成“种得好、卖得出、赚得到”的价值主张，构建覆盖生产、决策与营销的一体化智慧农业服务体系。</w:t>
+      </w:r>
+    </w:p>
+    <w:p>
+      <w:r>
+        <w:t>生产端，平台融合农业知识库、农场档案、天气与病虫害分析，为种植管理和风险判断提供辅助建议；销售端，整合市场行情、营销文案和AI短视频广告生成，让农产品卖点更易传播；经营端，连接价格、供需和经营分析，辅助用户判断销售时机、优化投入安排。</w:t>
+      </w:r>
+    </w:p>
+    <w:p>
+      <w:r>
+        <w:t>平台采用“技能路由—任务规划—工具执行—结果复核”的多智能体机制，自动调用种植、天气、病虫害、知识、市场和营销技能。AI短视频广告生成功能可依据农产品品类、产地、卖点、受众和投放平台生成广告文案、脚本与分镜，并提交文生或图生短视频任务，降低宣传内容制作成本。</w:t>
+      </w:r>
+    </w:p>
+    <w:p>
+      <w:r>
+        <w:t>目前，项目已完成可运行的Web端原型，具备权限管理、农场档案、农业问答、知识库、天气风险提示、市场分析、营销内容和AI视频任务管理等功能。系统通过农业知识检索、工具白名单、权限隔离和执行记录保障依据性、安全性与可追溯性，现处于场景验证阶段</w:t>
+      </w:r>
+      <w:r>
+        <w:rPr>
+          <w:rFonts w:hint="eastAsia"/>
+          <w:lang w:val="en-US" w:eastAsia="zh-CN"/>
+        </w:rPr>
+        <w:t>和功能扩展阶段</w:t>
+      </w:r>
+      <w:r>
+        <w:t>。</w:t>
+      </w:r>
+    </w:p>
+    <w:p>
+      <w:pPr>
+        <w:rPr>
+          <w:rFonts w:hint="default" w:eastAsia="宋体"/>
+          <w:lang w:val="en-US" w:eastAsia="zh-CN"/>
+        </w:rPr>
+      </w:pPr>
+      <w:r>
+        <w:t>项目主要服务于</w:t>
+      </w:r>
+      <w:r>
+        <w:rPr>
+          <w:rFonts w:hint="eastAsia"/>
+          <w:lang w:val="en-US" w:eastAsia="zh-CN"/>
+        </w:rPr>
+        <w:t>基层农业者和农场管理者，拟在通过课程培训等实践方式培训实践能力和转化能力，让每一个个体能够通过当今AI发展的便捷，做一个个人小微企业，掌握完整的流程，从农产品的种植、保收、到最后能赚到钱的一个闭环。</w:t>
+      </w:r>
+    </w:p>
+    <w:p>
+      <w:pPr>
+        <w:pStyle w:val="2"/>
+        <w:pageBreakBefore/>
+        <w:ind w:firstLine="640"/>
         <w:rPr>
           <w:color w:val="000000" w:themeColor="text1"/>
           <w14:textFill>
@@ -5880,60 +3313,946 @@
             </w14:solidFill>
           </w14:textFill>
         </w:rPr>
-        <w:t>一、执行摘要</w:t>
-      </w:r>
-      <w:bookmarkEnd w:id="0"/>
-    </w:p>
-    <w:p>
+      </w:pPr>
+      <w:bookmarkStart w:id="1" w:name="_Toc4873"/>
       <w:r>
         <w:rPr>
-          <w:rFonts w:hint="eastAsia" w:ascii="宋体" w:hAnsi="宋体" w:eastAsia="宋体" w:cs="宋体"/>
-          <w:b w:val="0"/>
-          <w:bCs w:val="0"/>
           <w:color w:val="000000" w:themeColor="text1"/>
-          <w:sz w:val="28"/>
-          <w:szCs w:val="28"/>
           <w14:textFill>
             <w14:solidFill>
               <w14:schemeClr w14:val="tx1"/>
             </w14:solidFill>
           </w14:textFill>
         </w:rPr>
-        <w:t>耘智惠农</w:t>
-      </w:r>
-      <w:r>
-        <w:t>是一款面向中小农场、农民专</w:t>
-      </w:r>
-      <w:bookmarkStart w:id="64" w:name="_GoBack"/>
-      <w:bookmarkEnd w:id="64"/>
-      <w:r>
-        <w:t>业合作社及基层农技服务机构的多智能体智慧农服平台，致力于通过人工智能技术降低农业数字化应用门槛，为农业生产与经营提供及时、专业、可追溯的决策支持。</w:t>
-      </w:r>
-    </w:p>
-    <w:p>
-      <w:r>
-        <w:t>中小农业经营主体最关心三件事：作物能否种得好、产品能否卖得出、经营能否赚得到。项目以“保产、促销、增收”为目标，形成“种得好、卖得出、赚得到”的价值主张，构建覆盖生产、决策与营销的一体化智慧农业服务体系。</w:t>
-      </w:r>
-    </w:p>
-    <w:p>
-      <w:r>
-        <w:t>生产端，平台融合农业知识库、农场档案、天气与病虫害分析，为种植管理和风险判断提供辅助建议；销售端，整合市场行情、营销文案和AI短视频广告生成，让农产品卖点更易传播；经营端，连接价格、供需和经营分析，辅助用户判断销售时机、优化投入安排。</w:t>
-      </w:r>
-    </w:p>
-    <w:p>
-      <w:r>
-        <w:t>平台采用“技能路由—任务规划—工具执行—结果复核”的多智能体机制，自动调用种植、天气、病虫害、知识、市场和营销技能。AI短视频广告生成功能可依据农产品品类、产地、卖点、受众和投放平台生成广告文案、脚本与分镜，并提交文生或图生短视频任务，降低宣传内容制作成本。</w:t>
-      </w:r>
-    </w:p>
-    <w:p>
-      <w:r>
-        <w:t>目前，项目已完成可运行的Web端原型，具备权限管理、农场档案、农业问答、知识库、天气风险提示、市场分析、营销内容和AI视频任务管理等功能。系统通过农业知识检索、工具白名单、权限隔离和执行记录保障依据性、安全性与可追溯性，现处于场景验证阶段。</w:t>
-      </w:r>
-    </w:p>
-    <w:p>
-      <w:r>
-        <w:t>项目主要服务于中小农场、合作社、农业社会化服务组织及基层农技推广机构，拟采用“SaaS订阅服务＋私有化部署＋农业知识库定制＋技术服务”的商业模式。未来一年计划围绕典型作物和区域农业场景开展试点，验证客户付费、服务成效与交付成本；未来三年逐步形成可复制的作物知识包和区域数字农服解决方案，为提升基层农技服务效率、降低农业生产风险和推动农业农村数字化转型提供支持。</w:t>
-      </w:r>
+        <w:t>二、项目概述</w:t>
+      </w:r>
+      <w:bookmarkEnd w:id="1"/>
+    </w:p>
+    <w:p>
+      <w:pPr>
+        <w:pStyle w:val="3"/>
+        <w:spacing w:before="165"/>
+        <w:rPr>
+          <w:color w:val="000000" w:themeColor="text1"/>
+          <w14:textFill>
+            <w14:solidFill>
+              <w14:schemeClr w14:val="tx1"/>
+            </w14:solidFill>
+          </w14:textFill>
+        </w:rPr>
+      </w:pPr>
+      <w:bookmarkStart w:id="2" w:name="_Toc13180"/>
+      <w:r>
+        <w:rPr>
+          <w:rFonts w:hint="eastAsia"/>
+          <w:color w:val="000000" w:themeColor="text1"/>
+          <w:lang w:val="en-US" w:eastAsia="zh-CN"/>
+          <w14:textFill>
+            <w14:solidFill>
+              <w14:schemeClr w14:val="tx1"/>
+            </w14:solidFill>
+          </w14:textFill>
+        </w:rPr>
+        <w:t>2</w:t>
+      </w:r>
+      <w:r>
+        <w:rPr>
+          <w:color w:val="000000" w:themeColor="text1"/>
+          <w14:textFill>
+            <w14:solidFill>
+              <w14:schemeClr w14:val="tx1"/>
+            </w14:solidFill>
+          </w14:textFill>
+        </w:rPr>
+        <w:t>.</w:t>
+      </w:r>
+      <w:r>
+        <w:rPr>
+          <w:rFonts w:hint="eastAsia"/>
+          <w:color w:val="000000" w:themeColor="text1"/>
+          <w:lang w:val="en-US" w:eastAsia="zh-CN"/>
+          <w14:textFill>
+            <w14:solidFill>
+              <w14:schemeClr w14:val="tx1"/>
+            </w14:solidFill>
+          </w14:textFill>
+        </w:rPr>
+        <w:t>1</w:t>
+      </w:r>
+      <w:r>
+        <w:rPr>
+          <w:color w:val="000000" w:themeColor="text1"/>
+          <w14:textFill>
+            <w14:solidFill>
+              <w14:schemeClr w14:val="tx1"/>
+            </w14:solidFill>
+          </w14:textFill>
+        </w:rPr>
+        <w:t xml:space="preserve"> 项目背景</w:t>
+      </w:r>
+      <w:bookmarkEnd w:id="2"/>
+    </w:p>
+    <w:p>
+      <w:r>
+        <w:t>农业生产具有地域差异大、季节性强、决策窗口短和风险来源多等特点。中小农场和合作社既要处理种植、植保、天气与农事安排，也要面对采购、销售、品牌传播和政策信息等经营问题。传统农技服务依赖线下专家和经验传递，服务半径、响应速度与标准化程度有限；大型智慧农业方案往往依赖传感器、专用设备和定制项目，建设与维护成本较高，难以覆盖数量众多、数字化基础不一的中小经营主体。</w:t>
+      </w:r>
+    </w:p>
+    <w:p>
+      <w:pPr>
+        <w:rPr>
+          <w:sz w:val="28"/>
+          <w:szCs w:val="28"/>
+        </w:rPr>
+      </w:pPr>
+      <w:r>
+        <w:rPr>
+          <w:rFonts w:ascii="宋体" w:hAnsi="宋体" w:eastAsia="宋体" w:cs="宋体"/>
+          <w:sz w:val="28"/>
+          <w:szCs w:val="28"/>
+        </w:rPr>
+        <w:t>与此同时，我国农业数字化需求正在快速增长。截至2024年10月底，全国纳入名录系统的家庭农场已接近400万个，依法登记的农民专业合作社达到214万家，开展农业社会化服务的经营主体达到109.4万个，年服务小农户超过9400万户。截至2024年12月，我国农村网民规模达到3.13亿人。数量庞大的农业经营主体和不断完善的农村互联网基础，为低门槛、轻量化、普惠型数字农业服务提供了广阔的应用空间。</w:t>
+      </w:r>
+    </w:p>
+    <w:p>
+      <w:r>
+        <w:rPr>
+          <w:rFonts w:ascii="宋体" w:hAnsi="宋体" w:eastAsia="宋体" w:cs="宋体"/>
+          <w:sz w:val="28"/>
+          <w:szCs w:val="28"/>
+        </w:rPr>
+        <w:t>生成式人工智能、多智能体协同、知识增强检索和AI视频生成等技术的发展，为解决上述问题提供了新的路径。然而，通用人工智能直接应用于农业场景仍存在知识依据不足、不了解具体农场情况、无法连接天气和行情等业务工具、生成结果难以复核等局限。因此，项目以中小农业经营主体的实际需求为出发点，提出“轻量化数字底座＋农业多智能体协同＋生成式AI营销”的解决方案，推动人工智能从简单问答工具升级为贯通农业生产、产品营销和经营增收的综合服务平台</w:t>
+      </w:r>
+      <w:r>
+        <w:t>。</w:t>
+      </w:r>
+    </w:p>
+    <w:p>
+      <w:pPr>
+        <w:pStyle w:val="3"/>
+        <w:spacing w:before="165"/>
+        <w:rPr>
+          <w:rFonts w:hint="eastAsia" w:eastAsia="楷体"/>
+          <w:color w:val="000000" w:themeColor="text1"/>
+          <w:lang w:val="en-US" w:eastAsia="zh-CN"/>
+          <w14:textFill>
+            <w14:solidFill>
+              <w14:schemeClr w14:val="tx1"/>
+            </w14:solidFill>
+          </w14:textFill>
+        </w:rPr>
+      </w:pPr>
+      <w:bookmarkStart w:id="3" w:name="_Toc11091"/>
+      <w:r>
+        <w:rPr>
+          <w:rFonts w:hint="eastAsia"/>
+          <w:color w:val="000000" w:themeColor="text1"/>
+          <w:lang w:val="en-US" w:eastAsia="zh-CN"/>
+          <w14:textFill>
+            <w14:solidFill>
+              <w14:schemeClr w14:val="tx1"/>
+            </w14:solidFill>
+          </w14:textFill>
+        </w:rPr>
+        <w:t>2</w:t>
+      </w:r>
+      <w:r>
+        <w:rPr>
+          <w:color w:val="000000" w:themeColor="text1"/>
+          <w14:textFill>
+            <w14:solidFill>
+              <w14:schemeClr w14:val="tx1"/>
+            </w14:solidFill>
+          </w14:textFill>
+        </w:rPr>
+        <w:t>.</w:t>
+      </w:r>
+      <w:r>
+        <w:rPr>
+          <w:rFonts w:hint="eastAsia"/>
+          <w:color w:val="000000" w:themeColor="text1"/>
+          <w:lang w:val="en-US" w:eastAsia="zh-CN"/>
+          <w14:textFill>
+            <w14:solidFill>
+              <w14:schemeClr w14:val="tx1"/>
+            </w14:solidFill>
+          </w14:textFill>
+        </w:rPr>
+        <w:t>2</w:t>
+      </w:r>
+      <w:r>
+        <w:rPr>
+          <w:color w:val="000000" w:themeColor="text1"/>
+          <w14:textFill>
+            <w14:solidFill>
+              <w14:schemeClr w14:val="tx1"/>
+            </w14:solidFill>
+          </w14:textFill>
+        </w:rPr>
+        <w:t xml:space="preserve"> 项目</w:t>
+      </w:r>
+      <w:r>
+        <w:rPr>
+          <w:rFonts w:hint="eastAsia"/>
+          <w:color w:val="000000" w:themeColor="text1"/>
+          <w:lang w:val="en-US" w:eastAsia="zh-CN"/>
+          <w14:textFill>
+            <w14:solidFill>
+              <w14:schemeClr w14:val="tx1"/>
+            </w14:solidFill>
+          </w14:textFill>
+        </w:rPr>
+        <w:t>概述</w:t>
+      </w:r>
+      <w:bookmarkEnd w:id="3"/>
+    </w:p>
+    <w:p>
+      <w:r>
+        <w:rPr>
+          <w:rFonts w:ascii="宋体" w:hAnsi="宋体" w:eastAsia="宋体" w:cs="宋体"/>
+          <w:sz w:val="28"/>
+          <w:szCs w:val="28"/>
+        </w:rPr>
+        <w:t>耘智惠农是一款面向农民专业合作社</w:t>
+      </w:r>
+      <w:r>
+        <w:rPr>
+          <w:rFonts w:hint="eastAsia" w:ascii="宋体" w:hAnsi="宋体" w:cs="宋体"/>
+          <w:sz w:val="28"/>
+          <w:szCs w:val="28"/>
+          <w:lang w:val="en-US" w:eastAsia="zh-CN"/>
+        </w:rPr>
+        <w:t>和</w:t>
+      </w:r>
+      <w:r>
+        <w:rPr>
+          <w:rFonts w:ascii="宋体" w:hAnsi="宋体" w:eastAsia="宋体" w:cs="宋体"/>
+          <w:sz w:val="28"/>
+          <w:szCs w:val="28"/>
+        </w:rPr>
+        <w:t>基层农</w:t>
+      </w:r>
+      <w:r>
+        <w:rPr>
+          <w:rFonts w:hint="eastAsia" w:ascii="宋体" w:hAnsi="宋体" w:cs="宋体"/>
+          <w:sz w:val="28"/>
+          <w:szCs w:val="28"/>
+          <w:lang w:val="en-US" w:eastAsia="zh-CN"/>
+        </w:rPr>
+        <w:t>业从业者</w:t>
+      </w:r>
+      <w:r>
+        <w:rPr>
+          <w:rFonts w:ascii="宋体" w:hAnsi="宋体" w:eastAsia="宋体" w:cs="宋体"/>
+          <w:sz w:val="28"/>
+          <w:szCs w:val="28"/>
+        </w:rPr>
+        <w:t>的智能体</w:t>
+      </w:r>
+      <w:r>
+        <w:rPr>
+          <w:rFonts w:hint="eastAsia" w:ascii="宋体" w:hAnsi="宋体" w:cs="宋体"/>
+          <w:sz w:val="28"/>
+          <w:szCs w:val="28"/>
+          <w:lang w:val="en-US" w:eastAsia="zh-CN"/>
+        </w:rPr>
+        <w:t>农业服务</w:t>
+      </w:r>
+      <w:r>
+        <w:rPr>
+          <w:rFonts w:ascii="宋体" w:hAnsi="宋体" w:eastAsia="宋体" w:cs="宋体"/>
+          <w:sz w:val="28"/>
+          <w:szCs w:val="28"/>
+        </w:rPr>
+        <w:t>平台。项目以“保产、促销、增收”为核心目标，形成“种得好、卖得出、赚得到”的价值主张，通过人工智能连接农业生产、市场营销与经营决策，构建覆盖农产品</w:t>
+      </w:r>
+      <w:r>
+        <w:rPr>
+          <w:rFonts w:hint="eastAsia" w:ascii="宋体" w:hAnsi="宋体" w:cs="宋体"/>
+          <w:sz w:val="28"/>
+          <w:szCs w:val="28"/>
+          <w:lang w:val="en-US" w:eastAsia="zh-CN"/>
+        </w:rPr>
+        <w:t>从生产到经营</w:t>
+      </w:r>
+      <w:r>
+        <w:rPr>
+          <w:rFonts w:ascii="宋体" w:hAnsi="宋体" w:eastAsia="宋体" w:cs="宋体"/>
+          <w:sz w:val="28"/>
+          <w:szCs w:val="28"/>
+        </w:rPr>
+        <w:t>的完整服务闭环</w:t>
+      </w:r>
+      <w:r>
+        <w:t>：</w:t>
+      </w:r>
+    </w:p>
+    <w:p>
+      <w:pPr>
+        <w:pStyle w:val="28"/>
+        <w:keepNext w:val="0"/>
+        <w:keepLines w:val="0"/>
+        <w:pageBreakBefore w:val="0"/>
+        <w:widowControl/>
+        <w:suppressLineNumbers w:val="0"/>
+        <w:kinsoku/>
+        <w:wordWrap/>
+        <w:overflowPunct/>
+        <w:topLinePunct w:val="0"/>
+        <w:autoSpaceDE/>
+        <w:autoSpaceDN/>
+        <w:bidi w:val="0"/>
+        <w:adjustRightInd/>
+        <w:snapToGrid w:val="0"/>
+        <w:spacing w:beforeAutospacing="0" w:afterAutospacing="0"/>
+        <w:textAlignment w:val="auto"/>
+      </w:pPr>
+      <w:r>
+        <w:t>在保产方面，平台围绕“种得好”提供农业生产辅助服务。系统将农场、地块、作物、生育期等信息沉淀为数字档案，融合农业知识库、天气信息、病虫害分析和农事管理工具，为用户提供种植建议、天气风险提示、病虫害辅助排查和农事安排参考，帮助农业经营主体及时识别生产风险，提高农技服务的响应效率和规范化程度。</w:t>
+      </w:r>
+    </w:p>
+    <w:p>
+      <w:pPr>
+        <w:pStyle w:val="28"/>
+        <w:keepNext w:val="0"/>
+        <w:keepLines w:val="0"/>
+        <w:pageBreakBefore w:val="0"/>
+        <w:widowControl/>
+        <w:suppressLineNumbers w:val="0"/>
+        <w:kinsoku/>
+        <w:wordWrap/>
+        <w:overflowPunct/>
+        <w:topLinePunct w:val="0"/>
+        <w:autoSpaceDE/>
+        <w:autoSpaceDN/>
+        <w:bidi w:val="0"/>
+        <w:adjustRightInd/>
+        <w:snapToGrid w:val="0"/>
+        <w:spacing w:beforeAutospacing="0" w:afterAutospacing="0"/>
+        <w:textAlignment w:val="auto"/>
+      </w:pPr>
+      <w:r>
+        <w:t>在促销方面，平台围绕“卖得出”引入生成式人工智能和AI短视频广告创作能力。用户只需输入农产品品类、产地、特色卖点、目标受众和投放平台，系统即可生成宣传文案、短视频脚本、镜头分镜及广告素材，并进一步调用文生视频或图生视频工具完成短视频广告创作。该功能能够降低农业经营主体进行内容策划和视频制作的技术门槛，让农产品特色以更加直观、生动和适合网络传播的方式触达消费者。</w:t>
+      </w:r>
+    </w:p>
+    <w:p>
+      <w:pPr>
+        <w:pStyle w:val="28"/>
+        <w:keepNext w:val="0"/>
+        <w:keepLines w:val="0"/>
+        <w:pageBreakBefore w:val="0"/>
+        <w:widowControl/>
+        <w:suppressLineNumbers w:val="0"/>
+        <w:kinsoku/>
+        <w:wordWrap/>
+        <w:overflowPunct/>
+        <w:topLinePunct w:val="0"/>
+        <w:autoSpaceDE/>
+        <w:autoSpaceDN/>
+        <w:bidi w:val="0"/>
+        <w:adjustRightInd/>
+        <w:snapToGrid w:val="0"/>
+        <w:spacing w:beforeAutospacing="0" w:afterAutospacing="0"/>
+        <w:textAlignment w:val="auto"/>
+        <w:rPr>
+          <w:rFonts w:hint="default" w:eastAsia="宋体"/>
+          <w:lang w:val="en-US" w:eastAsia="zh-CN"/>
+        </w:rPr>
+      </w:pPr>
+      <w:r>
+        <w:t>在增收方面，平台围绕“赚得到”连接市场行情、供需信息、成本分析和营销效果。一方面，通过价格趋势和供需信息辅助用户判断销售时机、优化投入安排；另一方面，通过生成式AI批量生产营销内容，</w:t>
+      </w:r>
+      <w:r>
+        <w:rPr>
+          <w:rFonts w:hint="eastAsia"/>
+          <w:lang w:val="en-US" w:eastAsia="zh-CN"/>
+        </w:rPr>
+        <w:t>判断广告投流时机，做到精准广告投流增加产品曝光度与卖点。</w:t>
+      </w:r>
+    </w:p>
+    <w:p>
+      <w:pPr>
+        <w:pStyle w:val="28"/>
+        <w:keepNext w:val="0"/>
+        <w:keepLines w:val="0"/>
+        <w:pageBreakBefore w:val="0"/>
+        <w:widowControl/>
+        <w:suppressLineNumbers w:val="0"/>
+        <w:kinsoku/>
+        <w:wordWrap/>
+        <w:overflowPunct/>
+        <w:topLinePunct w:val="0"/>
+        <w:autoSpaceDE/>
+        <w:autoSpaceDN/>
+        <w:bidi w:val="0"/>
+        <w:adjustRightInd/>
+        <w:snapToGrid w:val="0"/>
+        <w:spacing w:beforeAutospacing="0" w:afterAutospacing="0"/>
+        <w:textAlignment w:val="auto"/>
+      </w:pPr>
+      <w:r>
+        <w:t>项目发展主要经历三个阶段：第一阶段围绕中小农业经营主体在生产、营销和经营方面的高频问题开展需求梳理，明确“保产、促销、增收”的产品方向；第二阶段完成多智能体架构、农业知识检索、农场档案和生成式营销等核心模块开发，形成前后端一体化的Web端原型；第三阶段进入场景验证准备阶段，重点完善农业知识审核、权限管理、执行记录、风险提示和AI视频任务管理等功能，为后续真实场景试点奠定基础。</w:t>
+      </w:r>
+    </w:p>
+    <w:p>
+      <w:pPr>
+        <w:pStyle w:val="28"/>
+        <w:keepNext w:val="0"/>
+        <w:keepLines w:val="0"/>
+        <w:pageBreakBefore w:val="0"/>
+        <w:widowControl/>
+        <w:suppressLineNumbers w:val="0"/>
+        <w:kinsoku/>
+        <w:wordWrap/>
+        <w:overflowPunct/>
+        <w:topLinePunct w:val="0"/>
+        <w:autoSpaceDE/>
+        <w:autoSpaceDN/>
+        <w:bidi w:val="0"/>
+        <w:adjustRightInd/>
+        <w:snapToGrid w:val="0"/>
+        <w:spacing w:beforeAutospacing="0" w:afterAutospacing="0"/>
+        <w:textAlignment w:val="auto"/>
+      </w:pPr>
+      <w:r>
+        <w:t>目前，平台已经实现农业问答、种植建议、病虫害分析、天气风险提示、市场分析、营销内容生成和农业知识检索七类核心技能，并建立农场管理、地块管理、知识库、行情分析、营销工作台和AI视频任务管理等功能模块，初步具备从生产辅助到营销转化再到经营决策的闭环服务能力。</w:t>
+      </w:r>
+    </w:p>
+    <w:p>
+      <w:pPr>
+        <w:pStyle w:val="3"/>
+        <w:spacing w:before="165"/>
+        <w:rPr>
+          <w:rFonts w:hint="default" w:eastAsia="楷体"/>
+          <w:color w:val="000000" w:themeColor="text1"/>
+          <w:lang w:val="en-US" w:eastAsia="zh-CN"/>
+          <w14:textFill>
+            <w14:solidFill>
+              <w14:schemeClr w14:val="tx1"/>
+            </w14:solidFill>
+          </w14:textFill>
+        </w:rPr>
+      </w:pPr>
+      <w:bookmarkStart w:id="4" w:name="_Toc28781"/>
+      <w:r>
+        <w:rPr>
+          <w:rFonts w:hint="eastAsia"/>
+          <w:color w:val="000000" w:themeColor="text1"/>
+          <w:lang w:val="en-US" w:eastAsia="zh-CN"/>
+          <w14:textFill>
+            <w14:solidFill>
+              <w14:schemeClr w14:val="tx1"/>
+            </w14:solidFill>
+          </w14:textFill>
+        </w:rPr>
+        <w:t>2.3</w:t>
+      </w:r>
+      <w:r>
+        <w:rPr>
+          <w:color w:val="000000" w:themeColor="text1"/>
+          <w14:textFill>
+            <w14:solidFill>
+              <w14:schemeClr w14:val="tx1"/>
+            </w14:solidFill>
+          </w14:textFill>
+        </w:rPr>
+        <w:t xml:space="preserve"> </w:t>
+      </w:r>
+      <w:r>
+        <w:rPr>
+          <w:rFonts w:hint="eastAsia"/>
+          <w:color w:val="000000" w:themeColor="text1"/>
+          <w:lang w:val="en-US" w:eastAsia="zh-CN"/>
+          <w14:textFill>
+            <w14:solidFill>
+              <w14:schemeClr w14:val="tx1"/>
+            </w14:solidFill>
+          </w14:textFill>
+        </w:rPr>
+        <w:t>项目应用</w:t>
+      </w:r>
+      <w:bookmarkEnd w:id="4"/>
+    </w:p>
+    <w:p>
+      <w:pPr>
+        <w:pStyle w:val="28"/>
+        <w:keepNext w:val="0"/>
+        <w:keepLines w:val="0"/>
+        <w:pageBreakBefore w:val="0"/>
+        <w:widowControl/>
+        <w:suppressLineNumbers w:val="0"/>
+        <w:kinsoku/>
+        <w:wordWrap/>
+        <w:overflowPunct/>
+        <w:topLinePunct w:val="0"/>
+        <w:autoSpaceDE/>
+        <w:autoSpaceDN/>
+        <w:bidi w:val="0"/>
+        <w:adjustRightInd/>
+        <w:snapToGrid w:val="0"/>
+        <w:spacing w:beforeAutospacing="0" w:afterAutospacing="0"/>
+        <w:textAlignment w:val="auto"/>
+      </w:pPr>
+      <w:r>
+        <w:t>项目主要应用于农场生产管理、天气与农事决策、病虫害辅助分析、农产品营销和机构知识服务等场景。</w:t>
+      </w:r>
+    </w:p>
+    <w:p>
+      <w:pPr>
+        <w:pStyle w:val="28"/>
+        <w:keepNext w:val="0"/>
+        <w:keepLines w:val="0"/>
+        <w:pageBreakBefore w:val="0"/>
+        <w:widowControl/>
+        <w:suppressLineNumbers w:val="0"/>
+        <w:kinsoku/>
+        <w:wordWrap/>
+        <w:overflowPunct/>
+        <w:topLinePunct w:val="0"/>
+        <w:autoSpaceDE/>
+        <w:autoSpaceDN/>
+        <w:bidi w:val="0"/>
+        <w:adjustRightInd/>
+        <w:snapToGrid w:val="0"/>
+        <w:spacing w:beforeAutospacing="0" w:afterAutospacing="0"/>
+        <w:textAlignment w:val="auto"/>
+      </w:pPr>
+      <w:r>
+        <w:t>在生产管理场景中，农场负责人可以建立农场和地块档案，记录地理位置、种植面积、当前作物和生育阶段。智能体根据用户授权读取相关信息，在回答种植问题时自动结合农场实际情况，减少用户重复描述，使农技建议更加具有针对性。</w:t>
+      </w:r>
+    </w:p>
+    <w:p>
+      <w:pPr>
+        <w:pStyle w:val="28"/>
+        <w:keepNext w:val="0"/>
+        <w:keepLines w:val="0"/>
+        <w:pageBreakBefore w:val="0"/>
+        <w:widowControl/>
+        <w:suppressLineNumbers w:val="0"/>
+        <w:kinsoku/>
+        <w:wordWrap/>
+        <w:overflowPunct/>
+        <w:topLinePunct w:val="0"/>
+        <w:autoSpaceDE/>
+        <w:autoSpaceDN/>
+        <w:bidi w:val="0"/>
+        <w:adjustRightInd/>
+        <w:snapToGrid w:val="0"/>
+        <w:spacing w:beforeAutospacing="0" w:afterAutospacing="0"/>
+        <w:textAlignment w:val="auto"/>
+      </w:pPr>
+      <w:r>
+        <w:t>在天气与农事决策场景中，当用户提出“未来几天是否需要灌溉”“明天是否适合喷药”等问题时，平台可调用天气信息和农业知识库，生成风险提示与农事建议。对于农药使用、自然灾害预警等高风险事项，平台明确提示用户核对当地气象预警、农药标签和农技人员意见，保障人工智能应用的安全边界。</w:t>
+      </w:r>
+    </w:p>
+    <w:p>
+      <w:pPr>
+        <w:pStyle w:val="28"/>
+        <w:keepNext w:val="0"/>
+        <w:keepLines w:val="0"/>
+        <w:pageBreakBefore w:val="0"/>
+        <w:widowControl/>
+        <w:suppressLineNumbers w:val="0"/>
+        <w:kinsoku/>
+        <w:wordWrap/>
+        <w:overflowPunct/>
+        <w:topLinePunct w:val="0"/>
+        <w:autoSpaceDE/>
+        <w:autoSpaceDN/>
+        <w:bidi w:val="0"/>
+        <w:adjustRightInd/>
+        <w:snapToGrid w:val="0"/>
+        <w:spacing w:beforeAutospacing="0" w:afterAutospacing="0"/>
+        <w:textAlignment w:val="auto"/>
+      </w:pPr>
+      <w:r>
+        <w:t>在病虫害辅助分析场景中，用户可以通过文字描述或作物图片提交异常症状，平台结合农业知识库给出可能原因、进一步观察要点和分级处置建议。系统定位于辅助排查，不以单张图片进行无条件确诊，必要时引导用户联系当地植保人员开展现场诊断。</w:t>
+      </w:r>
+    </w:p>
+    <w:p>
+      <w:pPr>
+        <w:pStyle w:val="28"/>
+        <w:keepNext w:val="0"/>
+        <w:keepLines w:val="0"/>
+        <w:pageBreakBefore w:val="0"/>
+        <w:widowControl/>
+        <w:suppressLineNumbers w:val="0"/>
+        <w:kinsoku/>
+        <w:wordWrap/>
+        <w:overflowPunct/>
+        <w:topLinePunct w:val="0"/>
+        <w:autoSpaceDE/>
+        <w:autoSpaceDN/>
+        <w:bidi w:val="0"/>
+        <w:adjustRightInd/>
+        <w:snapToGrid w:val="0"/>
+        <w:spacing w:beforeAutospacing="0" w:afterAutospacing="0"/>
+        <w:textAlignment w:val="auto"/>
+      </w:pPr>
+      <w:r>
+        <w:t>在农产品营销场景中，用户可以输入农产品名称、产地特色、品质优势、目标消费者和投放渠道</w:t>
+      </w:r>
+      <w:r>
+        <w:rPr>
+          <w:rFonts w:hint="eastAsia"/>
+          <w:lang w:val="en-US" w:eastAsia="zh-CN"/>
+        </w:rPr>
+        <w:t>和产品图片</w:t>
+      </w:r>
+      <w:r>
+        <w:t>，由平台生成品牌文案、直播脚本、短视频脚本和镜头分镜，并进一步完成AI短视频广告创作。相关内容可应用于短视频平台、电商平台、社群营销和直播带货等渠道，帮助缺少专业营销团队的中小经营主体快速制作宣传素材。</w:t>
+      </w:r>
+    </w:p>
+    <w:p>
+      <w:pPr>
+        <w:pStyle w:val="28"/>
+        <w:keepNext w:val="0"/>
+        <w:keepLines w:val="0"/>
+        <w:pageBreakBefore w:val="0"/>
+        <w:widowControl/>
+        <w:suppressLineNumbers w:val="0"/>
+        <w:kinsoku/>
+        <w:wordWrap/>
+        <w:overflowPunct/>
+        <w:topLinePunct w:val="0"/>
+        <w:autoSpaceDE/>
+        <w:autoSpaceDN/>
+        <w:bidi w:val="0"/>
+        <w:adjustRightInd/>
+        <w:snapToGrid w:val="0"/>
+        <w:spacing w:beforeAutospacing="0" w:afterAutospacing="0"/>
+        <w:textAlignment w:val="auto"/>
+      </w:pPr>
+      <w:r>
+        <w:t>在机构知识服务场景中，合作社、农业企业和基层农技机构可以上传本地种植规程、生产标准和培训资料，形成权限可控的专属知识库。服务人员能够依据统一知识口径回答成员问题，推动农业经验由个人掌握转化为机构可积累、可更新、可复用的数字资产。</w:t>
+      </w:r>
+    </w:p>
+    <w:p>
+      <w:pPr>
+        <w:pStyle w:val="28"/>
+        <w:keepNext w:val="0"/>
+        <w:keepLines w:val="0"/>
+        <w:pageBreakBefore w:val="0"/>
+        <w:widowControl/>
+        <w:suppressLineNumbers w:val="0"/>
+        <w:kinsoku/>
+        <w:wordWrap/>
+        <w:overflowPunct/>
+        <w:topLinePunct w:val="0"/>
+        <w:autoSpaceDE/>
+        <w:autoSpaceDN/>
+        <w:bidi w:val="0"/>
+        <w:adjustRightInd/>
+        <w:snapToGrid w:val="0"/>
+        <w:spacing w:beforeAutospacing="0" w:afterAutospacing="0"/>
+        <w:textAlignment w:val="auto"/>
+      </w:pPr>
+      <w:r>
+        <w:t>目前，项目已完成可运行的Web端原型，处于“产品原型完成、场景验证准备”阶段，尚未将规划中的客户数量、收入规模和社会效益作为既有成果。下一阶段，项目将采用</w:t>
+      </w:r>
+      <w:r>
+        <w:rPr>
+          <w:rFonts w:hint="eastAsia"/>
+          <w:lang w:val="en-US" w:eastAsia="zh-CN"/>
+        </w:rPr>
+        <w:t>一个区域培训和验证方式可行性</w:t>
+      </w:r>
+      <w:r>
+        <w:t>的最小试点模式，按照</w:t>
+      </w:r>
+      <w:r>
+        <w:rPr>
+          <w:rFonts w:hint="eastAsia"/>
+          <w:lang w:val="en-US" w:eastAsia="zh-CN"/>
+        </w:rPr>
+        <w:t>农业从业者的需求完整指导相关用法根据反馈不断迭代相应版本，培训AI短视频制作流程，杜绝农民农产品卖不出去、坏在地里的状况</w:t>
+      </w:r>
+      <w:r>
+        <w:t>。</w:t>
+      </w:r>
+    </w:p>
+    <w:p>
+      <w:pPr>
+        <w:pStyle w:val="3"/>
+        <w:spacing w:before="165"/>
+        <w:rPr>
+          <w:rFonts w:hint="eastAsia" w:ascii="楷体" w:hAnsi="楷体" w:eastAsia="楷体" w:cs="楷体"/>
+          <w:color w:val="000000" w:themeColor="text1"/>
+          <w:sz w:val="32"/>
+          <w:szCs w:val="32"/>
+          <w14:textFill>
+            <w14:solidFill>
+              <w14:schemeClr w14:val="tx1"/>
+            </w14:solidFill>
+          </w14:textFill>
+        </w:rPr>
+      </w:pPr>
+      <w:bookmarkStart w:id="5" w:name="_Toc12977"/>
+      <w:r>
+        <w:rPr>
+          <w:rFonts w:hint="eastAsia"/>
+          <w:color w:val="000000" w:themeColor="text1"/>
+          <w:lang w:val="en-US" w:eastAsia="zh-CN"/>
+        </w:rPr>
+        <w:t>2.4</w:t>
+      </w:r>
+      <w:r>
+        <w:rPr>
+          <w:color w:val="000000" w:themeColor="text1"/>
+        </w:rPr>
+        <w:t xml:space="preserve"> </w:t>
+      </w:r>
+      <w:r>
+        <w:rPr>
+          <w:rFonts w:hint="eastAsia" w:ascii="楷体" w:hAnsi="楷体" w:eastAsia="楷体" w:cs="楷体"/>
+          <w:color w:val="000000" w:themeColor="text1"/>
+          <w:sz w:val="32"/>
+          <w:szCs w:val="32"/>
+          <w14:textFill>
+            <w14:solidFill>
+              <w14:schemeClr w14:val="tx1"/>
+            </w14:solidFill>
+          </w14:textFill>
+        </w:rPr>
+        <w:t>社会价值</w:t>
+      </w:r>
+      <w:bookmarkEnd w:id="5"/>
+    </w:p>
+    <w:p>
+      <w:pPr>
+        <w:pStyle w:val="28"/>
+        <w:keepNext w:val="0"/>
+        <w:keepLines w:val="0"/>
+        <w:pageBreakBefore w:val="0"/>
+        <w:widowControl/>
+        <w:suppressLineNumbers w:val="0"/>
+        <w:kinsoku/>
+        <w:wordWrap/>
+        <w:overflowPunct/>
+        <w:topLinePunct w:val="0"/>
+        <w:autoSpaceDE/>
+        <w:autoSpaceDN/>
+        <w:bidi w:val="0"/>
+        <w:adjustRightInd/>
+        <w:snapToGrid w:val="0"/>
+        <w:spacing w:beforeAutospacing="0" w:afterAutospacing="0"/>
+        <w:textAlignment w:val="auto"/>
+      </w:pPr>
+      <w:r>
+        <w:t>第一，提升农业生产保障能力。项目通过农业知识、天气信息、农场档案和病虫害分析的协同应用，帮助经营主体及时获取生产建议和风险提示，降低因信息不及时、知识获取困难造成的生产风险，为农业稳产保供提供数字化支持。</w:t>
+      </w:r>
+    </w:p>
+    <w:p>
+      <w:pPr>
+        <w:pStyle w:val="28"/>
+        <w:keepNext w:val="0"/>
+        <w:keepLines w:val="0"/>
+        <w:pageBreakBefore w:val="0"/>
+        <w:widowControl/>
+        <w:suppressLineNumbers w:val="0"/>
+        <w:kinsoku/>
+        <w:wordWrap/>
+        <w:overflowPunct/>
+        <w:topLinePunct w:val="0"/>
+        <w:autoSpaceDE/>
+        <w:autoSpaceDN/>
+        <w:bidi w:val="0"/>
+        <w:adjustRightInd/>
+        <w:snapToGrid w:val="0"/>
+        <w:spacing w:beforeAutospacing="0" w:afterAutospacing="0"/>
+        <w:textAlignment w:val="auto"/>
+      </w:pPr>
+      <w:r>
+        <w:t>第二，降低农业数字化应用门槛。项目以轻量化软件服务为主要形态，中小农场和合作社无需前期建设大规模传感器及专用设备，即可获得农业知识服务、经营辅助和生成式AI营销能力，有助于缩小不同地区、不同规模经营主体之间的数字化差距。</w:t>
+      </w:r>
+    </w:p>
+    <w:p>
+      <w:pPr>
+        <w:pStyle w:val="28"/>
+        <w:keepNext w:val="0"/>
+        <w:keepLines w:val="0"/>
+        <w:pageBreakBefore w:val="0"/>
+        <w:widowControl/>
+        <w:suppressLineNumbers w:val="0"/>
+        <w:kinsoku/>
+        <w:wordWrap/>
+        <w:overflowPunct/>
+        <w:topLinePunct w:val="0"/>
+        <w:autoSpaceDE/>
+        <w:autoSpaceDN/>
+        <w:bidi w:val="0"/>
+        <w:adjustRightInd/>
+        <w:snapToGrid w:val="0"/>
+        <w:spacing w:beforeAutospacing="0" w:afterAutospacing="0"/>
+        <w:textAlignment w:val="auto"/>
+      </w:pPr>
+      <w:r>
+        <w:t>第三，增强农产品市场传播能力。生成式AI和AI短视频广告创作能够帮助农业经营主体将产地优势、种植过程、品质特色和品牌故事转化为适合网络传播的营销内容，改善优质农产品“不会宣传、传播不足、品牌辨识度低”的问题，促进产销衔接</w:t>
+      </w:r>
+      <w:r>
+        <w:rPr>
+          <w:rFonts w:hint="eastAsia"/>
+          <w:lang w:eastAsia="zh-CN"/>
+        </w:rPr>
+        <w:t>，</w:t>
+      </w:r>
+      <w:r>
+        <w:rPr>
+          <w:rFonts w:hint="eastAsia"/>
+          <w:lang w:val="en-US" w:eastAsia="zh-CN"/>
+        </w:rPr>
+        <w:t>让好产品能够走出去走进大众的视野</w:t>
+      </w:r>
+      <w:r>
+        <w:t>。</w:t>
+      </w:r>
+    </w:p>
+    <w:p>
+      <w:pPr>
+        <w:pStyle w:val="28"/>
+        <w:keepNext w:val="0"/>
+        <w:keepLines w:val="0"/>
+        <w:pageBreakBefore w:val="0"/>
+        <w:widowControl/>
+        <w:suppressLineNumbers w:val="0"/>
+        <w:kinsoku/>
+        <w:wordWrap/>
+        <w:overflowPunct/>
+        <w:topLinePunct w:val="0"/>
+        <w:autoSpaceDE/>
+        <w:autoSpaceDN/>
+        <w:bidi w:val="0"/>
+        <w:adjustRightInd/>
+        <w:snapToGrid w:val="0"/>
+        <w:spacing w:beforeAutospacing="0" w:afterAutospacing="0"/>
+        <w:textAlignment w:val="auto"/>
+      </w:pPr>
+      <w:r>
+        <w:t>第四，拓展农业经营增收路径。项目通过生产端降低风险、营销端降低内容制作成本、经营端辅助分析价格和供需信息，形成“保产降低损失、促销扩大市场、经营优化增收”的价值链条，帮助中小农业经营主体提升市场适应能力和经营效率。</w:t>
+      </w:r>
+    </w:p>
+    <w:p>
+      <w:pPr>
+        <w:pStyle w:val="28"/>
+        <w:keepNext w:val="0"/>
+        <w:keepLines w:val="0"/>
+        <w:pageBreakBefore w:val="0"/>
+        <w:widowControl/>
+        <w:suppressLineNumbers w:val="0"/>
+        <w:kinsoku/>
+        <w:wordWrap/>
+        <w:overflowPunct/>
+        <w:topLinePunct w:val="0"/>
+        <w:autoSpaceDE/>
+        <w:autoSpaceDN/>
+        <w:bidi w:val="0"/>
+        <w:adjustRightInd/>
+        <w:snapToGrid w:val="0"/>
+        <w:spacing w:beforeAutospacing="0" w:afterAutospacing="0"/>
+        <w:textAlignment w:val="auto"/>
+      </w:pPr>
+      <w:r>
+        <w:t>第五，推动基层农技知识沉淀与协作。平台可以将高校科研成果、基层农技经验、地方种植规程和经营主体实践转化为结构化知识资源，促进高校、农技推广机构、合作社与农业企业之间的交流合作，提升基层农技服务的标准化和可复制水平。</w:t>
+      </w:r>
+    </w:p>
+    <w:p>
+      <w:pPr>
+        <w:pStyle w:val="28"/>
+        <w:keepNext w:val="0"/>
+        <w:keepLines w:val="0"/>
+        <w:pageBreakBefore w:val="0"/>
+        <w:widowControl/>
+        <w:suppressLineNumbers w:val="0"/>
+        <w:kinsoku/>
+        <w:wordWrap/>
+        <w:overflowPunct/>
+        <w:topLinePunct w:val="0"/>
+        <w:autoSpaceDE/>
+        <w:autoSpaceDN/>
+        <w:bidi w:val="0"/>
+        <w:adjustRightInd/>
+        <w:snapToGrid w:val="0"/>
+        <w:spacing w:beforeAutospacing="0" w:afterAutospacing="0"/>
+        <w:textAlignment w:val="auto"/>
+      </w:pPr>
+      <w:r>
+        <w:t>第六，拓展青年就业与创新创业空间。项目发展将带动农业知识工程、人工智能应用开发、AI内容创作、客户服务、区域实施和数字营销等岗位需求，为人工智能、农业、传媒和市场营销等专业青年人才参与乡村振兴提供实践平台。</w:t>
+      </w:r>
+    </w:p>
+    <w:p>
+      <w:pPr>
+        <w:pStyle w:val="28"/>
+        <w:keepNext w:val="0"/>
+        <w:keepLines w:val="0"/>
+        <w:pageBreakBefore w:val="0"/>
+        <w:widowControl/>
+        <w:suppressLineNumbers w:val="0"/>
+        <w:kinsoku/>
+        <w:wordWrap/>
+        <w:overflowPunct/>
+        <w:topLinePunct w:val="0"/>
+        <w:autoSpaceDE/>
+        <w:autoSpaceDN/>
+        <w:bidi w:val="0"/>
+        <w:adjustRightInd/>
+        <w:snapToGrid w:val="0"/>
+        <w:spacing w:beforeAutospacing="0" w:afterAutospacing="0"/>
+        <w:textAlignment w:val="auto"/>
+      </w:pPr>
+      <w:r>
+        <w:t>长期来看，耘智惠农将以“种得好、卖得出、赚得到”为主线，把人工智能技术嵌入农业生产和经营全过程，推动农业服务由单一农技指导向“生产保障</w:t>
+      </w:r>
+      <w:r>
+        <w:rPr>
+          <w:rFonts w:hint="eastAsia"/>
+          <w:lang w:eastAsia="zh-CN"/>
+        </w:rPr>
+        <w:t>、</w:t>
+      </w:r>
+      <w:r>
+        <w:t>品牌营销</w:t>
+      </w:r>
+      <w:r>
+        <w:rPr>
+          <w:rFonts w:hint="eastAsia"/>
+          <w:lang w:eastAsia="zh-CN"/>
+        </w:rPr>
+        <w:t>、</w:t>
+      </w:r>
+      <w:r>
+        <w:t>经营增收”</w:t>
+      </w:r>
+      <w:r>
+        <w:rPr>
+          <w:rFonts w:hint="eastAsia"/>
+          <w:lang w:val="en-US" w:eastAsia="zh-CN"/>
+        </w:rPr>
+        <w:t>等</w:t>
+      </w:r>
+      <w:r>
+        <w:t>综合服务转变，为提升基层农业服务效率、促进农民增收和助力地方农业高质量发展提供持续支持。</w:t>
+      </w:r>
+    </w:p>
+    <w:p>
+      <w:pPr>
+        <w:pStyle w:val="28"/>
+        <w:keepNext w:val="0"/>
+        <w:keepLines w:val="0"/>
+        <w:pageBreakBefore w:val="0"/>
+        <w:widowControl/>
+        <w:suppressLineNumbers w:val="0"/>
+        <w:kinsoku/>
+        <w:wordWrap/>
+        <w:overflowPunct/>
+        <w:topLinePunct w:val="0"/>
+        <w:autoSpaceDE/>
+        <w:autoSpaceDN/>
+        <w:bidi w:val="0"/>
+        <w:adjustRightInd/>
+        <w:snapToGrid w:val="0"/>
+        <w:spacing w:beforeAutospacing="0" w:afterAutospacing="0"/>
+        <w:ind w:left="0" w:leftChars="0" w:firstLine="0" w:firstLineChars="0"/>
+        <w:textAlignment w:val="auto"/>
+      </w:pPr>
     </w:p>
     <w:p>
       <w:pPr>
@@ -5941,269 +4260,61 @@
         <w:pageBreakBefore/>
         <w:ind w:firstLine="640"/>
       </w:pPr>
-      <w:bookmarkStart w:id="1" w:name="_Toc237082829"/>
-      <w:r>
-        <w:t>二、项目概述</w:t>
-      </w:r>
-      <w:bookmarkEnd w:id="1"/>
+      <w:bookmarkStart w:id="6" w:name="_Toc12508"/>
+      <w:r>
+        <w:rPr>
+          <w:color w:val="000000" w:themeColor="text1"/>
+          <w14:textFill>
+            <w14:solidFill>
+              <w14:schemeClr w14:val="tx1"/>
+            </w14:solidFill>
+          </w14:textFill>
+        </w:rPr>
+        <w:t>三、项目优势</w:t>
+      </w:r>
+      <w:bookmarkEnd w:id="6"/>
     </w:p>
     <w:p>
       <w:pPr>
         <w:pStyle w:val="3"/>
         <w:spacing w:before="165"/>
+        <w:rPr>
+          <w:color w:val="000000" w:themeColor="text1"/>
+          <w14:textFill>
+            <w14:solidFill>
+              <w14:schemeClr w14:val="tx1"/>
+            </w14:solidFill>
+          </w14:textFill>
+        </w:rPr>
       </w:pPr>
-      <w:bookmarkStart w:id="2" w:name="_Toc237082830"/>
-      <w:r>
-        <w:t>1. 项目背景</w:t>
-      </w:r>
-      <w:bookmarkEnd w:id="2"/>
-    </w:p>
-    <w:p>
-      <w:r>
-        <w:t>农业生产具有地域差异大、季节性强、决策窗口短和风险来源多等特点。中小农场和合作社既要处理种植、植保、天气与农事安排，也要面对采购、销售、品牌传播和政策信息等经营问题。传统农技服务依赖线下专家和经验传递，服务半径、响应速度与标准化程度有限；大型智慧农业方案往往依赖传感器、专用设备和定制项目，建设与维护成本较高，难以覆盖数量众多、数字化基础不一的中小经营主体。</w:t>
-      </w:r>
-    </w:p>
-    <w:p>
-      <w:r>
-        <w:t>生成式人工智能为普惠农技服务带来新工具，但直接使用通用模型仍存在三类障碍：一是回答可能缺乏农业知识依据，难以判断来源；二是无法持续理解某个农场、地块、作物和生育期的具体情况；三是只能回答问题，难以连接天气、知识库、行情和农场管理等业务工具。项目因此提出“轻量数字底座＋农业多智能体协同”的解决思路，把通用语言能力转化为面向真实农业任务的可执行工作流。</w:t>
-      </w:r>
-    </w:p>
-    <w:p>
-      <w:r>
-        <w:t>政策与基础设施也为项目提供了发展窗口。《全国智慧农业行动计划（2024—2028年）》提出，到2026年底农业生产信息化率达到30%以上，并探索主要作物单产提升智能化解决方案和智慧农场技术模式。2025年中央一号文件进一步提出支持发展智慧农业，拓展人工智能、数据等技术应用场景。项目方向与农业生产数字化、农业社会化服务扩面和人工智能行业应用趋势相一致。</w:t>
-      </w:r>
-    </w:p>
-    <w:p>
-      <w:pPr>
-        <w:pStyle w:val="3"/>
-        <w:spacing w:before="165"/>
-      </w:pPr>
-      <w:bookmarkStart w:id="3" w:name="_Toc237082831"/>
-      <w:r>
-        <w:t>2. 项目定位</w:t>
-      </w:r>
-      <w:bookmarkEnd w:id="3"/>
-    </w:p>
-    <w:p>
-      <w:r>
-        <w:t>AgroAgentOS定位为“面向中小农业经营主体的多智能体智慧农服操作系统”。项目不以替代农业专家或直接控制农业机械为目标，而是作为连接农场数据、农业知识、外部信息与人工服务的智能协同层，为用户提供以下价值：</w:t>
-      </w:r>
-    </w:p>
-    <w:p>
-      <w:pPr>
-        <w:keepLines/>
-        <w:numPr>
-          <w:ilvl w:val="0"/>
-          <w:numId w:val="1"/>
-        </w:numPr>
-        <w:ind w:firstLine="560"/>
-      </w:pPr>
-      <w:r>
-        <w:t>将农场、地块、作物等基础信息沉淀为可持续使用的数字档案；</w:t>
-      </w:r>
-    </w:p>
-    <w:p>
-      <w:pPr>
-        <w:keepLines/>
-        <w:numPr>
-          <w:ilvl w:val="0"/>
-          <w:numId w:val="1"/>
-        </w:numPr>
-        <w:ind w:firstLine="560"/>
-      </w:pPr>
-      <w:r>
-        <w:t>根据问题自动选择农业技能和工具，降低复杂系统的使用门槛；</w:t>
-      </w:r>
-    </w:p>
-    <w:p>
-      <w:pPr>
-        <w:keepLines/>
-        <w:numPr>
-          <w:ilvl w:val="0"/>
-          <w:numId w:val="1"/>
-        </w:numPr>
-        <w:ind w:firstLine="560"/>
-      </w:pPr>
-      <w:r>
-        <w:t>对高频农技与经营问题提供及时、结构化、带依据的辅助建议；</w:t>
-      </w:r>
-    </w:p>
-    <w:p>
-      <w:pPr>
-        <w:keepLines/>
-        <w:numPr>
-          <w:ilvl w:val="0"/>
-          <w:numId w:val="1"/>
-        </w:numPr>
-        <w:ind w:firstLine="560"/>
-      </w:pPr>
-      <w:r>
-        <w:t>将问答、诊断、天气、行情和营销从分散工具整合为统一工作台；</w:t>
-      </w:r>
-    </w:p>
-    <w:p>
-      <w:pPr>
-        <w:keepLines/>
-        <w:numPr>
-          <w:ilvl w:val="0"/>
-          <w:numId w:val="1"/>
-        </w:numPr>
-        <w:ind w:firstLine="560"/>
-      </w:pPr>
-      <w:r>
-        <w:t>为合作社和农技机构沉淀自有知识库，提高服务标准化与复用效率。</w:t>
-      </w:r>
-    </w:p>
-    <w:p>
-      <w:pPr>
-        <w:pStyle w:val="3"/>
-        <w:spacing w:before="165"/>
-      </w:pPr>
-      <w:bookmarkStart w:id="4" w:name="_Toc237082832"/>
-      <w:r>
-        <w:t>3. 产品进展</w:t>
-      </w:r>
-      <w:bookmarkEnd w:id="4"/>
-    </w:p>
-    <w:p>
-      <w:r>
-        <w:t>项目已形成前后端一体化的可运行产品。当前仓库实现农业问答、种植建议、病虫害、天气、市场、营销和知识检索七类技能；建立农场、地块、用户、会话和知识文档等数据结构；形成农业问答、知识库、农场管理、行情分析和营销工作台。</w:t>
-      </w:r>
-    </w:p>
-    <w:p>
-      <w:r>
-        <w:t>项目现阶段属于“产品原型完成、场景验证准备”阶段。尚未将计划中的客户数量、营收和社会效益作为既有成果，后续将通过真实试点形成可核验的响应效率、建议采纳率、活跃用户、续费意愿与服务成本数据。</w:t>
-      </w:r>
-    </w:p>
-    <w:p>
-      <w:pPr>
-        <w:pStyle w:val="3"/>
-        <w:spacing w:before="165"/>
-      </w:pPr>
-      <w:bookmarkStart w:id="5" w:name="_Toc237082833"/>
-      <w:r>
-        <w:t>4. 应用场景</w:t>
-      </w:r>
-      <w:bookmarkEnd w:id="5"/>
-    </w:p>
-    <w:p>
-      <w:pPr>
-        <w:pStyle w:val="4"/>
-        <w:spacing w:before="165"/>
-      </w:pPr>
-      <w:bookmarkStart w:id="6" w:name="_Toc237082834"/>
-      <w:r>
-        <w:t>4.1 农场日常管理</w:t>
-      </w:r>
-      <w:bookmarkEnd w:id="6"/>
-    </w:p>
-    <w:p>
-      <w:r>
-        <w:t>农场负责人建立农场与地块档案，记录位置、面积、当前作物和种植状态。智能体在回答问题时读取授权范围内的农场上下文，减少用户重复描述，使建议更贴近具体场景。</w:t>
-      </w:r>
-    </w:p>
-    <w:p>
-      <w:pPr>
-        <w:pStyle w:val="4"/>
-        <w:spacing w:before="165"/>
-      </w:pPr>
-      <w:bookmarkStart w:id="7" w:name="_Toc237082835"/>
-      <w:r>
-        <w:t>4.2 天气与农事决策</w:t>
+      <w:bookmarkStart w:id="7" w:name="_Toc14949"/>
+      <w:r>
+        <w:rPr>
+          <w:rFonts w:hint="eastAsia"/>
+          <w:color w:val="000000" w:themeColor="text1"/>
+          <w:lang w:val="en-US" w:eastAsia="zh-CN"/>
+          <w14:textFill>
+            <w14:solidFill>
+              <w14:schemeClr w14:val="tx1"/>
+            </w14:solidFill>
+          </w14:textFill>
+        </w:rPr>
+        <w:t>3.</w:t>
+      </w:r>
+      <w:r>
+        <w:rPr>
+          <w:color w:val="000000" w:themeColor="text1"/>
+          <w14:textFill>
+            <w14:solidFill>
+              <w14:schemeClr w14:val="tx1"/>
+            </w14:solidFill>
+          </w14:textFill>
+        </w:rPr>
+        <w:t>1 产品与服务体系</w:t>
       </w:r>
       <w:bookmarkEnd w:id="7"/>
-    </w:p>
-    <w:p>
-      <w:r>
-        <w:t>用户提出“明天是否适合喷药”“未来几天是否需要灌溉”等问题时，系统调用天气工具并结合农业知识生成风险提示。对于高风险操作，平台强调核对当地预警、农药标签和农技人员意见，避免将模型建议当作行政或专业指令。</w:t>
-      </w:r>
-    </w:p>
-    <w:p>
-      <w:pPr>
-        <w:pStyle w:val="4"/>
-        <w:spacing w:before="165"/>
-      </w:pPr>
-      <w:bookmarkStart w:id="8" w:name="_Toc237082836"/>
-      <w:r>
-        <w:t>4.3 病虫害辅助分析</w:t>
-      </w:r>
-      <w:bookmarkEnd w:id="8"/>
-    </w:p>
-    <w:p>
-      <w:r>
-        <w:t>用户可描述症状或上传作物图片，系统结合知识库给出可能原因、进一步观察要点和分级处置建议。输出以辅助排查为定位，不对单张图片作无条件确诊，并保留转介当地植保人员的安全边界。</w:t>
-      </w:r>
-    </w:p>
-    <w:p>
-      <w:pPr>
-        <w:pStyle w:val="4"/>
-        <w:spacing w:before="165"/>
-      </w:pPr>
-      <w:bookmarkStart w:id="9" w:name="_Toc237082837"/>
-      <w:r>
-        <w:t>4.4 市场与品牌经营</w:t>
-      </w:r>
-      <w:bookmarkEnd w:id="9"/>
-    </w:p>
-    <w:p>
-      <w:r>
-        <w:t>平台整合农产品价格、供需、政策与销售建议，帮助经营主体形成阶段性销售判断；同时生成短视频、图文和直播脚本，降低农产品内容营销的策划成本，实现从生产辅助向经营增值延伸。</w:t>
-      </w:r>
-    </w:p>
-    <w:p>
-      <w:pPr>
-        <w:pStyle w:val="4"/>
-        <w:spacing w:before="165"/>
-      </w:pPr>
-      <w:bookmarkStart w:id="10" w:name="_Toc237082838"/>
-      <w:r>
-        <w:t>4.5 机构知识服务</w:t>
-      </w:r>
-      <w:bookmarkEnd w:id="10"/>
-    </w:p>
-    <w:p>
-      <w:r>
-        <w:t>合作社、农技推广机构和农业企业可上传本地种植规程、标准和培训资料，形成授权可控的专属知识库。服务人员使用统一知识口径回答成员问题，减少经验只存在于个人手中的风险。</w:t>
-      </w:r>
-    </w:p>
-    <w:p>
-      <w:pPr>
-        <w:pStyle w:val="3"/>
-        <w:spacing w:before="165"/>
-      </w:pPr>
-      <w:bookmarkStart w:id="11" w:name="_Toc237082839"/>
-      <w:r>
-        <w:t>5. 社会价值</w:t>
-      </w:r>
-      <w:bookmarkEnd w:id="11"/>
-    </w:p>
-    <w:p>
-      <w:r>
-        <w:t>项目通过轻量软件扩大农技服务触达范围，使中小主体无需先建设昂贵硬件即可获得数字化能力；通过知识来源、风险提示和人工复核促进建议规范表达；通过知识库推动高校、农技部门与经营主体协同。长期看，项目有望提升基层农技服务效率，并为青年数字人才参与乡村产业发展提供实践载体。</w:t>
-      </w:r>
-    </w:p>
-    <w:p>
-      <w:pPr>
-        <w:pStyle w:val="2"/>
-        <w:pageBreakBefore/>
-        <w:ind w:firstLine="640"/>
-      </w:pPr>
-      <w:bookmarkStart w:id="12" w:name="_Toc237082840"/>
-      <w:r>
-        <w:t>三、项目优势</w:t>
-      </w:r>
-      <w:bookmarkEnd w:id="12"/>
-    </w:p>
-    <w:p>
-      <w:pPr>
-        <w:pStyle w:val="3"/>
-        <w:spacing w:before="165"/>
-      </w:pPr>
-      <w:bookmarkStart w:id="13" w:name="_Toc237082841"/>
-      <w:r>
-        <w:t>1. 产品与服务体系</w:t>
-      </w:r>
-      <w:bookmarkEnd w:id="13"/>
+      <w:bookmarkStart w:id="58" w:name="_GoBack"/>
+      <w:bookmarkEnd w:id="58"/>
     </w:p>
     <w:p>
       <w:pPr>
@@ -7335,22 +5446,22 @@
         <w:pStyle w:val="3"/>
         <w:spacing w:before="165"/>
       </w:pPr>
-      <w:bookmarkStart w:id="14" w:name="_Toc237082842"/>
+      <w:bookmarkStart w:id="8" w:name="_Toc22754"/>
       <w:r>
         <w:t>2. 技术原理</w:t>
       </w:r>
-      <w:bookmarkEnd w:id="14"/>
+      <w:bookmarkEnd w:id="8"/>
     </w:p>
     <w:p>
       <w:pPr>
         <w:pStyle w:val="4"/>
         <w:spacing w:before="165"/>
       </w:pPr>
-      <w:bookmarkStart w:id="15" w:name="_Toc237082843"/>
+      <w:bookmarkStart w:id="9" w:name="_Toc13970"/>
       <w:r>
         <w:t>2.1 多智能体任务协同</w:t>
       </w:r>
-      <w:bookmarkEnd w:id="15"/>
+      <w:bookmarkEnd w:id="9"/>
     </w:p>
     <w:p>
       <w:r>
@@ -7362,11 +5473,11 @@
         <w:pStyle w:val="4"/>
         <w:spacing w:before="165"/>
       </w:pPr>
-      <w:bookmarkStart w:id="16" w:name="_Toc237082844"/>
+      <w:bookmarkStart w:id="10" w:name="_Toc29369"/>
       <w:r>
         <w:t>2.2 农业知识增强检索</w:t>
       </w:r>
-      <w:bookmarkEnd w:id="16"/>
+      <w:bookmarkEnd w:id="10"/>
     </w:p>
     <w:p>
       <w:r>
@@ -7378,11 +5489,11 @@
         <w:pStyle w:val="4"/>
         <w:spacing w:before="165"/>
       </w:pPr>
-      <w:bookmarkStart w:id="17" w:name="_Toc237082845"/>
+      <w:bookmarkStart w:id="11" w:name="_Toc31889"/>
       <w:r>
         <w:t>2.3 工具与外部信息连接</w:t>
       </w:r>
-      <w:bookmarkEnd w:id="17"/>
+      <w:bookmarkEnd w:id="11"/>
     </w:p>
     <w:p>
       <w:r>
@@ -7394,11 +5505,11 @@
         <w:pStyle w:val="4"/>
         <w:spacing w:before="165"/>
       </w:pPr>
-      <w:bookmarkStart w:id="18" w:name="_Toc237082846"/>
+      <w:bookmarkStart w:id="12" w:name="_Toc10838"/>
       <w:r>
         <w:t>2.4 农场上下文与数据隔离</w:t>
       </w:r>
-      <w:bookmarkEnd w:id="18"/>
+      <w:bookmarkEnd w:id="12"/>
     </w:p>
     <w:p>
       <w:r>
@@ -7410,11 +5521,11 @@
         <w:pStyle w:val="3"/>
         <w:spacing w:before="165"/>
       </w:pPr>
-      <w:bookmarkStart w:id="19" w:name="_Toc237082847"/>
+      <w:bookmarkStart w:id="13" w:name="_Toc27792"/>
       <w:r>
         <w:t>3. 核心创新点</w:t>
       </w:r>
-      <w:bookmarkEnd w:id="19"/>
+      <w:bookmarkEnd w:id="13"/>
     </w:p>
     <w:p>
       <w:r>
@@ -7446,11 +5557,11 @@
         <w:pStyle w:val="3"/>
         <w:spacing w:before="165"/>
       </w:pPr>
-      <w:bookmarkStart w:id="20" w:name="_Toc237082848"/>
+      <w:bookmarkStart w:id="14" w:name="_Toc31474"/>
       <w:r>
         <w:t>4. 技术可行性与成熟度</w:t>
       </w:r>
-      <w:bookmarkEnd w:id="20"/>
+      <w:bookmarkEnd w:id="14"/>
     </w:p>
     <w:p>
       <w:r>
@@ -7467,11 +5578,11 @@
         <w:pStyle w:val="3"/>
         <w:spacing w:before="165"/>
       </w:pPr>
-      <w:bookmarkStart w:id="21" w:name="_Toc237082849"/>
+      <w:bookmarkStart w:id="15" w:name="_Toc27017"/>
       <w:r>
         <w:t>5. 可持续竞争力</w:t>
       </w:r>
-      <w:bookmarkEnd w:id="21"/>
+      <w:bookmarkEnd w:id="15"/>
     </w:p>
     <w:p>
       <w:r>
@@ -7484,22 +5595,22 @@
         <w:pageBreakBefore/>
         <w:ind w:firstLine="640"/>
       </w:pPr>
-      <w:bookmarkStart w:id="22" w:name="_Toc237082850"/>
+      <w:bookmarkStart w:id="16" w:name="_Toc17855"/>
       <w:r>
         <w:t>四、市场分析</w:t>
       </w:r>
-      <w:bookmarkEnd w:id="22"/>
+      <w:bookmarkEnd w:id="16"/>
     </w:p>
     <w:p>
       <w:pPr>
         <w:pStyle w:val="3"/>
         <w:spacing w:before="165"/>
       </w:pPr>
-      <w:bookmarkStart w:id="23" w:name="_Toc237082851"/>
+      <w:bookmarkStart w:id="17" w:name="_Toc6549"/>
       <w:r>
         <w:t>1. 行业与政策环境</w:t>
       </w:r>
-      <w:bookmarkEnd w:id="23"/>
+      <w:bookmarkEnd w:id="17"/>
     </w:p>
     <w:p>
       <w:r>
@@ -7516,11 +5627,11 @@
         <w:pStyle w:val="3"/>
         <w:spacing w:before="165"/>
       </w:pPr>
-      <w:bookmarkStart w:id="24" w:name="_Toc237082852"/>
+      <w:bookmarkStart w:id="18" w:name="_Toc860"/>
       <w:r>
         <w:t>2. 市场需求基础</w:t>
       </w:r>
-      <w:bookmarkEnd w:id="24"/>
+      <w:bookmarkEnd w:id="18"/>
     </w:p>
     <w:p>
       <w:r>
@@ -7537,11 +5648,11 @@
         <w:pStyle w:val="3"/>
         <w:spacing w:before="165"/>
       </w:pPr>
-      <w:bookmarkStart w:id="25" w:name="_Toc237082853"/>
+      <w:bookmarkStart w:id="19" w:name="_Toc31263"/>
       <w:r>
         <w:t>3. 目标市场测算</w:t>
       </w:r>
-      <w:bookmarkEnd w:id="25"/>
+      <w:bookmarkEnd w:id="19"/>
     </w:p>
     <w:p>
       <w:pPr>
@@ -8303,11 +6414,11 @@
         <w:pStyle w:val="3"/>
         <w:spacing w:before="165"/>
       </w:pPr>
-      <w:bookmarkStart w:id="26" w:name="_Toc237082854"/>
+      <w:bookmarkStart w:id="20" w:name="_Toc3519"/>
       <w:r>
         <w:t>4. 客户痛点与采购逻辑</w:t>
       </w:r>
-      <w:bookmarkEnd w:id="26"/>
+      <w:bookmarkEnd w:id="20"/>
     </w:p>
     <w:p>
       <w:pPr>
@@ -9127,11 +7238,11 @@
         <w:pStyle w:val="3"/>
         <w:spacing w:before="165"/>
       </w:pPr>
-      <w:bookmarkStart w:id="27" w:name="_Toc237082855"/>
+      <w:bookmarkStart w:id="21" w:name="_Toc28305"/>
       <w:r>
         <w:t>5. 竞争格局</w:t>
       </w:r>
-      <w:bookmarkEnd w:id="27"/>
+      <w:bookmarkEnd w:id="21"/>
     </w:p>
     <w:p>
       <w:r>
@@ -10458,11 +8569,11 @@
         <w:pStyle w:val="3"/>
         <w:spacing w:before="165"/>
       </w:pPr>
-      <w:bookmarkStart w:id="28" w:name="_Toc237082856"/>
+      <w:bookmarkStart w:id="22" w:name="_Toc11959"/>
       <w:r>
         <w:t>6. 主要数据来源</w:t>
       </w:r>
-      <w:bookmarkEnd w:id="28"/>
+      <w:bookmarkEnd w:id="22"/>
     </w:p>
     <w:p>
       <w:pPr>
@@ -10518,22 +8629,22 @@
         <w:pageBreakBefore/>
         <w:ind w:firstLine="640"/>
       </w:pPr>
-      <w:bookmarkStart w:id="29" w:name="_Toc237082857"/>
+      <w:bookmarkStart w:id="23" w:name="_Toc25955"/>
       <w:r>
         <w:t>五、商业模式</w:t>
       </w:r>
-      <w:bookmarkEnd w:id="29"/>
+      <w:bookmarkEnd w:id="23"/>
     </w:p>
     <w:p>
       <w:pPr>
         <w:pStyle w:val="3"/>
         <w:spacing w:before="165"/>
       </w:pPr>
-      <w:bookmarkStart w:id="30" w:name="_Toc237082858"/>
+      <w:bookmarkStart w:id="24" w:name="_Toc16178"/>
       <w:r>
         <w:t>1. 核心价值主张</w:t>
       </w:r>
-      <w:bookmarkEnd w:id="30"/>
+      <w:bookmarkEnd w:id="24"/>
     </w:p>
     <w:p>
       <w:r>
@@ -10607,11 +8718,11 @@
         <w:pStyle w:val="3"/>
         <w:spacing w:before="165"/>
       </w:pPr>
-      <w:bookmarkStart w:id="31" w:name="_Toc237082859"/>
+      <w:bookmarkStart w:id="25" w:name="_Toc20159"/>
       <w:r>
         <w:t>2. 盈利模式与定价</w:t>
       </w:r>
-      <w:bookmarkEnd w:id="31"/>
+      <w:bookmarkEnd w:id="25"/>
     </w:p>
     <w:p>
       <w:pPr>
@@ -11561,11 +9672,11 @@
         <w:pStyle w:val="3"/>
         <w:spacing w:before="165"/>
       </w:pPr>
-      <w:bookmarkStart w:id="32" w:name="_Toc237082860"/>
+      <w:bookmarkStart w:id="26" w:name="_Toc17889"/>
       <w:r>
         <w:t>3. 运营模式</w:t>
       </w:r>
-      <w:bookmarkEnd w:id="32"/>
+      <w:bookmarkEnd w:id="26"/>
     </w:p>
     <w:p>
       <w:r>
@@ -11582,11 +9693,11 @@
         <w:pStyle w:val="3"/>
         <w:spacing w:before="165"/>
       </w:pPr>
-      <w:bookmarkStart w:id="33" w:name="_Toc237082861"/>
+      <w:bookmarkStart w:id="27" w:name="_Toc14604"/>
       <w:r>
         <w:t>4. 营销策略</w:t>
       </w:r>
-      <w:bookmarkEnd w:id="33"/>
+      <w:bookmarkEnd w:id="27"/>
     </w:p>
     <w:p>
       <w:r>
@@ -11603,11 +9714,11 @@
         <w:pStyle w:val="3"/>
         <w:spacing w:before="165"/>
       </w:pPr>
-      <w:bookmarkStart w:id="34" w:name="_Toc237082862"/>
+      <w:bookmarkStart w:id="28" w:name="_Toc14339"/>
       <w:r>
         <w:t>5. 合作伙伴体系</w:t>
       </w:r>
-      <w:bookmarkEnd w:id="34"/>
+      <w:bookmarkEnd w:id="28"/>
     </w:p>
     <w:p>
       <w:r>
@@ -11619,11 +9730,11 @@
         <w:pStyle w:val="3"/>
         <w:spacing w:before="165"/>
       </w:pPr>
-      <w:bookmarkStart w:id="35" w:name="_Toc237082863"/>
+      <w:bookmarkStart w:id="29" w:name="_Toc19241"/>
       <w:r>
         <w:t>6. 关键经营指标</w:t>
       </w:r>
-      <w:bookmarkEnd w:id="35"/>
+      <w:bookmarkEnd w:id="29"/>
     </w:p>
     <w:p>
       <w:r>
@@ -11636,22 +9747,22 @@
         <w:pageBreakBefore/>
         <w:ind w:firstLine="640"/>
       </w:pPr>
-      <w:bookmarkStart w:id="36" w:name="_Toc237082864"/>
+      <w:bookmarkStart w:id="30" w:name="_Toc21834"/>
       <w:r>
         <w:t>六、团队介绍</w:t>
       </w:r>
-      <w:bookmarkEnd w:id="36"/>
+      <w:bookmarkEnd w:id="30"/>
     </w:p>
     <w:p>
       <w:pPr>
         <w:pStyle w:val="3"/>
         <w:spacing w:before="165"/>
       </w:pPr>
-      <w:bookmarkStart w:id="37" w:name="_Toc237082865"/>
+      <w:bookmarkStart w:id="31" w:name="_Toc20762"/>
       <w:r>
         <w:t>1. 团队组成</w:t>
       </w:r>
-      <w:bookmarkEnd w:id="37"/>
+      <w:bookmarkEnd w:id="31"/>
     </w:p>
     <w:p>
       <w:r>
@@ -12601,11 +10712,11 @@
         <w:pStyle w:val="3"/>
         <w:spacing w:before="165"/>
       </w:pPr>
-      <w:bookmarkStart w:id="38" w:name="_Toc237082866"/>
+      <w:bookmarkStart w:id="32" w:name="_Toc8259"/>
       <w:r>
         <w:t>2. 能力匹配</w:t>
       </w:r>
-      <w:bookmarkEnd w:id="38"/>
+      <w:bookmarkEnd w:id="32"/>
     </w:p>
     <w:p>
       <w:r>
@@ -12617,11 +10728,11 @@
         <w:pStyle w:val="3"/>
         <w:spacing w:before="165"/>
       </w:pPr>
-      <w:bookmarkStart w:id="39" w:name="_Toc237082867"/>
+      <w:bookmarkStart w:id="33" w:name="_Toc30574"/>
       <w:r>
         <w:t>3. 分工协作机制</w:t>
       </w:r>
-      <w:bookmarkEnd w:id="39"/>
+      <w:bookmarkEnd w:id="33"/>
     </w:p>
     <w:p>
       <w:r>
@@ -12633,11 +10744,11 @@
         <w:pStyle w:val="3"/>
         <w:spacing w:before="165"/>
       </w:pPr>
-      <w:bookmarkStart w:id="40" w:name="_Toc237082868"/>
+      <w:bookmarkStart w:id="34" w:name="_Toc16040"/>
       <w:r>
         <w:t>4. 顾问与人才计划</w:t>
       </w:r>
-      <w:bookmarkEnd w:id="40"/>
+      <w:bookmarkEnd w:id="34"/>
     </w:p>
     <w:p>
       <w:r>
@@ -12655,22 +10766,22 @@
         <w:pageBreakBefore/>
         <w:ind w:firstLine="640"/>
       </w:pPr>
-      <w:bookmarkStart w:id="41" w:name="_Toc237082869"/>
+      <w:bookmarkStart w:id="35" w:name="_Toc10620"/>
       <w:r>
         <w:t>七、财务分析</w:t>
       </w:r>
-      <w:bookmarkEnd w:id="41"/>
+      <w:bookmarkEnd w:id="35"/>
     </w:p>
     <w:p>
       <w:pPr>
         <w:pStyle w:val="3"/>
         <w:spacing w:before="165"/>
       </w:pPr>
-      <w:bookmarkStart w:id="42" w:name="_Toc237082870"/>
+      <w:bookmarkStart w:id="36" w:name="_Toc31683"/>
       <w:r>
         <w:t>1. 测算原则与关键假设</w:t>
       </w:r>
-      <w:bookmarkEnd w:id="42"/>
+      <w:bookmarkEnd w:id="36"/>
     </w:p>
     <w:p>
       <w:r>
@@ -12687,11 +10798,11 @@
         <w:pStyle w:val="3"/>
         <w:spacing w:before="165"/>
       </w:pPr>
-      <w:bookmarkStart w:id="43" w:name="_Toc237082871"/>
+      <w:bookmarkStart w:id="37" w:name="_Toc4844"/>
       <w:r>
         <w:t>2. 三年收入预测</w:t>
       </w:r>
-      <w:bookmarkEnd w:id="43"/>
+      <w:bookmarkEnd w:id="37"/>
     </w:p>
     <w:p>
       <w:pPr>
@@ -13520,11 +11631,11 @@
         <w:pStyle w:val="3"/>
         <w:spacing w:before="165"/>
       </w:pPr>
-      <w:bookmarkStart w:id="44" w:name="_Toc237082872"/>
+      <w:bookmarkStart w:id="38" w:name="_Toc3687"/>
       <w:r>
         <w:t>3. 成本与盈利预测</w:t>
       </w:r>
-      <w:bookmarkEnd w:id="44"/>
+      <w:bookmarkEnd w:id="38"/>
     </w:p>
     <w:p>
       <w:pPr>
@@ -15286,11 +13397,11 @@
         <w:pStyle w:val="3"/>
         <w:spacing w:before="165"/>
       </w:pPr>
-      <w:bookmarkStart w:id="45" w:name="_Toc237082873"/>
+      <w:bookmarkStart w:id="39" w:name="_Toc22594"/>
       <w:r>
         <w:t>4. 成本结构与控制措施</w:t>
       </w:r>
-      <w:bookmarkEnd w:id="45"/>
+      <w:bookmarkEnd w:id="39"/>
     </w:p>
     <w:p>
       <w:r>
@@ -15302,11 +13413,11 @@
         <w:pStyle w:val="3"/>
         <w:spacing w:before="165"/>
       </w:pPr>
-      <w:bookmarkStart w:id="46" w:name="_Toc237082874"/>
+      <w:bookmarkStart w:id="40" w:name="_Toc2104"/>
       <w:r>
         <w:t>5. 现金流与敏感性</w:t>
       </w:r>
-      <w:bookmarkEnd w:id="46"/>
+      <w:bookmarkEnd w:id="40"/>
     </w:p>
     <w:p>
       <w:r>
@@ -16292,22 +14403,22 @@
         <w:pageBreakBefore/>
         <w:ind w:firstLine="640"/>
       </w:pPr>
-      <w:bookmarkStart w:id="47" w:name="_Toc237082875"/>
+      <w:bookmarkStart w:id="41" w:name="_Toc18548"/>
       <w:r>
         <w:t>八、融资需求</w:t>
       </w:r>
-      <w:bookmarkEnd w:id="47"/>
+      <w:bookmarkEnd w:id="41"/>
     </w:p>
     <w:p>
       <w:pPr>
         <w:pStyle w:val="3"/>
         <w:spacing w:before="165"/>
       </w:pPr>
-      <w:bookmarkStart w:id="48" w:name="_Toc237082876"/>
+      <w:bookmarkStart w:id="42" w:name="_Toc27993"/>
       <w:r>
         <w:t>1. 融资现状与计划</w:t>
       </w:r>
-      <w:bookmarkEnd w:id="48"/>
+      <w:bookmarkEnd w:id="42"/>
     </w:p>
     <w:p>
       <w:r>
@@ -16319,11 +14430,11 @@
         <w:pStyle w:val="3"/>
         <w:spacing w:before="165"/>
       </w:pPr>
-      <w:bookmarkStart w:id="49" w:name="_Toc237082877"/>
+      <w:bookmarkStart w:id="43" w:name="_Toc3084"/>
       <w:r>
         <w:t>2. 资金使用计划</w:t>
       </w:r>
-      <w:bookmarkEnd w:id="49"/>
+      <w:bookmarkEnd w:id="43"/>
     </w:p>
     <w:p>
       <w:pPr>
@@ -17268,11 +15379,11 @@
         <w:pStyle w:val="3"/>
         <w:spacing w:before="165"/>
       </w:pPr>
-      <w:bookmarkStart w:id="50" w:name="_Toc237082878"/>
+      <w:bookmarkStart w:id="44" w:name="_Toc3389"/>
       <w:r>
         <w:t>3. 拟设股权与治理结构</w:t>
       </w:r>
-      <w:bookmarkEnd w:id="50"/>
+      <w:bookmarkEnd w:id="44"/>
     </w:p>
     <w:p>
       <w:r>
@@ -17284,11 +15395,11 @@
         <w:pStyle w:val="3"/>
         <w:spacing w:before="165"/>
       </w:pPr>
-      <w:bookmarkStart w:id="51" w:name="_Toc237082879"/>
+      <w:bookmarkStart w:id="45" w:name="_Toc8578"/>
       <w:r>
         <w:t>4. 融资后目标</w:t>
       </w:r>
-      <w:bookmarkEnd w:id="51"/>
+      <w:bookmarkEnd w:id="45"/>
     </w:p>
     <w:p>
       <w:r>
@@ -17300,11 +15411,11 @@
         <w:pStyle w:val="3"/>
         <w:spacing w:before="165"/>
       </w:pPr>
-      <w:bookmarkStart w:id="52" w:name="_Toc237082880"/>
+      <w:bookmarkStart w:id="46" w:name="_Toc19995"/>
       <w:r>
         <w:t>5. 投资退出机制</w:t>
       </w:r>
-      <w:bookmarkEnd w:id="52"/>
+      <w:bookmarkEnd w:id="46"/>
     </w:p>
     <w:p>
       <w:r>
@@ -17317,22 +15428,22 @@
         <w:pageBreakBefore/>
         <w:ind w:firstLine="640"/>
       </w:pPr>
-      <w:bookmarkStart w:id="53" w:name="_Toc237082881"/>
+      <w:bookmarkStart w:id="47" w:name="_Toc14658"/>
       <w:r>
         <w:t>九、风险控制</w:t>
       </w:r>
-      <w:bookmarkEnd w:id="53"/>
+      <w:bookmarkEnd w:id="47"/>
     </w:p>
     <w:p>
       <w:pPr>
         <w:pStyle w:val="3"/>
         <w:spacing w:before="165"/>
       </w:pPr>
-      <w:bookmarkStart w:id="54" w:name="_Toc237082882"/>
+      <w:bookmarkStart w:id="48" w:name="_Toc23908"/>
       <w:r>
         <w:t>1. 风险矩阵</w:t>
       </w:r>
-      <w:bookmarkEnd w:id="54"/>
+      <w:bookmarkEnd w:id="48"/>
     </w:p>
     <w:p>
       <w:pPr>
@@ -18652,11 +16763,11 @@
         <w:pStyle w:val="3"/>
         <w:spacing w:before="165"/>
       </w:pPr>
-      <w:bookmarkStart w:id="55" w:name="_Toc237082883"/>
+      <w:bookmarkStart w:id="49" w:name="_Toc22253"/>
       <w:r>
         <w:t>2. 技术与安全风险</w:t>
       </w:r>
-      <w:bookmarkEnd w:id="55"/>
+      <w:bookmarkEnd w:id="49"/>
     </w:p>
     <w:p>
       <w:r>
@@ -18673,11 +16784,11 @@
         <w:pStyle w:val="3"/>
         <w:spacing w:before="165"/>
       </w:pPr>
-      <w:bookmarkStart w:id="56" w:name="_Toc237082884"/>
+      <w:bookmarkStart w:id="50" w:name="_Toc13432"/>
       <w:r>
         <w:t>3. 市场与运营风险</w:t>
       </w:r>
-      <w:bookmarkEnd w:id="56"/>
+      <w:bookmarkEnd w:id="50"/>
     </w:p>
     <w:p>
       <w:r>
@@ -18689,11 +16800,11 @@
         <w:pStyle w:val="3"/>
         <w:spacing w:before="165"/>
       </w:pPr>
-      <w:bookmarkStart w:id="57" w:name="_Toc237082885"/>
+      <w:bookmarkStart w:id="51" w:name="_Toc2455"/>
       <w:r>
         <w:t>4. 财务与融资风险</w:t>
       </w:r>
-      <w:bookmarkEnd w:id="57"/>
+      <w:bookmarkEnd w:id="51"/>
     </w:p>
     <w:p>
       <w:r>
@@ -18705,11 +16816,11 @@
         <w:pStyle w:val="3"/>
         <w:spacing w:before="165"/>
       </w:pPr>
-      <w:bookmarkStart w:id="58" w:name="_Toc237082886"/>
+      <w:bookmarkStart w:id="52" w:name="_Toc7272"/>
       <w:r>
         <w:t>5. 合规与伦理边界</w:t>
       </w:r>
-      <w:bookmarkEnd w:id="58"/>
+      <w:bookmarkEnd w:id="52"/>
     </w:p>
     <w:p>
       <w:r>
@@ -18722,22 +16833,22 @@
         <w:pageBreakBefore/>
         <w:ind w:firstLine="640"/>
       </w:pPr>
-      <w:bookmarkStart w:id="59" w:name="_Toc237082887"/>
+      <w:bookmarkStart w:id="53" w:name="_Toc23318"/>
       <w:r>
         <w:t>十、未来展望</w:t>
       </w:r>
-      <w:bookmarkEnd w:id="59"/>
+      <w:bookmarkEnd w:id="53"/>
     </w:p>
     <w:p>
       <w:pPr>
         <w:pStyle w:val="3"/>
         <w:spacing w:before="165"/>
       </w:pPr>
-      <w:bookmarkStart w:id="60" w:name="_Toc237082888"/>
+      <w:bookmarkStart w:id="54" w:name="_Toc28825"/>
       <w:r>
         <w:t>1. 未来一年规划</w:t>
       </w:r>
-      <w:bookmarkEnd w:id="60"/>
+      <w:bookmarkEnd w:id="54"/>
     </w:p>
     <w:p>
       <w:r>
@@ -18754,11 +16865,11 @@
         <w:pStyle w:val="3"/>
         <w:spacing w:before="165"/>
       </w:pPr>
-      <w:bookmarkStart w:id="61" w:name="_Toc237082889"/>
+      <w:bookmarkStart w:id="55" w:name="_Toc22169"/>
       <w:r>
         <w:t>2. 三年发展规划</w:t>
       </w:r>
-      <w:bookmarkEnd w:id="61"/>
+      <w:bookmarkEnd w:id="55"/>
     </w:p>
     <w:p>
       <w:pPr>
@@ -19765,11 +17876,11 @@
         <w:pStyle w:val="3"/>
         <w:spacing w:before="165"/>
       </w:pPr>
-      <w:bookmarkStart w:id="62" w:name="_Toc237082890"/>
+      <w:bookmarkStart w:id="56" w:name="_Toc8047"/>
       <w:r>
         <w:t>3. 长期愿景</w:t>
       </w:r>
-      <w:bookmarkEnd w:id="62"/>
+      <w:bookmarkEnd w:id="56"/>
     </w:p>
     <w:p>
       <w:r>
@@ -19786,11 +17897,11 @@
         <w:pStyle w:val="3"/>
         <w:spacing w:before="165"/>
       </w:pPr>
-      <w:bookmarkStart w:id="63" w:name="_Toc237082891"/>
+      <w:bookmarkStart w:id="57" w:name="_Toc18718"/>
       <w:r>
         <w:t>4. 结语</w:t>
       </w:r>
-      <w:bookmarkEnd w:id="63"/>
+      <w:bookmarkEnd w:id="57"/>
     </w:p>
     <w:p>
       <w:r>
@@ -20112,34 +18223,6 @@
     </w:pPr>
   </w:p>
 </w:hdr>
-</file>
-
-<file path=word/numbering.xml><?xml version="1.0" encoding="utf-8"?>
-<w:numbering xmlns:wpc="http://schemas.microsoft.com/office/word/2010/wordprocessingCanvas" xmlns:mc="http://schemas.openxmlformats.org/markup-compatibility/2006" xmlns:o="urn:schemas-microsoft-com:office:office" xmlns:r="http://schemas.openxmlformats.org/officeDocument/2006/relationships" xmlns:m="http://schemas.openxmlformats.org/officeDocument/2006/math" xmlns:v="urn:schemas-microsoft-com:vml" xmlns:wp14="http://schemas.microsoft.com/office/word/2010/wordprocessingDrawing" xmlns:wp="http://schemas.openxmlformats.org/drawingml/2006/wordprocessingDrawing" xmlns:w10="urn:schemas-microsoft-com:office:word" xmlns:w="http://schemas.openxmlformats.org/wordprocessingml/2006/main" xmlns:w14="http://schemas.microsoft.com/office/word/2010/wordml" xmlns:wpg="http://schemas.microsoft.com/office/word/2010/wordprocessingGroup" xmlns:wpi="http://schemas.microsoft.com/office/word/2010/wordprocessingInk" xmlns:wne="http://schemas.microsoft.com/office/word/2006/wordml" xmlns:wps="http://schemas.microsoft.com/office/word/2010/wordprocessingShape" xmlns:wpsCustomData="http://www.wps.cn/officeDocument/2013/wpsCustomData" mc:Ignorable="w14 wp14">
-  <w:abstractNum w:abstractNumId="0">
-    <w:nsid w:val="60F85CCA"/>
-    <w:multiLevelType w:val="singleLevel"/>
-    <w:tmpl w:val="60F85CCA"/>
-    <w:lvl w:ilvl="0" w:tentative="0">
-      <w:start w:val="1"/>
-      <w:numFmt w:val="bullet"/>
-      <w:lvlText w:val="•"/>
-      <w:lvlJc w:val="left"/>
-      <w:pPr>
-        <w:tabs>
-          <w:tab w:val="left" w:pos="560"/>
-        </w:tabs>
-        <w:ind w:left="560" w:hanging="280"/>
-      </w:pPr>
-      <w:rPr>
-        <w:rFonts w:ascii="Symbol" w:hAnsi="Symbol"/>
-      </w:rPr>
-    </w:lvl>
-  </w:abstractNum>
-  <w:num w:numId="1">
-    <w:abstractNumId w:val="0"/>
-  </w:num>
-</w:numbering>
 </file>
 
 <file path=word/styles.xml><?xml version="1.0" encoding="utf-8"?>

--- a/output/AgroAgentOS_第十五届挑战杯商业计划书_更新版.docx
+++ b/output/AgroAgentOS_第十五届挑战杯商业计划书_更新版.docx
@@ -4276,10 +4276,27 @@
     </w:p>
     <w:p>
       <w:pPr>
-        <w:pStyle w:val="3"/>
-        <w:spacing w:before="165"/>
+        <w:pStyle w:val="28"/>
+        <w:keepNext w:val="0"/>
+        <w:keepLines w:val="0"/>
+        <w:pageBreakBefore w:val="0"/>
+        <w:widowControl/>
+        <w:suppressLineNumbers w:val="0"/>
+        <w:kinsoku/>
+        <w:wordWrap/>
+        <w:overflowPunct/>
+        <w:topLinePunct w:val="0"/>
+        <w:autoSpaceDE/>
+        <w:autoSpaceDN/>
+        <w:bidi w:val="0"/>
+        <w:adjustRightInd/>
+        <w:snapToGrid w:val="0"/>
+        <w:spacing w:beforeAutospacing="0" w:afterAutospacing="0"/>
+        <w:textAlignment w:val="auto"/>
         <w:rPr>
+          <w:rFonts w:hint="eastAsia" w:eastAsia="宋体"/>
           <w:color w:val="000000" w:themeColor="text1"/>
+          <w:lang w:val="en-US" w:eastAsia="zh-CN"/>
           <w14:textFill>
             <w14:solidFill>
               <w14:schemeClr w14:val="tx1"/>
@@ -4288,6 +4305,52 @@
         </w:rPr>
       </w:pPr>
       <w:bookmarkStart w:id="7" w:name="_Toc14949"/>
+      <w:r>
+        <w:t>项目围绕</w:t>
+      </w:r>
+      <w:r>
+        <w:rPr>
+          <w:rFonts w:hint="eastAsia"/>
+          <w:lang w:val="en-US" w:eastAsia="zh-CN"/>
+        </w:rPr>
+        <w:t>农业从业者</w:t>
+      </w:r>
+      <w:r>
+        <w:t>主体</w:t>
+      </w:r>
+      <w:r>
+        <w:rPr>
+          <w:rFonts w:hint="eastAsia"/>
+          <w:lang w:val="en-US" w:eastAsia="zh-CN"/>
+        </w:rPr>
+        <w:t>关心问题</w:t>
+      </w:r>
+      <w:r>
+        <w:t>“作物能否种得好、产品能否卖得出、经营能否赚得到”三项核心需求，以“保产、促销、增收”为目标，形成“种得好、卖得出、赚得到”的价值主张。平台以农业多智能体为技术底座，将农业生产辅助、AI短视频营销和市场经营决策整合为一体化服务体系，解决传统农业数字化产品重生产、轻销售，通用人工智能缺少农业场景和农场上下文等问题</w:t>
+      </w:r>
+      <w:r>
+        <w:rPr>
+          <w:rFonts w:hint="eastAsia"/>
+          <w:lang w:eastAsia="zh-CN"/>
+        </w:rPr>
+        <w:t>。</w:t>
+      </w:r>
+    </w:p>
+    <w:p>
+      <w:pPr>
+        <w:pStyle w:val="3"/>
+        <w:spacing w:before="165"/>
+        <w:rPr>
+          <w:rFonts w:hint="eastAsia"/>
+          <w:color w:val="000000" w:themeColor="text1"/>
+          <w:lang w:val="en-US" w:eastAsia="zh-CN"/>
+          <w14:textFill>
+            <w14:solidFill>
+              <w14:schemeClr w14:val="tx1"/>
+            </w14:solidFill>
+          </w14:textFill>
+        </w:rPr>
+      </w:pPr>
       <w:r>
         <w:rPr>
           <w:rFonts w:hint="eastAsia"/>
@@ -4310,1283 +4373,681 @@
             </w14:solidFill>
           </w14:textFill>
         </w:rPr>
-        <w:t>1 产品与服务体系</w:t>
+        <w:t xml:space="preserve">1 </w:t>
       </w:r>
       <w:bookmarkEnd w:id="7"/>
-      <w:bookmarkStart w:id="58" w:name="_GoBack"/>
-      <w:bookmarkEnd w:id="58"/>
-    </w:p>
-    <w:p>
-      <w:pPr>
-        <w:keepNext/>
-        <w:keepLines/>
-        <w:spacing w:before="160" w:after="120"/>
-        <w:ind w:firstLine="480"/>
-        <w:jc w:val="center"/>
-      </w:pPr>
       <w:r>
         <w:rPr>
-          <w:rFonts w:eastAsia="黑体"/>
-          <w:color w:val="0B3558"/>
-          <w:sz w:val="24"/>
+          <w:rFonts w:hint="eastAsia"/>
+          <w:color w:val="000000" w:themeColor="text1"/>
+          <w:lang w:val="en-US" w:eastAsia="zh-CN"/>
+          <w14:textFill>
+            <w14:solidFill>
+              <w14:schemeClr w14:val="tx1"/>
+            </w14:solidFill>
+          </w14:textFill>
         </w:rPr>
-        <w:t>表3.1  AgroAgentOS产品能力矩阵</w:t>
-      </w:r>
-    </w:p>
-    <w:tbl>
-      <w:tblPr>
-        <w:tblStyle w:val="32"/>
-        <w:tblW w:w="8720" w:type="dxa"/>
-        <w:jc w:val="center"/>
-        <w:tblBorders>
-          <w:top w:val="single" w:color="auto" w:sz="4" w:space="0"/>
-          <w:left w:val="single" w:color="auto" w:sz="4" w:space="0"/>
-          <w:bottom w:val="single" w:color="auto" w:sz="4" w:space="0"/>
-          <w:right w:val="single" w:color="auto" w:sz="4" w:space="0"/>
-          <w:insideH w:val="single" w:color="auto" w:sz="4" w:space="0"/>
-          <w:insideV w:val="single" w:color="auto" w:sz="4" w:space="0"/>
-        </w:tblBorders>
-        <w:tblLayout w:type="fixed"/>
-        <w:tblCellMar>
-          <w:top w:w="0" w:type="dxa"/>
-          <w:left w:w="108" w:type="dxa"/>
-          <w:bottom w:w="0" w:type="dxa"/>
-          <w:right w:w="108" w:type="dxa"/>
-        </w:tblCellMar>
-      </w:tblPr>
-      <w:tblGrid>
-        <w:gridCol w:w="980"/>
-        <w:gridCol w:w="3379"/>
-        <w:gridCol w:w="3381"/>
-        <w:gridCol w:w="980"/>
-      </w:tblGrid>
-      <w:tr>
-        <w:tblPrEx>
-          <w:tblBorders>
-            <w:top w:val="single" w:color="auto" w:sz="4" w:space="0"/>
-            <w:left w:val="single" w:color="auto" w:sz="4" w:space="0"/>
-            <w:bottom w:val="single" w:color="auto" w:sz="4" w:space="0"/>
-            <w:right w:val="single" w:color="auto" w:sz="4" w:space="0"/>
-            <w:insideH w:val="single" w:color="auto" w:sz="4" w:space="0"/>
-            <w:insideV w:val="single" w:color="auto" w:sz="4" w:space="0"/>
-          </w:tblBorders>
-          <w:tblCellMar>
-            <w:top w:w="0" w:type="dxa"/>
-            <w:left w:w="108" w:type="dxa"/>
-            <w:bottom w:w="0" w:type="dxa"/>
-            <w:right w:w="108" w:type="dxa"/>
-          </w:tblCellMar>
-        </w:tblPrEx>
-        <w:trPr>
-          <w:tblHeader/>
-          <w:jc w:val="center"/>
-        </w:trPr>
-        <w:tc>
-          <w:tcPr>
-            <w:tcW w:w="980" w:type="dxa"/>
-            <w:shd w:val="clear" w:color="auto" w:fill="DCEAF0"/>
-            <w:tcMar>
-              <w:top w:w="100" w:type="dxa"/>
-              <w:left w:w="120" w:type="dxa"/>
-              <w:bottom w:w="100" w:type="dxa"/>
-              <w:right w:w="120" w:type="dxa"/>
-            </w:tcMar>
-            <w:vAlign w:val="center"/>
-          </w:tcPr>
-          <w:p>
-            <w:pPr>
-              <w:keepLines/>
-              <w:spacing w:line="330" w:lineRule="exact"/>
-              <w:ind w:firstLine="462"/>
-              <w:jc w:val="center"/>
-            </w:pPr>
-            <w:r>
-              <w:rPr>
-                <w:b/>
-                <w:color w:val="0B3558"/>
-                <w:sz w:val="23"/>
-              </w:rPr>
-              <w:t>能力层</w:t>
-            </w:r>
-          </w:p>
-        </w:tc>
-        <w:tc>
-          <w:tcPr>
-            <w:tcW w:w="3379" w:type="dxa"/>
-            <w:shd w:val="clear" w:color="auto" w:fill="DCEAF0"/>
-            <w:tcMar>
-              <w:top w:w="100" w:type="dxa"/>
-              <w:left w:w="120" w:type="dxa"/>
-              <w:bottom w:w="100" w:type="dxa"/>
-              <w:right w:w="120" w:type="dxa"/>
-            </w:tcMar>
-            <w:vAlign w:val="center"/>
-          </w:tcPr>
-          <w:p>
-            <w:pPr>
-              <w:keepLines/>
-              <w:spacing w:line="330" w:lineRule="exact"/>
-              <w:ind w:firstLine="462"/>
-              <w:jc w:val="center"/>
-            </w:pPr>
-            <w:r>
-              <w:rPr>
-                <w:b/>
-                <w:color w:val="0B3558"/>
-                <w:sz w:val="23"/>
-              </w:rPr>
-              <w:t>核心模块</w:t>
-            </w:r>
-          </w:p>
-        </w:tc>
-        <w:tc>
-          <w:tcPr>
-            <w:tcW w:w="3381" w:type="dxa"/>
-            <w:shd w:val="clear" w:color="auto" w:fill="DCEAF0"/>
-            <w:tcMar>
-              <w:top w:w="100" w:type="dxa"/>
-              <w:left w:w="120" w:type="dxa"/>
-              <w:bottom w:w="100" w:type="dxa"/>
-              <w:right w:w="120" w:type="dxa"/>
-            </w:tcMar>
-            <w:vAlign w:val="center"/>
-          </w:tcPr>
-          <w:p>
-            <w:pPr>
-              <w:keepLines/>
-              <w:spacing w:line="330" w:lineRule="exact"/>
-              <w:ind w:firstLine="462"/>
-              <w:jc w:val="center"/>
-            </w:pPr>
-            <w:r>
-              <w:rPr>
-                <w:b/>
-                <w:color w:val="0B3558"/>
-                <w:sz w:val="23"/>
-              </w:rPr>
-              <w:t>用户获得的价值</w:t>
-            </w:r>
-          </w:p>
-        </w:tc>
-        <w:tc>
-          <w:tcPr>
-            <w:tcW w:w="980" w:type="dxa"/>
-            <w:shd w:val="clear" w:color="auto" w:fill="DCEAF0"/>
-            <w:tcMar>
-              <w:top w:w="100" w:type="dxa"/>
-              <w:left w:w="120" w:type="dxa"/>
-              <w:bottom w:w="100" w:type="dxa"/>
-              <w:right w:w="120" w:type="dxa"/>
-            </w:tcMar>
-            <w:vAlign w:val="center"/>
-          </w:tcPr>
-          <w:p>
-            <w:pPr>
-              <w:keepLines/>
-              <w:spacing w:line="330" w:lineRule="exact"/>
-              <w:ind w:firstLine="462"/>
-              <w:jc w:val="center"/>
-            </w:pPr>
-            <w:r>
-              <w:rPr>
-                <w:b/>
-                <w:color w:val="0B3558"/>
-                <w:sz w:val="23"/>
-              </w:rPr>
-              <w:t>当前状态</w:t>
-            </w:r>
-          </w:p>
-        </w:tc>
-      </w:tr>
-      <w:tr>
-        <w:tblPrEx>
-          <w:tblBorders>
-            <w:top w:val="single" w:color="auto" w:sz="4" w:space="0"/>
-            <w:left w:val="single" w:color="auto" w:sz="4" w:space="0"/>
-            <w:bottom w:val="single" w:color="auto" w:sz="4" w:space="0"/>
-            <w:right w:val="single" w:color="auto" w:sz="4" w:space="0"/>
-            <w:insideH w:val="single" w:color="auto" w:sz="4" w:space="0"/>
-            <w:insideV w:val="single" w:color="auto" w:sz="4" w:space="0"/>
-          </w:tblBorders>
-          <w:tblCellMar>
-            <w:top w:w="0" w:type="dxa"/>
-            <w:left w:w="108" w:type="dxa"/>
-            <w:bottom w:w="0" w:type="dxa"/>
-            <w:right w:w="108" w:type="dxa"/>
-          </w:tblCellMar>
-        </w:tblPrEx>
-        <w:trPr>
-          <w:jc w:val="center"/>
-        </w:trPr>
-        <w:tc>
-          <w:tcPr>
-            <w:tcW w:w="980" w:type="dxa"/>
-            <w:tcMar>
-              <w:top w:w="100" w:type="dxa"/>
-              <w:left w:w="120" w:type="dxa"/>
-              <w:bottom w:w="100" w:type="dxa"/>
-              <w:right w:w="120" w:type="dxa"/>
-            </w:tcMar>
-            <w:vAlign w:val="center"/>
-          </w:tcPr>
-          <w:p>
-            <w:pPr>
-              <w:keepLines/>
-              <w:spacing w:line="330" w:lineRule="exact"/>
-              <w:ind w:firstLine="460"/>
-              <w:jc w:val="center"/>
-            </w:pPr>
-            <w:r>
-              <w:rPr>
-                <w:sz w:val="23"/>
-              </w:rPr>
-              <w:t>数字底座</w:t>
-            </w:r>
-          </w:p>
-        </w:tc>
-        <w:tc>
-          <w:tcPr>
-            <w:tcW w:w="3379" w:type="dxa"/>
-            <w:tcMar>
-              <w:top w:w="100" w:type="dxa"/>
-              <w:left w:w="120" w:type="dxa"/>
-              <w:bottom w:w="100" w:type="dxa"/>
-              <w:right w:w="120" w:type="dxa"/>
-            </w:tcMar>
-            <w:vAlign w:val="center"/>
-          </w:tcPr>
-          <w:p>
-            <w:pPr>
-              <w:keepLines/>
-              <w:spacing w:line="330" w:lineRule="exact"/>
-              <w:ind w:firstLine="460"/>
-              <w:jc w:val="center"/>
-            </w:pPr>
-            <w:r>
-              <w:rPr>
-                <w:sz w:val="23"/>
-              </w:rPr>
-              <w:t>用户、农场、地块、会话档案</w:t>
-            </w:r>
-          </w:p>
-        </w:tc>
-        <w:tc>
-          <w:tcPr>
-            <w:tcW w:w="3381" w:type="dxa"/>
-            <w:tcMar>
-              <w:top w:w="100" w:type="dxa"/>
-              <w:left w:w="120" w:type="dxa"/>
-              <w:bottom w:w="100" w:type="dxa"/>
-              <w:right w:w="120" w:type="dxa"/>
-            </w:tcMar>
-            <w:vAlign w:val="center"/>
-          </w:tcPr>
-          <w:p>
-            <w:pPr>
-              <w:keepLines/>
-              <w:spacing w:line="330" w:lineRule="exact"/>
-              <w:ind w:firstLine="460"/>
-              <w:jc w:val="left"/>
-            </w:pPr>
-            <w:r>
-              <w:rPr>
-                <w:sz w:val="23"/>
-              </w:rPr>
-              <w:t>形成持续可用的农业经营上下文</w:t>
-            </w:r>
-          </w:p>
-        </w:tc>
-        <w:tc>
-          <w:tcPr>
-            <w:tcW w:w="980" w:type="dxa"/>
-            <w:tcMar>
-              <w:top w:w="100" w:type="dxa"/>
-              <w:left w:w="120" w:type="dxa"/>
-              <w:bottom w:w="100" w:type="dxa"/>
-              <w:right w:w="120" w:type="dxa"/>
-            </w:tcMar>
-            <w:vAlign w:val="center"/>
-          </w:tcPr>
-          <w:p>
-            <w:pPr>
-              <w:keepLines/>
-              <w:spacing w:line="330" w:lineRule="exact"/>
-              <w:ind w:firstLine="460"/>
-              <w:jc w:val="center"/>
-            </w:pPr>
-            <w:r>
-              <w:rPr>
-                <w:sz w:val="23"/>
-              </w:rPr>
-              <w:t>已实现原型</w:t>
-            </w:r>
-          </w:p>
-        </w:tc>
-      </w:tr>
-      <w:tr>
-        <w:tblPrEx>
-          <w:tblBorders>
-            <w:top w:val="single" w:color="auto" w:sz="4" w:space="0"/>
-            <w:left w:val="single" w:color="auto" w:sz="4" w:space="0"/>
-            <w:bottom w:val="single" w:color="auto" w:sz="4" w:space="0"/>
-            <w:right w:val="single" w:color="auto" w:sz="4" w:space="0"/>
-            <w:insideH w:val="single" w:color="auto" w:sz="4" w:space="0"/>
-            <w:insideV w:val="single" w:color="auto" w:sz="4" w:space="0"/>
-          </w:tblBorders>
-          <w:tblCellMar>
-            <w:top w:w="0" w:type="dxa"/>
-            <w:left w:w="108" w:type="dxa"/>
-            <w:bottom w:w="0" w:type="dxa"/>
-            <w:right w:w="108" w:type="dxa"/>
-          </w:tblCellMar>
-        </w:tblPrEx>
-        <w:trPr>
-          <w:jc w:val="center"/>
-        </w:trPr>
-        <w:tc>
-          <w:tcPr>
-            <w:tcW w:w="980" w:type="dxa"/>
-            <w:tcMar>
-              <w:top w:w="100" w:type="dxa"/>
-              <w:left w:w="120" w:type="dxa"/>
-              <w:bottom w:w="100" w:type="dxa"/>
-              <w:right w:w="120" w:type="dxa"/>
-            </w:tcMar>
-            <w:vAlign w:val="center"/>
-          </w:tcPr>
-          <w:p>
-            <w:pPr>
-              <w:keepLines/>
-              <w:spacing w:line="330" w:lineRule="exact"/>
-              <w:ind w:firstLine="460"/>
-              <w:jc w:val="center"/>
-            </w:pPr>
-            <w:r>
-              <w:rPr>
-                <w:sz w:val="23"/>
-              </w:rPr>
-              <w:t>智能决策</w:t>
-            </w:r>
-          </w:p>
-        </w:tc>
-        <w:tc>
-          <w:tcPr>
-            <w:tcW w:w="3379" w:type="dxa"/>
-            <w:tcMar>
-              <w:top w:w="100" w:type="dxa"/>
-              <w:left w:w="120" w:type="dxa"/>
-              <w:bottom w:w="100" w:type="dxa"/>
-              <w:right w:w="120" w:type="dxa"/>
-            </w:tcMar>
-            <w:vAlign w:val="center"/>
-          </w:tcPr>
-          <w:p>
-            <w:pPr>
-              <w:keepLines/>
-              <w:spacing w:line="330" w:lineRule="exact"/>
-              <w:ind w:firstLine="460"/>
-              <w:jc w:val="left"/>
-            </w:pPr>
-            <w:r>
-              <w:rPr>
-                <w:sz w:val="23"/>
-              </w:rPr>
-              <w:t>农业问答、种植建议、天气农事、病虫害分析</w:t>
-            </w:r>
-          </w:p>
-        </w:tc>
-        <w:tc>
-          <w:tcPr>
-            <w:tcW w:w="3381" w:type="dxa"/>
-            <w:tcMar>
-              <w:top w:w="100" w:type="dxa"/>
-              <w:left w:w="120" w:type="dxa"/>
-              <w:bottom w:w="100" w:type="dxa"/>
-              <w:right w:w="120" w:type="dxa"/>
-            </w:tcMar>
-            <w:vAlign w:val="center"/>
-          </w:tcPr>
-          <w:p>
-            <w:pPr>
-              <w:keepLines/>
-              <w:spacing w:line="330" w:lineRule="exact"/>
-              <w:ind w:firstLine="460"/>
-              <w:jc w:val="left"/>
-            </w:pPr>
-            <w:r>
-              <w:rPr>
-                <w:sz w:val="23"/>
-              </w:rPr>
-              <w:t>缩短信息查找时间，获得结构化辅助建议</w:t>
-            </w:r>
-          </w:p>
-        </w:tc>
-        <w:tc>
-          <w:tcPr>
-            <w:tcW w:w="980" w:type="dxa"/>
-            <w:tcMar>
-              <w:top w:w="100" w:type="dxa"/>
-              <w:left w:w="120" w:type="dxa"/>
-              <w:bottom w:w="100" w:type="dxa"/>
-              <w:right w:w="120" w:type="dxa"/>
-            </w:tcMar>
-            <w:vAlign w:val="center"/>
-          </w:tcPr>
-          <w:p>
-            <w:pPr>
-              <w:keepLines/>
-              <w:spacing w:line="330" w:lineRule="exact"/>
-              <w:ind w:firstLine="460"/>
-              <w:jc w:val="center"/>
-            </w:pPr>
-            <w:r>
-              <w:rPr>
-                <w:sz w:val="23"/>
-              </w:rPr>
-              <w:t>已实现原型</w:t>
-            </w:r>
-          </w:p>
-        </w:tc>
-      </w:tr>
-      <w:tr>
-        <w:tblPrEx>
-          <w:tblBorders>
-            <w:top w:val="single" w:color="auto" w:sz="4" w:space="0"/>
-            <w:left w:val="single" w:color="auto" w:sz="4" w:space="0"/>
-            <w:bottom w:val="single" w:color="auto" w:sz="4" w:space="0"/>
-            <w:right w:val="single" w:color="auto" w:sz="4" w:space="0"/>
-            <w:insideH w:val="single" w:color="auto" w:sz="4" w:space="0"/>
-            <w:insideV w:val="single" w:color="auto" w:sz="4" w:space="0"/>
-          </w:tblBorders>
-          <w:tblCellMar>
-            <w:top w:w="0" w:type="dxa"/>
-            <w:left w:w="108" w:type="dxa"/>
-            <w:bottom w:w="0" w:type="dxa"/>
-            <w:right w:w="108" w:type="dxa"/>
-          </w:tblCellMar>
-        </w:tblPrEx>
-        <w:trPr>
-          <w:jc w:val="center"/>
-        </w:trPr>
-        <w:tc>
-          <w:tcPr>
-            <w:tcW w:w="980" w:type="dxa"/>
-            <w:tcMar>
-              <w:top w:w="100" w:type="dxa"/>
-              <w:left w:w="120" w:type="dxa"/>
-              <w:bottom w:w="100" w:type="dxa"/>
-              <w:right w:w="120" w:type="dxa"/>
-            </w:tcMar>
-            <w:vAlign w:val="center"/>
-          </w:tcPr>
-          <w:p>
-            <w:pPr>
-              <w:keepLines/>
-              <w:spacing w:line="330" w:lineRule="exact"/>
-              <w:ind w:firstLine="460"/>
-              <w:jc w:val="center"/>
-            </w:pPr>
-            <w:r>
-              <w:rPr>
-                <w:sz w:val="23"/>
-              </w:rPr>
-              <w:t>知识服务</w:t>
-            </w:r>
-          </w:p>
-        </w:tc>
-        <w:tc>
-          <w:tcPr>
-            <w:tcW w:w="3379" w:type="dxa"/>
-            <w:tcMar>
-              <w:top w:w="100" w:type="dxa"/>
-              <w:left w:w="120" w:type="dxa"/>
-              <w:bottom w:w="100" w:type="dxa"/>
-              <w:right w:w="120" w:type="dxa"/>
-            </w:tcMar>
-            <w:vAlign w:val="center"/>
-          </w:tcPr>
-          <w:p>
-            <w:pPr>
-              <w:keepLines/>
-              <w:spacing w:line="330" w:lineRule="exact"/>
-              <w:ind w:firstLine="460"/>
-              <w:jc w:val="left"/>
-            </w:pPr>
-            <w:r>
-              <w:rPr>
-                <w:sz w:val="23"/>
-              </w:rPr>
-              <w:t>文档上传、混合检索、知识重排</w:t>
-            </w:r>
-          </w:p>
-        </w:tc>
-        <w:tc>
-          <w:tcPr>
-            <w:tcW w:w="3381" w:type="dxa"/>
-            <w:tcMar>
-              <w:top w:w="100" w:type="dxa"/>
-              <w:left w:w="120" w:type="dxa"/>
-              <w:bottom w:w="100" w:type="dxa"/>
-              <w:right w:w="120" w:type="dxa"/>
-            </w:tcMar>
-            <w:vAlign w:val="center"/>
-          </w:tcPr>
-          <w:p>
-            <w:pPr>
-              <w:keepLines/>
-              <w:spacing w:line="330" w:lineRule="exact"/>
-              <w:ind w:firstLine="460"/>
-              <w:jc w:val="left"/>
-            </w:pPr>
-            <w:r>
-              <w:rPr>
-                <w:sz w:val="23"/>
-              </w:rPr>
-              <w:t>将公共知识与机构自有资料转化为可查询服务</w:t>
-            </w:r>
-          </w:p>
-        </w:tc>
-        <w:tc>
-          <w:tcPr>
-            <w:tcW w:w="980" w:type="dxa"/>
-            <w:tcMar>
-              <w:top w:w="100" w:type="dxa"/>
-              <w:left w:w="120" w:type="dxa"/>
-              <w:bottom w:w="100" w:type="dxa"/>
-              <w:right w:w="120" w:type="dxa"/>
-            </w:tcMar>
-            <w:vAlign w:val="center"/>
-          </w:tcPr>
-          <w:p>
-            <w:pPr>
-              <w:keepLines/>
-              <w:spacing w:line="330" w:lineRule="exact"/>
-              <w:ind w:firstLine="460"/>
-              <w:jc w:val="center"/>
-            </w:pPr>
-            <w:r>
-              <w:rPr>
-                <w:sz w:val="23"/>
-              </w:rPr>
-              <w:t>已实现原型</w:t>
-            </w:r>
-          </w:p>
-        </w:tc>
-      </w:tr>
-      <w:tr>
-        <w:tblPrEx>
-          <w:tblBorders>
-            <w:top w:val="single" w:color="auto" w:sz="4" w:space="0"/>
-            <w:left w:val="single" w:color="auto" w:sz="4" w:space="0"/>
-            <w:bottom w:val="single" w:color="auto" w:sz="4" w:space="0"/>
-            <w:right w:val="single" w:color="auto" w:sz="4" w:space="0"/>
-            <w:insideH w:val="single" w:color="auto" w:sz="4" w:space="0"/>
-            <w:insideV w:val="single" w:color="auto" w:sz="4" w:space="0"/>
-          </w:tblBorders>
-          <w:tblCellMar>
-            <w:top w:w="0" w:type="dxa"/>
-            <w:left w:w="108" w:type="dxa"/>
-            <w:bottom w:w="0" w:type="dxa"/>
-            <w:right w:w="108" w:type="dxa"/>
-          </w:tblCellMar>
-        </w:tblPrEx>
-        <w:trPr>
-          <w:jc w:val="center"/>
-        </w:trPr>
-        <w:tc>
-          <w:tcPr>
-            <w:tcW w:w="980" w:type="dxa"/>
-            <w:tcMar>
-              <w:top w:w="100" w:type="dxa"/>
-              <w:left w:w="120" w:type="dxa"/>
-              <w:bottom w:w="100" w:type="dxa"/>
-              <w:right w:w="120" w:type="dxa"/>
-            </w:tcMar>
-            <w:vAlign w:val="center"/>
-          </w:tcPr>
-          <w:p>
-            <w:pPr>
-              <w:keepLines/>
-              <w:spacing w:line="330" w:lineRule="exact"/>
-              <w:ind w:firstLine="460"/>
-              <w:jc w:val="center"/>
-            </w:pPr>
-            <w:r>
-              <w:rPr>
-                <w:sz w:val="23"/>
-              </w:rPr>
-              <w:t>经营服务</w:t>
-            </w:r>
-          </w:p>
-        </w:tc>
-        <w:tc>
-          <w:tcPr>
-            <w:tcW w:w="3379" w:type="dxa"/>
-            <w:tcMar>
-              <w:top w:w="100" w:type="dxa"/>
-              <w:left w:w="120" w:type="dxa"/>
-              <w:bottom w:w="100" w:type="dxa"/>
-              <w:right w:w="120" w:type="dxa"/>
-            </w:tcMar>
-            <w:vAlign w:val="center"/>
-          </w:tcPr>
-          <w:p>
-            <w:pPr>
-              <w:keepLines/>
-              <w:spacing w:line="330" w:lineRule="exact"/>
-              <w:ind w:firstLine="460"/>
-              <w:jc w:val="left"/>
-            </w:pPr>
-            <w:r>
-              <w:rPr>
-                <w:sz w:val="23"/>
-              </w:rPr>
-              <w:t>市场价格、供需、政策、综合分析</w:t>
-            </w:r>
-          </w:p>
-        </w:tc>
-        <w:tc>
-          <w:tcPr>
-            <w:tcW w:w="3381" w:type="dxa"/>
-            <w:tcMar>
-              <w:top w:w="100" w:type="dxa"/>
-              <w:left w:w="120" w:type="dxa"/>
-              <w:bottom w:w="100" w:type="dxa"/>
-              <w:right w:w="120" w:type="dxa"/>
-            </w:tcMar>
-            <w:vAlign w:val="center"/>
-          </w:tcPr>
-          <w:p>
-            <w:pPr>
-              <w:keepLines/>
-              <w:spacing w:line="330" w:lineRule="exact"/>
-              <w:ind w:firstLine="460"/>
-              <w:jc w:val="left"/>
-            </w:pPr>
-            <w:r>
-              <w:rPr>
-                <w:sz w:val="23"/>
-              </w:rPr>
-              <w:t>将生产信息与销售判断连接起来</w:t>
-            </w:r>
-          </w:p>
-        </w:tc>
-        <w:tc>
-          <w:tcPr>
-            <w:tcW w:w="980" w:type="dxa"/>
-            <w:tcMar>
-              <w:top w:w="100" w:type="dxa"/>
-              <w:left w:w="120" w:type="dxa"/>
-              <w:bottom w:w="100" w:type="dxa"/>
-              <w:right w:w="120" w:type="dxa"/>
-            </w:tcMar>
-            <w:vAlign w:val="center"/>
-          </w:tcPr>
-          <w:p>
-            <w:pPr>
-              <w:keepLines/>
-              <w:spacing w:line="330" w:lineRule="exact"/>
-              <w:ind w:firstLine="460"/>
-              <w:jc w:val="center"/>
-            </w:pPr>
-            <w:r>
-              <w:rPr>
-                <w:sz w:val="23"/>
-              </w:rPr>
-              <w:t>已实现原型</w:t>
-            </w:r>
-          </w:p>
-        </w:tc>
-      </w:tr>
-      <w:tr>
-        <w:tblPrEx>
-          <w:tblBorders>
-            <w:top w:val="single" w:color="auto" w:sz="4" w:space="0"/>
-            <w:left w:val="single" w:color="auto" w:sz="4" w:space="0"/>
-            <w:bottom w:val="single" w:color="auto" w:sz="4" w:space="0"/>
-            <w:right w:val="single" w:color="auto" w:sz="4" w:space="0"/>
-            <w:insideH w:val="single" w:color="auto" w:sz="4" w:space="0"/>
-            <w:insideV w:val="single" w:color="auto" w:sz="4" w:space="0"/>
-          </w:tblBorders>
-          <w:tblCellMar>
-            <w:top w:w="0" w:type="dxa"/>
-            <w:left w:w="108" w:type="dxa"/>
-            <w:bottom w:w="0" w:type="dxa"/>
-            <w:right w:w="108" w:type="dxa"/>
-          </w:tblCellMar>
-        </w:tblPrEx>
-        <w:trPr>
-          <w:jc w:val="center"/>
-        </w:trPr>
-        <w:tc>
-          <w:tcPr>
-            <w:tcW w:w="980" w:type="dxa"/>
-            <w:tcMar>
-              <w:top w:w="100" w:type="dxa"/>
-              <w:left w:w="120" w:type="dxa"/>
-              <w:bottom w:w="100" w:type="dxa"/>
-              <w:right w:w="120" w:type="dxa"/>
-            </w:tcMar>
-            <w:vAlign w:val="center"/>
-          </w:tcPr>
-          <w:p>
-            <w:pPr>
-              <w:keepLines/>
-              <w:spacing w:line="330" w:lineRule="exact"/>
-              <w:ind w:firstLine="460"/>
-              <w:jc w:val="center"/>
-            </w:pPr>
-            <w:r>
-              <w:rPr>
-                <w:sz w:val="23"/>
-              </w:rPr>
-              <w:t>内容营销</w:t>
-            </w:r>
-          </w:p>
-        </w:tc>
-        <w:tc>
-          <w:tcPr>
-            <w:tcW w:w="3379" w:type="dxa"/>
-            <w:tcMar>
-              <w:top w:w="100" w:type="dxa"/>
-              <w:left w:w="120" w:type="dxa"/>
-              <w:bottom w:w="100" w:type="dxa"/>
-              <w:right w:w="120" w:type="dxa"/>
-            </w:tcMar>
-            <w:vAlign w:val="center"/>
-          </w:tcPr>
-          <w:p>
-            <w:pPr>
-              <w:keepLines/>
-              <w:spacing w:line="330" w:lineRule="exact"/>
-              <w:ind w:firstLine="460"/>
-              <w:jc w:val="left"/>
-            </w:pPr>
-            <w:r>
-              <w:rPr>
-                <w:sz w:val="23"/>
-              </w:rPr>
-              <w:t>图文、短视频脚本与视频生成任务</w:t>
-            </w:r>
-          </w:p>
-        </w:tc>
-        <w:tc>
-          <w:tcPr>
-            <w:tcW w:w="3381" w:type="dxa"/>
-            <w:tcMar>
-              <w:top w:w="100" w:type="dxa"/>
-              <w:left w:w="120" w:type="dxa"/>
-              <w:bottom w:w="100" w:type="dxa"/>
-              <w:right w:w="120" w:type="dxa"/>
-            </w:tcMar>
-            <w:vAlign w:val="center"/>
-          </w:tcPr>
-          <w:p>
-            <w:pPr>
-              <w:keepLines/>
-              <w:spacing w:line="330" w:lineRule="exact"/>
-              <w:ind w:firstLine="460"/>
-              <w:jc w:val="center"/>
-            </w:pPr>
-            <w:r>
-              <w:rPr>
-                <w:sz w:val="23"/>
-              </w:rPr>
-              <w:t>降低农产品内容生产门槛</w:t>
-            </w:r>
-          </w:p>
-        </w:tc>
-        <w:tc>
-          <w:tcPr>
-            <w:tcW w:w="980" w:type="dxa"/>
-            <w:tcMar>
-              <w:top w:w="100" w:type="dxa"/>
-              <w:left w:w="120" w:type="dxa"/>
-              <w:bottom w:w="100" w:type="dxa"/>
-              <w:right w:w="120" w:type="dxa"/>
-            </w:tcMar>
-            <w:vAlign w:val="center"/>
-          </w:tcPr>
-          <w:p>
-            <w:pPr>
-              <w:keepLines/>
-              <w:spacing w:line="330" w:lineRule="exact"/>
-              <w:ind w:firstLine="460"/>
-              <w:jc w:val="center"/>
-            </w:pPr>
-            <w:r>
-              <w:rPr>
-                <w:sz w:val="23"/>
-              </w:rPr>
-              <w:t>已实现原型</w:t>
-            </w:r>
-          </w:p>
-        </w:tc>
-      </w:tr>
-      <w:tr>
-        <w:tblPrEx>
-          <w:tblBorders>
-            <w:top w:val="single" w:color="auto" w:sz="4" w:space="0"/>
-            <w:left w:val="single" w:color="auto" w:sz="4" w:space="0"/>
-            <w:bottom w:val="single" w:color="auto" w:sz="4" w:space="0"/>
-            <w:right w:val="single" w:color="auto" w:sz="4" w:space="0"/>
-            <w:insideH w:val="single" w:color="auto" w:sz="4" w:space="0"/>
-            <w:insideV w:val="single" w:color="auto" w:sz="4" w:space="0"/>
-          </w:tblBorders>
-          <w:tblCellMar>
-            <w:top w:w="0" w:type="dxa"/>
-            <w:left w:w="108" w:type="dxa"/>
-            <w:bottom w:w="0" w:type="dxa"/>
-            <w:right w:w="108" w:type="dxa"/>
-          </w:tblCellMar>
-        </w:tblPrEx>
-        <w:trPr>
-          <w:jc w:val="center"/>
-        </w:trPr>
-        <w:tc>
-          <w:tcPr>
-            <w:tcW w:w="980" w:type="dxa"/>
-            <w:tcMar>
-              <w:top w:w="100" w:type="dxa"/>
-              <w:left w:w="120" w:type="dxa"/>
-              <w:bottom w:w="100" w:type="dxa"/>
-              <w:right w:w="120" w:type="dxa"/>
-            </w:tcMar>
-            <w:vAlign w:val="center"/>
-          </w:tcPr>
-          <w:p>
-            <w:pPr>
-              <w:keepLines/>
-              <w:spacing w:line="330" w:lineRule="exact"/>
-              <w:ind w:firstLine="460"/>
-              <w:jc w:val="center"/>
-            </w:pPr>
-            <w:r>
-              <w:rPr>
-                <w:sz w:val="23"/>
-              </w:rPr>
-              <w:t>平台治理</w:t>
-            </w:r>
-          </w:p>
-        </w:tc>
-        <w:tc>
-          <w:tcPr>
-            <w:tcW w:w="3379" w:type="dxa"/>
-            <w:tcMar>
-              <w:top w:w="100" w:type="dxa"/>
-              <w:left w:w="120" w:type="dxa"/>
-              <w:bottom w:w="100" w:type="dxa"/>
-              <w:right w:w="120" w:type="dxa"/>
-            </w:tcMar>
-            <w:vAlign w:val="center"/>
-          </w:tcPr>
-          <w:p>
-            <w:pPr>
-              <w:keepLines/>
-              <w:spacing w:line="330" w:lineRule="exact"/>
-              <w:ind w:firstLine="460"/>
-              <w:jc w:val="left"/>
-            </w:pPr>
-            <w:r>
-              <w:rPr>
-                <w:sz w:val="23"/>
-              </w:rPr>
-              <w:t>认证、权限、工具白名单、执行状态</w:t>
-            </w:r>
-          </w:p>
-        </w:tc>
-        <w:tc>
-          <w:tcPr>
-            <w:tcW w:w="3381" w:type="dxa"/>
-            <w:tcMar>
-              <w:top w:w="100" w:type="dxa"/>
-              <w:left w:w="120" w:type="dxa"/>
-              <w:bottom w:w="100" w:type="dxa"/>
-              <w:right w:w="120" w:type="dxa"/>
-            </w:tcMar>
-            <w:vAlign w:val="center"/>
-          </w:tcPr>
-          <w:p>
-            <w:pPr>
-              <w:keepLines/>
-              <w:spacing w:line="330" w:lineRule="exact"/>
-              <w:ind w:firstLine="460"/>
-              <w:jc w:val="left"/>
-            </w:pPr>
-            <w:r>
-              <w:rPr>
-                <w:sz w:val="23"/>
-              </w:rPr>
-              <w:t>保障不同用户的数据边界与工具使用范围</w:t>
-            </w:r>
-          </w:p>
-        </w:tc>
-        <w:tc>
-          <w:tcPr>
-            <w:tcW w:w="980" w:type="dxa"/>
-            <w:tcMar>
-              <w:top w:w="100" w:type="dxa"/>
-              <w:left w:w="120" w:type="dxa"/>
-              <w:bottom w:w="100" w:type="dxa"/>
-              <w:right w:w="120" w:type="dxa"/>
-            </w:tcMar>
-            <w:vAlign w:val="center"/>
-          </w:tcPr>
-          <w:p>
-            <w:pPr>
-              <w:keepLines/>
-              <w:spacing w:line="330" w:lineRule="exact"/>
-              <w:ind w:firstLine="460"/>
-              <w:jc w:val="center"/>
-            </w:pPr>
-            <w:r>
-              <w:rPr>
-                <w:sz w:val="23"/>
-              </w:rPr>
-              <w:t>已实现原型</w:t>
-            </w:r>
-          </w:p>
-        </w:tc>
-      </w:tr>
-      <w:tr>
-        <w:tblPrEx>
-          <w:tblBorders>
-            <w:top w:val="single" w:color="auto" w:sz="4" w:space="0"/>
-            <w:left w:val="single" w:color="auto" w:sz="4" w:space="0"/>
-            <w:bottom w:val="single" w:color="auto" w:sz="4" w:space="0"/>
-            <w:right w:val="single" w:color="auto" w:sz="4" w:space="0"/>
-            <w:insideH w:val="single" w:color="auto" w:sz="4" w:space="0"/>
-            <w:insideV w:val="single" w:color="auto" w:sz="4" w:space="0"/>
-          </w:tblBorders>
-          <w:tblCellMar>
-            <w:top w:w="0" w:type="dxa"/>
-            <w:left w:w="108" w:type="dxa"/>
-            <w:bottom w:w="0" w:type="dxa"/>
-            <w:right w:w="108" w:type="dxa"/>
-          </w:tblCellMar>
-        </w:tblPrEx>
-        <w:trPr>
-          <w:jc w:val="center"/>
-        </w:trPr>
-        <w:tc>
-          <w:tcPr>
-            <w:tcW w:w="980" w:type="dxa"/>
-            <w:tcMar>
-              <w:top w:w="100" w:type="dxa"/>
-              <w:left w:w="120" w:type="dxa"/>
-              <w:bottom w:w="100" w:type="dxa"/>
-              <w:right w:w="120" w:type="dxa"/>
-            </w:tcMar>
-            <w:vAlign w:val="center"/>
-          </w:tcPr>
-          <w:p>
-            <w:pPr>
-              <w:keepLines/>
-              <w:spacing w:line="330" w:lineRule="exact"/>
-              <w:ind w:firstLine="460"/>
-              <w:jc w:val="center"/>
-            </w:pPr>
-            <w:r>
-              <w:rPr>
-                <w:sz w:val="23"/>
-              </w:rPr>
-              <w:t>迭代方向</w:t>
-            </w:r>
-          </w:p>
-        </w:tc>
-        <w:tc>
-          <w:tcPr>
-            <w:tcW w:w="3379" w:type="dxa"/>
-            <w:tcMar>
-              <w:top w:w="100" w:type="dxa"/>
-              <w:left w:w="120" w:type="dxa"/>
-              <w:bottom w:w="100" w:type="dxa"/>
-              <w:right w:w="120" w:type="dxa"/>
-            </w:tcMar>
-            <w:vAlign w:val="center"/>
-          </w:tcPr>
-          <w:p>
-            <w:pPr>
-              <w:keepLines/>
-              <w:spacing w:line="330" w:lineRule="exact"/>
-              <w:ind w:firstLine="460"/>
-              <w:jc w:val="left"/>
-            </w:pPr>
-            <w:r>
-              <w:rPr>
-                <w:sz w:val="23"/>
-              </w:rPr>
-              <w:t>农事记录、智能预警、效果评估、移动端</w:t>
-            </w:r>
-          </w:p>
-        </w:tc>
-        <w:tc>
-          <w:tcPr>
-            <w:tcW w:w="3381" w:type="dxa"/>
-            <w:tcMar>
-              <w:top w:w="100" w:type="dxa"/>
-              <w:left w:w="120" w:type="dxa"/>
-              <w:bottom w:w="100" w:type="dxa"/>
-              <w:right w:w="120" w:type="dxa"/>
-            </w:tcMar>
-            <w:vAlign w:val="center"/>
-          </w:tcPr>
-          <w:p>
-            <w:pPr>
-              <w:keepLines/>
-              <w:spacing w:line="330" w:lineRule="exact"/>
-              <w:ind w:firstLine="460"/>
-              <w:jc w:val="left"/>
-            </w:pPr>
-            <w:r>
-              <w:rPr>
-                <w:sz w:val="23"/>
-              </w:rPr>
-              <w:t>建立“建议—执行—反馈—沉淀”闭环</w:t>
-            </w:r>
-          </w:p>
-        </w:tc>
-        <w:tc>
-          <w:tcPr>
-            <w:tcW w:w="980" w:type="dxa"/>
-            <w:tcMar>
-              <w:top w:w="100" w:type="dxa"/>
-              <w:left w:w="120" w:type="dxa"/>
-              <w:bottom w:w="100" w:type="dxa"/>
-              <w:right w:w="120" w:type="dxa"/>
-            </w:tcMar>
-            <w:vAlign w:val="center"/>
-          </w:tcPr>
-          <w:p>
-            <w:pPr>
-              <w:keepLines/>
-              <w:spacing w:line="330" w:lineRule="exact"/>
-              <w:ind w:firstLine="460"/>
-              <w:jc w:val="center"/>
-            </w:pPr>
-            <w:r>
-              <w:rPr>
-                <w:sz w:val="23"/>
-              </w:rPr>
-              <w:t>规划验证</w:t>
-            </w:r>
-          </w:p>
-        </w:tc>
-      </w:tr>
-    </w:tbl>
-    <w:p>
-      <w:pPr>
-        <w:spacing w:after="40" w:line="160" w:lineRule="exact"/>
-      </w:pPr>
-    </w:p>
-    <w:p>
-      <w:pPr>
-        <w:keepNext/>
-        <w:spacing w:before="160" w:line="240" w:lineRule="auto"/>
-        <w:jc w:val="center"/>
-      </w:pPr>
-      <w:r>
-        <w:drawing>
-          <wp:inline distT="0" distB="0" distL="0" distR="0">
-            <wp:extent cx="5349240" cy="3268980"/>
-            <wp:effectExtent l="0" t="0" r="0" b="0"/>
-            <wp:docPr id="1" name="Picture 1" descr="图3.1  AgroAgentOS多智能体智慧农服技术架构" title="图3.1  AgroAgentOS多智能体智慧农服技术架构"/>
-            <wp:cNvGraphicFramePr>
-              <a:graphicFrameLocks xmlns:a="http://schemas.openxmlformats.org/drawingml/2006/main" noChangeAspect="1"/>
-            </wp:cNvGraphicFramePr>
-            <a:graphic xmlns:a="http://schemas.openxmlformats.org/drawingml/2006/main">
-              <a:graphicData uri="http://schemas.openxmlformats.org/drawingml/2006/picture">
-                <pic:pic xmlns:pic="http://schemas.openxmlformats.org/drawingml/2006/picture">
-                  <pic:nvPicPr>
-                    <pic:cNvPr id="1" name="Picture 1" descr="图3.1  AgroAgentOS多智能体智慧农服技术架构" title="图3.1  AgroAgentOS多智能体智慧农服技术架构"/>
-                    <pic:cNvPicPr>
-                      <a:picLocks noChangeAspect="1"/>
-                    </pic:cNvPicPr>
-                  </pic:nvPicPr>
-                  <pic:blipFill>
-                    <a:blip r:embed="rId15"/>
-                    <a:stretch>
-                      <a:fillRect/>
-                    </a:stretch>
-                  </pic:blipFill>
-                  <pic:spPr>
-                    <a:xfrm>
-                      <a:off x="0" y="0"/>
-                      <a:ext cx="5349240" cy="3268980"/>
-                    </a:xfrm>
-                    <a:prstGeom prst="rect">
-                      <a:avLst/>
-                    </a:prstGeom>
-                  </pic:spPr>
-                </pic:pic>
-              </a:graphicData>
-            </a:graphic>
-          </wp:inline>
-        </w:drawing>
-      </w:r>
-    </w:p>
-    <w:p>
-      <w:pPr>
-        <w:keepLines/>
-        <w:spacing w:before="80" w:after="160"/>
-        <w:ind w:firstLine="480"/>
-        <w:jc w:val="center"/>
-      </w:pPr>
-      <w:r>
+        <w:t>产品服务</w:t>
+      </w:r>
+    </w:p>
+    <w:p>
+      <w:pPr>
+        <w:pStyle w:val="28"/>
+        <w:keepNext w:val="0"/>
+        <w:keepLines w:val="0"/>
+        <w:pageBreakBefore w:val="0"/>
+        <w:widowControl/>
+        <w:suppressLineNumbers w:val="0"/>
+        <w:kinsoku/>
+        <w:wordWrap/>
+        <w:overflowPunct/>
+        <w:topLinePunct w:val="0"/>
+        <w:autoSpaceDE/>
+        <w:autoSpaceDN/>
+        <w:bidi w:val="0"/>
+        <w:adjustRightInd/>
+        <w:snapToGrid w:val="0"/>
+        <w:spacing w:beforeAutospacing="0" w:afterAutospacing="0"/>
+        <w:textAlignment w:val="auto"/>
+      </w:pPr>
+      <w:r>
+        <w:t>“耘智惠农”（技术平台名称：AgroAgentOS）是一款面向中小农场、农民专业合作社、农业社会化服务组织及基层农技服务机构的多智能体智慧农服平台。产品按照“保产—促销—增收”设计三类核心服务。</w:t>
+      </w:r>
+    </w:p>
+    <w:p>
+      <w:pPr>
+        <w:pStyle w:val="28"/>
+        <w:keepNext w:val="0"/>
+        <w:keepLines w:val="0"/>
+        <w:pageBreakBefore w:val="0"/>
+        <w:widowControl/>
+        <w:suppressLineNumbers w:val="0"/>
+        <w:kinsoku/>
+        <w:wordWrap/>
+        <w:overflowPunct/>
+        <w:topLinePunct w:val="0"/>
+        <w:autoSpaceDE/>
+        <w:autoSpaceDN/>
+        <w:bidi w:val="0"/>
+        <w:adjustRightInd/>
+        <w:snapToGrid w:val="0"/>
+        <w:spacing w:beforeAutospacing="0" w:afterAutospacing="0"/>
+        <w:textAlignment w:val="auto"/>
+      </w:pPr>
+      <w:r>
+        <w:t>在“保产”方面，平台建立用户、农场、地块、作物和会话档案，融合农业知识库、天气信息和病虫害分析，为种植管理、农事安排、天气风险判断和病虫害辅助排查提供结构化建议。系统能够结合用户授权范围内的农场位置、作物类型和种植状态组织回答，减少用户重复描述，使农业建议更加贴近具体生产场景。</w:t>
+      </w:r>
+    </w:p>
+    <w:p>
+      <w:pPr>
+        <w:pStyle w:val="28"/>
+        <w:keepNext w:val="0"/>
+        <w:keepLines w:val="0"/>
+        <w:pageBreakBefore w:val="0"/>
+        <w:widowControl/>
+        <w:suppressLineNumbers w:val="0"/>
+        <w:kinsoku/>
+        <w:wordWrap/>
+        <w:overflowPunct/>
+        <w:topLinePunct w:val="0"/>
+        <w:autoSpaceDE/>
+        <w:autoSpaceDN/>
+        <w:bidi w:val="0"/>
+        <w:adjustRightInd/>
+        <w:snapToGrid w:val="0"/>
+        <w:spacing w:beforeAutospacing="0" w:afterAutospacing="0"/>
+        <w:textAlignment w:val="auto"/>
+      </w:pPr>
+      <w:r>
+        <w:t>在“促销”方面，平台将AI短视频广告生成作为核心产品能力。用户输入农产品品类、产地、特色卖点、目标受众和投放平台后，营销智能体可以生成广告主题、宣传文案、视频脚本和分镜方案，并提交文生视频或图生视频任务，对视频生成过程和任务状态进行统一管理。平台同时支持生成农产品图文文案、直播脚本等营销内容，帮助中小农业经营主体降低短视频广告策划和内容制作门槛，使农产品特色更容易被消费者理解和传播。</w:t>
+      </w:r>
+    </w:p>
+    <w:p>
+      <w:pPr>
+        <w:pStyle w:val="28"/>
+        <w:keepNext w:val="0"/>
+        <w:keepLines w:val="0"/>
+        <w:pageBreakBefore w:val="0"/>
+        <w:widowControl/>
+        <w:suppressLineNumbers w:val="0"/>
+        <w:kinsoku/>
+        <w:wordWrap/>
+        <w:overflowPunct/>
+        <w:topLinePunct w:val="0"/>
+        <w:autoSpaceDE/>
+        <w:autoSpaceDN/>
+        <w:bidi w:val="0"/>
+        <w:adjustRightInd/>
+        <w:snapToGrid w:val="0"/>
+        <w:spacing w:beforeAutospacing="0" w:afterAutospacing="0"/>
+        <w:textAlignment w:val="auto"/>
+      </w:pPr>
+      <w:r>
+        <w:t>在“增收”方面，平台整合农产品价格、市场供需、政策信息和销售建议，为经营主体提供阶段性市场分析，辅助用户判断销售时机、调整营销策略和优化投入安排。通过将市场信息与AI短视频营销连接，平台能够根据不同产品卖点、目标人群和投放渠道生成更具针对性的宣传内容，实现从市场分析到内容生产的衔接。</w:t>
+      </w:r>
+    </w:p>
+    <w:p>
+      <w:pPr>
+        <w:pStyle w:val="28"/>
+        <w:keepNext w:val="0"/>
+        <w:keepLines w:val="0"/>
+        <w:pageBreakBefore w:val="0"/>
+        <w:widowControl/>
+        <w:suppressLineNumbers w:val="0"/>
+        <w:kinsoku/>
+        <w:wordWrap/>
+        <w:overflowPunct/>
+        <w:topLinePunct w:val="0"/>
+        <w:autoSpaceDE/>
+        <w:autoSpaceDN/>
+        <w:bidi w:val="0"/>
+        <w:adjustRightInd/>
+        <w:snapToGrid w:val="0"/>
+        <w:spacing w:beforeAutospacing="0" w:afterAutospacing="0"/>
+        <w:textAlignment w:val="auto"/>
+      </w:pPr>
+      <w:r>
+        <w:t>目前，项目已完成可运行的Web端原型，形成农业问答、种植建议、天气农事、病虫害分析、知识检索、市场分析和内容营销七类技能，并具备农场管理、知识库、行情分析、营销内容生成和AI视频任务管理等功能。项目现处于“产品原型完成、场景验证准备”阶段。</w:t>
+      </w:r>
+    </w:p>
+    <w:p>
+      <w:pPr>
+        <w:pStyle w:val="28"/>
+        <w:keepNext w:val="0"/>
+        <w:keepLines w:val="0"/>
+        <w:pageBreakBefore w:val="0"/>
+        <w:widowControl/>
+        <w:suppressLineNumbers w:val="0"/>
+        <w:kinsoku/>
+        <w:wordWrap/>
+        <w:overflowPunct/>
+        <w:topLinePunct w:val="0"/>
+        <w:autoSpaceDE/>
+        <w:autoSpaceDN/>
+        <w:bidi w:val="0"/>
+        <w:adjustRightInd/>
+        <w:snapToGrid w:val="0"/>
+        <w:spacing w:beforeAutospacing="0" w:afterAutospacing="0"/>
+        <w:textAlignment w:val="auto"/>
+      </w:pPr>
+      <w:r>
+        <w:t>项目拟采用“SaaS订阅服务＋私有化部署＋农业知识库定制＋技术服务”的服务模式。面向家庭农场和小型合作社提供轻量化SaaS服务，面向合作社和农技机构提供多用户管理、专属知识库、AI营销内容生成和培训服务，面向农业企业及区域机构提供私有化部署、接口集成、作物知识包和品牌营销内容定制服务。相较于重硬件智慧农业方案，项目以软件、知识和AI内容服务为入口，能够降低中小经营主体的首次采用成本；相较于单一AI视频生成工具，项目能够将农业知识、产品信息、市场分析与营销内容生产结合，提高产品对农业场景的适配性</w:t>
+      </w:r>
+      <w:bookmarkStart w:id="8" w:name="_Toc22754"/>
+    </w:p>
+    <w:p>
+      <w:pPr>
+        <w:pStyle w:val="3"/>
+        <w:bidi w:val="0"/>
         <w:rPr>
-          <w:rFonts w:eastAsia="黑体"/>
-          <w:color w:val="0B3558"/>
-          <w:sz w:val="24"/>
+          <w:color w:val="000000" w:themeColor="text1"/>
+          <w14:textFill>
+            <w14:solidFill>
+              <w14:schemeClr w14:val="tx1"/>
+            </w14:solidFill>
+          </w14:textFill>
         </w:rPr>
-        <w:t>图3.1  AgroAgentOS多智能体智慧农服技术架构</w:t>
+      </w:pPr>
+      <w:r>
+        <w:rPr>
+          <w:rFonts w:hint="eastAsia"/>
+          <w:color w:val="000000" w:themeColor="text1"/>
+          <w:lang w:val="en-US" w:eastAsia="zh-CN"/>
+          <w14:textFill>
+            <w14:solidFill>
+              <w14:schemeClr w14:val="tx1"/>
+            </w14:solidFill>
+          </w14:textFill>
+        </w:rPr>
+        <w:t>3.</w:t>
+      </w:r>
+      <w:r>
+        <w:rPr>
+          <w:color w:val="000000" w:themeColor="text1"/>
+          <w14:textFill>
+            <w14:solidFill>
+              <w14:schemeClr w14:val="tx1"/>
+            </w14:solidFill>
+          </w14:textFill>
+        </w:rPr>
+        <w:t>2 技术原理</w:t>
+      </w:r>
+      <w:bookmarkEnd w:id="8"/>
+    </w:p>
+    <w:p>
+      <w:pPr>
+        <w:pStyle w:val="28"/>
+        <w:keepNext w:val="0"/>
+        <w:keepLines w:val="0"/>
+        <w:pageBreakBefore w:val="0"/>
+        <w:widowControl/>
+        <w:suppressLineNumbers w:val="0"/>
+        <w:kinsoku/>
+        <w:wordWrap/>
+        <w:overflowPunct/>
+        <w:topLinePunct w:val="0"/>
+        <w:autoSpaceDE/>
+        <w:autoSpaceDN/>
+        <w:bidi w:val="0"/>
+        <w:adjustRightInd/>
+        <w:snapToGrid w:val="0"/>
+        <w:spacing w:beforeAutospacing="0" w:afterAutospacing="0"/>
+        <w:textAlignment w:val="auto"/>
+      </w:pPr>
+      <w:r>
+        <w:t>AgroAgentOS采用“农场上下文构建—技能路由—任务规划—知识与工具调用—结果复核”的多智能体技术架构，分别构建农业生产决策链、AI短视频营销链和市场经营分析链。</w:t>
+      </w:r>
+    </w:p>
+    <w:p>
+      <w:pPr>
+        <w:pStyle w:val="28"/>
+        <w:keepNext w:val="0"/>
+        <w:keepLines w:val="0"/>
+        <w:pageBreakBefore w:val="0"/>
+        <w:widowControl/>
+        <w:suppressLineNumbers w:val="0"/>
+        <w:kinsoku/>
+        <w:wordWrap/>
+        <w:overflowPunct/>
+        <w:topLinePunct w:val="0"/>
+        <w:autoSpaceDE/>
+        <w:autoSpaceDN/>
+        <w:bidi w:val="0"/>
+        <w:adjustRightInd/>
+        <w:snapToGrid w:val="0"/>
+        <w:spacing w:beforeAutospacing="0" w:afterAutospacing="0"/>
+        <w:textAlignment w:val="auto"/>
+      </w:pPr>
+      <w:r>
+        <w:t>在农业生产决策链中，系统首先读取用户授权范围内的农场、地块、作物、种植状态和历史会话信息，形成当前任务的农业上下文；技能路由器识别种植、天气或病虫害等任务类型；任务规划器将问题拆分为知识检索、天气查询、风险判断等步骤；执行器调用农业知识库及白名单工具；复盘节点对信息来源和结果完整性进行检查，必要时补充检索或提示人工核验。</w:t>
+      </w:r>
+    </w:p>
+    <w:p>
+      <w:pPr>
+        <w:pStyle w:val="28"/>
+        <w:keepNext w:val="0"/>
+        <w:keepLines w:val="0"/>
+        <w:pageBreakBefore w:val="0"/>
+        <w:widowControl/>
+        <w:suppressLineNumbers w:val="0"/>
+        <w:kinsoku/>
+        <w:wordWrap/>
+        <w:overflowPunct/>
+        <w:topLinePunct w:val="0"/>
+        <w:autoSpaceDE/>
+        <w:autoSpaceDN/>
+        <w:bidi w:val="0"/>
+        <w:adjustRightInd/>
+        <w:snapToGrid w:val="0"/>
+        <w:spacing w:beforeAutospacing="0" w:afterAutospacing="0"/>
+        <w:textAlignment w:val="auto"/>
+      </w:pPr>
+      <w:r>
+        <w:t>在AI短视频营销链中，系统将农产品品类、产地、卖点、目标受众和投放平台转化为结构化营销任务。营销智能体首先提炼产品传播重点，生成广告文案、视频脚本和分镜；任务规划器根据用户需求选择文生视频或图生视频方式；执行器向视频生成服务提交任务；平台记录任务状态并向用户返回生成结果。该流程将原本分散的卖点提炼、文案创作、脚本设计、分镜生成和视频任务提交整合为连续工作流。</w:t>
+      </w:r>
+    </w:p>
+    <w:p>
+      <w:pPr>
+        <w:pStyle w:val="28"/>
+        <w:keepNext w:val="0"/>
+        <w:keepLines w:val="0"/>
+        <w:pageBreakBefore w:val="0"/>
+        <w:widowControl/>
+        <w:suppressLineNumbers w:val="0"/>
+        <w:kinsoku/>
+        <w:wordWrap/>
+        <w:overflowPunct/>
+        <w:topLinePunct w:val="0"/>
+        <w:autoSpaceDE/>
+        <w:autoSpaceDN/>
+        <w:bidi w:val="0"/>
+        <w:adjustRightInd/>
+        <w:snapToGrid w:val="0"/>
+        <w:spacing w:beforeAutospacing="0" w:afterAutospacing="0"/>
+        <w:textAlignment w:val="auto"/>
+      </w:pPr>
+      <w:r>
+        <w:t>在市场经营分析链中，系统调用价格、供需和政策信息，对市场数据进行整理，并生成阶段性销售建议。市场分析结果还可以作为AI短视频营销的内容参考，使宣传主题与产品特点、市场变化和目标消费者相匹配。</w:t>
+      </w:r>
+    </w:p>
+    <w:p>
+      <w:pPr>
+        <w:pStyle w:val="28"/>
+        <w:keepNext w:val="0"/>
+        <w:keepLines w:val="0"/>
+        <w:pageBreakBefore w:val="0"/>
+        <w:widowControl/>
+        <w:suppressLineNumbers w:val="0"/>
+        <w:kinsoku/>
+        <w:wordWrap/>
+        <w:overflowPunct/>
+        <w:topLinePunct w:val="0"/>
+        <w:autoSpaceDE/>
+        <w:autoSpaceDN/>
+        <w:bidi w:val="0"/>
+        <w:adjustRightInd/>
+        <w:snapToGrid w:val="0"/>
+        <w:spacing w:beforeAutospacing="0" w:afterAutospacing="0"/>
+        <w:textAlignment w:val="auto"/>
+      </w:pPr>
+      <w:r>
+        <w:t>在知识处理方面，项目采用关键词检索与向量检索并行召回，并通过结果融合和语义重排序筛选相关农业知识。系统保留文档来源和章节信息，机构用户还可以上传本地种植规程、技术标准和培训材料，形成授权可控的专属知识空间。</w:t>
+      </w:r>
+    </w:p>
+    <w:p>
+      <w:pPr>
+        <w:pStyle w:val="28"/>
+        <w:keepNext w:val="0"/>
+        <w:keepLines w:val="0"/>
+        <w:pageBreakBefore w:val="0"/>
+        <w:widowControl/>
+        <w:suppressLineNumbers w:val="0"/>
+        <w:kinsoku/>
+        <w:wordWrap/>
+        <w:overflowPunct/>
+        <w:topLinePunct w:val="0"/>
+        <w:autoSpaceDE/>
+        <w:autoSpaceDN/>
+        <w:bidi w:val="0"/>
+        <w:adjustRightInd/>
+        <w:snapToGrid w:val="0"/>
+        <w:spacing w:beforeAutospacing="0" w:afterAutospacing="0"/>
+        <w:textAlignment w:val="auto"/>
+      </w:pPr>
+      <w:r>
+        <w:t>在安全控制方面，系统通过身份认证、资源归属校验、权限管理和工具白名单隔离用户数据、限制工具调用。当天气、市场、模型或视频生成服务发生异常时，系统采用超时控制、任务失败提示和服务降级等方式处理。涉及农药使用、病虫害处置等高风险问题时，平台提示用户核对当地预警、农药标签和农技人员意见。</w:t>
       </w:r>
     </w:p>
     <w:p>
       <w:pPr>
         <w:pStyle w:val="3"/>
         <w:spacing w:before="165"/>
-      </w:pPr>
-      <w:bookmarkStart w:id="8" w:name="_Toc22754"/>
-      <w:r>
-        <w:t>2. 技术原理</w:t>
-      </w:r>
-      <w:bookmarkEnd w:id="8"/>
-    </w:p>
-    <w:p>
-      <w:pPr>
-        <w:pStyle w:val="4"/>
-        <w:spacing w:before="165"/>
-      </w:pPr>
-      <w:bookmarkStart w:id="9" w:name="_Toc13970"/>
-      <w:r>
-        <w:t>2.1 多智能体任务协同</w:t>
+        <w:rPr>
+          <w:color w:val="000000" w:themeColor="text1"/>
+          <w14:textFill>
+            <w14:solidFill>
+              <w14:schemeClr w14:val="tx1"/>
+            </w14:solidFill>
+          </w14:textFill>
+        </w:rPr>
+      </w:pPr>
+      <w:bookmarkStart w:id="9" w:name="_Toc27792"/>
+      <w:r>
+        <w:rPr>
+          <w:color w:val="000000" w:themeColor="text1"/>
+          <w14:textFill>
+            <w14:solidFill>
+              <w14:schemeClr w14:val="tx1"/>
+            </w14:solidFill>
+          </w14:textFill>
+        </w:rPr>
+        <w:t>3.</w:t>
+      </w:r>
+      <w:r>
+        <w:rPr>
+          <w:rFonts w:hint="eastAsia"/>
+          <w:color w:val="000000" w:themeColor="text1"/>
+          <w:lang w:val="en-US" w:eastAsia="zh-CN"/>
+          <w14:textFill>
+            <w14:solidFill>
+              <w14:schemeClr w14:val="tx1"/>
+            </w14:solidFill>
+          </w14:textFill>
+        </w:rPr>
+        <w:t>3</w:t>
+      </w:r>
+      <w:r>
+        <w:rPr>
+          <w:color w:val="000000" w:themeColor="text1"/>
+          <w14:textFill>
+            <w14:solidFill>
+              <w14:schemeClr w14:val="tx1"/>
+            </w14:solidFill>
+          </w14:textFill>
+        </w:rPr>
+        <w:t xml:space="preserve"> 创新点</w:t>
       </w:r>
       <w:bookmarkEnd w:id="9"/>
     </w:p>
     <w:p>
-      <w:r>
-        <w:t>平台采用任务状态图协同机制：技能路由器识别任务，规划器生成步骤，执行器调用白名单工具，复盘节点检查结果并决定补充检索或重新规划。该机制把复杂任务拆为可观察步骤，并限制工具边界。</w:t>
-      </w:r>
-    </w:p>
-    <w:p>
-      <w:pPr>
-        <w:pStyle w:val="4"/>
-        <w:spacing w:before="165"/>
-      </w:pPr>
-      <w:bookmarkStart w:id="10" w:name="_Toc29369"/>
-      <w:r>
-        <w:t>2.2 农业知识增强检索</w:t>
-      </w:r>
-      <w:bookmarkEnd w:id="10"/>
-    </w:p>
-    <w:p>
-      <w:r>
-        <w:t>项目采用关键词与向量检索并行召回，经排名融合后进行语义重排序，兼顾明确术语和口语化症状。平台保留文档来源与章节信息，并允许机构上传本地规程形成专属知识空间。</w:t>
-      </w:r>
-    </w:p>
-    <w:p>
-      <w:pPr>
-        <w:pStyle w:val="4"/>
-        <w:spacing w:before="165"/>
-      </w:pPr>
-      <w:bookmarkStart w:id="11" w:name="_Toc31889"/>
-      <w:r>
-        <w:t>2.3 工具与外部信息连接</w:t>
-      </w:r>
-      <w:bookmarkEnd w:id="11"/>
-    </w:p>
-    <w:p>
-      <w:r>
-        <w:t>平台通过标准接口连接天气、市场、知识检索及受限联网搜索。每个农业技能设置工具白名单；外部工具故障时采用超时、降级和用户提示策略。</w:t>
-      </w:r>
-    </w:p>
-    <w:p>
-      <w:pPr>
-        <w:pStyle w:val="4"/>
-        <w:spacing w:before="165"/>
-      </w:pPr>
-      <w:bookmarkStart w:id="12" w:name="_Toc10838"/>
-      <w:r>
-        <w:t>2.4 农场上下文与数据隔离</w:t>
-      </w:r>
-      <w:bookmarkEnd w:id="12"/>
-    </w:p>
-    <w:p>
-      <w:r>
-        <w:t>系统把用户授权的农场和地块信息注入任务，使建议能够结合位置、作物和生育阶段。后端通过身份认证、资源归属校验和权限控制隔离用户数据。</w:t>
+      <w:pPr>
+        <w:pStyle w:val="28"/>
+        <w:keepNext w:val="0"/>
+        <w:keepLines w:val="0"/>
+        <w:pageBreakBefore w:val="0"/>
+        <w:widowControl/>
+        <w:suppressLineNumbers w:val="0"/>
+        <w:kinsoku/>
+        <w:wordWrap/>
+        <w:overflowPunct/>
+        <w:topLinePunct w:val="0"/>
+        <w:autoSpaceDE/>
+        <w:autoSpaceDN/>
+        <w:bidi w:val="0"/>
+        <w:adjustRightInd/>
+        <w:snapToGrid w:val="0"/>
+        <w:spacing w:beforeAutospacing="0" w:afterAutospacing="0"/>
+        <w:textAlignment w:val="auto"/>
+      </w:pPr>
+      <w:bookmarkStart w:id="10" w:name="_Toc31474"/>
+      <w:r>
+        <w:t>第一，形成“保产—促销—增收”一体化农业服务模式。现有智慧农业产品多聚焦设备管理、生产监测或农技问答，通用内容生成工具则主要解决文案和视频制作问题，生产服务与营销服务相互分离。本项目将农业生产辅助、AI短视频广告生成和市场经营分析置于同一平台，使农产品从生产管理、风险判断到品牌传播和销售决策形成连续服务链条。</w:t>
+      </w:r>
+    </w:p>
+    <w:p>
+      <w:pPr>
+        <w:pStyle w:val="28"/>
+        <w:keepNext w:val="0"/>
+        <w:keepLines w:val="0"/>
+        <w:pageBreakBefore w:val="0"/>
+        <w:widowControl/>
+        <w:suppressLineNumbers w:val="0"/>
+        <w:kinsoku/>
+        <w:wordWrap/>
+        <w:overflowPunct/>
+        <w:topLinePunct w:val="0"/>
+        <w:autoSpaceDE/>
+        <w:autoSpaceDN/>
+        <w:bidi w:val="0"/>
+        <w:adjustRightInd/>
+        <w:snapToGrid w:val="0"/>
+        <w:spacing w:beforeAutospacing="0" w:afterAutospacing="0"/>
+        <w:textAlignment w:val="auto"/>
+      </w:pPr>
+      <w:r>
+        <w:t>第二，构建面向农产品营销的AI短视频生成工作流。通用视频生成工具通常要求用户自行设计提示词、提炼产品卖点和编写脚本，对缺乏内容策划能力的农业经营主体使用门槛较高。本项目根据农产品品类、产地、特色卖点、目标受众和投放平台，自动完成宣传主题提炼、广告文案生成、脚本设计、分镜生成及视频任务提交，使AI视频生成更贴近农产品营销场景。</w:t>
+      </w:r>
+    </w:p>
+    <w:p>
+      <w:pPr>
+        <w:pStyle w:val="28"/>
+        <w:keepNext w:val="0"/>
+        <w:keepLines w:val="0"/>
+        <w:pageBreakBefore w:val="0"/>
+        <w:widowControl/>
+        <w:suppressLineNumbers w:val="0"/>
+        <w:kinsoku/>
+        <w:wordWrap/>
+        <w:overflowPunct/>
+        <w:topLinePunct w:val="0"/>
+        <w:autoSpaceDE/>
+        <w:autoSpaceDN/>
+        <w:bidi w:val="0"/>
+        <w:adjustRightInd/>
+        <w:snapToGrid w:val="0"/>
+        <w:spacing w:beforeAutospacing="0" w:afterAutospacing="0"/>
+        <w:textAlignment w:val="auto"/>
+      </w:pPr>
+      <w:r>
+        <w:t>第三，从“通用聊天”升级为“多智能体农业任务协同”。项目没有将所有能力集中在单一提示词中，而是将种植、天气、病虫害、知识、市场和营销等任务拆分为可独立配置、测试和授权的专业技能，通过技能路由、任务规划、工具执行和结果复核完成复杂任务。</w:t>
+      </w:r>
+    </w:p>
+    <w:p>
+      <w:pPr>
+        <w:pStyle w:val="28"/>
+        <w:keepNext w:val="0"/>
+        <w:keepLines w:val="0"/>
+        <w:pageBreakBefore w:val="0"/>
+        <w:widowControl/>
+        <w:suppressLineNumbers w:val="0"/>
+        <w:kinsoku/>
+        <w:wordWrap/>
+        <w:overflowPunct/>
+        <w:topLinePunct w:val="0"/>
+        <w:autoSpaceDE/>
+        <w:autoSpaceDN/>
+        <w:bidi w:val="0"/>
+        <w:adjustRightInd/>
+        <w:snapToGrid w:val="0"/>
+        <w:spacing w:beforeAutospacing="0" w:afterAutospacing="0"/>
+        <w:textAlignment w:val="auto"/>
+      </w:pPr>
+      <w:r>
+        <w:t>第四，从“一次性回答”升级为“农场上下文持续服务”。项目将农场、地块、作物、种植状态和历史会话沉淀为持续使用的数字档案，使农业智能体和营销智能体能够结合具体产品及经营主体情况组织内容，为后续农事记录、营销效果反馈和个性化经营服务奠定数据基础。</w:t>
+      </w:r>
+    </w:p>
+    <w:p>
+      <w:pPr>
+        <w:pStyle w:val="28"/>
+        <w:keepNext w:val="0"/>
+        <w:keepLines w:val="0"/>
+        <w:pageBreakBefore w:val="0"/>
+        <w:widowControl/>
+        <w:suppressLineNumbers w:val="0"/>
+        <w:kinsoku/>
+        <w:wordWrap/>
+        <w:overflowPunct/>
+        <w:topLinePunct w:val="0"/>
+        <w:autoSpaceDE/>
+        <w:autoSpaceDN/>
+        <w:bidi w:val="0"/>
+        <w:adjustRightInd/>
+        <w:snapToGrid w:val="0"/>
+        <w:spacing w:beforeAutospacing="0" w:afterAutospacing="0"/>
+        <w:textAlignment w:val="auto"/>
+      </w:pPr>
+      <w:r>
+        <w:t>第五，从“模型记忆”升级为“知识证据”。项目通过农业知识混合检索、来源保留和机构专属知识库为生产建议提供依据，减少回答完全依赖大模型参数记忆的风险；同时通过工具白名单、风险提示和人工核验边界提高农业服务的安全性。</w:t>
       </w:r>
     </w:p>
     <w:p>
       <w:pPr>
         <w:pStyle w:val="3"/>
         <w:spacing w:before="165"/>
-      </w:pPr>
-      <w:bookmarkStart w:id="13" w:name="_Toc27792"/>
-      <w:r>
-        <w:t>3. 核心创新点</w:t>
-      </w:r>
-      <w:bookmarkEnd w:id="13"/>
-    </w:p>
-    <w:p>
-      <w:r>
-        <w:t>第一，从“通用聊天”升级为“农业任务协同”。系统不是把所有能力堆进一个提示词，而是将种植、天气、植保、市场和营销等任务模块化，使技能可以独立迭代、测试和授权。</w:t>
-      </w:r>
-    </w:p>
-    <w:p>
-      <w:r>
-        <w:t>第二，从“一次回答”升级为“农场上下文服务”。农场、地块、作物和会话记录构成持续上下文，帮助智能体围绕经营主体自身情况组织答案，为未来农事记录和效果反馈奠定数据基础。</w:t>
-      </w:r>
-    </w:p>
-    <w:p>
-      <w:r>
-        <w:t>第三，从“模型记忆”升级为“知识证据”。混合检索与来源保留机制降低回答完全依赖模型参数的风险，机构还可用自己的标准和规程控制知识口径。</w:t>
-      </w:r>
-    </w:p>
-    <w:p>
-      <w:r>
-        <w:t>第四，从“重硬件项目”切入“轻量软件服务”。平台可在不改变既有农机和传感器的前提下先提供知识、决策与经营服务，并通过标准接口逐步连接已有设备，降低中小主体首次采用成本。</w:t>
-      </w:r>
-    </w:p>
-    <w:p>
-      <w:r>
-        <w:t>第五，将生产服务与经营服务放在同一平台。项目既关注种植与植保，也覆盖行情和内容营销，帮助客户从“把作物种好”延伸到“把产品卖好”，形成更完整的付费价值。</w:t>
-      </w:r>
-    </w:p>
-    <w:p>
-      <w:pPr>
-        <w:pStyle w:val="3"/>
-        <w:spacing w:before="165"/>
-      </w:pPr>
-      <w:bookmarkStart w:id="14" w:name="_Toc31474"/>
-      <w:r>
-        <w:t>4. 技术可行性与成熟度</w:t>
-      </w:r>
-      <w:bookmarkEnd w:id="14"/>
-    </w:p>
-    <w:p>
-      <w:r>
-        <w:t>项目已形成基于Python、FastAPI、LangGraph、React和向量数据库的软件架构，前端能够展示智能体执行进度，后端具备统一接口、异常处理和知识库管理能力。模块化Skill支持扩展作物或业务能力，数据库兼容与容器化基础设施有利于迁移到机构部署。</w:t>
-      </w:r>
-    </w:p>
-    <w:p>
-      <w:r>
-        <w:t>当前尚未形成大规模真实用户评测数据，图片分析和农业建议仍需场景验证，外部天气、模型和市场数据也存在依赖。下一阶段将重点验证数据闭环与安全规范，不以尚未取得的准确率、专利或收入作为依据。</w:t>
-      </w:r>
-    </w:p>
-    <w:p>
-      <w:pPr>
-        <w:pStyle w:val="3"/>
-        <w:spacing w:before="165"/>
-      </w:pPr>
-      <w:bookmarkStart w:id="15" w:name="_Toc27017"/>
-      <w:r>
-        <w:t>5. 可持续竞争力</w:t>
-      </w:r>
-      <w:bookmarkEnd w:id="15"/>
-    </w:p>
-    <w:p>
-      <w:r>
-        <w:t>项目未来壁垒来自经审核的区域作物知识包、问题到反馈的脱敏数据闭环、可复用农业Skill，以及高校、农技人员和服务组织共同参与的交付网络。技术架构可以模仿，但经验证的工作流、知识资产与服务网络需要持续共建。</w:t>
+        <w:rPr>
+          <w:color w:val="000000" w:themeColor="text1"/>
+          <w14:textFill>
+            <w14:solidFill>
+              <w14:schemeClr w14:val="tx1"/>
+            </w14:solidFill>
+          </w14:textFill>
+        </w:rPr>
+      </w:pPr>
+      <w:r>
+        <w:rPr>
+          <w:rFonts w:hint="eastAsia"/>
+          <w:color w:val="000000" w:themeColor="text1"/>
+          <w:lang w:val="en-US" w:eastAsia="zh-CN"/>
+          <w14:textFill>
+            <w14:solidFill>
+              <w14:schemeClr w14:val="tx1"/>
+            </w14:solidFill>
+          </w14:textFill>
+        </w:rPr>
+        <w:t>3.</w:t>
+      </w:r>
+      <w:r>
+        <w:rPr>
+          <w:color w:val="000000" w:themeColor="text1"/>
+          <w14:textFill>
+            <w14:solidFill>
+              <w14:schemeClr w14:val="tx1"/>
+            </w14:solidFill>
+          </w14:textFill>
+        </w:rPr>
+        <w:t>4 技术可行性</w:t>
+      </w:r>
+      <w:bookmarkEnd w:id="10"/>
+    </w:p>
+    <w:p>
+      <w:pPr>
+        <w:pStyle w:val="28"/>
+        <w:keepNext w:val="0"/>
+        <w:keepLines w:val="0"/>
+        <w:pageBreakBefore w:val="0"/>
+        <w:widowControl/>
+        <w:suppressLineNumbers w:val="0"/>
+        <w:kinsoku/>
+        <w:wordWrap/>
+        <w:overflowPunct/>
+        <w:topLinePunct w:val="0"/>
+        <w:autoSpaceDE/>
+        <w:autoSpaceDN/>
+        <w:bidi w:val="0"/>
+        <w:adjustRightInd/>
+        <w:snapToGrid w:val="0"/>
+        <w:spacing w:beforeAutospacing="0" w:afterAutospacing="0"/>
+        <w:textAlignment w:val="auto"/>
+      </w:pPr>
+      <w:bookmarkStart w:id="11" w:name="_Toc17855"/>
+      <w:r>
+        <w:t>项目已形成基于Python、FastAPI、LangGraph、React和向量数据库的前后端一体化技术架构。现有Web端原型已经实现农业问答、种植建议、天气农事、病虫害分析、知识检索、市场分析和内容营销七类技能，并具备农场档案、用户权限、知识文档、行情分析、营销内容生成和AI视频任务管理等功能。</w:t>
+      </w:r>
+    </w:p>
+    <w:p>
+      <w:pPr>
+        <w:pStyle w:val="28"/>
+        <w:keepNext w:val="0"/>
+        <w:keepLines w:val="0"/>
+        <w:pageBreakBefore w:val="0"/>
+        <w:widowControl/>
+        <w:suppressLineNumbers w:val="0"/>
+        <w:kinsoku/>
+        <w:wordWrap/>
+        <w:overflowPunct/>
+        <w:topLinePunct w:val="0"/>
+        <w:autoSpaceDE/>
+        <w:autoSpaceDN/>
+        <w:bidi w:val="0"/>
+        <w:adjustRightInd/>
+        <w:snapToGrid w:val="0"/>
+        <w:spacing w:beforeAutospacing="0" w:afterAutospacing="0"/>
+        <w:textAlignment w:val="auto"/>
+      </w:pPr>
+      <w:r>
+        <w:t>在AI短视频方面，项目已经形成从农产品信息输入、卖点提炼、广告文案生成、脚本与分镜生成，到文生或图生视频任务提交和状态管理的基本技术链路，证明AI短视频营销方案具有工程实现基础。营销技能采用模块化设计，后续可以根据不同农产品、区域特色和投放平台调整内容模板，并适配不同视频生成服务。</w:t>
+      </w:r>
+    </w:p>
+    <w:p>
+      <w:pPr>
+        <w:pStyle w:val="28"/>
+        <w:keepNext w:val="0"/>
+        <w:keepLines w:val="0"/>
+        <w:pageBreakBefore w:val="0"/>
+        <w:widowControl/>
+        <w:suppressLineNumbers w:val="0"/>
+        <w:kinsoku/>
+        <w:wordWrap/>
+        <w:overflowPunct/>
+        <w:topLinePunct w:val="0"/>
+        <w:autoSpaceDE/>
+        <w:autoSpaceDN/>
+        <w:bidi w:val="0"/>
+        <w:adjustRightInd/>
+        <w:snapToGrid w:val="0"/>
+        <w:spacing w:beforeAutospacing="0" w:afterAutospacing="0"/>
+        <w:textAlignment w:val="auto"/>
+      </w:pPr>
+      <w:r>
+        <w:t>在农业服务方面，农场上下文注入、混合知识检索、来源保留、工具调用、权限隔离和异常处理等核心环节已在原型中形成基本功能。不同农业技能可以独立配置和迭代，为后续扩展作物类型、区域知识和业务工具提供了技术基础。</w:t>
+      </w:r>
+    </w:p>
+    <w:p>
+      <w:pPr>
+        <w:pStyle w:val="28"/>
+        <w:keepNext w:val="0"/>
+        <w:keepLines w:val="0"/>
+        <w:pageBreakBefore w:val="0"/>
+        <w:widowControl/>
+        <w:suppressLineNumbers w:val="0"/>
+        <w:kinsoku/>
+        <w:wordWrap/>
+        <w:overflowPunct/>
+        <w:topLinePunct w:val="0"/>
+        <w:autoSpaceDE/>
+        <w:autoSpaceDN/>
+        <w:bidi w:val="0"/>
+        <w:adjustRightInd/>
+        <w:snapToGrid w:val="0"/>
+        <w:spacing w:beforeAutospacing="0" w:afterAutospacing="0"/>
+        <w:textAlignment w:val="auto"/>
+      </w:pPr>
+      <w:r>
+        <w:t>项目目前处于“可运行产品原型完成、进入场景验证准备阶段”，尚未形成大规模真实用户评测数据。下一阶段除验证农业建议的适用性外，还将重点测试AI短视频任务提交成功率、平均生成时间、内容可用性、用户修改次数及营销内容采纳情况。相关指标只有在明确样本、测试条件和复核记录后，才作为正式项目成果使用。</w:t>
+      </w:r>
+    </w:p>
+    <w:p>
+      <w:pPr>
+        <w:pStyle w:val="28"/>
+        <w:keepNext w:val="0"/>
+        <w:keepLines w:val="0"/>
+        <w:pageBreakBefore w:val="0"/>
+        <w:widowControl/>
+        <w:suppressLineNumbers w:val="0"/>
+        <w:kinsoku/>
+        <w:wordWrap/>
+        <w:overflowPunct/>
+        <w:topLinePunct w:val="0"/>
+        <w:autoSpaceDE/>
+        <w:autoSpaceDN/>
+        <w:bidi w:val="0"/>
+        <w:adjustRightInd/>
+        <w:snapToGrid w:val="0"/>
+        <w:spacing w:beforeAutospacing="0" w:afterAutospacing="0"/>
+        <w:textAlignment w:val="auto"/>
+      </w:pPr>
+      <w:r>
+        <w:t>现有材料尚未列明已发表论文、已授权专利或软件著作权，因此本部分暂以可运行产品原型、AI短视频任务链路和已完成模块作为可行性依据。如团队已有论文、专利、软件著作权或测试报告，应在正式申报时逐项列明成果名称、完成人、作者或发明人排序、申请号或登记号、授权状态和附件编号，并在上传材料中高亮团队成员姓名及排序信息。</w:t>
       </w:r>
     </w:p>
     <w:p>
@@ -5594,23 +5055,95 @@
         <w:pStyle w:val="2"/>
         <w:pageBreakBefore/>
         <w:ind w:firstLine="640"/>
-      </w:pPr>
-      <w:bookmarkStart w:id="16" w:name="_Toc17855"/>
-      <w:r>
+        <w:rPr>
+          <w:color w:val="000000" w:themeColor="text1"/>
+          <w14:textFill>
+            <w14:solidFill>
+              <w14:schemeClr w14:val="tx1"/>
+            </w14:solidFill>
+          </w14:textFill>
+        </w:rPr>
+      </w:pPr>
+      <w:r>
+        <w:rPr>
+          <w:color w:val="000000" w:themeColor="text1"/>
+          <w14:textFill>
+            <w14:solidFill>
+              <w14:schemeClr w14:val="tx1"/>
+            </w14:solidFill>
+          </w14:textFill>
+        </w:rPr>
         <w:t>四、市场分析</w:t>
       </w:r>
-      <w:bookmarkEnd w:id="16"/>
+      <w:bookmarkEnd w:id="11"/>
     </w:p>
     <w:p>
       <w:pPr>
         <w:pStyle w:val="3"/>
         <w:spacing w:before="165"/>
-      </w:pPr>
-      <w:bookmarkStart w:id="17" w:name="_Toc6549"/>
-      <w:r>
-        <w:t>1. 行业与政策环境</w:t>
-      </w:r>
-      <w:bookmarkEnd w:id="17"/>
+        <w:rPr>
+          <w:rFonts w:hint="eastAsia" w:eastAsia="楷体"/>
+          <w:color w:val="000000" w:themeColor="text1"/>
+          <w:lang w:eastAsia="zh-CN"/>
+          <w14:textFill>
+            <w14:solidFill>
+              <w14:schemeClr w14:val="tx1"/>
+            </w14:solidFill>
+          </w14:textFill>
+        </w:rPr>
+      </w:pPr>
+      <w:bookmarkStart w:id="12" w:name="_Toc6549"/>
+      <w:r>
+        <w:rPr>
+          <w:color w:val="000000" w:themeColor="text1"/>
+          <w14:textFill>
+            <w14:solidFill>
+              <w14:schemeClr w14:val="tx1"/>
+            </w14:solidFill>
+          </w14:textFill>
+        </w:rPr>
+        <w:t>1</w:t>
+      </w:r>
+      <w:r>
+        <w:rPr>
+          <w:rFonts w:hint="eastAsia"/>
+          <w:color w:val="000000" w:themeColor="text1"/>
+          <w:lang w:eastAsia="zh-CN"/>
+          <w14:textFill>
+            <w14:solidFill>
+              <w14:schemeClr w14:val="tx1"/>
+            </w14:solidFill>
+          </w14:textFill>
+        </w:rPr>
+        <w:t>.</w:t>
+      </w:r>
+      <w:bookmarkStart w:id="53" w:name="_GoBack"/>
+      <w:bookmarkEnd w:id="53"/>
+      <w:r>
+        <w:rPr>
+          <w:color w:val="000000" w:themeColor="text1"/>
+          <w14:textFill>
+            <w14:solidFill>
+              <w14:schemeClr w14:val="tx1"/>
+            </w14:solidFill>
+          </w14:textFill>
+        </w:rPr>
+        <w:t xml:space="preserve"> 行业</w:t>
+      </w:r>
+      <w:bookmarkEnd w:id="12"/>
+      <w:r>
+        <w:rPr>
+          <w:rFonts w:hint="eastAsia"/>
+          <w:color w:val="000000" w:themeColor="text1"/>
+          <w:lang w:val="en-US" w:eastAsia="zh-CN"/>
+          <w14:textFill>
+            <w14:solidFill>
+              <w14:schemeClr w14:val="tx1"/>
+            </w14:solidFill>
+          </w14:textFill>
+        </w:rPr>
+        <w:t>分析</w:t>
+      </w:r>
     </w:p>
     <w:p>
       <w:r>
@@ -5626,12 +5159,43 @@
       <w:pPr>
         <w:pStyle w:val="3"/>
         <w:spacing w:before="165"/>
-      </w:pPr>
-      <w:bookmarkStart w:id="18" w:name="_Toc860"/>
-      <w:r>
-        <w:t>2. 市场需求基础</w:t>
-      </w:r>
-      <w:bookmarkEnd w:id="18"/>
+        <w:rPr>
+          <w:rFonts w:hint="default" w:eastAsia="楷体"/>
+          <w:color w:val="000000" w:themeColor="text1"/>
+          <w:lang w:val="en-US" w:eastAsia="zh-CN"/>
+          <w14:textFill>
+            <w14:solidFill>
+              <w14:schemeClr w14:val="tx1"/>
+            </w14:solidFill>
+          </w14:textFill>
+        </w:rPr>
+      </w:pPr>
+      <w:bookmarkStart w:id="13" w:name="_Toc860"/>
+      <w:r>
+        <w:rPr>
+          <w:color w:val="000000" w:themeColor="text1"/>
+          <w14:textFill>
+            <w14:solidFill>
+              <w14:schemeClr w14:val="tx1"/>
+            </w14:solidFill>
+          </w14:textFill>
+        </w:rPr>
+        <w:t xml:space="preserve">2. </w:t>
+      </w:r>
+      <w:bookmarkEnd w:id="13"/>
+      <w:r>
+        <w:rPr>
+          <w:rFonts w:hint="eastAsia"/>
+          <w:color w:val="000000" w:themeColor="text1"/>
+          <w:lang w:val="en-US" w:eastAsia="zh-CN"/>
+          <w14:textFill>
+            <w14:solidFill>
+              <w14:schemeClr w14:val="tx1"/>
+            </w14:solidFill>
+          </w14:textFill>
+        </w:rPr>
+        <w:t>市场分析</w:t>
+      </w:r>
     </w:p>
     <w:p>
       <w:r>
@@ -5648,11 +5212,11 @@
         <w:pStyle w:val="3"/>
         <w:spacing w:before="165"/>
       </w:pPr>
-      <w:bookmarkStart w:id="19" w:name="_Toc31263"/>
+      <w:bookmarkStart w:id="14" w:name="_Toc31263"/>
       <w:r>
         <w:t>3. 目标市场测算</w:t>
       </w:r>
-      <w:bookmarkEnd w:id="19"/>
+      <w:bookmarkEnd w:id="14"/>
     </w:p>
     <w:p>
       <w:pPr>
@@ -6372,7 +5936,7 @@
                     </pic:cNvPicPr>
                   </pic:nvPicPr>
                   <pic:blipFill>
-                    <a:blip r:embed="rId16"/>
+                    <a:blip r:embed="rId15"/>
                     <a:stretch>
                       <a:fillRect/>
                     </a:stretch>
@@ -6414,11 +5978,11 @@
         <w:pStyle w:val="3"/>
         <w:spacing w:before="165"/>
       </w:pPr>
-      <w:bookmarkStart w:id="20" w:name="_Toc3519"/>
+      <w:bookmarkStart w:id="15" w:name="_Toc3519"/>
       <w:r>
         <w:t>4. 客户痛点与采购逻辑</w:t>
       </w:r>
-      <w:bookmarkEnd w:id="20"/>
+      <w:bookmarkEnd w:id="15"/>
     </w:p>
     <w:p>
       <w:pPr>
@@ -7238,11 +6802,11 @@
         <w:pStyle w:val="3"/>
         <w:spacing w:before="165"/>
       </w:pPr>
-      <w:bookmarkStart w:id="21" w:name="_Toc28305"/>
+      <w:bookmarkStart w:id="16" w:name="_Toc28305"/>
       <w:r>
         <w:t>5. 竞争格局</w:t>
       </w:r>
-      <w:bookmarkEnd w:id="21"/>
+      <w:bookmarkEnd w:id="16"/>
     </w:p>
     <w:p>
       <w:r>
@@ -8569,11 +8133,11 @@
         <w:pStyle w:val="3"/>
         <w:spacing w:before="165"/>
       </w:pPr>
-      <w:bookmarkStart w:id="22" w:name="_Toc11959"/>
+      <w:bookmarkStart w:id="17" w:name="_Toc11959"/>
       <w:r>
         <w:t>6. 主要数据来源</w:t>
       </w:r>
-      <w:bookmarkEnd w:id="22"/>
+      <w:bookmarkEnd w:id="17"/>
     </w:p>
     <w:p>
       <w:pPr>
@@ -8629,22 +8193,22 @@
         <w:pageBreakBefore/>
         <w:ind w:firstLine="640"/>
       </w:pPr>
-      <w:bookmarkStart w:id="23" w:name="_Toc25955"/>
+      <w:bookmarkStart w:id="18" w:name="_Toc25955"/>
       <w:r>
         <w:t>五、商业模式</w:t>
       </w:r>
-      <w:bookmarkEnd w:id="23"/>
+      <w:bookmarkEnd w:id="18"/>
     </w:p>
     <w:p>
       <w:pPr>
         <w:pStyle w:val="3"/>
         <w:spacing w:before="165"/>
       </w:pPr>
-      <w:bookmarkStart w:id="24" w:name="_Toc16178"/>
+      <w:bookmarkStart w:id="19" w:name="_Toc16178"/>
       <w:r>
         <w:t>1. 核心价值主张</w:t>
       </w:r>
-      <w:bookmarkEnd w:id="24"/>
+      <w:bookmarkEnd w:id="19"/>
     </w:p>
     <w:p>
       <w:r>
@@ -8676,7 +8240,7 @@
                     </pic:cNvPicPr>
                   </pic:nvPicPr>
                   <pic:blipFill>
-                    <a:blip r:embed="rId17"/>
+                    <a:blip r:embed="rId16"/>
                     <a:stretch>
                       <a:fillRect/>
                     </a:stretch>
@@ -8718,11 +8282,11 @@
         <w:pStyle w:val="3"/>
         <w:spacing w:before="165"/>
       </w:pPr>
-      <w:bookmarkStart w:id="25" w:name="_Toc20159"/>
+      <w:bookmarkStart w:id="20" w:name="_Toc20159"/>
       <w:r>
         <w:t>2. 盈利模式与定价</w:t>
       </w:r>
-      <w:bookmarkEnd w:id="25"/>
+      <w:bookmarkEnd w:id="20"/>
     </w:p>
     <w:p>
       <w:pPr>
@@ -9672,11 +9236,11 @@
         <w:pStyle w:val="3"/>
         <w:spacing w:before="165"/>
       </w:pPr>
-      <w:bookmarkStart w:id="26" w:name="_Toc17889"/>
+      <w:bookmarkStart w:id="21" w:name="_Toc17889"/>
       <w:r>
         <w:t>3. 运营模式</w:t>
       </w:r>
-      <w:bookmarkEnd w:id="26"/>
+      <w:bookmarkEnd w:id="21"/>
     </w:p>
     <w:p>
       <w:r>
@@ -9693,11 +9257,11 @@
         <w:pStyle w:val="3"/>
         <w:spacing w:before="165"/>
       </w:pPr>
-      <w:bookmarkStart w:id="27" w:name="_Toc14604"/>
+      <w:bookmarkStart w:id="22" w:name="_Toc14604"/>
       <w:r>
         <w:t>4. 营销策略</w:t>
       </w:r>
-      <w:bookmarkEnd w:id="27"/>
+      <w:bookmarkEnd w:id="22"/>
     </w:p>
     <w:p>
       <w:r>
@@ -9714,11 +9278,11 @@
         <w:pStyle w:val="3"/>
         <w:spacing w:before="165"/>
       </w:pPr>
-      <w:bookmarkStart w:id="28" w:name="_Toc14339"/>
+      <w:bookmarkStart w:id="23" w:name="_Toc14339"/>
       <w:r>
         <w:t>5. 合作伙伴体系</w:t>
       </w:r>
-      <w:bookmarkEnd w:id="28"/>
+      <w:bookmarkEnd w:id="23"/>
     </w:p>
     <w:p>
       <w:r>
@@ -9730,11 +9294,11 @@
         <w:pStyle w:val="3"/>
         <w:spacing w:before="165"/>
       </w:pPr>
-      <w:bookmarkStart w:id="29" w:name="_Toc19241"/>
+      <w:bookmarkStart w:id="24" w:name="_Toc19241"/>
       <w:r>
         <w:t>6. 关键经营指标</w:t>
       </w:r>
-      <w:bookmarkEnd w:id="29"/>
+      <w:bookmarkEnd w:id="24"/>
     </w:p>
     <w:p>
       <w:r>
@@ -9747,22 +9311,22 @@
         <w:pageBreakBefore/>
         <w:ind w:firstLine="640"/>
       </w:pPr>
-      <w:bookmarkStart w:id="30" w:name="_Toc21834"/>
+      <w:bookmarkStart w:id="25" w:name="_Toc21834"/>
       <w:r>
         <w:t>六、团队介绍</w:t>
       </w:r>
-      <w:bookmarkEnd w:id="30"/>
+      <w:bookmarkEnd w:id="25"/>
     </w:p>
     <w:p>
       <w:pPr>
         <w:pStyle w:val="3"/>
         <w:spacing w:before="165"/>
       </w:pPr>
-      <w:bookmarkStart w:id="31" w:name="_Toc20762"/>
+      <w:bookmarkStart w:id="26" w:name="_Toc20762"/>
       <w:r>
         <w:t>1. 团队组成</w:t>
       </w:r>
-      <w:bookmarkEnd w:id="31"/>
+      <w:bookmarkEnd w:id="26"/>
     </w:p>
     <w:p>
       <w:r>
@@ -10712,11 +10276,11 @@
         <w:pStyle w:val="3"/>
         <w:spacing w:before="165"/>
       </w:pPr>
-      <w:bookmarkStart w:id="32" w:name="_Toc8259"/>
+      <w:bookmarkStart w:id="27" w:name="_Toc8259"/>
       <w:r>
         <w:t>2. 能力匹配</w:t>
       </w:r>
-      <w:bookmarkEnd w:id="32"/>
+      <w:bookmarkEnd w:id="27"/>
     </w:p>
     <w:p>
       <w:r>
@@ -10728,11 +10292,11 @@
         <w:pStyle w:val="3"/>
         <w:spacing w:before="165"/>
       </w:pPr>
-      <w:bookmarkStart w:id="33" w:name="_Toc30574"/>
+      <w:bookmarkStart w:id="28" w:name="_Toc30574"/>
       <w:r>
         <w:t>3. 分工协作机制</w:t>
       </w:r>
-      <w:bookmarkEnd w:id="33"/>
+      <w:bookmarkEnd w:id="28"/>
     </w:p>
     <w:p>
       <w:r>
@@ -10744,11 +10308,11 @@
         <w:pStyle w:val="3"/>
         <w:spacing w:before="165"/>
       </w:pPr>
-      <w:bookmarkStart w:id="34" w:name="_Toc16040"/>
+      <w:bookmarkStart w:id="29" w:name="_Toc16040"/>
       <w:r>
         <w:t>4. 顾问与人才计划</w:t>
       </w:r>
-      <w:bookmarkEnd w:id="34"/>
+      <w:bookmarkEnd w:id="29"/>
     </w:p>
     <w:p>
       <w:r>
@@ -10766,22 +10330,22 @@
         <w:pageBreakBefore/>
         <w:ind w:firstLine="640"/>
       </w:pPr>
-      <w:bookmarkStart w:id="35" w:name="_Toc10620"/>
+      <w:bookmarkStart w:id="30" w:name="_Toc10620"/>
       <w:r>
         <w:t>七、财务分析</w:t>
       </w:r>
-      <w:bookmarkEnd w:id="35"/>
+      <w:bookmarkEnd w:id="30"/>
     </w:p>
     <w:p>
       <w:pPr>
         <w:pStyle w:val="3"/>
         <w:spacing w:before="165"/>
       </w:pPr>
-      <w:bookmarkStart w:id="36" w:name="_Toc31683"/>
+      <w:bookmarkStart w:id="31" w:name="_Toc31683"/>
       <w:r>
         <w:t>1. 测算原则与关键假设</w:t>
       </w:r>
-      <w:bookmarkEnd w:id="36"/>
+      <w:bookmarkEnd w:id="31"/>
     </w:p>
     <w:p>
       <w:r>
@@ -10798,11 +10362,11 @@
         <w:pStyle w:val="3"/>
         <w:spacing w:before="165"/>
       </w:pPr>
-      <w:bookmarkStart w:id="37" w:name="_Toc4844"/>
+      <w:bookmarkStart w:id="32" w:name="_Toc4844"/>
       <w:r>
         <w:t>2. 三年收入预测</w:t>
       </w:r>
-      <w:bookmarkEnd w:id="37"/>
+      <w:bookmarkEnd w:id="32"/>
     </w:p>
     <w:p>
       <w:pPr>
@@ -11631,11 +11195,11 @@
         <w:pStyle w:val="3"/>
         <w:spacing w:before="165"/>
       </w:pPr>
-      <w:bookmarkStart w:id="38" w:name="_Toc3687"/>
+      <w:bookmarkStart w:id="33" w:name="_Toc3687"/>
       <w:r>
         <w:t>3. 成本与盈利预测</w:t>
       </w:r>
-      <w:bookmarkEnd w:id="38"/>
+      <w:bookmarkEnd w:id="33"/>
     </w:p>
     <w:p>
       <w:pPr>
@@ -13350,7 +12914,7 @@
                     </pic:cNvPicPr>
                   </pic:nvPicPr>
                   <pic:blipFill>
-                    <a:blip r:embed="rId18"/>
+                    <a:blip r:embed="rId17"/>
                     <a:stretch>
                       <a:fillRect/>
                     </a:stretch>
@@ -13397,11 +12961,11 @@
         <w:pStyle w:val="3"/>
         <w:spacing w:before="165"/>
       </w:pPr>
-      <w:bookmarkStart w:id="39" w:name="_Toc22594"/>
+      <w:bookmarkStart w:id="34" w:name="_Toc22594"/>
       <w:r>
         <w:t>4. 成本结构与控制措施</w:t>
       </w:r>
-      <w:bookmarkEnd w:id="39"/>
+      <w:bookmarkEnd w:id="34"/>
     </w:p>
     <w:p>
       <w:r>
@@ -13413,11 +12977,11 @@
         <w:pStyle w:val="3"/>
         <w:spacing w:before="165"/>
       </w:pPr>
-      <w:bookmarkStart w:id="40" w:name="_Toc2104"/>
+      <w:bookmarkStart w:id="35" w:name="_Toc2104"/>
       <w:r>
         <w:t>5. 现金流与敏感性</w:t>
       </w:r>
-      <w:bookmarkEnd w:id="40"/>
+      <w:bookmarkEnd w:id="35"/>
     </w:p>
     <w:p>
       <w:r>
@@ -14403,22 +13967,22 @@
         <w:pageBreakBefore/>
         <w:ind w:firstLine="640"/>
       </w:pPr>
-      <w:bookmarkStart w:id="41" w:name="_Toc18548"/>
+      <w:bookmarkStart w:id="36" w:name="_Toc18548"/>
       <w:r>
         <w:t>八、融资需求</w:t>
       </w:r>
-      <w:bookmarkEnd w:id="41"/>
+      <w:bookmarkEnd w:id="36"/>
     </w:p>
     <w:p>
       <w:pPr>
         <w:pStyle w:val="3"/>
         <w:spacing w:before="165"/>
       </w:pPr>
-      <w:bookmarkStart w:id="42" w:name="_Toc27993"/>
+      <w:bookmarkStart w:id="37" w:name="_Toc27993"/>
       <w:r>
         <w:t>1. 融资现状与计划</w:t>
       </w:r>
-      <w:bookmarkEnd w:id="42"/>
+      <w:bookmarkEnd w:id="37"/>
     </w:p>
     <w:p>
       <w:r>
@@ -14430,11 +13994,11 @@
         <w:pStyle w:val="3"/>
         <w:spacing w:before="165"/>
       </w:pPr>
-      <w:bookmarkStart w:id="43" w:name="_Toc3084"/>
+      <w:bookmarkStart w:id="38" w:name="_Toc3084"/>
       <w:r>
         <w:t>2. 资金使用计划</w:t>
       </w:r>
-      <w:bookmarkEnd w:id="43"/>
+      <w:bookmarkEnd w:id="38"/>
     </w:p>
     <w:p>
       <w:pPr>
@@ -15379,11 +14943,11 @@
         <w:pStyle w:val="3"/>
         <w:spacing w:before="165"/>
       </w:pPr>
-      <w:bookmarkStart w:id="44" w:name="_Toc3389"/>
+      <w:bookmarkStart w:id="39" w:name="_Toc3389"/>
       <w:r>
         <w:t>3. 拟设股权与治理结构</w:t>
       </w:r>
-      <w:bookmarkEnd w:id="44"/>
+      <w:bookmarkEnd w:id="39"/>
     </w:p>
     <w:p>
       <w:r>
@@ -15395,11 +14959,11 @@
         <w:pStyle w:val="3"/>
         <w:spacing w:before="165"/>
       </w:pPr>
-      <w:bookmarkStart w:id="45" w:name="_Toc8578"/>
+      <w:bookmarkStart w:id="40" w:name="_Toc8578"/>
       <w:r>
         <w:t>4. 融资后目标</w:t>
       </w:r>
-      <w:bookmarkEnd w:id="45"/>
+      <w:bookmarkEnd w:id="40"/>
     </w:p>
     <w:p>
       <w:r>
@@ -15411,11 +14975,11 @@
         <w:pStyle w:val="3"/>
         <w:spacing w:before="165"/>
       </w:pPr>
-      <w:bookmarkStart w:id="46" w:name="_Toc19995"/>
+      <w:bookmarkStart w:id="41" w:name="_Toc19995"/>
       <w:r>
         <w:t>5. 投资退出机制</w:t>
       </w:r>
-      <w:bookmarkEnd w:id="46"/>
+      <w:bookmarkEnd w:id="41"/>
     </w:p>
     <w:p>
       <w:r>
@@ -15428,22 +14992,22 @@
         <w:pageBreakBefore/>
         <w:ind w:firstLine="640"/>
       </w:pPr>
-      <w:bookmarkStart w:id="47" w:name="_Toc14658"/>
+      <w:bookmarkStart w:id="42" w:name="_Toc14658"/>
       <w:r>
         <w:t>九、风险控制</w:t>
       </w:r>
-      <w:bookmarkEnd w:id="47"/>
+      <w:bookmarkEnd w:id="42"/>
     </w:p>
     <w:p>
       <w:pPr>
         <w:pStyle w:val="3"/>
         <w:spacing w:before="165"/>
       </w:pPr>
-      <w:bookmarkStart w:id="48" w:name="_Toc23908"/>
+      <w:bookmarkStart w:id="43" w:name="_Toc23908"/>
       <w:r>
         <w:t>1. 风险矩阵</w:t>
       </w:r>
-      <w:bookmarkEnd w:id="48"/>
+      <w:bookmarkEnd w:id="43"/>
     </w:p>
     <w:p>
       <w:pPr>
@@ -16763,11 +16327,11 @@
         <w:pStyle w:val="3"/>
         <w:spacing w:before="165"/>
       </w:pPr>
-      <w:bookmarkStart w:id="49" w:name="_Toc22253"/>
+      <w:bookmarkStart w:id="44" w:name="_Toc22253"/>
       <w:r>
         <w:t>2. 技术与安全风险</w:t>
       </w:r>
-      <w:bookmarkEnd w:id="49"/>
+      <w:bookmarkEnd w:id="44"/>
     </w:p>
     <w:p>
       <w:r>
@@ -16784,11 +16348,11 @@
         <w:pStyle w:val="3"/>
         <w:spacing w:before="165"/>
       </w:pPr>
-      <w:bookmarkStart w:id="50" w:name="_Toc13432"/>
+      <w:bookmarkStart w:id="45" w:name="_Toc13432"/>
       <w:r>
         <w:t>3. 市场与运营风险</w:t>
       </w:r>
-      <w:bookmarkEnd w:id="50"/>
+      <w:bookmarkEnd w:id="45"/>
     </w:p>
     <w:p>
       <w:r>
@@ -16800,11 +16364,11 @@
         <w:pStyle w:val="3"/>
         <w:spacing w:before="165"/>
       </w:pPr>
-      <w:bookmarkStart w:id="51" w:name="_Toc2455"/>
+      <w:bookmarkStart w:id="46" w:name="_Toc2455"/>
       <w:r>
         <w:t>4. 财务与融资风险</w:t>
       </w:r>
-      <w:bookmarkEnd w:id="51"/>
+      <w:bookmarkEnd w:id="46"/>
     </w:p>
     <w:p>
       <w:r>
@@ -16816,11 +16380,11 @@
         <w:pStyle w:val="3"/>
         <w:spacing w:before="165"/>
       </w:pPr>
-      <w:bookmarkStart w:id="52" w:name="_Toc7272"/>
+      <w:bookmarkStart w:id="47" w:name="_Toc7272"/>
       <w:r>
         <w:t>5. 合规与伦理边界</w:t>
       </w:r>
-      <w:bookmarkEnd w:id="52"/>
+      <w:bookmarkEnd w:id="47"/>
     </w:p>
     <w:p>
       <w:r>
@@ -16833,22 +16397,22 @@
         <w:pageBreakBefore/>
         <w:ind w:firstLine="640"/>
       </w:pPr>
-      <w:bookmarkStart w:id="53" w:name="_Toc23318"/>
+      <w:bookmarkStart w:id="48" w:name="_Toc23318"/>
       <w:r>
         <w:t>十、未来展望</w:t>
       </w:r>
-      <w:bookmarkEnd w:id="53"/>
+      <w:bookmarkEnd w:id="48"/>
     </w:p>
     <w:p>
       <w:pPr>
         <w:pStyle w:val="3"/>
         <w:spacing w:before="165"/>
       </w:pPr>
-      <w:bookmarkStart w:id="54" w:name="_Toc28825"/>
+      <w:bookmarkStart w:id="49" w:name="_Toc28825"/>
       <w:r>
         <w:t>1. 未来一年规划</w:t>
       </w:r>
-      <w:bookmarkEnd w:id="54"/>
+      <w:bookmarkEnd w:id="49"/>
     </w:p>
     <w:p>
       <w:r>
@@ -16865,11 +16429,11 @@
         <w:pStyle w:val="3"/>
         <w:spacing w:before="165"/>
       </w:pPr>
-      <w:bookmarkStart w:id="55" w:name="_Toc22169"/>
+      <w:bookmarkStart w:id="50" w:name="_Toc22169"/>
       <w:r>
         <w:t>2. 三年发展规划</w:t>
       </w:r>
-      <w:bookmarkEnd w:id="55"/>
+      <w:bookmarkEnd w:id="50"/>
     </w:p>
     <w:p>
       <w:pPr>
@@ -17834,7 +17398,7 @@
                     </pic:cNvPicPr>
                   </pic:nvPicPr>
                   <pic:blipFill>
-                    <a:blip r:embed="rId19"/>
+                    <a:blip r:embed="rId18"/>
                     <a:stretch>
                       <a:fillRect/>
                     </a:stretch>
@@ -17876,11 +17440,11 @@
         <w:pStyle w:val="3"/>
         <w:spacing w:before="165"/>
       </w:pPr>
-      <w:bookmarkStart w:id="56" w:name="_Toc8047"/>
+      <w:bookmarkStart w:id="51" w:name="_Toc8047"/>
       <w:r>
         <w:t>3. 长期愿景</w:t>
       </w:r>
-      <w:bookmarkEnd w:id="56"/>
+      <w:bookmarkEnd w:id="51"/>
     </w:p>
     <w:p>
       <w:r>
@@ -17897,11 +17461,11 @@
         <w:pStyle w:val="3"/>
         <w:spacing w:before="165"/>
       </w:pPr>
-      <w:bookmarkStart w:id="57" w:name="_Toc18718"/>
+      <w:bookmarkStart w:id="52" w:name="_Toc18718"/>
       <w:r>
         <w:t>4. 结语</w:t>
       </w:r>
-      <w:bookmarkEnd w:id="57"/>
+      <w:bookmarkEnd w:id="52"/>
     </w:p>
     <w:p>
       <w:r>

--- a/output/AgroAgentOS_第十五届挑战杯商业计划书_更新版.docx
+++ b/output/AgroAgentOS_第十五届挑战杯商业计划书_更新版.docx
@@ -3353,31 +3353,7 @@
             </w14:solidFill>
           </w14:textFill>
         </w:rPr>
-        <w:t>2</w:t>
-      </w:r>
-      <w:r>
-        <w:rPr>
-          <w:color w:val="000000" w:themeColor="text1"/>
-          <w14:textFill>
-            <w14:solidFill>
-              <w14:schemeClr w14:val="tx1"/>
-            </w14:solidFill>
-          </w14:textFill>
-        </w:rPr>
-        <w:t>.</w:t>
-      </w:r>
-      <w:r>
-        <w:rPr>
-          <w:rFonts w:hint="eastAsia"/>
-          <w:color w:val="000000" w:themeColor="text1"/>
-          <w:lang w:val="en-US" w:eastAsia="zh-CN"/>
-          <w14:textFill>
-            <w14:solidFill>
-              <w14:schemeClr w14:val="tx1"/>
-            </w14:solidFill>
-          </w14:textFill>
-        </w:rPr>
-        <w:t>1</w:t>
+        <w:t>1.</w:t>
       </w:r>
       <w:r>
         <w:rPr>
@@ -3453,31 +3429,7 @@
             </w14:solidFill>
           </w14:textFill>
         </w:rPr>
-        <w:t>2</w:t>
-      </w:r>
-      <w:r>
-        <w:rPr>
-          <w:color w:val="000000" w:themeColor="text1"/>
-          <w14:textFill>
-            <w14:solidFill>
-              <w14:schemeClr w14:val="tx1"/>
-            </w14:solidFill>
-          </w14:textFill>
-        </w:rPr>
-        <w:t>.</w:t>
-      </w:r>
-      <w:r>
-        <w:rPr>
-          <w:rFonts w:hint="eastAsia"/>
-          <w:color w:val="000000" w:themeColor="text1"/>
-          <w:lang w:val="en-US" w:eastAsia="zh-CN"/>
-          <w14:textFill>
-            <w14:solidFill>
-              <w14:schemeClr w14:val="tx1"/>
-            </w14:solidFill>
-          </w14:textFill>
-        </w:rPr>
-        <w:t>2</w:t>
+        <w:t>2.</w:t>
       </w:r>
       <w:r>
         <w:rPr>
@@ -3744,7 +3696,7 @@
             </w14:solidFill>
           </w14:textFill>
         </w:rPr>
-        <w:t>2.3</w:t>
+        <w:t>3.</w:t>
       </w:r>
       <w:r>
         <w:rPr>
@@ -3993,7 +3945,7 @@
           <w:color w:val="000000" w:themeColor="text1"/>
           <w:lang w:val="en-US" w:eastAsia="zh-CN"/>
         </w:rPr>
-        <w:t>2.4</w:t>
+        <w:t>4.</w:t>
       </w:r>
       <w:r>
         <w:rPr>
@@ -4353,16 +4305,27 @@
       </w:pPr>
       <w:r>
         <w:rPr>
-          <w:rFonts w:hint="eastAsia"/>
           <w:color w:val="000000" w:themeColor="text1"/>
-          <w:lang w:val="en-US" w:eastAsia="zh-CN"/>
           <w14:textFill>
             <w14:solidFill>
               <w14:schemeClr w14:val="tx1"/>
             </w14:solidFill>
           </w14:textFill>
         </w:rPr>
-        <w:t>3.</w:t>
+        <w:t>1</w:t>
+      </w:r>
+      <w:r>
+        <w:rPr>
+          <w:rFonts w:hint="eastAsia"/>
+          <w:color w:val="000000" w:themeColor="text1"/>
+          <w:lang w:eastAsia="zh-CN"/>
+          <w14:textFill>
+            <w14:solidFill>
+              <w14:schemeClr w14:val="tx1"/>
+            </w14:solidFill>
+          </w14:textFill>
+        </w:rPr>
+        <w:t>.</w:t>
       </w:r>
       <w:r>
         <w:rPr>
@@ -4373,7 +4336,7 @@
             </w14:solidFill>
           </w14:textFill>
         </w:rPr>
-        <w:t xml:space="preserve">1 </w:t>
+        <w:t xml:space="preserve"> </w:t>
       </w:r>
       <w:bookmarkEnd w:id="7"/>
       <w:r>
@@ -4550,16 +4513,27 @@
       </w:pPr>
       <w:r>
         <w:rPr>
-          <w:rFonts w:hint="eastAsia"/>
           <w:color w:val="000000" w:themeColor="text1"/>
-          <w:lang w:val="en-US" w:eastAsia="zh-CN"/>
           <w14:textFill>
             <w14:solidFill>
               <w14:schemeClr w14:val="tx1"/>
             </w14:solidFill>
           </w14:textFill>
         </w:rPr>
-        <w:t>3.</w:t>
+        <w:t>2</w:t>
+      </w:r>
+      <w:r>
+        <w:rPr>
+          <w:rFonts w:hint="eastAsia"/>
+          <w:color w:val="000000" w:themeColor="text1"/>
+          <w:lang w:eastAsia="zh-CN"/>
+          <w14:textFill>
+            <w14:solidFill>
+              <w14:schemeClr w14:val="tx1"/>
+            </w14:solidFill>
+          </w14:textFill>
+        </w:rPr>
+        <w:t>.</w:t>
       </w:r>
       <w:r>
         <w:rPr>
@@ -4570,7 +4544,7 @@
             </w14:solidFill>
           </w14:textFill>
         </w:rPr>
-        <w:t>2 技术原理</w:t>
+        <w:t xml:space="preserve"> 技术原理</w:t>
       </w:r>
       <w:bookmarkEnd w:id="8"/>
     </w:p>
@@ -4734,17 +4708,6 @@
       <w:bookmarkStart w:id="9" w:name="_Toc27792"/>
       <w:r>
         <w:rPr>
-          <w:color w:val="000000" w:themeColor="text1"/>
-          <w14:textFill>
-            <w14:solidFill>
-              <w14:schemeClr w14:val="tx1"/>
-            </w14:solidFill>
-          </w14:textFill>
-        </w:rPr>
-        <w:t>3.</w:t>
-      </w:r>
-      <w:r>
-        <w:rPr>
           <w:rFonts w:hint="eastAsia"/>
           <w:color w:val="000000" w:themeColor="text1"/>
           <w:lang w:val="en-US" w:eastAsia="zh-CN"/>
@@ -4754,7 +4717,7 @@
             </w14:solidFill>
           </w14:textFill>
         </w:rPr>
-        <w:t>3</w:t>
+        <w:t>3.</w:t>
       </w:r>
       <w:r>
         <w:rPr>
@@ -4905,16 +4868,27 @@
       </w:pPr>
       <w:r>
         <w:rPr>
-          <w:rFonts w:hint="eastAsia"/>
           <w:color w:val="000000" w:themeColor="text1"/>
-          <w:lang w:val="en-US" w:eastAsia="zh-CN"/>
           <w14:textFill>
             <w14:solidFill>
               <w14:schemeClr w14:val="tx1"/>
             </w14:solidFill>
           </w14:textFill>
         </w:rPr>
-        <w:t>3.</w:t>
+        <w:t>4</w:t>
+      </w:r>
+      <w:r>
+        <w:rPr>
+          <w:rFonts w:hint="eastAsia"/>
+          <w:color w:val="000000" w:themeColor="text1"/>
+          <w:lang w:eastAsia="zh-CN"/>
+          <w14:textFill>
+            <w14:solidFill>
+              <w14:schemeClr w14:val="tx1"/>
+            </w14:solidFill>
+          </w14:textFill>
+        </w:rPr>
+        <w:t>.</w:t>
       </w:r>
       <w:r>
         <w:rPr>
@@ -4925,7 +4899,7 @@
             </w14:solidFill>
           </w14:textFill>
         </w:rPr>
-        <w:t>4 技术可行性</w:t>
+        <w:t xml:space="preserve"> 技术可行性</w:t>
       </w:r>
       <w:bookmarkEnd w:id="10"/>
     </w:p>
@@ -5117,8 +5091,6 @@
         </w:rPr>
         <w:t>.</w:t>
       </w:r>
-      <w:bookmarkStart w:id="53" w:name="_GoBack"/>
-      <w:bookmarkEnd w:id="53"/>
       <w:r>
         <w:rPr>
           <w:color w:val="000000" w:themeColor="text1"/>
@@ -5211,706 +5183,87 @@
       <w:pPr>
         <w:pStyle w:val="3"/>
         <w:spacing w:before="165"/>
+        <w:rPr>
+          <w:rFonts w:hint="default" w:eastAsia="楷体"/>
+          <w:lang w:val="en-US" w:eastAsia="zh-CN"/>
+        </w:rPr>
       </w:pPr>
       <w:bookmarkStart w:id="14" w:name="_Toc31263"/>
       <w:r>
-        <w:t>3. 目标市场测算</w:t>
+        <w:rPr>
+          <w:color w:val="000000" w:themeColor="text1"/>
+          <w14:textFill>
+            <w14:solidFill>
+              <w14:schemeClr w14:val="tx1"/>
+            </w14:solidFill>
+          </w14:textFill>
+        </w:rPr>
+        <w:t xml:space="preserve">3. </w:t>
       </w:r>
       <w:bookmarkEnd w:id="14"/>
-    </w:p>
-    <w:p>
-      <w:pPr>
-        <w:keepNext/>
-        <w:keepLines/>
-        <w:spacing w:before="160" w:after="120"/>
-        <w:ind w:firstLine="480"/>
-        <w:jc w:val="center"/>
-      </w:pPr>
       <w:r>
         <w:rPr>
-          <w:rFonts w:eastAsia="黑体"/>
-          <w:color w:val="0B3558"/>
-          <w:sz w:val="24"/>
+          <w:rFonts w:hint="eastAsia"/>
+          <w:color w:val="000000" w:themeColor="text1"/>
+          <w:lang w:val="en-US" w:eastAsia="zh-CN"/>
+          <w14:textFill>
+            <w14:solidFill>
+              <w14:schemeClr w14:val="tx1"/>
+            </w14:solidFill>
+          </w14:textFill>
         </w:rPr>
-        <w:t>表4.1  自下而上的市场容量与三年目标</w:t>
-      </w:r>
-    </w:p>
-    <w:tbl>
-      <w:tblPr>
-        <w:tblStyle w:val="32"/>
-        <w:tblW w:w="8720" w:type="dxa"/>
-        <w:jc w:val="center"/>
-        <w:tblBorders>
-          <w:top w:val="single" w:color="auto" w:sz="4" w:space="0"/>
-          <w:left w:val="single" w:color="auto" w:sz="4" w:space="0"/>
-          <w:bottom w:val="single" w:color="auto" w:sz="4" w:space="0"/>
-          <w:right w:val="single" w:color="auto" w:sz="4" w:space="0"/>
-          <w:insideH w:val="single" w:color="auto" w:sz="4" w:space="0"/>
-          <w:insideV w:val="single" w:color="auto" w:sz="4" w:space="0"/>
-        </w:tblBorders>
-        <w:tblLayout w:type="fixed"/>
-        <w:tblCellMar>
-          <w:top w:w="0" w:type="dxa"/>
-          <w:left w:w="108" w:type="dxa"/>
-          <w:bottom w:w="0" w:type="dxa"/>
-          <w:right w:w="108" w:type="dxa"/>
-        </w:tblCellMar>
-      </w:tblPr>
-      <w:tblGrid>
-        <w:gridCol w:w="1332"/>
-        <w:gridCol w:w="2514"/>
-        <w:gridCol w:w="1870"/>
-        <w:gridCol w:w="3004"/>
-      </w:tblGrid>
-      <w:tr>
-        <w:tblPrEx>
-          <w:tblBorders>
-            <w:top w:val="single" w:color="auto" w:sz="4" w:space="0"/>
-            <w:left w:val="single" w:color="auto" w:sz="4" w:space="0"/>
-            <w:bottom w:val="single" w:color="auto" w:sz="4" w:space="0"/>
-            <w:right w:val="single" w:color="auto" w:sz="4" w:space="0"/>
-            <w:insideH w:val="single" w:color="auto" w:sz="4" w:space="0"/>
-            <w:insideV w:val="single" w:color="auto" w:sz="4" w:space="0"/>
-          </w:tblBorders>
-          <w:tblCellMar>
-            <w:top w:w="0" w:type="dxa"/>
-            <w:left w:w="108" w:type="dxa"/>
-            <w:bottom w:w="0" w:type="dxa"/>
-            <w:right w:w="108" w:type="dxa"/>
-          </w:tblCellMar>
-        </w:tblPrEx>
-        <w:trPr>
-          <w:tblHeader/>
-          <w:jc w:val="center"/>
-        </w:trPr>
-        <w:tc>
-          <w:tcPr>
-            <w:tcW w:w="1332" w:type="dxa"/>
-            <w:shd w:val="clear" w:color="auto" w:fill="DCEAF0"/>
-            <w:tcMar>
-              <w:top w:w="100" w:type="dxa"/>
-              <w:left w:w="120" w:type="dxa"/>
-              <w:bottom w:w="100" w:type="dxa"/>
-              <w:right w:w="120" w:type="dxa"/>
-            </w:tcMar>
-            <w:vAlign w:val="center"/>
-          </w:tcPr>
-          <w:p>
-            <w:pPr>
-              <w:keepLines/>
-              <w:spacing w:line="330" w:lineRule="exact"/>
-              <w:ind w:firstLine="462"/>
-              <w:jc w:val="center"/>
-            </w:pPr>
-            <w:r>
-              <w:rPr>
-                <w:b/>
-                <w:color w:val="0B3558"/>
-                <w:sz w:val="23"/>
-              </w:rPr>
-              <w:t>市场层级</w:t>
-            </w:r>
-          </w:p>
-        </w:tc>
-        <w:tc>
-          <w:tcPr>
-            <w:tcW w:w="2514" w:type="dxa"/>
-            <w:shd w:val="clear" w:color="auto" w:fill="DCEAF0"/>
-            <w:tcMar>
-              <w:top w:w="100" w:type="dxa"/>
-              <w:left w:w="120" w:type="dxa"/>
-              <w:bottom w:w="100" w:type="dxa"/>
-              <w:right w:w="120" w:type="dxa"/>
-            </w:tcMar>
-            <w:vAlign w:val="center"/>
-          </w:tcPr>
-          <w:p>
-            <w:pPr>
-              <w:keepLines/>
-              <w:spacing w:line="330" w:lineRule="exact"/>
-              <w:ind w:firstLine="462"/>
-              <w:jc w:val="center"/>
-            </w:pPr>
-            <w:r>
-              <w:rPr>
-                <w:b/>
-                <w:color w:val="0B3558"/>
-                <w:sz w:val="23"/>
-              </w:rPr>
-              <w:t>测算口径</w:t>
-            </w:r>
-          </w:p>
-        </w:tc>
-        <w:tc>
-          <w:tcPr>
-            <w:tcW w:w="1870" w:type="dxa"/>
-            <w:shd w:val="clear" w:color="auto" w:fill="DCEAF0"/>
-            <w:tcMar>
-              <w:top w:w="100" w:type="dxa"/>
-              <w:left w:w="120" w:type="dxa"/>
-              <w:bottom w:w="100" w:type="dxa"/>
-              <w:right w:w="120" w:type="dxa"/>
-            </w:tcMar>
-            <w:vAlign w:val="center"/>
-          </w:tcPr>
-          <w:p>
-            <w:pPr>
-              <w:keepLines/>
-              <w:spacing w:line="330" w:lineRule="exact"/>
-              <w:ind w:firstLine="462"/>
-              <w:jc w:val="center"/>
-            </w:pPr>
-            <w:r>
-              <w:rPr>
-                <w:b/>
-                <w:color w:val="0B3558"/>
-                <w:sz w:val="23"/>
-              </w:rPr>
-              <w:t>数量或目标</w:t>
-            </w:r>
-          </w:p>
-        </w:tc>
-        <w:tc>
-          <w:tcPr>
-            <w:tcW w:w="3004" w:type="dxa"/>
-            <w:shd w:val="clear" w:color="auto" w:fill="DCEAF0"/>
-            <w:tcMar>
-              <w:top w:w="100" w:type="dxa"/>
-              <w:left w:w="120" w:type="dxa"/>
-              <w:bottom w:w="100" w:type="dxa"/>
-              <w:right w:w="120" w:type="dxa"/>
-            </w:tcMar>
-            <w:vAlign w:val="center"/>
-          </w:tcPr>
-          <w:p>
-            <w:pPr>
-              <w:keepLines/>
-              <w:spacing w:line="330" w:lineRule="exact"/>
-              <w:ind w:firstLine="462"/>
-              <w:jc w:val="center"/>
-            </w:pPr>
-            <w:r>
-              <w:rPr>
-                <w:b/>
-                <w:color w:val="0B3558"/>
-                <w:sz w:val="23"/>
-              </w:rPr>
-              <w:t>说明</w:t>
-            </w:r>
-          </w:p>
-        </w:tc>
-      </w:tr>
-      <w:tr>
-        <w:tblPrEx>
-          <w:tblBorders>
-            <w:top w:val="single" w:color="auto" w:sz="4" w:space="0"/>
-            <w:left w:val="single" w:color="auto" w:sz="4" w:space="0"/>
-            <w:bottom w:val="single" w:color="auto" w:sz="4" w:space="0"/>
-            <w:right w:val="single" w:color="auto" w:sz="4" w:space="0"/>
-            <w:insideH w:val="single" w:color="auto" w:sz="4" w:space="0"/>
-            <w:insideV w:val="single" w:color="auto" w:sz="4" w:space="0"/>
-          </w:tblBorders>
-          <w:tblCellMar>
-            <w:top w:w="0" w:type="dxa"/>
-            <w:left w:w="108" w:type="dxa"/>
-            <w:bottom w:w="0" w:type="dxa"/>
-            <w:right w:w="108" w:type="dxa"/>
-          </w:tblCellMar>
-        </w:tblPrEx>
-        <w:trPr>
-          <w:jc w:val="center"/>
-        </w:trPr>
-        <w:tc>
-          <w:tcPr>
-            <w:tcW w:w="1332" w:type="dxa"/>
-            <w:tcMar>
-              <w:top w:w="100" w:type="dxa"/>
-              <w:left w:w="120" w:type="dxa"/>
-              <w:bottom w:w="100" w:type="dxa"/>
-              <w:right w:w="120" w:type="dxa"/>
-            </w:tcMar>
-            <w:vAlign w:val="center"/>
-          </w:tcPr>
-          <w:p>
-            <w:pPr>
-              <w:keepLines/>
-              <w:spacing w:line="330" w:lineRule="exact"/>
-              <w:ind w:firstLine="460"/>
-              <w:jc w:val="center"/>
-            </w:pPr>
-            <w:r>
-              <w:rPr>
-                <w:sz w:val="23"/>
-              </w:rPr>
-              <w:t>潜在主体市场（TAM）</w:t>
-            </w:r>
-          </w:p>
-        </w:tc>
-        <w:tc>
-          <w:tcPr>
-            <w:tcW w:w="2514" w:type="dxa"/>
-            <w:tcMar>
-              <w:top w:w="100" w:type="dxa"/>
-              <w:left w:w="120" w:type="dxa"/>
-              <w:bottom w:w="100" w:type="dxa"/>
-              <w:right w:w="120" w:type="dxa"/>
-            </w:tcMar>
-            <w:vAlign w:val="center"/>
-          </w:tcPr>
-          <w:p>
-            <w:pPr>
-              <w:keepLines/>
-              <w:spacing w:line="330" w:lineRule="exact"/>
-              <w:ind w:firstLine="460"/>
-              <w:jc w:val="center"/>
-            </w:pPr>
-            <w:r>
-              <w:rPr>
-                <w:sz w:val="23"/>
-              </w:rPr>
-              <w:t>家庭农场、合作社与联合社</w:t>
-            </w:r>
-          </w:p>
-        </w:tc>
-        <w:tc>
-          <w:tcPr>
-            <w:tcW w:w="1870" w:type="dxa"/>
-            <w:tcMar>
-              <w:top w:w="100" w:type="dxa"/>
-              <w:left w:w="120" w:type="dxa"/>
-              <w:bottom w:w="100" w:type="dxa"/>
-              <w:right w:w="120" w:type="dxa"/>
-            </w:tcMar>
-            <w:vAlign w:val="center"/>
-          </w:tcPr>
-          <w:p>
-            <w:pPr>
-              <w:keepLines/>
-              <w:spacing w:line="330" w:lineRule="exact"/>
-              <w:ind w:firstLine="460"/>
-              <w:jc w:val="center"/>
-            </w:pPr>
-            <w:r>
-              <w:rPr>
-                <w:sz w:val="23"/>
-              </w:rPr>
-              <w:t>约615.5万个主体</w:t>
-            </w:r>
-          </w:p>
-        </w:tc>
-        <w:tc>
-          <w:tcPr>
-            <w:tcW w:w="3004" w:type="dxa"/>
-            <w:tcMar>
-              <w:top w:w="100" w:type="dxa"/>
-              <w:left w:w="120" w:type="dxa"/>
-              <w:bottom w:w="100" w:type="dxa"/>
-              <w:right w:w="120" w:type="dxa"/>
-            </w:tcMar>
-            <w:vAlign w:val="center"/>
-          </w:tcPr>
-          <w:p>
-            <w:pPr>
-              <w:keepLines/>
-              <w:spacing w:line="330" w:lineRule="exact"/>
-              <w:ind w:firstLine="460"/>
-              <w:jc w:val="left"/>
-            </w:pPr>
-            <w:r>
-              <w:rPr>
-                <w:sz w:val="23"/>
-              </w:rPr>
-              <w:t>仅表示潜在组织基础，不等同于已形成的软件市场收入</w:t>
-            </w:r>
-          </w:p>
-        </w:tc>
-      </w:tr>
-      <w:tr>
-        <w:tblPrEx>
-          <w:tblBorders>
-            <w:top w:val="single" w:color="auto" w:sz="4" w:space="0"/>
-            <w:left w:val="single" w:color="auto" w:sz="4" w:space="0"/>
-            <w:bottom w:val="single" w:color="auto" w:sz="4" w:space="0"/>
-            <w:right w:val="single" w:color="auto" w:sz="4" w:space="0"/>
-            <w:insideH w:val="single" w:color="auto" w:sz="4" w:space="0"/>
-            <w:insideV w:val="single" w:color="auto" w:sz="4" w:space="0"/>
-          </w:tblBorders>
-          <w:tblCellMar>
-            <w:top w:w="0" w:type="dxa"/>
-            <w:left w:w="108" w:type="dxa"/>
-            <w:bottom w:w="0" w:type="dxa"/>
-            <w:right w:w="108" w:type="dxa"/>
-          </w:tblCellMar>
-        </w:tblPrEx>
-        <w:trPr>
-          <w:jc w:val="center"/>
-        </w:trPr>
-        <w:tc>
-          <w:tcPr>
-            <w:tcW w:w="1332" w:type="dxa"/>
-            <w:tcMar>
-              <w:top w:w="100" w:type="dxa"/>
-              <w:left w:w="120" w:type="dxa"/>
-              <w:bottom w:w="100" w:type="dxa"/>
-              <w:right w:w="120" w:type="dxa"/>
-            </w:tcMar>
-            <w:vAlign w:val="center"/>
-          </w:tcPr>
-          <w:p>
-            <w:pPr>
-              <w:keepLines/>
-              <w:spacing w:line="330" w:lineRule="exact"/>
-              <w:ind w:firstLine="460"/>
-              <w:jc w:val="center"/>
-            </w:pPr>
-            <w:r>
-              <w:rPr>
-                <w:sz w:val="23"/>
-              </w:rPr>
-              <w:t>初期可服务市场（SAM）</w:t>
-            </w:r>
-          </w:p>
-        </w:tc>
-        <w:tc>
-          <w:tcPr>
-            <w:tcW w:w="2514" w:type="dxa"/>
-            <w:tcMar>
-              <w:top w:w="100" w:type="dxa"/>
-              <w:left w:w="120" w:type="dxa"/>
-              <w:bottom w:w="100" w:type="dxa"/>
-              <w:right w:w="120" w:type="dxa"/>
-            </w:tcMar>
-            <w:vAlign w:val="center"/>
-          </w:tcPr>
-          <w:p>
-            <w:pPr>
-              <w:keepLines/>
-              <w:spacing w:line="330" w:lineRule="exact"/>
-              <w:ind w:firstLine="460"/>
-              <w:jc w:val="left"/>
-            </w:pPr>
-            <w:r>
-              <w:rPr>
-                <w:sz w:val="23"/>
-              </w:rPr>
-              <w:t>选择数字基础较好区域，按潜在主体的1%测算</w:t>
-            </w:r>
-          </w:p>
-        </w:tc>
-        <w:tc>
-          <w:tcPr>
-            <w:tcW w:w="1870" w:type="dxa"/>
-            <w:tcMar>
-              <w:top w:w="100" w:type="dxa"/>
-              <w:left w:w="120" w:type="dxa"/>
-              <w:bottom w:w="100" w:type="dxa"/>
-              <w:right w:w="120" w:type="dxa"/>
-            </w:tcMar>
-            <w:vAlign w:val="center"/>
-          </w:tcPr>
-          <w:p>
-            <w:pPr>
-              <w:keepLines/>
-              <w:spacing w:line="330" w:lineRule="exact"/>
-              <w:ind w:firstLine="460"/>
-              <w:jc w:val="center"/>
-            </w:pPr>
-            <w:r>
-              <w:rPr>
-                <w:sz w:val="23"/>
-              </w:rPr>
-              <w:t>约6.2万个主体</w:t>
-            </w:r>
-          </w:p>
-        </w:tc>
-        <w:tc>
-          <w:tcPr>
-            <w:tcW w:w="3004" w:type="dxa"/>
-            <w:tcMar>
-              <w:top w:w="100" w:type="dxa"/>
-              <w:left w:w="120" w:type="dxa"/>
-              <w:bottom w:w="100" w:type="dxa"/>
-              <w:right w:w="120" w:type="dxa"/>
-            </w:tcMar>
-            <w:vAlign w:val="center"/>
-          </w:tcPr>
-          <w:p>
-            <w:pPr>
-              <w:keepLines/>
-              <w:spacing w:line="330" w:lineRule="exact"/>
-              <w:ind w:firstLine="460"/>
-              <w:jc w:val="left"/>
-            </w:pPr>
-            <w:r>
-              <w:rPr>
-                <w:sz w:val="23"/>
-              </w:rPr>
-              <w:t>属于项目规划假设，需由区域合作渠道逐步验证</w:t>
-            </w:r>
-          </w:p>
-        </w:tc>
-      </w:tr>
-      <w:tr>
-        <w:tblPrEx>
-          <w:tblBorders>
-            <w:top w:val="single" w:color="auto" w:sz="4" w:space="0"/>
-            <w:left w:val="single" w:color="auto" w:sz="4" w:space="0"/>
-            <w:bottom w:val="single" w:color="auto" w:sz="4" w:space="0"/>
-            <w:right w:val="single" w:color="auto" w:sz="4" w:space="0"/>
-            <w:insideH w:val="single" w:color="auto" w:sz="4" w:space="0"/>
-            <w:insideV w:val="single" w:color="auto" w:sz="4" w:space="0"/>
-          </w:tblBorders>
-          <w:tblCellMar>
-            <w:top w:w="0" w:type="dxa"/>
-            <w:left w:w="108" w:type="dxa"/>
-            <w:bottom w:w="0" w:type="dxa"/>
-            <w:right w:w="108" w:type="dxa"/>
-          </w:tblCellMar>
-        </w:tblPrEx>
-        <w:trPr>
-          <w:jc w:val="center"/>
-        </w:trPr>
-        <w:tc>
-          <w:tcPr>
-            <w:tcW w:w="1332" w:type="dxa"/>
-            <w:tcMar>
-              <w:top w:w="100" w:type="dxa"/>
-              <w:left w:w="120" w:type="dxa"/>
-              <w:bottom w:w="100" w:type="dxa"/>
-              <w:right w:w="120" w:type="dxa"/>
-            </w:tcMar>
-            <w:vAlign w:val="center"/>
-          </w:tcPr>
-          <w:p>
-            <w:pPr>
-              <w:keepLines/>
-              <w:spacing w:line="330" w:lineRule="exact"/>
-              <w:ind w:firstLine="460"/>
-              <w:jc w:val="center"/>
-            </w:pPr>
-            <w:r>
-              <w:rPr>
-                <w:sz w:val="23"/>
-              </w:rPr>
-              <w:t>三年可获得市场（SOM）</w:t>
-            </w:r>
-          </w:p>
-        </w:tc>
-        <w:tc>
-          <w:tcPr>
-            <w:tcW w:w="2514" w:type="dxa"/>
-            <w:tcMar>
-              <w:top w:w="100" w:type="dxa"/>
-              <w:left w:w="120" w:type="dxa"/>
-              <w:bottom w:w="100" w:type="dxa"/>
-              <w:right w:w="120" w:type="dxa"/>
-            </w:tcMar>
-            <w:vAlign w:val="center"/>
-          </w:tcPr>
-          <w:p>
-            <w:pPr>
-              <w:keepLines/>
-              <w:spacing w:line="330" w:lineRule="exact"/>
-              <w:ind w:firstLine="460"/>
-              <w:jc w:val="left"/>
-            </w:pPr>
-            <w:r>
-              <w:rPr>
-                <w:sz w:val="23"/>
-              </w:rPr>
-              <w:t>付费SaaS客户与私有化部署客户</w:t>
-            </w:r>
-          </w:p>
-        </w:tc>
-        <w:tc>
-          <w:tcPr>
-            <w:tcW w:w="1870" w:type="dxa"/>
-            <w:tcMar>
-              <w:top w:w="100" w:type="dxa"/>
-              <w:left w:w="120" w:type="dxa"/>
-              <w:bottom w:w="100" w:type="dxa"/>
-              <w:right w:w="120" w:type="dxa"/>
-            </w:tcMar>
-            <w:vAlign w:val="center"/>
-          </w:tcPr>
-          <w:p>
-            <w:pPr>
-              <w:keepLines/>
-              <w:spacing w:line="330" w:lineRule="exact"/>
-              <w:ind w:firstLine="460"/>
-              <w:jc w:val="left"/>
-            </w:pPr>
-            <w:r>
-              <w:rPr>
-                <w:sz w:val="23"/>
-              </w:rPr>
-              <w:t>200家SaaS客户、15个私有化项目</w:t>
-            </w:r>
-          </w:p>
-        </w:tc>
-        <w:tc>
-          <w:tcPr>
-            <w:tcW w:w="3004" w:type="dxa"/>
-            <w:tcMar>
-              <w:top w:w="100" w:type="dxa"/>
-              <w:left w:w="120" w:type="dxa"/>
-              <w:bottom w:w="100" w:type="dxa"/>
-              <w:right w:w="120" w:type="dxa"/>
-            </w:tcMar>
-            <w:vAlign w:val="center"/>
-          </w:tcPr>
-          <w:p>
-            <w:pPr>
-              <w:keepLines/>
-              <w:spacing w:line="330" w:lineRule="exact"/>
-              <w:ind w:firstLine="460"/>
-              <w:jc w:val="left"/>
-            </w:pPr>
-            <w:r>
-              <w:rPr>
-                <w:sz w:val="23"/>
-              </w:rPr>
-              <w:t>对SAM的覆盖比例低于0.4%，按团队交付能力审慎设置</w:t>
-            </w:r>
-          </w:p>
-        </w:tc>
-      </w:tr>
-      <w:tr>
-        <w:tblPrEx>
-          <w:tblBorders>
-            <w:top w:val="single" w:color="auto" w:sz="4" w:space="0"/>
-            <w:left w:val="single" w:color="auto" w:sz="4" w:space="0"/>
-            <w:bottom w:val="single" w:color="auto" w:sz="4" w:space="0"/>
-            <w:right w:val="single" w:color="auto" w:sz="4" w:space="0"/>
-            <w:insideH w:val="single" w:color="auto" w:sz="4" w:space="0"/>
-            <w:insideV w:val="single" w:color="auto" w:sz="4" w:space="0"/>
-          </w:tblBorders>
-          <w:tblCellMar>
-            <w:top w:w="0" w:type="dxa"/>
-            <w:left w:w="108" w:type="dxa"/>
-            <w:bottom w:w="0" w:type="dxa"/>
-            <w:right w:w="108" w:type="dxa"/>
-          </w:tblCellMar>
-        </w:tblPrEx>
-        <w:trPr>
-          <w:jc w:val="center"/>
-        </w:trPr>
-        <w:tc>
-          <w:tcPr>
-            <w:tcW w:w="1332" w:type="dxa"/>
-            <w:tcMar>
-              <w:top w:w="100" w:type="dxa"/>
-              <w:left w:w="120" w:type="dxa"/>
-              <w:bottom w:w="100" w:type="dxa"/>
-              <w:right w:w="120" w:type="dxa"/>
-            </w:tcMar>
-            <w:vAlign w:val="center"/>
-          </w:tcPr>
-          <w:p>
-            <w:pPr>
-              <w:keepLines/>
-              <w:spacing w:line="330" w:lineRule="exact"/>
-              <w:ind w:firstLine="460"/>
-              <w:jc w:val="center"/>
-            </w:pPr>
-            <w:r>
-              <w:rPr>
-                <w:sz w:val="23"/>
-              </w:rPr>
-              <w:t>三年收入目标</w:t>
-            </w:r>
-          </w:p>
-        </w:tc>
-        <w:tc>
-          <w:tcPr>
-            <w:tcW w:w="2514" w:type="dxa"/>
-            <w:tcMar>
-              <w:top w:w="100" w:type="dxa"/>
-              <w:left w:w="120" w:type="dxa"/>
-              <w:bottom w:w="100" w:type="dxa"/>
-              <w:right w:w="120" w:type="dxa"/>
-            </w:tcMar>
-            <w:vAlign w:val="center"/>
-          </w:tcPr>
-          <w:p>
-            <w:pPr>
-              <w:keepLines/>
-              <w:spacing w:line="330" w:lineRule="exact"/>
-              <w:ind w:firstLine="460"/>
-              <w:jc w:val="center"/>
-            </w:pPr>
-            <w:r>
-              <w:rPr>
-                <w:sz w:val="23"/>
-              </w:rPr>
-              <w:t>订阅、部署和知识服务合计</w:t>
-            </w:r>
-          </w:p>
-        </w:tc>
-        <w:tc>
-          <w:tcPr>
-            <w:tcW w:w="1870" w:type="dxa"/>
-            <w:tcMar>
-              <w:top w:w="100" w:type="dxa"/>
-              <w:left w:w="120" w:type="dxa"/>
-              <w:bottom w:w="100" w:type="dxa"/>
-              <w:right w:w="120" w:type="dxa"/>
-            </w:tcMar>
-            <w:vAlign w:val="center"/>
-          </w:tcPr>
-          <w:p>
-            <w:pPr>
-              <w:keepLines/>
-              <w:spacing w:line="330" w:lineRule="exact"/>
-              <w:ind w:firstLine="460"/>
-              <w:jc w:val="center"/>
-            </w:pPr>
-            <w:r>
-              <w:rPr>
-                <w:sz w:val="23"/>
-              </w:rPr>
-              <w:t>590万元</w:t>
-            </w:r>
-          </w:p>
-        </w:tc>
-        <w:tc>
-          <w:tcPr>
-            <w:tcW w:w="3004" w:type="dxa"/>
-            <w:tcMar>
-              <w:top w:w="100" w:type="dxa"/>
-              <w:left w:w="120" w:type="dxa"/>
-              <w:bottom w:w="100" w:type="dxa"/>
-              <w:right w:w="120" w:type="dxa"/>
-            </w:tcMar>
-            <w:vAlign w:val="center"/>
-          </w:tcPr>
-          <w:p>
-            <w:pPr>
-              <w:keepLines/>
-              <w:spacing w:line="330" w:lineRule="exact"/>
-              <w:ind w:firstLine="460"/>
-              <w:jc w:val="left"/>
-            </w:pPr>
-            <w:r>
-              <w:rPr>
-                <w:sz w:val="23"/>
-              </w:rPr>
-              <w:t>属于预测值，不代表已实现收入</w:t>
-            </w:r>
-          </w:p>
-        </w:tc>
-      </w:tr>
-    </w:tbl>
-    <w:p>
-      <w:pPr>
-        <w:spacing w:after="40" w:line="160" w:lineRule="exact"/>
-      </w:pPr>
-    </w:p>
-    <w:p>
-      <w:r>
-        <w:t>这一测算没有直接引用商业研究机构的大口径“智慧农业市场规模”，而是从可识别经营主体数量、项目定价和团队交付能力出发，避免把硬件、农机、遥感和软件等不同市场简单相加。正式试点后将以线索转化率、试用激活率、客单价和续费率更新测算。</w:t>
-      </w:r>
-    </w:p>
+        <w:t>竞品分析</w:t>
+      </w:r>
+    </w:p>
+    <w:p>
+      <w:pPr>
+        <w:pStyle w:val="28"/>
+        <w:keepNext w:val="0"/>
+        <w:keepLines w:val="0"/>
+        <w:pageBreakBefore w:val="0"/>
+        <w:widowControl/>
+        <w:suppressLineNumbers w:val="0"/>
+        <w:kinsoku/>
+        <w:wordWrap/>
+        <w:overflowPunct/>
+        <w:topLinePunct w:val="0"/>
+        <w:autoSpaceDE/>
+        <w:autoSpaceDN/>
+        <w:bidi w:val="0"/>
+        <w:adjustRightInd/>
+        <w:snapToGrid w:val="0"/>
+        <w:spacing w:beforeAutospacing="0" w:afterAutospacing="0"/>
+        <w:textAlignment w:val="auto"/>
+      </w:pPr>
+      <w:r>
+        <w:t>当前竞品主要包括极飞等智能装备企业、托普云农等智慧农业综合服务商、通用大模型、通用AI视频工具以及传统农技服务。智能装备和综合项目型方案生产管理能力较强，但硬件投入和定制成本相对较高；通用大模型使用便捷，但缺少农场上下文和农业知识依据；通用AI视频工具具备文生、图生视频能力，但需要用户自行提炼农产品卖点和设计营销内容。</w:t>
+      </w:r>
+    </w:p>
+    <w:p>
+      <w:pPr>
+        <w:pStyle w:val="28"/>
+        <w:keepNext w:val="0"/>
+        <w:keepLines w:val="0"/>
+        <w:pageBreakBefore w:val="0"/>
+        <w:widowControl/>
+        <w:suppressLineNumbers w:val="0"/>
+        <w:kinsoku/>
+        <w:wordWrap/>
+        <w:overflowPunct/>
+        <w:topLinePunct w:val="0"/>
+        <w:autoSpaceDE/>
+        <w:autoSpaceDN/>
+        <w:bidi w:val="0"/>
+        <w:adjustRightInd/>
+        <w:snapToGrid w:val="0"/>
+        <w:spacing w:beforeAutospacing="0" w:afterAutospacing="0"/>
+        <w:textAlignment w:val="auto"/>
+      </w:pPr>
+      <w:r>
+        <w:t>本项目不直接竞争农业硬件或视频基础模型，而是定位于面向中小农业经营主体的轻量化智能服务平台，将农业知识、农场档案、市场分析和AI短视频广告生成整合起来，形成“帮助作物种得好、产品卖得出、经营赚得到”的差异化竞争优势。</w:t>
+      </w:r>
+    </w:p>
+    <w:p/>
     <w:p>
       <w:pPr>
         <w:keepNext/>
@@ -5975,3260 +5328,344 @@
     </w:p>
     <w:p>
       <w:pPr>
-        <w:pStyle w:val="3"/>
-        <w:spacing w:before="165"/>
-      </w:pPr>
-      <w:bookmarkStart w:id="15" w:name="_Toc3519"/>
-      <w:r>
-        <w:t>4. 客户痛点与采购逻辑</w:t>
-      </w:r>
-      <w:bookmarkEnd w:id="15"/>
-    </w:p>
-    <w:p>
-      <w:pPr>
-        <w:keepNext/>
-        <w:keepLines/>
-        <w:spacing w:before="160" w:after="120"/>
-        <w:ind w:firstLine="480"/>
-        <w:jc w:val="center"/>
-      </w:pPr>
-      <w:r>
-        <w:rPr>
-          <w:rFonts w:eastAsia="黑体"/>
-          <w:color w:val="0B3558"/>
-          <w:sz w:val="24"/>
-        </w:rPr>
-        <w:t>表4.2  核心客户需求分析</w:t>
-      </w:r>
-    </w:p>
-    <w:tbl>
-      <w:tblPr>
-        <w:tblStyle w:val="32"/>
-        <w:tblW w:w="8720" w:type="dxa"/>
-        <w:jc w:val="center"/>
-        <w:tblBorders>
-          <w:top w:val="single" w:color="auto" w:sz="4" w:space="0"/>
-          <w:left w:val="single" w:color="auto" w:sz="4" w:space="0"/>
-          <w:bottom w:val="single" w:color="auto" w:sz="4" w:space="0"/>
-          <w:right w:val="single" w:color="auto" w:sz="4" w:space="0"/>
-          <w:insideH w:val="single" w:color="auto" w:sz="4" w:space="0"/>
-          <w:insideV w:val="single" w:color="auto" w:sz="4" w:space="0"/>
-        </w:tblBorders>
-        <w:tblLayout w:type="fixed"/>
-        <w:tblCellMar>
-          <w:top w:w="0" w:type="dxa"/>
-          <w:left w:w="108" w:type="dxa"/>
-          <w:bottom w:w="0" w:type="dxa"/>
-          <w:right w:w="108" w:type="dxa"/>
-        </w:tblCellMar>
-      </w:tblPr>
-      <w:tblGrid>
-        <w:gridCol w:w="981"/>
-        <w:gridCol w:w="2944"/>
-        <w:gridCol w:w="2523"/>
-        <w:gridCol w:w="2272"/>
-      </w:tblGrid>
-      <w:tr>
-        <w:tblPrEx>
-          <w:tblBorders>
-            <w:top w:val="single" w:color="auto" w:sz="4" w:space="0"/>
-            <w:left w:val="single" w:color="auto" w:sz="4" w:space="0"/>
-            <w:bottom w:val="single" w:color="auto" w:sz="4" w:space="0"/>
-            <w:right w:val="single" w:color="auto" w:sz="4" w:space="0"/>
-            <w:insideH w:val="single" w:color="auto" w:sz="4" w:space="0"/>
-            <w:insideV w:val="single" w:color="auto" w:sz="4" w:space="0"/>
-          </w:tblBorders>
-          <w:tblCellMar>
-            <w:top w:w="0" w:type="dxa"/>
-            <w:left w:w="108" w:type="dxa"/>
-            <w:bottom w:w="0" w:type="dxa"/>
-            <w:right w:w="108" w:type="dxa"/>
-          </w:tblCellMar>
-        </w:tblPrEx>
-        <w:trPr>
-          <w:tblHeader/>
-          <w:jc w:val="center"/>
-        </w:trPr>
-        <w:tc>
-          <w:tcPr>
-            <w:tcW w:w="981" w:type="dxa"/>
-            <w:shd w:val="clear" w:color="auto" w:fill="DCEAF0"/>
-            <w:tcMar>
-              <w:top w:w="100" w:type="dxa"/>
-              <w:left w:w="120" w:type="dxa"/>
-              <w:bottom w:w="100" w:type="dxa"/>
-              <w:right w:w="120" w:type="dxa"/>
-            </w:tcMar>
-            <w:vAlign w:val="center"/>
-          </w:tcPr>
-          <w:p>
-            <w:pPr>
-              <w:keepLines/>
-              <w:spacing w:line="330" w:lineRule="exact"/>
-              <w:ind w:firstLine="462"/>
-              <w:jc w:val="center"/>
-            </w:pPr>
-            <w:r>
-              <w:rPr>
-                <w:b/>
-                <w:color w:val="0B3558"/>
-                <w:sz w:val="23"/>
-              </w:rPr>
-              <w:t>客户类型</w:t>
-            </w:r>
-          </w:p>
-        </w:tc>
-        <w:tc>
-          <w:tcPr>
-            <w:tcW w:w="2944" w:type="dxa"/>
-            <w:shd w:val="clear" w:color="auto" w:fill="DCEAF0"/>
-            <w:tcMar>
-              <w:top w:w="100" w:type="dxa"/>
-              <w:left w:w="120" w:type="dxa"/>
-              <w:bottom w:w="100" w:type="dxa"/>
-              <w:right w:w="120" w:type="dxa"/>
-            </w:tcMar>
-            <w:vAlign w:val="center"/>
-          </w:tcPr>
-          <w:p>
-            <w:pPr>
-              <w:keepLines/>
-              <w:spacing w:line="330" w:lineRule="exact"/>
-              <w:ind w:firstLine="462"/>
-              <w:jc w:val="center"/>
-            </w:pPr>
-            <w:r>
-              <w:rPr>
-                <w:b/>
-                <w:color w:val="0B3558"/>
-                <w:sz w:val="23"/>
-              </w:rPr>
-              <w:t>主要痛点</w:t>
-            </w:r>
-          </w:p>
-        </w:tc>
-        <w:tc>
-          <w:tcPr>
-            <w:tcW w:w="2523" w:type="dxa"/>
-            <w:shd w:val="clear" w:color="auto" w:fill="DCEAF0"/>
-            <w:tcMar>
-              <w:top w:w="100" w:type="dxa"/>
-              <w:left w:w="120" w:type="dxa"/>
-              <w:bottom w:w="100" w:type="dxa"/>
-              <w:right w:w="120" w:type="dxa"/>
-            </w:tcMar>
-            <w:vAlign w:val="center"/>
-          </w:tcPr>
-          <w:p>
-            <w:pPr>
-              <w:keepLines/>
-              <w:spacing w:line="330" w:lineRule="exact"/>
-              <w:ind w:firstLine="462"/>
-              <w:jc w:val="center"/>
-            </w:pPr>
-            <w:r>
-              <w:rPr>
-                <w:b/>
-                <w:color w:val="0B3558"/>
-                <w:sz w:val="23"/>
-              </w:rPr>
-              <w:t>决策关注点</w:t>
-            </w:r>
-          </w:p>
-        </w:tc>
-        <w:tc>
-          <w:tcPr>
-            <w:tcW w:w="2272" w:type="dxa"/>
-            <w:shd w:val="clear" w:color="auto" w:fill="DCEAF0"/>
-            <w:tcMar>
-              <w:top w:w="100" w:type="dxa"/>
-              <w:left w:w="120" w:type="dxa"/>
-              <w:bottom w:w="100" w:type="dxa"/>
-              <w:right w:w="120" w:type="dxa"/>
-            </w:tcMar>
-            <w:vAlign w:val="center"/>
-          </w:tcPr>
-          <w:p>
-            <w:pPr>
-              <w:keepLines/>
-              <w:spacing w:line="330" w:lineRule="exact"/>
-              <w:ind w:firstLine="462"/>
-              <w:jc w:val="center"/>
-            </w:pPr>
-            <w:r>
-              <w:rPr>
-                <w:b/>
-                <w:color w:val="0B3558"/>
-                <w:sz w:val="23"/>
-              </w:rPr>
-              <w:t>项目切入产品</w:t>
-            </w:r>
-          </w:p>
-        </w:tc>
-      </w:tr>
-      <w:tr>
-        <w:tblPrEx>
-          <w:tblBorders>
-            <w:top w:val="single" w:color="auto" w:sz="4" w:space="0"/>
-            <w:left w:val="single" w:color="auto" w:sz="4" w:space="0"/>
-            <w:bottom w:val="single" w:color="auto" w:sz="4" w:space="0"/>
-            <w:right w:val="single" w:color="auto" w:sz="4" w:space="0"/>
-            <w:insideH w:val="single" w:color="auto" w:sz="4" w:space="0"/>
-            <w:insideV w:val="single" w:color="auto" w:sz="4" w:space="0"/>
-          </w:tblBorders>
-          <w:tblCellMar>
-            <w:top w:w="0" w:type="dxa"/>
-            <w:left w:w="108" w:type="dxa"/>
-            <w:bottom w:w="0" w:type="dxa"/>
-            <w:right w:w="108" w:type="dxa"/>
-          </w:tblCellMar>
-        </w:tblPrEx>
-        <w:trPr>
-          <w:jc w:val="center"/>
-        </w:trPr>
-        <w:tc>
-          <w:tcPr>
-            <w:tcW w:w="981" w:type="dxa"/>
-            <w:tcMar>
-              <w:top w:w="100" w:type="dxa"/>
-              <w:left w:w="120" w:type="dxa"/>
-              <w:bottom w:w="100" w:type="dxa"/>
-              <w:right w:w="120" w:type="dxa"/>
-            </w:tcMar>
-            <w:vAlign w:val="center"/>
-          </w:tcPr>
-          <w:p>
-            <w:pPr>
-              <w:keepLines/>
-              <w:spacing w:line="330" w:lineRule="exact"/>
-              <w:ind w:firstLine="460"/>
-              <w:jc w:val="center"/>
-            </w:pPr>
-            <w:r>
-              <w:rPr>
-                <w:sz w:val="23"/>
-              </w:rPr>
-              <w:t>中小农场</w:t>
-            </w:r>
-          </w:p>
-        </w:tc>
-        <w:tc>
-          <w:tcPr>
-            <w:tcW w:w="2944" w:type="dxa"/>
-            <w:tcMar>
-              <w:top w:w="100" w:type="dxa"/>
-              <w:left w:w="120" w:type="dxa"/>
-              <w:bottom w:w="100" w:type="dxa"/>
-              <w:right w:w="120" w:type="dxa"/>
-            </w:tcMar>
-            <w:vAlign w:val="center"/>
-          </w:tcPr>
-          <w:p>
-            <w:pPr>
-              <w:keepLines/>
-              <w:spacing w:line="330" w:lineRule="exact"/>
-              <w:ind w:firstLine="460"/>
-              <w:jc w:val="left"/>
-            </w:pPr>
-            <w:r>
-              <w:rPr>
-                <w:sz w:val="23"/>
-              </w:rPr>
-              <w:t>管理信息分散、缺少及时咨询、软件投入敏感</w:t>
-            </w:r>
-          </w:p>
-        </w:tc>
-        <w:tc>
-          <w:tcPr>
-            <w:tcW w:w="2523" w:type="dxa"/>
-            <w:tcMar>
-              <w:top w:w="100" w:type="dxa"/>
-              <w:left w:w="120" w:type="dxa"/>
-              <w:bottom w:w="100" w:type="dxa"/>
-              <w:right w:w="120" w:type="dxa"/>
-            </w:tcMar>
-            <w:vAlign w:val="center"/>
-          </w:tcPr>
-          <w:p>
-            <w:pPr>
-              <w:keepLines/>
-              <w:spacing w:line="330" w:lineRule="exact"/>
-              <w:ind w:firstLine="460"/>
-              <w:jc w:val="left"/>
-            </w:pPr>
-            <w:r>
-              <w:rPr>
-                <w:sz w:val="23"/>
-              </w:rPr>
-              <w:t>简单易用、低成本、建议能结合本场情况</w:t>
-            </w:r>
-          </w:p>
-        </w:tc>
-        <w:tc>
-          <w:tcPr>
-            <w:tcW w:w="2272" w:type="dxa"/>
-            <w:tcMar>
-              <w:top w:w="100" w:type="dxa"/>
-              <w:left w:w="120" w:type="dxa"/>
-              <w:bottom w:w="100" w:type="dxa"/>
-              <w:right w:w="120" w:type="dxa"/>
-            </w:tcMar>
-            <w:vAlign w:val="center"/>
-          </w:tcPr>
-          <w:p>
-            <w:pPr>
-              <w:keepLines/>
-              <w:spacing w:line="330" w:lineRule="exact"/>
-              <w:ind w:firstLine="460"/>
-              <w:jc w:val="left"/>
-            </w:pPr>
-            <w:r>
-              <w:rPr>
-                <w:sz w:val="23"/>
-              </w:rPr>
-              <w:t>专业版SaaS、农场档案、天气与问答</w:t>
-            </w:r>
-          </w:p>
-        </w:tc>
-      </w:tr>
-      <w:tr>
-        <w:tblPrEx>
-          <w:tblBorders>
-            <w:top w:val="single" w:color="auto" w:sz="4" w:space="0"/>
-            <w:left w:val="single" w:color="auto" w:sz="4" w:space="0"/>
-            <w:bottom w:val="single" w:color="auto" w:sz="4" w:space="0"/>
-            <w:right w:val="single" w:color="auto" w:sz="4" w:space="0"/>
-            <w:insideH w:val="single" w:color="auto" w:sz="4" w:space="0"/>
-            <w:insideV w:val="single" w:color="auto" w:sz="4" w:space="0"/>
-          </w:tblBorders>
-          <w:tblCellMar>
-            <w:top w:w="0" w:type="dxa"/>
-            <w:left w:w="108" w:type="dxa"/>
-            <w:bottom w:w="0" w:type="dxa"/>
-            <w:right w:w="108" w:type="dxa"/>
-          </w:tblCellMar>
-        </w:tblPrEx>
-        <w:trPr>
-          <w:jc w:val="center"/>
-        </w:trPr>
-        <w:tc>
-          <w:tcPr>
-            <w:tcW w:w="981" w:type="dxa"/>
-            <w:tcMar>
-              <w:top w:w="100" w:type="dxa"/>
-              <w:left w:w="120" w:type="dxa"/>
-              <w:bottom w:w="100" w:type="dxa"/>
-              <w:right w:w="120" w:type="dxa"/>
-            </w:tcMar>
-            <w:vAlign w:val="center"/>
-          </w:tcPr>
-          <w:p>
-            <w:pPr>
-              <w:keepLines/>
-              <w:spacing w:line="330" w:lineRule="exact"/>
-              <w:ind w:firstLine="460"/>
-              <w:jc w:val="center"/>
-            </w:pPr>
-            <w:r>
-              <w:rPr>
-                <w:sz w:val="23"/>
-              </w:rPr>
-              <w:t>农民合作社</w:t>
-            </w:r>
-          </w:p>
-        </w:tc>
-        <w:tc>
-          <w:tcPr>
-            <w:tcW w:w="2944" w:type="dxa"/>
-            <w:tcMar>
-              <w:top w:w="100" w:type="dxa"/>
-              <w:left w:w="120" w:type="dxa"/>
-              <w:bottom w:w="100" w:type="dxa"/>
-              <w:right w:w="120" w:type="dxa"/>
-            </w:tcMar>
-            <w:vAlign w:val="center"/>
-          </w:tcPr>
-          <w:p>
-            <w:pPr>
-              <w:keepLines/>
-              <w:spacing w:line="330" w:lineRule="exact"/>
-              <w:ind w:firstLine="460"/>
-              <w:jc w:val="left"/>
-            </w:pPr>
-            <w:r>
-              <w:rPr>
-                <w:sz w:val="23"/>
-              </w:rPr>
-              <w:t>成员问题重复、服务口径不统一、知识依赖个人</w:t>
-            </w:r>
-          </w:p>
-        </w:tc>
-        <w:tc>
-          <w:tcPr>
-            <w:tcW w:w="2523" w:type="dxa"/>
-            <w:tcMar>
-              <w:top w:w="100" w:type="dxa"/>
-              <w:left w:w="120" w:type="dxa"/>
-              <w:bottom w:w="100" w:type="dxa"/>
-              <w:right w:w="120" w:type="dxa"/>
-            </w:tcMar>
-            <w:vAlign w:val="center"/>
-          </w:tcPr>
-          <w:p>
-            <w:pPr>
-              <w:keepLines/>
-              <w:spacing w:line="330" w:lineRule="exact"/>
-              <w:ind w:firstLine="460"/>
-              <w:jc w:val="left"/>
-            </w:pPr>
-            <w:r>
-              <w:rPr>
-                <w:sz w:val="23"/>
-              </w:rPr>
-              <w:t>多用户管理、自有知识库、可复制服务</w:t>
-            </w:r>
-          </w:p>
-        </w:tc>
-        <w:tc>
-          <w:tcPr>
-            <w:tcW w:w="2272" w:type="dxa"/>
-            <w:tcMar>
-              <w:top w:w="100" w:type="dxa"/>
-              <w:left w:w="120" w:type="dxa"/>
-              <w:bottom w:w="100" w:type="dxa"/>
-              <w:right w:w="120" w:type="dxa"/>
-            </w:tcMar>
-            <w:vAlign w:val="center"/>
-          </w:tcPr>
-          <w:p>
-            <w:pPr>
-              <w:keepLines/>
-              <w:spacing w:line="330" w:lineRule="exact"/>
-              <w:ind w:firstLine="460"/>
-              <w:jc w:val="left"/>
-            </w:pPr>
-            <w:r>
-              <w:rPr>
-                <w:sz w:val="23"/>
-              </w:rPr>
-              <w:t>机构SaaS、知识库、运营看板</w:t>
-            </w:r>
-          </w:p>
-        </w:tc>
-      </w:tr>
-      <w:tr>
-        <w:tblPrEx>
-          <w:tblBorders>
-            <w:top w:val="single" w:color="auto" w:sz="4" w:space="0"/>
-            <w:left w:val="single" w:color="auto" w:sz="4" w:space="0"/>
-            <w:bottom w:val="single" w:color="auto" w:sz="4" w:space="0"/>
-            <w:right w:val="single" w:color="auto" w:sz="4" w:space="0"/>
-            <w:insideH w:val="single" w:color="auto" w:sz="4" w:space="0"/>
-            <w:insideV w:val="single" w:color="auto" w:sz="4" w:space="0"/>
-          </w:tblBorders>
-          <w:tblCellMar>
-            <w:top w:w="0" w:type="dxa"/>
-            <w:left w:w="108" w:type="dxa"/>
-            <w:bottom w:w="0" w:type="dxa"/>
-            <w:right w:w="108" w:type="dxa"/>
-          </w:tblCellMar>
-        </w:tblPrEx>
-        <w:trPr>
-          <w:jc w:val="center"/>
-        </w:trPr>
-        <w:tc>
-          <w:tcPr>
-            <w:tcW w:w="981" w:type="dxa"/>
-            <w:tcMar>
-              <w:top w:w="100" w:type="dxa"/>
-              <w:left w:w="120" w:type="dxa"/>
-              <w:bottom w:w="100" w:type="dxa"/>
-              <w:right w:w="120" w:type="dxa"/>
-            </w:tcMar>
-            <w:vAlign w:val="center"/>
-          </w:tcPr>
-          <w:p>
-            <w:pPr>
-              <w:keepLines/>
-              <w:spacing w:line="330" w:lineRule="exact"/>
-              <w:ind w:firstLine="460"/>
-              <w:jc w:val="center"/>
-            </w:pPr>
-            <w:r>
-              <w:rPr>
-                <w:sz w:val="23"/>
-              </w:rPr>
-              <w:t>农事服务中心</w:t>
-            </w:r>
-          </w:p>
-        </w:tc>
-        <w:tc>
-          <w:tcPr>
-            <w:tcW w:w="2944" w:type="dxa"/>
-            <w:tcMar>
-              <w:top w:w="100" w:type="dxa"/>
-              <w:left w:w="120" w:type="dxa"/>
-              <w:bottom w:w="100" w:type="dxa"/>
-              <w:right w:w="120" w:type="dxa"/>
-            </w:tcMar>
-            <w:vAlign w:val="center"/>
-          </w:tcPr>
-          <w:p>
-            <w:pPr>
-              <w:keepLines/>
-              <w:spacing w:line="330" w:lineRule="exact"/>
-              <w:ind w:firstLine="460"/>
-              <w:jc w:val="left"/>
-            </w:pPr>
-            <w:r>
-              <w:rPr>
-                <w:sz w:val="23"/>
-              </w:rPr>
-              <w:t>服务对象多、问题跨度大、需要形成服务记录</w:t>
-            </w:r>
-          </w:p>
-        </w:tc>
-        <w:tc>
-          <w:tcPr>
-            <w:tcW w:w="2523" w:type="dxa"/>
-            <w:tcMar>
-              <w:top w:w="100" w:type="dxa"/>
-              <w:left w:w="120" w:type="dxa"/>
-              <w:bottom w:w="100" w:type="dxa"/>
-              <w:right w:w="120" w:type="dxa"/>
-            </w:tcMar>
-            <w:vAlign w:val="center"/>
-          </w:tcPr>
-          <w:p>
-            <w:pPr>
-              <w:keepLines/>
-              <w:spacing w:line="330" w:lineRule="exact"/>
-              <w:ind w:firstLine="460"/>
-              <w:jc w:val="left"/>
-            </w:pPr>
-            <w:r>
-              <w:rPr>
-                <w:sz w:val="23"/>
-              </w:rPr>
-              <w:t>交付效率、流程配置、区域适配</w:t>
-            </w:r>
-          </w:p>
-        </w:tc>
-        <w:tc>
-          <w:tcPr>
-            <w:tcW w:w="2272" w:type="dxa"/>
-            <w:tcMar>
-              <w:top w:w="100" w:type="dxa"/>
-              <w:left w:w="120" w:type="dxa"/>
-              <w:bottom w:w="100" w:type="dxa"/>
-              <w:right w:w="120" w:type="dxa"/>
-            </w:tcMar>
-            <w:vAlign w:val="center"/>
-          </w:tcPr>
-          <w:p>
-            <w:pPr>
-              <w:keepLines/>
-              <w:spacing w:line="330" w:lineRule="exact"/>
-              <w:ind w:firstLine="460"/>
-              <w:jc w:val="left"/>
-            </w:pPr>
-            <w:r>
-              <w:rPr>
-                <w:sz w:val="23"/>
-              </w:rPr>
-              <w:t>私有化部署、Skill定制、培训服务</w:t>
-            </w:r>
-          </w:p>
-        </w:tc>
-      </w:tr>
-      <w:tr>
-        <w:tblPrEx>
-          <w:tblBorders>
-            <w:top w:val="single" w:color="auto" w:sz="4" w:space="0"/>
-            <w:left w:val="single" w:color="auto" w:sz="4" w:space="0"/>
-            <w:bottom w:val="single" w:color="auto" w:sz="4" w:space="0"/>
-            <w:right w:val="single" w:color="auto" w:sz="4" w:space="0"/>
-            <w:insideH w:val="single" w:color="auto" w:sz="4" w:space="0"/>
-            <w:insideV w:val="single" w:color="auto" w:sz="4" w:space="0"/>
-          </w:tblBorders>
-          <w:tblCellMar>
-            <w:top w:w="0" w:type="dxa"/>
-            <w:left w:w="108" w:type="dxa"/>
-            <w:bottom w:w="0" w:type="dxa"/>
-            <w:right w:w="108" w:type="dxa"/>
-          </w:tblCellMar>
-        </w:tblPrEx>
-        <w:trPr>
-          <w:jc w:val="center"/>
-        </w:trPr>
-        <w:tc>
-          <w:tcPr>
-            <w:tcW w:w="981" w:type="dxa"/>
-            <w:tcMar>
-              <w:top w:w="100" w:type="dxa"/>
-              <w:left w:w="120" w:type="dxa"/>
-              <w:bottom w:w="100" w:type="dxa"/>
-              <w:right w:w="120" w:type="dxa"/>
-            </w:tcMar>
-            <w:vAlign w:val="center"/>
-          </w:tcPr>
-          <w:p>
-            <w:pPr>
-              <w:keepLines/>
-              <w:spacing w:line="330" w:lineRule="exact"/>
-              <w:ind w:firstLine="460"/>
-              <w:jc w:val="center"/>
-            </w:pPr>
-            <w:r>
-              <w:rPr>
-                <w:sz w:val="23"/>
-              </w:rPr>
-              <w:t>农业企业</w:t>
-            </w:r>
-          </w:p>
-        </w:tc>
-        <w:tc>
-          <w:tcPr>
-            <w:tcW w:w="2944" w:type="dxa"/>
-            <w:tcMar>
-              <w:top w:w="100" w:type="dxa"/>
-              <w:left w:w="120" w:type="dxa"/>
-              <w:bottom w:w="100" w:type="dxa"/>
-              <w:right w:w="120" w:type="dxa"/>
-            </w:tcMar>
-            <w:vAlign w:val="center"/>
-          </w:tcPr>
-          <w:p>
-            <w:pPr>
-              <w:keepLines/>
-              <w:spacing w:line="330" w:lineRule="exact"/>
-              <w:ind w:firstLine="460"/>
-              <w:jc w:val="left"/>
-            </w:pPr>
-            <w:r>
-              <w:rPr>
-                <w:sz w:val="23"/>
-              </w:rPr>
-              <w:t>需要生产协同、经销商赋能或客户服务工具</w:t>
-            </w:r>
-          </w:p>
-        </w:tc>
-        <w:tc>
-          <w:tcPr>
-            <w:tcW w:w="2523" w:type="dxa"/>
-            <w:tcMar>
-              <w:top w:w="100" w:type="dxa"/>
-              <w:left w:w="120" w:type="dxa"/>
-              <w:bottom w:w="100" w:type="dxa"/>
-              <w:right w:w="120" w:type="dxa"/>
-            </w:tcMar>
-            <w:vAlign w:val="center"/>
-          </w:tcPr>
-          <w:p>
-            <w:pPr>
-              <w:keepLines/>
-              <w:spacing w:line="330" w:lineRule="exact"/>
-              <w:ind w:firstLine="460"/>
-              <w:jc w:val="left"/>
-            </w:pPr>
-            <w:r>
-              <w:rPr>
-                <w:sz w:val="23"/>
-              </w:rPr>
-              <w:t>数据安全、系统集成、可维护性</w:t>
-            </w:r>
-          </w:p>
-        </w:tc>
-        <w:tc>
-          <w:tcPr>
-            <w:tcW w:w="2272" w:type="dxa"/>
-            <w:tcMar>
-              <w:top w:w="100" w:type="dxa"/>
-              <w:left w:w="120" w:type="dxa"/>
-              <w:bottom w:w="100" w:type="dxa"/>
-              <w:right w:w="120" w:type="dxa"/>
-            </w:tcMar>
-            <w:vAlign w:val="center"/>
-          </w:tcPr>
-          <w:p>
-            <w:pPr>
-              <w:keepLines/>
-              <w:spacing w:line="330" w:lineRule="exact"/>
-              <w:ind w:firstLine="460"/>
-              <w:jc w:val="center"/>
-            </w:pPr>
-            <w:r>
-              <w:rPr>
-                <w:sz w:val="23"/>
-              </w:rPr>
-              <w:t>API、私有部署、专属知识包</w:t>
-            </w:r>
-          </w:p>
-        </w:tc>
-      </w:tr>
-      <w:tr>
-        <w:tblPrEx>
-          <w:tblBorders>
-            <w:top w:val="single" w:color="auto" w:sz="4" w:space="0"/>
-            <w:left w:val="single" w:color="auto" w:sz="4" w:space="0"/>
-            <w:bottom w:val="single" w:color="auto" w:sz="4" w:space="0"/>
-            <w:right w:val="single" w:color="auto" w:sz="4" w:space="0"/>
-            <w:insideH w:val="single" w:color="auto" w:sz="4" w:space="0"/>
-            <w:insideV w:val="single" w:color="auto" w:sz="4" w:space="0"/>
-          </w:tblBorders>
-          <w:tblCellMar>
-            <w:top w:w="0" w:type="dxa"/>
-            <w:left w:w="108" w:type="dxa"/>
-            <w:bottom w:w="0" w:type="dxa"/>
-            <w:right w:w="108" w:type="dxa"/>
-          </w:tblCellMar>
-        </w:tblPrEx>
-        <w:trPr>
-          <w:jc w:val="center"/>
-        </w:trPr>
-        <w:tc>
-          <w:tcPr>
-            <w:tcW w:w="981" w:type="dxa"/>
-            <w:tcMar>
-              <w:top w:w="100" w:type="dxa"/>
-              <w:left w:w="120" w:type="dxa"/>
-              <w:bottom w:w="100" w:type="dxa"/>
-              <w:right w:w="120" w:type="dxa"/>
-            </w:tcMar>
-            <w:vAlign w:val="center"/>
-          </w:tcPr>
-          <w:p>
-            <w:pPr>
-              <w:keepLines/>
-              <w:spacing w:line="330" w:lineRule="exact"/>
-              <w:ind w:firstLine="460"/>
-              <w:jc w:val="center"/>
-            </w:pPr>
-            <w:r>
-              <w:rPr>
-                <w:sz w:val="23"/>
-              </w:rPr>
-              <w:t>农技推广与高校</w:t>
-            </w:r>
-          </w:p>
-        </w:tc>
-        <w:tc>
-          <w:tcPr>
-            <w:tcW w:w="2944" w:type="dxa"/>
-            <w:tcMar>
-              <w:top w:w="100" w:type="dxa"/>
-              <w:left w:w="120" w:type="dxa"/>
-              <w:bottom w:w="100" w:type="dxa"/>
-              <w:right w:w="120" w:type="dxa"/>
-            </w:tcMar>
-            <w:vAlign w:val="center"/>
-          </w:tcPr>
-          <w:p>
-            <w:pPr>
-              <w:keepLines/>
-              <w:spacing w:line="330" w:lineRule="exact"/>
-              <w:ind w:firstLine="460"/>
-              <w:jc w:val="left"/>
-            </w:pPr>
-            <w:r>
-              <w:rPr>
-                <w:sz w:val="23"/>
-              </w:rPr>
-              <w:t>需要示范、培训和知识传播载体</w:t>
-            </w:r>
-          </w:p>
-        </w:tc>
-        <w:tc>
-          <w:tcPr>
-            <w:tcW w:w="2523" w:type="dxa"/>
-            <w:tcMar>
-              <w:top w:w="100" w:type="dxa"/>
-              <w:left w:w="120" w:type="dxa"/>
-              <w:bottom w:w="100" w:type="dxa"/>
-              <w:right w:w="120" w:type="dxa"/>
-            </w:tcMar>
-            <w:vAlign w:val="center"/>
-          </w:tcPr>
-          <w:p>
-            <w:pPr>
-              <w:keepLines/>
-              <w:spacing w:line="330" w:lineRule="exact"/>
-              <w:ind w:firstLine="460"/>
-              <w:jc w:val="center"/>
-            </w:pPr>
-            <w:r>
-              <w:rPr>
-                <w:sz w:val="23"/>
-              </w:rPr>
-              <w:t>公益性、可解释性、内容审核</w:t>
-            </w:r>
-          </w:p>
-        </w:tc>
-        <w:tc>
-          <w:tcPr>
-            <w:tcW w:w="2272" w:type="dxa"/>
-            <w:tcMar>
-              <w:top w:w="100" w:type="dxa"/>
-              <w:left w:w="120" w:type="dxa"/>
-              <w:bottom w:w="100" w:type="dxa"/>
-              <w:right w:w="120" w:type="dxa"/>
-            </w:tcMar>
-            <w:vAlign w:val="center"/>
-          </w:tcPr>
-          <w:p>
-            <w:pPr>
-              <w:keepLines/>
-              <w:spacing w:line="330" w:lineRule="exact"/>
-              <w:ind w:firstLine="460"/>
-              <w:jc w:val="left"/>
-            </w:pPr>
-            <w:r>
-              <w:rPr>
-                <w:sz w:val="23"/>
-              </w:rPr>
-              <w:t>联合试点、教学版、专家审核工作流</w:t>
-            </w:r>
-          </w:p>
-        </w:tc>
-      </w:tr>
-    </w:tbl>
-    <w:p>
-      <w:pPr>
-        <w:spacing w:after="40" w:line="160" w:lineRule="exact"/>
-      </w:pPr>
-    </w:p>
-    <w:p>
-      <w:pPr>
-        <w:pStyle w:val="3"/>
-        <w:spacing w:before="165"/>
-      </w:pPr>
-      <w:bookmarkStart w:id="16" w:name="_Toc28305"/>
-      <w:r>
-        <w:t>5. 竞争格局</w:t>
-      </w:r>
-      <w:bookmarkEnd w:id="16"/>
-    </w:p>
-    <w:p>
-      <w:r>
-        <w:t>当前竞争供给可分为四类：以极飞等为代表的智能设备与农场自动化方案，优势是感知和执行闭环；以托普云农等为代表的智慧农业综合解决方案，覆盖智能装备、大数据平台和农业AI，适合政府、科研和产业项目；通用大模型产品使用门槛低、语言能力强，但缺少稳定农场档案和受控农业工作流；传统农技服务专业可信，但服务半径和标准化复制能力有限。</w:t>
-      </w:r>
-    </w:p>
-    <w:p>
-      <w:pPr>
-        <w:keepNext/>
-        <w:keepLines/>
-        <w:spacing w:before="160" w:after="120"/>
-        <w:ind w:firstLine="480"/>
-        <w:jc w:val="center"/>
-      </w:pPr>
-      <w:r>
-        <w:rPr>
-          <w:rFonts w:eastAsia="黑体"/>
-          <w:color w:val="0B3558"/>
-          <w:sz w:val="24"/>
-        </w:rPr>
-        <w:t>表4.3  竞品类型对比</w:t>
-      </w:r>
-    </w:p>
-    <w:tbl>
-      <w:tblPr>
-        <w:tblStyle w:val="32"/>
-        <w:tblW w:w="8720" w:type="dxa"/>
-        <w:jc w:val="center"/>
-        <w:tblBorders>
-          <w:top w:val="single" w:color="auto" w:sz="4" w:space="0"/>
-          <w:left w:val="single" w:color="auto" w:sz="4" w:space="0"/>
-          <w:bottom w:val="single" w:color="auto" w:sz="4" w:space="0"/>
-          <w:right w:val="single" w:color="auto" w:sz="4" w:space="0"/>
-          <w:insideH w:val="single" w:color="auto" w:sz="4" w:space="0"/>
-          <w:insideV w:val="single" w:color="auto" w:sz="4" w:space="0"/>
-        </w:tblBorders>
-        <w:tblLayout w:type="fixed"/>
-        <w:tblCellMar>
-          <w:top w:w="0" w:type="dxa"/>
-          <w:left w:w="108" w:type="dxa"/>
-          <w:bottom w:w="0" w:type="dxa"/>
-          <w:right w:w="108" w:type="dxa"/>
-        </w:tblCellMar>
-      </w:tblPr>
-      <w:tblGrid>
-        <w:gridCol w:w="820"/>
-        <w:gridCol w:w="1538"/>
-        <w:gridCol w:w="1923"/>
-        <w:gridCol w:w="1154"/>
-        <w:gridCol w:w="1154"/>
-        <w:gridCol w:w="2131"/>
-      </w:tblGrid>
-      <w:tr>
-        <w:tblPrEx>
-          <w:tblBorders>
-            <w:top w:val="single" w:color="auto" w:sz="4" w:space="0"/>
-            <w:left w:val="single" w:color="auto" w:sz="4" w:space="0"/>
-            <w:bottom w:val="single" w:color="auto" w:sz="4" w:space="0"/>
-            <w:right w:val="single" w:color="auto" w:sz="4" w:space="0"/>
-            <w:insideH w:val="single" w:color="auto" w:sz="4" w:space="0"/>
-            <w:insideV w:val="single" w:color="auto" w:sz="4" w:space="0"/>
-          </w:tblBorders>
-          <w:tblCellMar>
-            <w:top w:w="0" w:type="dxa"/>
-            <w:left w:w="108" w:type="dxa"/>
-            <w:bottom w:w="0" w:type="dxa"/>
-            <w:right w:w="108" w:type="dxa"/>
-          </w:tblCellMar>
-        </w:tblPrEx>
-        <w:trPr>
-          <w:tblHeader/>
-          <w:jc w:val="center"/>
-        </w:trPr>
-        <w:tc>
-          <w:tcPr>
-            <w:tcW w:w="820" w:type="dxa"/>
-            <w:shd w:val="clear" w:color="auto" w:fill="DCEAF0"/>
-            <w:tcMar>
-              <w:top w:w="100" w:type="dxa"/>
-              <w:left w:w="120" w:type="dxa"/>
-              <w:bottom w:w="100" w:type="dxa"/>
-              <w:right w:w="120" w:type="dxa"/>
-            </w:tcMar>
-            <w:vAlign w:val="center"/>
-          </w:tcPr>
-          <w:p>
-            <w:pPr>
-              <w:keepLines/>
-              <w:spacing w:line="310" w:lineRule="exact"/>
-              <w:ind w:firstLine="422"/>
-              <w:jc w:val="center"/>
-            </w:pPr>
-            <w:r>
-              <w:rPr>
-                <w:b/>
-                <w:color w:val="0B3558"/>
-                <w:sz w:val="21"/>
-              </w:rPr>
-              <w:t>对比维度</w:t>
-            </w:r>
-          </w:p>
-        </w:tc>
-        <w:tc>
-          <w:tcPr>
-            <w:tcW w:w="1538" w:type="dxa"/>
-            <w:shd w:val="clear" w:color="auto" w:fill="DCEAF0"/>
-            <w:tcMar>
-              <w:top w:w="100" w:type="dxa"/>
-              <w:left w:w="120" w:type="dxa"/>
-              <w:bottom w:w="100" w:type="dxa"/>
-              <w:right w:w="120" w:type="dxa"/>
-            </w:tcMar>
-            <w:vAlign w:val="center"/>
-          </w:tcPr>
-          <w:p>
-            <w:pPr>
-              <w:keepLines/>
-              <w:spacing w:line="310" w:lineRule="exact"/>
-              <w:ind w:firstLine="422"/>
-              <w:jc w:val="center"/>
-            </w:pPr>
-            <w:r>
-              <w:rPr>
-                <w:b/>
-                <w:color w:val="0B3558"/>
-                <w:sz w:val="21"/>
-              </w:rPr>
-              <w:t>智能装备型方案</w:t>
-            </w:r>
-          </w:p>
-        </w:tc>
-        <w:tc>
-          <w:tcPr>
-            <w:tcW w:w="1923" w:type="dxa"/>
-            <w:shd w:val="clear" w:color="auto" w:fill="DCEAF0"/>
-            <w:tcMar>
-              <w:top w:w="100" w:type="dxa"/>
-              <w:left w:w="120" w:type="dxa"/>
-              <w:bottom w:w="100" w:type="dxa"/>
-              <w:right w:w="120" w:type="dxa"/>
-            </w:tcMar>
-            <w:vAlign w:val="center"/>
-          </w:tcPr>
-          <w:p>
-            <w:pPr>
-              <w:keepLines/>
-              <w:spacing w:line="310" w:lineRule="exact"/>
-              <w:ind w:firstLine="422"/>
-              <w:jc w:val="center"/>
-            </w:pPr>
-            <w:r>
-              <w:rPr>
-                <w:b/>
-                <w:color w:val="0B3558"/>
-                <w:sz w:val="21"/>
-              </w:rPr>
-              <w:t>综合项目型方案</w:t>
-            </w:r>
-          </w:p>
-        </w:tc>
-        <w:tc>
-          <w:tcPr>
-            <w:tcW w:w="1154" w:type="dxa"/>
-            <w:shd w:val="clear" w:color="auto" w:fill="DCEAF0"/>
-            <w:tcMar>
-              <w:top w:w="100" w:type="dxa"/>
-              <w:left w:w="120" w:type="dxa"/>
-              <w:bottom w:w="100" w:type="dxa"/>
-              <w:right w:w="120" w:type="dxa"/>
-            </w:tcMar>
-            <w:vAlign w:val="center"/>
-          </w:tcPr>
-          <w:p>
-            <w:pPr>
-              <w:keepLines/>
-              <w:spacing w:line="310" w:lineRule="exact"/>
-              <w:ind w:firstLine="422"/>
-              <w:jc w:val="center"/>
-            </w:pPr>
-            <w:r>
-              <w:rPr>
-                <w:b/>
-                <w:color w:val="0B3558"/>
-                <w:sz w:val="21"/>
-              </w:rPr>
-              <w:t>通用大模型</w:t>
-            </w:r>
-          </w:p>
-        </w:tc>
-        <w:tc>
-          <w:tcPr>
-            <w:tcW w:w="1154" w:type="dxa"/>
-            <w:shd w:val="clear" w:color="auto" w:fill="DCEAF0"/>
-            <w:tcMar>
-              <w:top w:w="100" w:type="dxa"/>
-              <w:left w:w="120" w:type="dxa"/>
-              <w:bottom w:w="100" w:type="dxa"/>
-              <w:right w:w="120" w:type="dxa"/>
-            </w:tcMar>
-            <w:vAlign w:val="center"/>
-          </w:tcPr>
-          <w:p>
-            <w:pPr>
-              <w:keepLines/>
-              <w:spacing w:line="310" w:lineRule="exact"/>
-              <w:ind w:firstLine="422"/>
-              <w:jc w:val="center"/>
-            </w:pPr>
-            <w:r>
-              <w:rPr>
-                <w:b/>
-                <w:color w:val="0B3558"/>
-                <w:sz w:val="21"/>
-              </w:rPr>
-              <w:t>传统农技服务</w:t>
-            </w:r>
-          </w:p>
-        </w:tc>
-        <w:tc>
-          <w:tcPr>
-            <w:tcW w:w="2131" w:type="dxa"/>
-            <w:shd w:val="clear" w:color="auto" w:fill="DCEAF0"/>
-            <w:tcMar>
-              <w:top w:w="100" w:type="dxa"/>
-              <w:left w:w="120" w:type="dxa"/>
-              <w:bottom w:w="100" w:type="dxa"/>
-              <w:right w:w="120" w:type="dxa"/>
-            </w:tcMar>
-            <w:vAlign w:val="center"/>
-          </w:tcPr>
-          <w:p>
-            <w:pPr>
-              <w:keepLines/>
-              <w:spacing w:line="310" w:lineRule="exact"/>
-              <w:ind w:firstLine="422"/>
-              <w:jc w:val="center"/>
-            </w:pPr>
-            <w:r>
-              <w:rPr>
-                <w:b/>
-                <w:color w:val="0B3558"/>
-                <w:sz w:val="21"/>
-              </w:rPr>
-              <w:t>AgroAgentOS</w:t>
-            </w:r>
-          </w:p>
-        </w:tc>
-      </w:tr>
-      <w:tr>
-        <w:tblPrEx>
-          <w:tblBorders>
-            <w:top w:val="single" w:color="auto" w:sz="4" w:space="0"/>
-            <w:left w:val="single" w:color="auto" w:sz="4" w:space="0"/>
-            <w:bottom w:val="single" w:color="auto" w:sz="4" w:space="0"/>
-            <w:right w:val="single" w:color="auto" w:sz="4" w:space="0"/>
-            <w:insideH w:val="single" w:color="auto" w:sz="4" w:space="0"/>
-            <w:insideV w:val="single" w:color="auto" w:sz="4" w:space="0"/>
-          </w:tblBorders>
-          <w:tblCellMar>
-            <w:top w:w="0" w:type="dxa"/>
-            <w:left w:w="108" w:type="dxa"/>
-            <w:bottom w:w="0" w:type="dxa"/>
-            <w:right w:w="108" w:type="dxa"/>
-          </w:tblCellMar>
-        </w:tblPrEx>
-        <w:trPr>
-          <w:jc w:val="center"/>
-        </w:trPr>
-        <w:tc>
-          <w:tcPr>
-            <w:tcW w:w="820" w:type="dxa"/>
-            <w:tcMar>
-              <w:top w:w="100" w:type="dxa"/>
-              <w:left w:w="120" w:type="dxa"/>
-              <w:bottom w:w="100" w:type="dxa"/>
-              <w:right w:w="120" w:type="dxa"/>
-            </w:tcMar>
-            <w:vAlign w:val="center"/>
-          </w:tcPr>
-          <w:p>
-            <w:pPr>
-              <w:keepLines/>
-              <w:spacing w:line="310" w:lineRule="exact"/>
-              <w:ind w:firstLine="420"/>
-              <w:jc w:val="center"/>
-            </w:pPr>
-            <w:r>
-              <w:rPr>
-                <w:sz w:val="21"/>
-              </w:rPr>
-              <w:t>主要价值</w:t>
-            </w:r>
-          </w:p>
-        </w:tc>
-        <w:tc>
-          <w:tcPr>
-            <w:tcW w:w="1538" w:type="dxa"/>
-            <w:tcMar>
-              <w:top w:w="100" w:type="dxa"/>
-              <w:left w:w="120" w:type="dxa"/>
-              <w:bottom w:w="100" w:type="dxa"/>
-              <w:right w:w="120" w:type="dxa"/>
-            </w:tcMar>
-            <w:vAlign w:val="center"/>
-          </w:tcPr>
-          <w:p>
-            <w:pPr>
-              <w:keepLines/>
-              <w:spacing w:line="310" w:lineRule="exact"/>
-              <w:ind w:firstLine="420"/>
-              <w:jc w:val="center"/>
-            </w:pPr>
-            <w:r>
-              <w:rPr>
-                <w:sz w:val="21"/>
-              </w:rPr>
-              <w:t>感知、精准作业、设备控制</w:t>
-            </w:r>
-          </w:p>
-        </w:tc>
-        <w:tc>
-          <w:tcPr>
-            <w:tcW w:w="1923" w:type="dxa"/>
-            <w:tcMar>
-              <w:top w:w="100" w:type="dxa"/>
-              <w:left w:w="120" w:type="dxa"/>
-              <w:bottom w:w="100" w:type="dxa"/>
-              <w:right w:w="120" w:type="dxa"/>
-            </w:tcMar>
-            <w:vAlign w:val="center"/>
-          </w:tcPr>
-          <w:p>
-            <w:pPr>
-              <w:keepLines/>
-              <w:spacing w:line="310" w:lineRule="exact"/>
-              <w:ind w:firstLine="420"/>
-              <w:jc w:val="left"/>
-            </w:pPr>
-            <w:r>
-              <w:rPr>
-                <w:sz w:val="21"/>
-              </w:rPr>
-              <w:t>政务、科研和产业数字化综合建设</w:t>
-            </w:r>
-          </w:p>
-        </w:tc>
-        <w:tc>
-          <w:tcPr>
-            <w:tcW w:w="1154" w:type="dxa"/>
-            <w:tcMar>
-              <w:top w:w="100" w:type="dxa"/>
-              <w:left w:w="120" w:type="dxa"/>
-              <w:bottom w:w="100" w:type="dxa"/>
-              <w:right w:w="120" w:type="dxa"/>
-            </w:tcMar>
-            <w:vAlign w:val="center"/>
-          </w:tcPr>
-          <w:p>
-            <w:pPr>
-              <w:keepLines/>
-              <w:spacing w:line="310" w:lineRule="exact"/>
-              <w:ind w:firstLine="420"/>
-              <w:jc w:val="center"/>
-            </w:pPr>
-            <w:r>
-              <w:rPr>
-                <w:sz w:val="21"/>
-              </w:rPr>
-              <w:t>通用问答与内容生成</w:t>
-            </w:r>
-          </w:p>
-        </w:tc>
-        <w:tc>
-          <w:tcPr>
-            <w:tcW w:w="1154" w:type="dxa"/>
-            <w:tcMar>
-              <w:top w:w="100" w:type="dxa"/>
-              <w:left w:w="120" w:type="dxa"/>
-              <w:bottom w:w="100" w:type="dxa"/>
-              <w:right w:w="120" w:type="dxa"/>
-            </w:tcMar>
-            <w:vAlign w:val="center"/>
-          </w:tcPr>
-          <w:p>
-            <w:pPr>
-              <w:keepLines/>
-              <w:spacing w:line="310" w:lineRule="exact"/>
-              <w:ind w:firstLine="420"/>
-              <w:jc w:val="center"/>
-            </w:pPr>
-            <w:r>
-              <w:rPr>
-                <w:sz w:val="21"/>
-              </w:rPr>
-              <w:t>现场经验与专业判断</w:t>
-            </w:r>
-          </w:p>
-        </w:tc>
-        <w:tc>
-          <w:tcPr>
-            <w:tcW w:w="2131" w:type="dxa"/>
-            <w:tcMar>
-              <w:top w:w="100" w:type="dxa"/>
-              <w:left w:w="120" w:type="dxa"/>
-              <w:bottom w:w="100" w:type="dxa"/>
-              <w:right w:w="120" w:type="dxa"/>
-            </w:tcMar>
-            <w:vAlign w:val="center"/>
-          </w:tcPr>
-          <w:p>
-            <w:pPr>
-              <w:keepLines/>
-              <w:spacing w:line="310" w:lineRule="exact"/>
-              <w:ind w:firstLine="420"/>
-              <w:jc w:val="left"/>
-            </w:pPr>
-            <w:r>
-              <w:rPr>
-                <w:sz w:val="21"/>
-              </w:rPr>
-              <w:t>农场上下文中的知识、决策与经营协同</w:t>
-            </w:r>
-          </w:p>
-        </w:tc>
-      </w:tr>
-      <w:tr>
-        <w:tblPrEx>
-          <w:tblBorders>
-            <w:top w:val="single" w:color="auto" w:sz="4" w:space="0"/>
-            <w:left w:val="single" w:color="auto" w:sz="4" w:space="0"/>
-            <w:bottom w:val="single" w:color="auto" w:sz="4" w:space="0"/>
-            <w:right w:val="single" w:color="auto" w:sz="4" w:space="0"/>
-            <w:insideH w:val="single" w:color="auto" w:sz="4" w:space="0"/>
-            <w:insideV w:val="single" w:color="auto" w:sz="4" w:space="0"/>
-          </w:tblBorders>
-          <w:tblCellMar>
-            <w:top w:w="0" w:type="dxa"/>
-            <w:left w:w="108" w:type="dxa"/>
-            <w:bottom w:w="0" w:type="dxa"/>
-            <w:right w:w="108" w:type="dxa"/>
-          </w:tblCellMar>
-        </w:tblPrEx>
-        <w:trPr>
-          <w:jc w:val="center"/>
-        </w:trPr>
-        <w:tc>
-          <w:tcPr>
-            <w:tcW w:w="820" w:type="dxa"/>
-            <w:tcMar>
-              <w:top w:w="100" w:type="dxa"/>
-              <w:left w:w="120" w:type="dxa"/>
-              <w:bottom w:w="100" w:type="dxa"/>
-              <w:right w:w="120" w:type="dxa"/>
-            </w:tcMar>
-            <w:vAlign w:val="center"/>
-          </w:tcPr>
-          <w:p>
-            <w:pPr>
-              <w:keepLines/>
-              <w:spacing w:line="310" w:lineRule="exact"/>
-              <w:ind w:firstLine="420"/>
-              <w:jc w:val="center"/>
-            </w:pPr>
-            <w:r>
-              <w:rPr>
-                <w:sz w:val="21"/>
-              </w:rPr>
-              <w:t>初始投入</w:t>
-            </w:r>
-          </w:p>
-        </w:tc>
-        <w:tc>
-          <w:tcPr>
-            <w:tcW w:w="1538" w:type="dxa"/>
-            <w:tcMar>
-              <w:top w:w="100" w:type="dxa"/>
-              <w:left w:w="120" w:type="dxa"/>
-              <w:bottom w:w="100" w:type="dxa"/>
-              <w:right w:w="120" w:type="dxa"/>
-            </w:tcMar>
-            <w:vAlign w:val="center"/>
-          </w:tcPr>
-          <w:p>
-            <w:pPr>
-              <w:keepLines/>
-              <w:spacing w:line="310" w:lineRule="exact"/>
-              <w:ind w:firstLine="420"/>
-              <w:jc w:val="center"/>
-            </w:pPr>
-            <w:r>
-              <w:rPr>
-                <w:sz w:val="21"/>
-              </w:rPr>
-              <w:t>通常包含硬件投入</w:t>
-            </w:r>
-          </w:p>
-        </w:tc>
-        <w:tc>
-          <w:tcPr>
-            <w:tcW w:w="1923" w:type="dxa"/>
-            <w:tcMar>
-              <w:top w:w="100" w:type="dxa"/>
-              <w:left w:w="120" w:type="dxa"/>
-              <w:bottom w:w="100" w:type="dxa"/>
-              <w:right w:w="120" w:type="dxa"/>
-            </w:tcMar>
-            <w:vAlign w:val="center"/>
-          </w:tcPr>
-          <w:p>
-            <w:pPr>
-              <w:keepLines/>
-              <w:spacing w:line="310" w:lineRule="exact"/>
-              <w:ind w:firstLine="420"/>
-              <w:jc w:val="center"/>
-            </w:pPr>
-            <w:r>
-              <w:rPr>
-                <w:sz w:val="21"/>
-              </w:rPr>
-              <w:t>定制化程度高</w:t>
-            </w:r>
-          </w:p>
-        </w:tc>
-        <w:tc>
-          <w:tcPr>
-            <w:tcW w:w="1154" w:type="dxa"/>
-            <w:tcMar>
-              <w:top w:w="100" w:type="dxa"/>
-              <w:left w:w="120" w:type="dxa"/>
-              <w:bottom w:w="100" w:type="dxa"/>
-              <w:right w:w="120" w:type="dxa"/>
-            </w:tcMar>
-            <w:vAlign w:val="center"/>
-          </w:tcPr>
-          <w:p>
-            <w:pPr>
-              <w:keepLines/>
-              <w:spacing w:line="310" w:lineRule="exact"/>
-              <w:ind w:firstLine="420"/>
-              <w:jc w:val="center"/>
-            </w:pPr>
-            <w:r>
-              <w:rPr>
-                <w:sz w:val="21"/>
-              </w:rPr>
-              <w:t>低</w:t>
-            </w:r>
-          </w:p>
-        </w:tc>
-        <w:tc>
-          <w:tcPr>
-            <w:tcW w:w="1154" w:type="dxa"/>
-            <w:tcMar>
-              <w:top w:w="100" w:type="dxa"/>
-              <w:left w:w="120" w:type="dxa"/>
-              <w:bottom w:w="100" w:type="dxa"/>
-              <w:right w:w="120" w:type="dxa"/>
-            </w:tcMar>
-            <w:vAlign w:val="center"/>
-          </w:tcPr>
-          <w:p>
-            <w:pPr>
-              <w:keepLines/>
-              <w:spacing w:line="310" w:lineRule="exact"/>
-              <w:ind w:firstLine="420"/>
-              <w:jc w:val="center"/>
-            </w:pPr>
-            <w:r>
-              <w:rPr>
-                <w:sz w:val="21"/>
-              </w:rPr>
-              <w:t>按人员与服务计费</w:t>
-            </w:r>
-          </w:p>
-        </w:tc>
-        <w:tc>
-          <w:tcPr>
-            <w:tcW w:w="2131" w:type="dxa"/>
-            <w:tcMar>
-              <w:top w:w="100" w:type="dxa"/>
-              <w:left w:w="120" w:type="dxa"/>
-              <w:bottom w:w="100" w:type="dxa"/>
-              <w:right w:w="120" w:type="dxa"/>
-            </w:tcMar>
-            <w:vAlign w:val="center"/>
-          </w:tcPr>
-          <w:p>
-            <w:pPr>
-              <w:keepLines/>
-              <w:spacing w:line="310" w:lineRule="exact"/>
-              <w:ind w:firstLine="420"/>
-              <w:jc w:val="center"/>
-            </w:pPr>
-            <w:r>
-              <w:rPr>
-                <w:sz w:val="21"/>
-              </w:rPr>
-              <w:t>软件优先，可由订阅逐步升级</w:t>
-            </w:r>
-          </w:p>
-        </w:tc>
-      </w:tr>
-      <w:tr>
-        <w:tblPrEx>
-          <w:tblBorders>
-            <w:top w:val="single" w:color="auto" w:sz="4" w:space="0"/>
-            <w:left w:val="single" w:color="auto" w:sz="4" w:space="0"/>
-            <w:bottom w:val="single" w:color="auto" w:sz="4" w:space="0"/>
-            <w:right w:val="single" w:color="auto" w:sz="4" w:space="0"/>
-            <w:insideH w:val="single" w:color="auto" w:sz="4" w:space="0"/>
-            <w:insideV w:val="single" w:color="auto" w:sz="4" w:space="0"/>
-          </w:tblBorders>
-          <w:tblCellMar>
-            <w:top w:w="0" w:type="dxa"/>
-            <w:left w:w="108" w:type="dxa"/>
-            <w:bottom w:w="0" w:type="dxa"/>
-            <w:right w:w="108" w:type="dxa"/>
-          </w:tblCellMar>
-        </w:tblPrEx>
-        <w:trPr>
-          <w:jc w:val="center"/>
-        </w:trPr>
-        <w:tc>
-          <w:tcPr>
-            <w:tcW w:w="820" w:type="dxa"/>
-            <w:tcMar>
-              <w:top w:w="100" w:type="dxa"/>
-              <w:left w:w="120" w:type="dxa"/>
-              <w:bottom w:w="100" w:type="dxa"/>
-              <w:right w:w="120" w:type="dxa"/>
-            </w:tcMar>
-            <w:vAlign w:val="center"/>
-          </w:tcPr>
-          <w:p>
-            <w:pPr>
-              <w:keepLines/>
-              <w:spacing w:line="310" w:lineRule="exact"/>
-              <w:ind w:firstLine="420"/>
-              <w:jc w:val="center"/>
-            </w:pPr>
-            <w:r>
-              <w:rPr>
-                <w:sz w:val="21"/>
-              </w:rPr>
-              <w:t>农业知识依据</w:t>
-            </w:r>
-          </w:p>
-        </w:tc>
-        <w:tc>
-          <w:tcPr>
-            <w:tcW w:w="1538" w:type="dxa"/>
-            <w:tcMar>
-              <w:top w:w="100" w:type="dxa"/>
-              <w:left w:w="120" w:type="dxa"/>
-              <w:bottom w:w="100" w:type="dxa"/>
-              <w:right w:w="120" w:type="dxa"/>
-            </w:tcMar>
-            <w:vAlign w:val="center"/>
-          </w:tcPr>
-          <w:p>
-            <w:pPr>
-              <w:keepLines/>
-              <w:spacing w:line="310" w:lineRule="exact"/>
-              <w:ind w:firstLine="420"/>
-              <w:jc w:val="center"/>
-            </w:pPr>
-            <w:r>
-              <w:rPr>
-                <w:sz w:val="21"/>
-              </w:rPr>
-              <w:t>依赖产品模块</w:t>
-            </w:r>
-          </w:p>
-        </w:tc>
-        <w:tc>
-          <w:tcPr>
-            <w:tcW w:w="1923" w:type="dxa"/>
-            <w:tcMar>
-              <w:top w:w="100" w:type="dxa"/>
-              <w:left w:w="120" w:type="dxa"/>
-              <w:bottom w:w="100" w:type="dxa"/>
-              <w:right w:w="120" w:type="dxa"/>
-            </w:tcMar>
-            <w:vAlign w:val="center"/>
-          </w:tcPr>
-          <w:p>
-            <w:pPr>
-              <w:keepLines/>
-              <w:spacing w:line="310" w:lineRule="exact"/>
-              <w:ind w:firstLine="420"/>
-              <w:jc w:val="center"/>
-            </w:pPr>
-            <w:r>
-              <w:rPr>
-                <w:sz w:val="21"/>
-              </w:rPr>
-              <w:t>依赖项目数据与行业平台</w:t>
-            </w:r>
-          </w:p>
-        </w:tc>
-        <w:tc>
-          <w:tcPr>
-            <w:tcW w:w="1154" w:type="dxa"/>
-            <w:tcMar>
-              <w:top w:w="100" w:type="dxa"/>
-              <w:left w:w="120" w:type="dxa"/>
-              <w:bottom w:w="100" w:type="dxa"/>
-              <w:right w:w="120" w:type="dxa"/>
-            </w:tcMar>
-            <w:vAlign w:val="center"/>
-          </w:tcPr>
-          <w:p>
-            <w:pPr>
-              <w:keepLines/>
-              <w:spacing w:line="310" w:lineRule="exact"/>
-              <w:ind w:firstLine="420"/>
-              <w:jc w:val="center"/>
-            </w:pPr>
-            <w:r>
-              <w:rPr>
-                <w:sz w:val="21"/>
-              </w:rPr>
-              <w:t>不稳定</w:t>
-            </w:r>
-          </w:p>
-        </w:tc>
-        <w:tc>
-          <w:tcPr>
-            <w:tcW w:w="1154" w:type="dxa"/>
-            <w:tcMar>
-              <w:top w:w="100" w:type="dxa"/>
-              <w:left w:w="120" w:type="dxa"/>
-              <w:bottom w:w="100" w:type="dxa"/>
-              <w:right w:w="120" w:type="dxa"/>
-            </w:tcMar>
-            <w:vAlign w:val="center"/>
-          </w:tcPr>
-          <w:p>
-            <w:pPr>
-              <w:keepLines/>
-              <w:spacing w:line="310" w:lineRule="exact"/>
-              <w:ind w:firstLine="420"/>
-              <w:jc w:val="center"/>
-            </w:pPr>
-            <w:r>
-              <w:rPr>
-                <w:sz w:val="21"/>
-              </w:rPr>
-              <w:t>强</w:t>
-            </w:r>
-          </w:p>
-        </w:tc>
-        <w:tc>
-          <w:tcPr>
-            <w:tcW w:w="2131" w:type="dxa"/>
-            <w:tcMar>
-              <w:top w:w="100" w:type="dxa"/>
-              <w:left w:w="120" w:type="dxa"/>
-              <w:bottom w:w="100" w:type="dxa"/>
-              <w:right w:w="120" w:type="dxa"/>
-            </w:tcMar>
-            <w:vAlign w:val="center"/>
-          </w:tcPr>
-          <w:p>
-            <w:pPr>
-              <w:keepLines/>
-              <w:spacing w:line="310" w:lineRule="exact"/>
-              <w:ind w:firstLine="420"/>
-              <w:jc w:val="left"/>
-            </w:pPr>
-            <w:r>
-              <w:rPr>
-                <w:sz w:val="21"/>
-              </w:rPr>
-              <w:t>混合检索、专属知识库与来源保留</w:t>
-            </w:r>
-          </w:p>
-        </w:tc>
-      </w:tr>
-      <w:tr>
-        <w:tblPrEx>
-          <w:tblBorders>
-            <w:top w:val="single" w:color="auto" w:sz="4" w:space="0"/>
-            <w:left w:val="single" w:color="auto" w:sz="4" w:space="0"/>
-            <w:bottom w:val="single" w:color="auto" w:sz="4" w:space="0"/>
-            <w:right w:val="single" w:color="auto" w:sz="4" w:space="0"/>
-            <w:insideH w:val="single" w:color="auto" w:sz="4" w:space="0"/>
-            <w:insideV w:val="single" w:color="auto" w:sz="4" w:space="0"/>
-          </w:tblBorders>
-          <w:tblCellMar>
-            <w:top w:w="0" w:type="dxa"/>
-            <w:left w:w="108" w:type="dxa"/>
-            <w:bottom w:w="0" w:type="dxa"/>
-            <w:right w:w="108" w:type="dxa"/>
-          </w:tblCellMar>
-        </w:tblPrEx>
-        <w:trPr>
-          <w:jc w:val="center"/>
-        </w:trPr>
-        <w:tc>
-          <w:tcPr>
-            <w:tcW w:w="820" w:type="dxa"/>
-            <w:tcMar>
-              <w:top w:w="100" w:type="dxa"/>
-              <w:left w:w="120" w:type="dxa"/>
-              <w:bottom w:w="100" w:type="dxa"/>
-              <w:right w:w="120" w:type="dxa"/>
-            </w:tcMar>
-            <w:vAlign w:val="center"/>
-          </w:tcPr>
-          <w:p>
-            <w:pPr>
-              <w:keepLines/>
-              <w:spacing w:line="310" w:lineRule="exact"/>
-              <w:ind w:firstLine="420"/>
-              <w:jc w:val="center"/>
-            </w:pPr>
-            <w:r>
-              <w:rPr>
-                <w:sz w:val="21"/>
-              </w:rPr>
-              <w:t>任务流程控制</w:t>
-            </w:r>
-          </w:p>
-        </w:tc>
-        <w:tc>
-          <w:tcPr>
-            <w:tcW w:w="1538" w:type="dxa"/>
-            <w:tcMar>
-              <w:top w:w="100" w:type="dxa"/>
-              <w:left w:w="120" w:type="dxa"/>
-              <w:bottom w:w="100" w:type="dxa"/>
-              <w:right w:w="120" w:type="dxa"/>
-            </w:tcMar>
-            <w:vAlign w:val="center"/>
-          </w:tcPr>
-          <w:p>
-            <w:pPr>
-              <w:keepLines/>
-              <w:spacing w:line="310" w:lineRule="exact"/>
-              <w:ind w:firstLine="420"/>
-              <w:jc w:val="center"/>
-            </w:pPr>
-            <w:r>
-              <w:rPr>
-                <w:sz w:val="21"/>
-              </w:rPr>
-              <w:t>设备流程强</w:t>
-            </w:r>
-          </w:p>
-        </w:tc>
-        <w:tc>
-          <w:tcPr>
-            <w:tcW w:w="1923" w:type="dxa"/>
-            <w:tcMar>
-              <w:top w:w="100" w:type="dxa"/>
-              <w:left w:w="120" w:type="dxa"/>
-              <w:bottom w:w="100" w:type="dxa"/>
-              <w:right w:w="120" w:type="dxa"/>
-            </w:tcMar>
-            <w:vAlign w:val="center"/>
-          </w:tcPr>
-          <w:p>
-            <w:pPr>
-              <w:keepLines/>
-              <w:spacing w:line="310" w:lineRule="exact"/>
-              <w:ind w:firstLine="420"/>
-              <w:jc w:val="center"/>
-            </w:pPr>
-            <w:r>
-              <w:rPr>
-                <w:sz w:val="21"/>
-              </w:rPr>
-              <w:t>项目化配置</w:t>
-            </w:r>
-          </w:p>
-        </w:tc>
-        <w:tc>
-          <w:tcPr>
-            <w:tcW w:w="1154" w:type="dxa"/>
-            <w:tcMar>
-              <w:top w:w="100" w:type="dxa"/>
-              <w:left w:w="120" w:type="dxa"/>
-              <w:bottom w:w="100" w:type="dxa"/>
-              <w:right w:w="120" w:type="dxa"/>
-            </w:tcMar>
-            <w:vAlign w:val="center"/>
-          </w:tcPr>
-          <w:p>
-            <w:pPr>
-              <w:keepLines/>
-              <w:spacing w:line="310" w:lineRule="exact"/>
-              <w:ind w:firstLine="420"/>
-              <w:jc w:val="center"/>
-            </w:pPr>
-            <w:r>
-              <w:rPr>
-                <w:sz w:val="21"/>
-              </w:rPr>
-              <w:t>较弱</w:t>
-            </w:r>
-          </w:p>
-        </w:tc>
-        <w:tc>
-          <w:tcPr>
-            <w:tcW w:w="1154" w:type="dxa"/>
-            <w:tcMar>
-              <w:top w:w="100" w:type="dxa"/>
-              <w:left w:w="120" w:type="dxa"/>
-              <w:bottom w:w="100" w:type="dxa"/>
-              <w:right w:w="120" w:type="dxa"/>
-            </w:tcMar>
-            <w:vAlign w:val="center"/>
-          </w:tcPr>
-          <w:p>
-            <w:pPr>
-              <w:keepLines/>
-              <w:spacing w:line="310" w:lineRule="exact"/>
-              <w:ind w:firstLine="420"/>
-              <w:jc w:val="center"/>
-            </w:pPr>
-            <w:r>
-              <w:rPr>
-                <w:sz w:val="21"/>
-              </w:rPr>
-              <w:t>依赖个人</w:t>
-            </w:r>
-          </w:p>
-        </w:tc>
-        <w:tc>
-          <w:tcPr>
-            <w:tcW w:w="2131" w:type="dxa"/>
-            <w:tcMar>
-              <w:top w:w="100" w:type="dxa"/>
-              <w:left w:w="120" w:type="dxa"/>
-              <w:bottom w:w="100" w:type="dxa"/>
-              <w:right w:w="120" w:type="dxa"/>
-            </w:tcMar>
-            <w:vAlign w:val="center"/>
-          </w:tcPr>
-          <w:p>
-            <w:pPr>
-              <w:keepLines/>
-              <w:spacing w:line="310" w:lineRule="exact"/>
-              <w:ind w:firstLine="420"/>
-              <w:jc w:val="left"/>
-            </w:pPr>
-            <w:r>
-              <w:rPr>
-                <w:sz w:val="21"/>
-              </w:rPr>
-              <w:t>Skill路由、工具白名单与复盘机制</w:t>
-            </w:r>
-          </w:p>
-        </w:tc>
-      </w:tr>
-      <w:tr>
-        <w:tblPrEx>
-          <w:tblBorders>
-            <w:top w:val="single" w:color="auto" w:sz="4" w:space="0"/>
-            <w:left w:val="single" w:color="auto" w:sz="4" w:space="0"/>
-            <w:bottom w:val="single" w:color="auto" w:sz="4" w:space="0"/>
-            <w:right w:val="single" w:color="auto" w:sz="4" w:space="0"/>
-            <w:insideH w:val="single" w:color="auto" w:sz="4" w:space="0"/>
-            <w:insideV w:val="single" w:color="auto" w:sz="4" w:space="0"/>
-          </w:tblBorders>
-          <w:tblCellMar>
-            <w:top w:w="0" w:type="dxa"/>
-            <w:left w:w="108" w:type="dxa"/>
-            <w:bottom w:w="0" w:type="dxa"/>
-            <w:right w:w="108" w:type="dxa"/>
-          </w:tblCellMar>
-        </w:tblPrEx>
-        <w:trPr>
-          <w:jc w:val="center"/>
-        </w:trPr>
-        <w:tc>
-          <w:tcPr>
-            <w:tcW w:w="820" w:type="dxa"/>
-            <w:tcMar>
-              <w:top w:w="100" w:type="dxa"/>
-              <w:left w:w="120" w:type="dxa"/>
-              <w:bottom w:w="100" w:type="dxa"/>
-              <w:right w:w="120" w:type="dxa"/>
-            </w:tcMar>
-            <w:vAlign w:val="center"/>
-          </w:tcPr>
-          <w:p>
-            <w:pPr>
-              <w:keepLines/>
-              <w:spacing w:line="310" w:lineRule="exact"/>
-              <w:ind w:firstLine="420"/>
-              <w:jc w:val="center"/>
-            </w:pPr>
-            <w:r>
-              <w:rPr>
-                <w:sz w:val="21"/>
-              </w:rPr>
-              <w:t>中小主体适配</w:t>
-            </w:r>
-          </w:p>
-        </w:tc>
-        <w:tc>
-          <w:tcPr>
-            <w:tcW w:w="1538" w:type="dxa"/>
-            <w:tcMar>
-              <w:top w:w="100" w:type="dxa"/>
-              <w:left w:w="120" w:type="dxa"/>
-              <w:bottom w:w="100" w:type="dxa"/>
-              <w:right w:w="120" w:type="dxa"/>
-            </w:tcMar>
-            <w:vAlign w:val="center"/>
-          </w:tcPr>
-          <w:p>
-            <w:pPr>
-              <w:keepLines/>
-              <w:spacing w:line="310" w:lineRule="exact"/>
-              <w:ind w:firstLine="420"/>
-              <w:jc w:val="center"/>
-            </w:pPr>
-            <w:r>
-              <w:rPr>
-                <w:sz w:val="21"/>
-              </w:rPr>
-              <w:t>取决于设备预算</w:t>
-            </w:r>
-          </w:p>
-        </w:tc>
-        <w:tc>
-          <w:tcPr>
-            <w:tcW w:w="1923" w:type="dxa"/>
-            <w:tcMar>
-              <w:top w:w="100" w:type="dxa"/>
-              <w:left w:w="120" w:type="dxa"/>
-              <w:bottom w:w="100" w:type="dxa"/>
-              <w:right w:w="120" w:type="dxa"/>
-            </w:tcMar>
-            <w:vAlign w:val="center"/>
-          </w:tcPr>
-          <w:p>
-            <w:pPr>
-              <w:keepLines/>
-              <w:spacing w:line="310" w:lineRule="exact"/>
-              <w:ind w:firstLine="420"/>
-              <w:jc w:val="center"/>
-            </w:pPr>
-            <w:r>
-              <w:rPr>
-                <w:sz w:val="21"/>
-              </w:rPr>
-              <w:t>相对有限</w:t>
-            </w:r>
-          </w:p>
-        </w:tc>
-        <w:tc>
-          <w:tcPr>
-            <w:tcW w:w="1154" w:type="dxa"/>
-            <w:tcMar>
-              <w:top w:w="100" w:type="dxa"/>
-              <w:left w:w="120" w:type="dxa"/>
-              <w:bottom w:w="100" w:type="dxa"/>
-              <w:right w:w="120" w:type="dxa"/>
-            </w:tcMar>
-            <w:vAlign w:val="center"/>
-          </w:tcPr>
-          <w:p>
-            <w:pPr>
-              <w:keepLines/>
-              <w:spacing w:line="310" w:lineRule="exact"/>
-              <w:ind w:firstLine="420"/>
-              <w:jc w:val="center"/>
-            </w:pPr>
-            <w:r>
-              <w:rPr>
-                <w:sz w:val="21"/>
-              </w:rPr>
-              <w:t>易用但缺少场景深度</w:t>
-            </w:r>
-          </w:p>
-        </w:tc>
-        <w:tc>
-          <w:tcPr>
-            <w:tcW w:w="1154" w:type="dxa"/>
-            <w:tcMar>
-              <w:top w:w="100" w:type="dxa"/>
-              <w:left w:w="120" w:type="dxa"/>
-              <w:bottom w:w="100" w:type="dxa"/>
-              <w:right w:w="120" w:type="dxa"/>
-            </w:tcMar>
-            <w:vAlign w:val="center"/>
-          </w:tcPr>
-          <w:p>
-            <w:pPr>
-              <w:keepLines/>
-              <w:spacing w:line="310" w:lineRule="exact"/>
-              <w:ind w:firstLine="420"/>
-              <w:jc w:val="center"/>
-            </w:pPr>
-            <w:r>
-              <w:rPr>
-                <w:sz w:val="21"/>
-              </w:rPr>
-              <w:t>专业但覆盖受限</w:t>
-            </w:r>
-          </w:p>
-        </w:tc>
-        <w:tc>
-          <w:tcPr>
-            <w:tcW w:w="2131" w:type="dxa"/>
-            <w:tcMar>
-              <w:top w:w="100" w:type="dxa"/>
-              <w:left w:w="120" w:type="dxa"/>
-              <w:bottom w:w="100" w:type="dxa"/>
-              <w:right w:w="120" w:type="dxa"/>
-            </w:tcMar>
-            <w:vAlign w:val="center"/>
-          </w:tcPr>
-          <w:p>
-            <w:pPr>
-              <w:keepLines/>
-              <w:spacing w:line="310" w:lineRule="exact"/>
-              <w:ind w:firstLine="420"/>
-              <w:jc w:val="left"/>
-            </w:pPr>
-            <w:r>
-              <w:rPr>
-                <w:sz w:val="21"/>
-              </w:rPr>
-              <w:t>以中小农场和合作社为主要设计对象</w:t>
-            </w:r>
-          </w:p>
-        </w:tc>
-      </w:tr>
-      <w:tr>
-        <w:tblPrEx>
-          <w:tblBorders>
-            <w:top w:val="single" w:color="auto" w:sz="4" w:space="0"/>
-            <w:left w:val="single" w:color="auto" w:sz="4" w:space="0"/>
-            <w:bottom w:val="single" w:color="auto" w:sz="4" w:space="0"/>
-            <w:right w:val="single" w:color="auto" w:sz="4" w:space="0"/>
-            <w:insideH w:val="single" w:color="auto" w:sz="4" w:space="0"/>
-            <w:insideV w:val="single" w:color="auto" w:sz="4" w:space="0"/>
-          </w:tblBorders>
-          <w:tblCellMar>
-            <w:top w:w="0" w:type="dxa"/>
-            <w:left w:w="108" w:type="dxa"/>
-            <w:bottom w:w="0" w:type="dxa"/>
-            <w:right w:w="108" w:type="dxa"/>
-          </w:tblCellMar>
-        </w:tblPrEx>
-        <w:trPr>
-          <w:jc w:val="center"/>
-        </w:trPr>
-        <w:tc>
-          <w:tcPr>
-            <w:tcW w:w="820" w:type="dxa"/>
-            <w:tcMar>
-              <w:top w:w="100" w:type="dxa"/>
-              <w:left w:w="120" w:type="dxa"/>
-              <w:bottom w:w="100" w:type="dxa"/>
-              <w:right w:w="120" w:type="dxa"/>
-            </w:tcMar>
-            <w:vAlign w:val="center"/>
-          </w:tcPr>
-          <w:p>
-            <w:pPr>
-              <w:keepLines/>
-              <w:spacing w:line="310" w:lineRule="exact"/>
-              <w:ind w:firstLine="420"/>
-              <w:jc w:val="center"/>
-            </w:pPr>
-            <w:r>
-              <w:rPr>
-                <w:sz w:val="21"/>
-              </w:rPr>
-              <w:t>差异化关系</w:t>
-            </w:r>
-          </w:p>
-        </w:tc>
-        <w:tc>
-          <w:tcPr>
-            <w:tcW w:w="1538" w:type="dxa"/>
-            <w:tcMar>
-              <w:top w:w="100" w:type="dxa"/>
-              <w:left w:w="120" w:type="dxa"/>
-              <w:bottom w:w="100" w:type="dxa"/>
-              <w:right w:w="120" w:type="dxa"/>
-            </w:tcMar>
-            <w:vAlign w:val="center"/>
-          </w:tcPr>
-          <w:p>
-            <w:pPr>
-              <w:keepLines/>
-              <w:spacing w:line="310" w:lineRule="exact"/>
-              <w:ind w:firstLine="420"/>
-              <w:jc w:val="center"/>
-            </w:pPr>
-            <w:r>
-              <w:rPr>
-                <w:sz w:val="21"/>
-              </w:rPr>
-              <w:t>可作为未来设备伙伴</w:t>
-            </w:r>
-          </w:p>
-        </w:tc>
-        <w:tc>
-          <w:tcPr>
-            <w:tcW w:w="1923" w:type="dxa"/>
-            <w:tcMar>
-              <w:top w:w="100" w:type="dxa"/>
-              <w:left w:w="120" w:type="dxa"/>
-              <w:bottom w:w="100" w:type="dxa"/>
-              <w:right w:w="120" w:type="dxa"/>
-            </w:tcMar>
-            <w:vAlign w:val="center"/>
-          </w:tcPr>
-          <w:p>
-            <w:pPr>
-              <w:keepLines/>
-              <w:spacing w:line="310" w:lineRule="exact"/>
-              <w:ind w:firstLine="420"/>
-              <w:jc w:val="center"/>
-            </w:pPr>
-            <w:r>
-              <w:rPr>
-                <w:sz w:val="21"/>
-              </w:rPr>
-              <w:t>竞争与生态合作并存</w:t>
-            </w:r>
-          </w:p>
-        </w:tc>
-        <w:tc>
-          <w:tcPr>
-            <w:tcW w:w="1154" w:type="dxa"/>
-            <w:tcMar>
-              <w:top w:w="100" w:type="dxa"/>
-              <w:left w:w="120" w:type="dxa"/>
-              <w:bottom w:w="100" w:type="dxa"/>
-              <w:right w:w="120" w:type="dxa"/>
-            </w:tcMar>
-            <w:vAlign w:val="center"/>
-          </w:tcPr>
-          <w:p>
-            <w:pPr>
-              <w:keepLines/>
-              <w:spacing w:line="310" w:lineRule="exact"/>
-              <w:ind w:firstLine="420"/>
-              <w:jc w:val="center"/>
-            </w:pPr>
-            <w:r>
-              <w:rPr>
-                <w:sz w:val="21"/>
-              </w:rPr>
-              <w:t>底层模型或替代工具</w:t>
-            </w:r>
-          </w:p>
-        </w:tc>
-        <w:tc>
-          <w:tcPr>
-            <w:tcW w:w="1154" w:type="dxa"/>
-            <w:tcMar>
-              <w:top w:w="100" w:type="dxa"/>
-              <w:left w:w="120" w:type="dxa"/>
-              <w:bottom w:w="100" w:type="dxa"/>
-              <w:right w:w="120" w:type="dxa"/>
-            </w:tcMar>
-            <w:vAlign w:val="center"/>
-          </w:tcPr>
-          <w:p>
-            <w:pPr>
-              <w:keepLines/>
-              <w:spacing w:line="310" w:lineRule="exact"/>
-              <w:ind w:firstLine="420"/>
-              <w:jc w:val="center"/>
-            </w:pPr>
-            <w:r>
-              <w:rPr>
-                <w:sz w:val="21"/>
-              </w:rPr>
-              <w:t>专家审核与交付伙伴</w:t>
-            </w:r>
-          </w:p>
-        </w:tc>
-        <w:tc>
-          <w:tcPr>
-            <w:tcW w:w="2131" w:type="dxa"/>
-            <w:tcMar>
-              <w:top w:w="100" w:type="dxa"/>
-              <w:left w:w="120" w:type="dxa"/>
-              <w:bottom w:w="100" w:type="dxa"/>
-              <w:right w:w="120" w:type="dxa"/>
-            </w:tcMar>
-            <w:vAlign w:val="center"/>
-          </w:tcPr>
-          <w:p>
-            <w:pPr>
-              <w:keepLines/>
-              <w:spacing w:line="310" w:lineRule="exact"/>
-              <w:ind w:firstLine="420"/>
-              <w:jc w:val="center"/>
-            </w:pPr>
-            <w:r>
-              <w:rPr>
-                <w:sz w:val="21"/>
-              </w:rPr>
-              <w:t>聚焦轻量农业智能协同层</w:t>
-            </w:r>
-          </w:p>
-        </w:tc>
-      </w:tr>
-    </w:tbl>
-    <w:p>
-      <w:pPr>
-        <w:spacing w:after="40" w:line="160" w:lineRule="exact"/>
-      </w:pPr>
-    </w:p>
-    <w:p>
-      <w:r>
-        <w:t>项目不与硬件厂商正面竞争设备市场，而是建设连接现有设备和数据服务的智能协同层，以农业工作流、知识可追溯、农场上下文和低成本交付形成差异化。</w:t>
-      </w:r>
-    </w:p>
-    <w:p>
-      <w:pPr>
-        <w:pStyle w:val="3"/>
-        <w:spacing w:before="165"/>
-      </w:pPr>
-      <w:bookmarkStart w:id="17" w:name="_Toc11959"/>
-      <w:r>
-        <w:t>6. 主要数据来源</w:t>
-      </w:r>
-      <w:bookmarkEnd w:id="17"/>
-    </w:p>
-    <w:p>
-      <w:pPr>
-        <w:ind w:left="400"/>
-      </w:pPr>
-      <w:r>
-        <w:t>[1] 农业农村部：《全国智慧农业行动计划（2024—2028年）》，农市发〔2024〕4号，2024年10月。</w:t>
-      </w:r>
-    </w:p>
-    <w:p>
-      <w:pPr>
-        <w:ind w:left="400"/>
-      </w:pPr>
-      <w:r>
-        <w:t>[2] 《中共中央 国务院关于进一步深化农村改革 扎实推进乡村全面振兴的意见》，2025年2月。</w:t>
-      </w:r>
-    </w:p>
-    <w:p>
-      <w:pPr>
-        <w:ind w:left="400"/>
-      </w:pPr>
-      <w:r>
-        <w:t>[3] 农业农村主管部门公开数据：截至2024年10月底，家庭农场、农民合作社及农业社会化服务主体相关统计。</w:t>
-      </w:r>
-    </w:p>
-    <w:p>
-      <w:pPr>
-        <w:ind w:left="400"/>
-      </w:pPr>
-      <w:r>
-        <w:t>[4] 中国互联网络信息中心：《第55次中国互联网络发展状况统计报告》，2025年1月。</w:t>
-      </w:r>
-    </w:p>
-    <w:p>
-      <w:pPr>
-        <w:ind w:left="400"/>
-      </w:pPr>
-      <w:r>
-        <w:t>[5] 托普云农官方网站：智慧农业综合解决方案及业务体系介绍。</w:t>
-      </w:r>
-    </w:p>
-    <w:p>
-      <w:pPr>
-        <w:ind w:left="400"/>
-      </w:pPr>
-      <w:r>
-        <w:t>[6] 极飞科技官方网站：XSAS智慧农业系统及智能农场产品介绍。</w:t>
-      </w:r>
-    </w:p>
-    <w:p>
-      <w:pPr>
         <w:pStyle w:val="2"/>
         <w:pageBreakBefore/>
         <w:ind w:firstLine="640"/>
-      </w:pPr>
-      <w:bookmarkStart w:id="18" w:name="_Toc25955"/>
-      <w:r>
+        <w:rPr>
+          <w:color w:val="000000" w:themeColor="text1"/>
+          <w14:textFill>
+            <w14:solidFill>
+              <w14:schemeClr w14:val="tx1"/>
+            </w14:solidFill>
+          </w14:textFill>
+        </w:rPr>
+      </w:pPr>
+      <w:bookmarkStart w:id="15" w:name="_Toc25955"/>
+      <w:r>
+        <w:rPr>
+          <w:color w:val="000000" w:themeColor="text1"/>
+          <w14:textFill>
+            <w14:solidFill>
+              <w14:schemeClr w14:val="tx1"/>
+            </w14:solidFill>
+          </w14:textFill>
+        </w:rPr>
         <w:t>五、商业模式</w:t>
       </w:r>
-      <w:bookmarkEnd w:id="18"/>
+      <w:bookmarkEnd w:id="15"/>
     </w:p>
     <w:p>
       <w:pPr>
         <w:pStyle w:val="3"/>
         <w:spacing w:before="165"/>
-      </w:pPr>
-      <w:bookmarkStart w:id="19" w:name="_Toc16178"/>
-      <w:r>
-        <w:t>1. 核心价值主张</w:t>
-      </w:r>
-      <w:bookmarkEnd w:id="19"/>
-    </w:p>
-    <w:p>
-      <w:r>
-        <w:t>项目为客户出售的不是一次性“AI回答”，而是持续可用的农业知识与业务协同能力。对农场，价值在于减少信息查找与重复录入；对合作社和服务机构，价值在于提高服务人员人均覆盖数量、统一知识口径并沉淀服务资产；对农业企业，价值在于获得可控、可集成和可维护的专属农业智能入口。</w:t>
-      </w:r>
-    </w:p>
-    <w:p>
-      <w:pPr>
-        <w:keepNext/>
-        <w:spacing w:before="160" w:line="240" w:lineRule="auto"/>
-        <w:jc w:val="center"/>
-      </w:pPr>
-      <w:r>
-        <w:drawing>
-          <wp:inline distT="0" distB="0" distL="0" distR="0">
-            <wp:extent cx="5349240" cy="2674620"/>
-            <wp:effectExtent l="0" t="0" r="0" b="0"/>
-            <wp:docPr id="3" name="Picture 3" descr="图5.1  从农场数据到知识沉淀的业务闭环" title="图5.1  从农场数据到知识沉淀的业务闭环"/>
-            <wp:cNvGraphicFramePr>
-              <a:graphicFrameLocks xmlns:a="http://schemas.openxmlformats.org/drawingml/2006/main" noChangeAspect="1"/>
-            </wp:cNvGraphicFramePr>
-            <a:graphic xmlns:a="http://schemas.openxmlformats.org/drawingml/2006/main">
-              <a:graphicData uri="http://schemas.openxmlformats.org/drawingml/2006/picture">
-                <pic:pic xmlns:pic="http://schemas.openxmlformats.org/drawingml/2006/picture">
-                  <pic:nvPicPr>
-                    <pic:cNvPr id="3" name="Picture 3" descr="图5.1  从农场数据到知识沉淀的业务闭环" title="图5.1  从农场数据到知识沉淀的业务闭环"/>
-                    <pic:cNvPicPr>
-                      <a:picLocks noChangeAspect="1"/>
-                    </pic:cNvPicPr>
-                  </pic:nvPicPr>
-                  <pic:blipFill>
-                    <a:blip r:embed="rId16"/>
-                    <a:stretch>
-                      <a:fillRect/>
-                    </a:stretch>
-                  </pic:blipFill>
-                  <pic:spPr>
-                    <a:xfrm>
-                      <a:off x="0" y="0"/>
-                      <a:ext cx="5349240" cy="2674620"/>
-                    </a:xfrm>
-                    <a:prstGeom prst="rect">
-                      <a:avLst/>
-                    </a:prstGeom>
-                  </pic:spPr>
-                </pic:pic>
-              </a:graphicData>
-            </a:graphic>
-          </wp:inline>
-        </w:drawing>
-      </w:r>
-    </w:p>
-    <w:p>
-      <w:pPr>
-        <w:keepLines/>
-        <w:spacing w:before="80" w:after="160"/>
-        <w:ind w:firstLine="480"/>
-        <w:jc w:val="center"/>
-      </w:pPr>
-      <w:r>
         <w:rPr>
-          <w:rFonts w:eastAsia="黑体"/>
-          <w:color w:val="0B3558"/>
-          <w:sz w:val="24"/>
+          <w:color w:val="000000" w:themeColor="text1"/>
+          <w14:textFill>
+            <w14:solidFill>
+              <w14:schemeClr w14:val="tx1"/>
+            </w14:solidFill>
+          </w14:textFill>
         </w:rPr>
-        <w:t>图5.1  从农场数据到知识沉淀的业务闭环</w:t>
+      </w:pPr>
+      <w:bookmarkStart w:id="16" w:name="_Toc16178"/>
+      <w:r>
+        <w:rPr>
+          <w:color w:val="000000" w:themeColor="text1"/>
+          <w14:textFill>
+            <w14:solidFill>
+              <w14:schemeClr w14:val="tx1"/>
+            </w14:solidFill>
+          </w14:textFill>
+        </w:rPr>
+        <w:t xml:space="preserve">1. </w:t>
+      </w:r>
+      <w:bookmarkEnd w:id="16"/>
+      <w:r>
+        <w:rPr>
+          <w:rFonts w:hint="eastAsia" w:eastAsia="楷体" w:cs="方正楷体_GBK"/>
+          <w:iCs/>
+          <w:color w:val="000000" w:themeColor="text1"/>
+          <w:sz w:val="32"/>
+          <w:szCs w:val="32"/>
+          <w:highlight w:val="none"/>
+          <w:lang w:eastAsia="zh-CN"/>
+          <w14:textFill>
+            <w14:solidFill>
+              <w14:schemeClr w14:val="tx1"/>
+            </w14:solidFill>
+          </w14:textFill>
+        </w:rPr>
+        <w:t>盈利模式</w:t>
+      </w:r>
+    </w:p>
+    <w:p>
+      <w:pPr>
+        <w:pStyle w:val="28"/>
+        <w:keepNext w:val="0"/>
+        <w:keepLines w:val="0"/>
+        <w:pageBreakBefore w:val="0"/>
+        <w:widowControl/>
+        <w:suppressLineNumbers w:val="0"/>
+        <w:kinsoku/>
+        <w:wordWrap/>
+        <w:overflowPunct/>
+        <w:topLinePunct w:val="0"/>
+        <w:autoSpaceDE/>
+        <w:autoSpaceDN/>
+        <w:bidi w:val="0"/>
+        <w:adjustRightInd/>
+        <w:snapToGrid w:val="0"/>
+        <w:spacing w:beforeAutospacing="0" w:afterAutospacing="0"/>
+        <w:textAlignment w:val="auto"/>
+      </w:pPr>
+      <w:r>
+        <w:t>项目构建“培训获客—工具服务—营销运营—交易转化”的盈利闭环。</w:t>
+      </w:r>
+    </w:p>
+    <w:p>
+      <w:pPr>
+        <w:pStyle w:val="28"/>
+        <w:keepNext w:val="0"/>
+        <w:keepLines w:val="0"/>
+        <w:pageBreakBefore w:val="0"/>
+        <w:widowControl/>
+        <w:suppressLineNumbers w:val="0"/>
+        <w:kinsoku/>
+        <w:wordWrap/>
+        <w:overflowPunct/>
+        <w:topLinePunct w:val="0"/>
+        <w:autoSpaceDE/>
+        <w:autoSpaceDN/>
+        <w:bidi w:val="0"/>
+        <w:adjustRightInd/>
+        <w:snapToGrid w:val="0"/>
+        <w:spacing w:beforeAutospacing="0" w:afterAutospacing="0"/>
+        <w:textAlignment w:val="auto"/>
+      </w:pPr>
+      <w:r>
+        <w:t>第一，培训</w:t>
+      </w:r>
+      <w:r>
+        <w:rPr>
+          <w:rFonts w:hint="eastAsia"/>
+          <w:lang w:val="en-US" w:eastAsia="zh-CN"/>
+        </w:rPr>
+        <w:t>课程免费与公开课</w:t>
+      </w:r>
+      <w:r>
+        <w:t>。项目通过发布农业AI应用、短视频制作和农产品营销等培训视频吸引目标用户，并面向家庭农场、合作社及农业企业开设</w:t>
+      </w:r>
+      <w:r>
+        <w:rPr>
+          <w:rFonts w:hint="eastAsia"/>
+          <w:lang w:val="en-US" w:eastAsia="zh-CN"/>
+        </w:rPr>
+        <w:t>免费</w:t>
+      </w:r>
+      <w:r>
+        <w:t>课程和线下</w:t>
+      </w:r>
+      <w:r>
+        <w:rPr>
+          <w:rFonts w:hint="eastAsia"/>
+          <w:lang w:val="en-US" w:eastAsia="zh-CN"/>
+        </w:rPr>
+        <w:t>公开课获取客源</w:t>
+      </w:r>
+      <w:r>
+        <w:t>。</w:t>
+      </w:r>
+    </w:p>
+    <w:p>
+      <w:pPr>
+        <w:pStyle w:val="28"/>
+        <w:keepNext w:val="0"/>
+        <w:keepLines w:val="0"/>
+        <w:pageBreakBefore w:val="0"/>
+        <w:widowControl/>
+        <w:suppressLineNumbers w:val="0"/>
+        <w:kinsoku/>
+        <w:wordWrap/>
+        <w:overflowPunct/>
+        <w:topLinePunct w:val="0"/>
+        <w:autoSpaceDE/>
+        <w:autoSpaceDN/>
+        <w:bidi w:val="0"/>
+        <w:adjustRightInd/>
+        <w:snapToGrid w:val="0"/>
+        <w:spacing w:beforeAutospacing="0" w:afterAutospacing="0"/>
+        <w:textAlignment w:val="auto"/>
+      </w:pPr>
+      <w:r>
+        <w:t>第二，AI营销服务收入。针对缺少内容团队的农业经营主体，提供农产品卖点提炼、广告文案、AI短视频脚本与分镜生成、视频制作、账号运营和精准投流等服务，按照单次项目、服务套餐或年度合作收取费用。</w:t>
+      </w:r>
+    </w:p>
+    <w:p>
+      <w:pPr>
+        <w:pStyle w:val="28"/>
+        <w:keepNext w:val="0"/>
+        <w:keepLines w:val="0"/>
+        <w:pageBreakBefore w:val="0"/>
+        <w:widowControl/>
+        <w:suppressLineNumbers w:val="0"/>
+        <w:kinsoku/>
+        <w:wordWrap/>
+        <w:overflowPunct/>
+        <w:topLinePunct w:val="0"/>
+        <w:autoSpaceDE/>
+        <w:autoSpaceDN/>
+        <w:bidi w:val="0"/>
+        <w:adjustRightInd/>
+        <w:snapToGrid w:val="0"/>
+        <w:spacing w:beforeAutospacing="0" w:afterAutospacing="0"/>
+        <w:textAlignment w:val="auto"/>
+      </w:pPr>
+      <w:r>
+        <w:t>第三，农产品销售分成。项目通过自媒体账号和合作渠道推广优质农产品，根据实际成交额向合作农场或合作社收取推广佣金、渠道服务费。前期由农产品供应方或第三方物流负责仓储发货，项目重点负责内容营销、流量获取和订单协同，降低库存与履约风险。</w:t>
+      </w:r>
+    </w:p>
+    <w:p>
+      <w:pPr>
+        <w:pStyle w:val="28"/>
+        <w:keepNext w:val="0"/>
+        <w:keepLines w:val="0"/>
+        <w:pageBreakBefore w:val="0"/>
+        <w:widowControl/>
+        <w:suppressLineNumbers w:val="0"/>
+        <w:kinsoku/>
+        <w:wordWrap/>
+        <w:overflowPunct/>
+        <w:topLinePunct w:val="0"/>
+        <w:autoSpaceDE/>
+        <w:autoSpaceDN/>
+        <w:bidi w:val="0"/>
+        <w:adjustRightInd/>
+        <w:snapToGrid w:val="0"/>
+        <w:spacing w:beforeAutospacing="0" w:afterAutospacing="0"/>
+        <w:textAlignment w:val="auto"/>
+      </w:pPr>
+      <w:r>
+        <w:t>第四，流量与内容商业化收入。项目自媒体账号形成稳定用户规模后，可通过平台创作激励、广告合作、品牌推广和直播带货获得补充收入。该部分作为增量收入，不作为项目前期唯一盈利来源。</w:t>
       </w:r>
     </w:p>
     <w:p>
       <w:pPr>
         <w:pStyle w:val="3"/>
         <w:spacing w:before="165"/>
-      </w:pPr>
-      <w:bookmarkStart w:id="20" w:name="_Toc20159"/>
-      <w:r>
-        <w:t>2. 盈利模式与定价</w:t>
-      </w:r>
-      <w:bookmarkEnd w:id="20"/>
-    </w:p>
-    <w:p>
-      <w:pPr>
-        <w:keepNext/>
-        <w:keepLines/>
-        <w:spacing w:before="160" w:after="120"/>
-        <w:ind w:firstLine="480"/>
-        <w:jc w:val="center"/>
-      </w:pPr>
-      <w:r>
         <w:rPr>
-          <w:rFonts w:eastAsia="黑体"/>
-          <w:color w:val="0B3558"/>
-          <w:sz w:val="24"/>
+          <w:rFonts w:hint="default" w:eastAsia="楷体"/>
+          <w:color w:val="000000" w:themeColor="text1"/>
+          <w:lang w:val="en-US" w:eastAsia="zh-CN"/>
+          <w14:textFill>
+            <w14:solidFill>
+              <w14:schemeClr w14:val="tx1"/>
+            </w14:solidFill>
+          </w14:textFill>
         </w:rPr>
-        <w:t>表5.1  规划产品与定价体系</w:t>
-      </w:r>
-    </w:p>
-    <w:tbl>
-      <w:tblPr>
-        <w:tblStyle w:val="32"/>
-        <w:tblW w:w="8720" w:type="dxa"/>
-        <w:jc w:val="center"/>
-        <w:tblBorders>
-          <w:top w:val="single" w:color="auto" w:sz="4" w:space="0"/>
-          <w:left w:val="single" w:color="auto" w:sz="4" w:space="0"/>
-          <w:bottom w:val="single" w:color="auto" w:sz="4" w:space="0"/>
-          <w:right w:val="single" w:color="auto" w:sz="4" w:space="0"/>
-          <w:insideH w:val="single" w:color="auto" w:sz="4" w:space="0"/>
-          <w:insideV w:val="single" w:color="auto" w:sz="4" w:space="0"/>
-        </w:tblBorders>
-        <w:tblLayout w:type="fixed"/>
-        <w:tblCellMar>
-          <w:top w:w="0" w:type="dxa"/>
-          <w:left w:w="108" w:type="dxa"/>
-          <w:bottom w:w="0" w:type="dxa"/>
-          <w:right w:w="108" w:type="dxa"/>
-        </w:tblCellMar>
-      </w:tblPr>
-      <w:tblGrid>
-        <w:gridCol w:w="1187"/>
-        <w:gridCol w:w="1785"/>
-        <w:gridCol w:w="1463"/>
-        <w:gridCol w:w="4285"/>
-      </w:tblGrid>
-      <w:tr>
-        <w:tblPrEx>
-          <w:tblBorders>
-            <w:top w:val="single" w:color="auto" w:sz="4" w:space="0"/>
-            <w:left w:val="single" w:color="auto" w:sz="4" w:space="0"/>
-            <w:bottom w:val="single" w:color="auto" w:sz="4" w:space="0"/>
-            <w:right w:val="single" w:color="auto" w:sz="4" w:space="0"/>
-            <w:insideH w:val="single" w:color="auto" w:sz="4" w:space="0"/>
-            <w:insideV w:val="single" w:color="auto" w:sz="4" w:space="0"/>
-          </w:tblBorders>
-          <w:tblCellMar>
-            <w:top w:w="0" w:type="dxa"/>
-            <w:left w:w="108" w:type="dxa"/>
-            <w:bottom w:w="0" w:type="dxa"/>
-            <w:right w:w="108" w:type="dxa"/>
-          </w:tblCellMar>
-        </w:tblPrEx>
-        <w:trPr>
-          <w:tblHeader/>
-          <w:jc w:val="center"/>
-        </w:trPr>
-        <w:tc>
-          <w:tcPr>
-            <w:tcW w:w="1187" w:type="dxa"/>
-            <w:shd w:val="clear" w:color="auto" w:fill="DCEAF0"/>
-            <w:tcMar>
-              <w:top w:w="100" w:type="dxa"/>
-              <w:left w:w="120" w:type="dxa"/>
-              <w:bottom w:w="100" w:type="dxa"/>
-              <w:right w:w="120" w:type="dxa"/>
-            </w:tcMar>
-            <w:vAlign w:val="center"/>
-          </w:tcPr>
-          <w:p>
-            <w:pPr>
-              <w:keepLines/>
-              <w:spacing w:line="330" w:lineRule="exact"/>
-              <w:ind w:firstLine="462"/>
-              <w:jc w:val="center"/>
-            </w:pPr>
-            <w:r>
-              <w:rPr>
-                <w:b/>
-                <w:color w:val="0B3558"/>
-                <w:sz w:val="23"/>
-              </w:rPr>
-              <w:t>产品</w:t>
-            </w:r>
-          </w:p>
-        </w:tc>
-        <w:tc>
-          <w:tcPr>
-            <w:tcW w:w="1785" w:type="dxa"/>
-            <w:shd w:val="clear" w:color="auto" w:fill="DCEAF0"/>
-            <w:tcMar>
-              <w:top w:w="100" w:type="dxa"/>
-              <w:left w:w="120" w:type="dxa"/>
-              <w:bottom w:w="100" w:type="dxa"/>
-              <w:right w:w="120" w:type="dxa"/>
-            </w:tcMar>
-            <w:vAlign w:val="center"/>
-          </w:tcPr>
-          <w:p>
-            <w:pPr>
-              <w:keepLines/>
-              <w:spacing w:line="330" w:lineRule="exact"/>
-              <w:ind w:firstLine="462"/>
-              <w:jc w:val="center"/>
-            </w:pPr>
-            <w:r>
-              <w:rPr>
-                <w:b/>
-                <w:color w:val="0B3558"/>
-                <w:sz w:val="23"/>
-              </w:rPr>
-              <w:t>目标客户</w:t>
-            </w:r>
-          </w:p>
-        </w:tc>
-        <w:tc>
-          <w:tcPr>
-            <w:tcW w:w="1463" w:type="dxa"/>
-            <w:shd w:val="clear" w:color="auto" w:fill="DCEAF0"/>
-            <w:tcMar>
-              <w:top w:w="100" w:type="dxa"/>
-              <w:left w:w="120" w:type="dxa"/>
-              <w:bottom w:w="100" w:type="dxa"/>
-              <w:right w:w="120" w:type="dxa"/>
-            </w:tcMar>
-            <w:vAlign w:val="center"/>
-          </w:tcPr>
-          <w:p>
-            <w:pPr>
-              <w:keepLines/>
-              <w:spacing w:line="330" w:lineRule="exact"/>
-              <w:ind w:firstLine="462"/>
-              <w:jc w:val="center"/>
-            </w:pPr>
-            <w:r>
-              <w:rPr>
-                <w:b/>
-                <w:color w:val="0B3558"/>
-                <w:sz w:val="23"/>
-              </w:rPr>
-              <w:t>规划价格</w:t>
-            </w:r>
-          </w:p>
-        </w:tc>
-        <w:tc>
-          <w:tcPr>
-            <w:tcW w:w="4285" w:type="dxa"/>
-            <w:shd w:val="clear" w:color="auto" w:fill="DCEAF0"/>
-            <w:tcMar>
-              <w:top w:w="100" w:type="dxa"/>
-              <w:left w:w="120" w:type="dxa"/>
-              <w:bottom w:w="100" w:type="dxa"/>
-              <w:right w:w="120" w:type="dxa"/>
-            </w:tcMar>
-            <w:vAlign w:val="center"/>
-          </w:tcPr>
-          <w:p>
-            <w:pPr>
-              <w:keepLines/>
-              <w:spacing w:line="330" w:lineRule="exact"/>
-              <w:ind w:firstLine="462"/>
-              <w:jc w:val="center"/>
-            </w:pPr>
-            <w:r>
-              <w:rPr>
-                <w:b/>
-                <w:color w:val="0B3558"/>
-                <w:sz w:val="23"/>
-              </w:rPr>
-              <w:t>主要内容</w:t>
-            </w:r>
-          </w:p>
-        </w:tc>
-      </w:tr>
-      <w:tr>
-        <w:tblPrEx>
-          <w:tblBorders>
-            <w:top w:val="single" w:color="auto" w:sz="4" w:space="0"/>
-            <w:left w:val="single" w:color="auto" w:sz="4" w:space="0"/>
-            <w:bottom w:val="single" w:color="auto" w:sz="4" w:space="0"/>
-            <w:right w:val="single" w:color="auto" w:sz="4" w:space="0"/>
-            <w:insideH w:val="single" w:color="auto" w:sz="4" w:space="0"/>
-            <w:insideV w:val="single" w:color="auto" w:sz="4" w:space="0"/>
-          </w:tblBorders>
-          <w:tblCellMar>
-            <w:top w:w="0" w:type="dxa"/>
-            <w:left w:w="108" w:type="dxa"/>
-            <w:bottom w:w="0" w:type="dxa"/>
-            <w:right w:w="108" w:type="dxa"/>
-          </w:tblCellMar>
-        </w:tblPrEx>
-        <w:trPr>
-          <w:jc w:val="center"/>
-        </w:trPr>
-        <w:tc>
-          <w:tcPr>
-            <w:tcW w:w="1187" w:type="dxa"/>
-            <w:tcMar>
-              <w:top w:w="100" w:type="dxa"/>
-              <w:left w:w="120" w:type="dxa"/>
-              <w:bottom w:w="100" w:type="dxa"/>
-              <w:right w:w="120" w:type="dxa"/>
-            </w:tcMar>
-            <w:vAlign w:val="center"/>
-          </w:tcPr>
-          <w:p>
-            <w:pPr>
-              <w:keepLines/>
-              <w:spacing w:line="330" w:lineRule="exact"/>
-              <w:ind w:firstLine="460"/>
-              <w:jc w:val="center"/>
-            </w:pPr>
-            <w:r>
-              <w:rPr>
-                <w:sz w:val="23"/>
-              </w:rPr>
-              <w:t>基础体验版</w:t>
-            </w:r>
-          </w:p>
-        </w:tc>
-        <w:tc>
-          <w:tcPr>
-            <w:tcW w:w="1785" w:type="dxa"/>
-            <w:tcMar>
-              <w:top w:w="100" w:type="dxa"/>
-              <w:left w:w="120" w:type="dxa"/>
-              <w:bottom w:w="100" w:type="dxa"/>
-              <w:right w:w="120" w:type="dxa"/>
-            </w:tcMar>
-            <w:vAlign w:val="center"/>
-          </w:tcPr>
-          <w:p>
-            <w:pPr>
-              <w:keepLines/>
-              <w:spacing w:line="330" w:lineRule="exact"/>
-              <w:ind w:firstLine="460"/>
-              <w:jc w:val="center"/>
-            </w:pPr>
-            <w:r>
-              <w:rPr>
-                <w:sz w:val="23"/>
-              </w:rPr>
-              <w:t>个体用户、试用客户</w:t>
-            </w:r>
-          </w:p>
-        </w:tc>
-        <w:tc>
-          <w:tcPr>
-            <w:tcW w:w="1463" w:type="dxa"/>
-            <w:tcMar>
-              <w:top w:w="100" w:type="dxa"/>
-              <w:left w:w="120" w:type="dxa"/>
-              <w:bottom w:w="100" w:type="dxa"/>
-              <w:right w:w="120" w:type="dxa"/>
-            </w:tcMar>
-            <w:vAlign w:val="center"/>
-          </w:tcPr>
-          <w:p>
-            <w:pPr>
-              <w:keepLines/>
-              <w:spacing w:line="330" w:lineRule="exact"/>
-              <w:ind w:firstLine="460"/>
-              <w:jc w:val="center"/>
-            </w:pPr>
-            <w:r>
-              <w:rPr>
-                <w:sz w:val="23"/>
-              </w:rPr>
-              <w:t>免费或限量使用</w:t>
-            </w:r>
-          </w:p>
-        </w:tc>
-        <w:tc>
-          <w:tcPr>
-            <w:tcW w:w="4285" w:type="dxa"/>
-            <w:tcMar>
-              <w:top w:w="100" w:type="dxa"/>
-              <w:left w:w="120" w:type="dxa"/>
-              <w:bottom w:w="100" w:type="dxa"/>
-              <w:right w:w="120" w:type="dxa"/>
-            </w:tcMar>
-            <w:vAlign w:val="center"/>
-          </w:tcPr>
-          <w:p>
-            <w:pPr>
-              <w:keepLines/>
-              <w:spacing w:line="330" w:lineRule="exact"/>
-              <w:ind w:firstLine="460"/>
-              <w:jc w:val="left"/>
-            </w:pPr>
-            <w:r>
-              <w:rPr>
-                <w:sz w:val="23"/>
-              </w:rPr>
-              <w:t>基础问答、公开知识、单农场档案</w:t>
-            </w:r>
-          </w:p>
-        </w:tc>
-      </w:tr>
-      <w:tr>
-        <w:tblPrEx>
-          <w:tblBorders>
-            <w:top w:val="single" w:color="auto" w:sz="4" w:space="0"/>
-            <w:left w:val="single" w:color="auto" w:sz="4" w:space="0"/>
-            <w:bottom w:val="single" w:color="auto" w:sz="4" w:space="0"/>
-            <w:right w:val="single" w:color="auto" w:sz="4" w:space="0"/>
-            <w:insideH w:val="single" w:color="auto" w:sz="4" w:space="0"/>
-            <w:insideV w:val="single" w:color="auto" w:sz="4" w:space="0"/>
-          </w:tblBorders>
-          <w:tblCellMar>
-            <w:top w:w="0" w:type="dxa"/>
-            <w:left w:w="108" w:type="dxa"/>
-            <w:bottom w:w="0" w:type="dxa"/>
-            <w:right w:w="108" w:type="dxa"/>
-          </w:tblCellMar>
-        </w:tblPrEx>
-        <w:trPr>
-          <w:jc w:val="center"/>
-        </w:trPr>
-        <w:tc>
-          <w:tcPr>
-            <w:tcW w:w="1187" w:type="dxa"/>
-            <w:tcMar>
-              <w:top w:w="100" w:type="dxa"/>
-              <w:left w:w="120" w:type="dxa"/>
-              <w:bottom w:w="100" w:type="dxa"/>
-              <w:right w:w="120" w:type="dxa"/>
-            </w:tcMar>
-            <w:vAlign w:val="center"/>
-          </w:tcPr>
-          <w:p>
-            <w:pPr>
-              <w:keepLines/>
-              <w:spacing w:line="330" w:lineRule="exact"/>
-              <w:ind w:firstLine="460"/>
-              <w:jc w:val="center"/>
-            </w:pPr>
-            <w:r>
-              <w:rPr>
-                <w:sz w:val="23"/>
-              </w:rPr>
-              <w:t>专业SaaS版</w:t>
-            </w:r>
-          </w:p>
-        </w:tc>
-        <w:tc>
-          <w:tcPr>
-            <w:tcW w:w="1785" w:type="dxa"/>
-            <w:tcMar>
-              <w:top w:w="100" w:type="dxa"/>
-              <w:left w:w="120" w:type="dxa"/>
-              <w:bottom w:w="100" w:type="dxa"/>
-              <w:right w:w="120" w:type="dxa"/>
-            </w:tcMar>
-            <w:vAlign w:val="center"/>
-          </w:tcPr>
-          <w:p>
-            <w:pPr>
-              <w:keepLines/>
-              <w:spacing w:line="330" w:lineRule="exact"/>
-              <w:ind w:firstLine="460"/>
-              <w:jc w:val="center"/>
-            </w:pPr>
-            <w:r>
-              <w:rPr>
-                <w:sz w:val="23"/>
-              </w:rPr>
-              <w:t>家庭农场、小型合作社</w:t>
-            </w:r>
-          </w:p>
-        </w:tc>
-        <w:tc>
-          <w:tcPr>
-            <w:tcW w:w="1463" w:type="dxa"/>
-            <w:tcMar>
-              <w:top w:w="100" w:type="dxa"/>
-              <w:left w:w="120" w:type="dxa"/>
-              <w:bottom w:w="100" w:type="dxa"/>
-              <w:right w:w="120" w:type="dxa"/>
-            </w:tcMar>
-            <w:vAlign w:val="center"/>
-          </w:tcPr>
-          <w:p>
-            <w:pPr>
-              <w:keepLines/>
-              <w:spacing w:line="330" w:lineRule="exact"/>
-              <w:ind w:firstLine="460"/>
-              <w:jc w:val="center"/>
-            </w:pPr>
-            <w:r>
-              <w:rPr>
-                <w:sz w:val="23"/>
-              </w:rPr>
-              <w:t>0.98万元/年起</w:t>
-            </w:r>
-          </w:p>
-        </w:tc>
-        <w:tc>
-          <w:tcPr>
-            <w:tcW w:w="4285" w:type="dxa"/>
-            <w:tcMar>
-              <w:top w:w="100" w:type="dxa"/>
-              <w:left w:w="120" w:type="dxa"/>
-              <w:bottom w:w="100" w:type="dxa"/>
-              <w:right w:w="120" w:type="dxa"/>
-            </w:tcMar>
-            <w:vAlign w:val="center"/>
-          </w:tcPr>
-          <w:p>
-            <w:pPr>
-              <w:keepLines/>
-              <w:spacing w:line="330" w:lineRule="exact"/>
-              <w:ind w:firstLine="460"/>
-              <w:jc w:val="left"/>
-            </w:pPr>
-            <w:r>
-              <w:rPr>
-                <w:sz w:val="23"/>
-              </w:rPr>
-              <w:t>多地块、天气与行情、知识库、基础运营服务</w:t>
-            </w:r>
-          </w:p>
-        </w:tc>
-      </w:tr>
-      <w:tr>
-        <w:tblPrEx>
-          <w:tblBorders>
-            <w:top w:val="single" w:color="auto" w:sz="4" w:space="0"/>
-            <w:left w:val="single" w:color="auto" w:sz="4" w:space="0"/>
-            <w:bottom w:val="single" w:color="auto" w:sz="4" w:space="0"/>
-            <w:right w:val="single" w:color="auto" w:sz="4" w:space="0"/>
-            <w:insideH w:val="single" w:color="auto" w:sz="4" w:space="0"/>
-            <w:insideV w:val="single" w:color="auto" w:sz="4" w:space="0"/>
-          </w:tblBorders>
-          <w:tblCellMar>
-            <w:top w:w="0" w:type="dxa"/>
-            <w:left w:w="108" w:type="dxa"/>
-            <w:bottom w:w="0" w:type="dxa"/>
-            <w:right w:w="108" w:type="dxa"/>
-          </w:tblCellMar>
-        </w:tblPrEx>
-        <w:trPr>
-          <w:jc w:val="center"/>
-        </w:trPr>
-        <w:tc>
-          <w:tcPr>
-            <w:tcW w:w="1187" w:type="dxa"/>
-            <w:tcMar>
-              <w:top w:w="100" w:type="dxa"/>
-              <w:left w:w="120" w:type="dxa"/>
-              <w:bottom w:w="100" w:type="dxa"/>
-              <w:right w:w="120" w:type="dxa"/>
-            </w:tcMar>
-            <w:vAlign w:val="center"/>
-          </w:tcPr>
-          <w:p>
-            <w:pPr>
-              <w:keepLines/>
-              <w:spacing w:line="330" w:lineRule="exact"/>
-              <w:ind w:firstLine="460"/>
-              <w:jc w:val="center"/>
-            </w:pPr>
-            <w:r>
-              <w:rPr>
-                <w:sz w:val="23"/>
-              </w:rPr>
-              <w:t>机构SaaS版</w:t>
-            </w:r>
-          </w:p>
-        </w:tc>
-        <w:tc>
-          <w:tcPr>
-            <w:tcW w:w="1785" w:type="dxa"/>
-            <w:tcMar>
-              <w:top w:w="100" w:type="dxa"/>
-              <w:left w:w="120" w:type="dxa"/>
-              <w:bottom w:w="100" w:type="dxa"/>
-              <w:right w:w="120" w:type="dxa"/>
-            </w:tcMar>
-            <w:vAlign w:val="center"/>
-          </w:tcPr>
-          <w:p>
-            <w:pPr>
-              <w:keepLines/>
-              <w:spacing w:line="330" w:lineRule="exact"/>
-              <w:ind w:firstLine="460"/>
-              <w:jc w:val="center"/>
-            </w:pPr>
-            <w:r>
-              <w:rPr>
-                <w:sz w:val="23"/>
-              </w:rPr>
-              <w:t>合作社、农服中心</w:t>
-            </w:r>
-          </w:p>
-        </w:tc>
-        <w:tc>
-          <w:tcPr>
-            <w:tcW w:w="1463" w:type="dxa"/>
-            <w:tcMar>
-              <w:top w:w="100" w:type="dxa"/>
-              <w:left w:w="120" w:type="dxa"/>
-              <w:bottom w:w="100" w:type="dxa"/>
-              <w:right w:w="120" w:type="dxa"/>
-            </w:tcMar>
-            <w:vAlign w:val="center"/>
-          </w:tcPr>
-          <w:p>
-            <w:pPr>
-              <w:keepLines/>
-              <w:spacing w:line="330" w:lineRule="exact"/>
-              <w:ind w:firstLine="460"/>
-              <w:jc w:val="center"/>
-            </w:pPr>
-            <w:r>
-              <w:rPr>
-                <w:sz w:val="23"/>
-              </w:rPr>
-              <w:t>1.98万元/年起</w:t>
-            </w:r>
-          </w:p>
-        </w:tc>
-        <w:tc>
-          <w:tcPr>
-            <w:tcW w:w="4285" w:type="dxa"/>
-            <w:tcMar>
-              <w:top w:w="100" w:type="dxa"/>
-              <w:left w:w="120" w:type="dxa"/>
-              <w:bottom w:w="100" w:type="dxa"/>
-              <w:right w:w="120" w:type="dxa"/>
-            </w:tcMar>
-            <w:vAlign w:val="center"/>
-          </w:tcPr>
-          <w:p>
-            <w:pPr>
-              <w:keepLines/>
-              <w:spacing w:line="330" w:lineRule="exact"/>
-              <w:ind w:firstLine="460"/>
-              <w:jc w:val="left"/>
-            </w:pPr>
-            <w:r>
-              <w:rPr>
-                <w:sz w:val="23"/>
-              </w:rPr>
-              <w:t>多用户、专属知识、服务记录、权限和培训</w:t>
-            </w:r>
-          </w:p>
-        </w:tc>
-      </w:tr>
-      <w:tr>
-        <w:tblPrEx>
-          <w:tblBorders>
-            <w:top w:val="single" w:color="auto" w:sz="4" w:space="0"/>
-            <w:left w:val="single" w:color="auto" w:sz="4" w:space="0"/>
-            <w:bottom w:val="single" w:color="auto" w:sz="4" w:space="0"/>
-            <w:right w:val="single" w:color="auto" w:sz="4" w:space="0"/>
-            <w:insideH w:val="single" w:color="auto" w:sz="4" w:space="0"/>
-            <w:insideV w:val="single" w:color="auto" w:sz="4" w:space="0"/>
-          </w:tblBorders>
-          <w:tblCellMar>
-            <w:top w:w="0" w:type="dxa"/>
-            <w:left w:w="108" w:type="dxa"/>
-            <w:bottom w:w="0" w:type="dxa"/>
-            <w:right w:w="108" w:type="dxa"/>
-          </w:tblCellMar>
-        </w:tblPrEx>
-        <w:trPr>
-          <w:jc w:val="center"/>
-        </w:trPr>
-        <w:tc>
-          <w:tcPr>
-            <w:tcW w:w="1187" w:type="dxa"/>
-            <w:tcMar>
-              <w:top w:w="100" w:type="dxa"/>
-              <w:left w:w="120" w:type="dxa"/>
-              <w:bottom w:w="100" w:type="dxa"/>
-              <w:right w:w="120" w:type="dxa"/>
-            </w:tcMar>
-            <w:vAlign w:val="center"/>
-          </w:tcPr>
-          <w:p>
-            <w:pPr>
-              <w:keepLines/>
-              <w:spacing w:line="330" w:lineRule="exact"/>
-              <w:ind w:firstLine="460"/>
-              <w:jc w:val="center"/>
-            </w:pPr>
-            <w:r>
-              <w:rPr>
-                <w:sz w:val="23"/>
-              </w:rPr>
-              <w:t>私有化部署</w:t>
-            </w:r>
-          </w:p>
-        </w:tc>
-        <w:tc>
-          <w:tcPr>
-            <w:tcW w:w="1785" w:type="dxa"/>
-            <w:tcMar>
-              <w:top w:w="100" w:type="dxa"/>
-              <w:left w:w="120" w:type="dxa"/>
-              <w:bottom w:w="100" w:type="dxa"/>
-              <w:right w:w="120" w:type="dxa"/>
-            </w:tcMar>
-            <w:vAlign w:val="center"/>
-          </w:tcPr>
-          <w:p>
-            <w:pPr>
-              <w:keepLines/>
-              <w:spacing w:line="330" w:lineRule="exact"/>
-              <w:ind w:firstLine="460"/>
-              <w:jc w:val="center"/>
-            </w:pPr>
-            <w:r>
-              <w:rPr>
-                <w:sz w:val="23"/>
-              </w:rPr>
-              <w:t>农业企业、区域机构</w:t>
-            </w:r>
-          </w:p>
-        </w:tc>
-        <w:tc>
-          <w:tcPr>
-            <w:tcW w:w="1463" w:type="dxa"/>
-            <w:tcMar>
-              <w:top w:w="100" w:type="dxa"/>
-              <w:left w:w="120" w:type="dxa"/>
-              <w:bottom w:w="100" w:type="dxa"/>
-              <w:right w:w="120" w:type="dxa"/>
-            </w:tcMar>
-            <w:vAlign w:val="center"/>
-          </w:tcPr>
-          <w:p>
-            <w:pPr>
-              <w:keepLines/>
-              <w:spacing w:line="330" w:lineRule="exact"/>
-              <w:ind w:firstLine="460"/>
-              <w:jc w:val="center"/>
-            </w:pPr>
-            <w:r>
-              <w:rPr>
-                <w:sz w:val="23"/>
-              </w:rPr>
-              <w:t>6万—15万元/项目</w:t>
-            </w:r>
-          </w:p>
-        </w:tc>
-        <w:tc>
-          <w:tcPr>
-            <w:tcW w:w="4285" w:type="dxa"/>
-            <w:tcMar>
-              <w:top w:w="100" w:type="dxa"/>
-              <w:left w:w="120" w:type="dxa"/>
-              <w:bottom w:w="100" w:type="dxa"/>
-              <w:right w:w="120" w:type="dxa"/>
-            </w:tcMar>
-            <w:vAlign w:val="center"/>
-          </w:tcPr>
-          <w:p>
-            <w:pPr>
-              <w:keepLines/>
-              <w:spacing w:line="330" w:lineRule="exact"/>
-              <w:ind w:firstLine="460"/>
-              <w:jc w:val="left"/>
-            </w:pPr>
-            <w:r>
-              <w:rPr>
-                <w:sz w:val="23"/>
-              </w:rPr>
-              <w:t>独立部署、模型与数据配置、接口集成；年度维护费另计</w:t>
-            </w:r>
-          </w:p>
-        </w:tc>
-      </w:tr>
-      <w:tr>
-        <w:tblPrEx>
-          <w:tblBorders>
-            <w:top w:val="single" w:color="auto" w:sz="4" w:space="0"/>
-            <w:left w:val="single" w:color="auto" w:sz="4" w:space="0"/>
-            <w:bottom w:val="single" w:color="auto" w:sz="4" w:space="0"/>
-            <w:right w:val="single" w:color="auto" w:sz="4" w:space="0"/>
-            <w:insideH w:val="single" w:color="auto" w:sz="4" w:space="0"/>
-            <w:insideV w:val="single" w:color="auto" w:sz="4" w:space="0"/>
-          </w:tblBorders>
-          <w:tblCellMar>
-            <w:top w:w="0" w:type="dxa"/>
-            <w:left w:w="108" w:type="dxa"/>
-            <w:bottom w:w="0" w:type="dxa"/>
-            <w:right w:w="108" w:type="dxa"/>
-          </w:tblCellMar>
-        </w:tblPrEx>
-        <w:trPr>
-          <w:jc w:val="center"/>
-        </w:trPr>
-        <w:tc>
-          <w:tcPr>
-            <w:tcW w:w="1187" w:type="dxa"/>
-            <w:tcMar>
-              <w:top w:w="100" w:type="dxa"/>
-              <w:left w:w="120" w:type="dxa"/>
-              <w:bottom w:w="100" w:type="dxa"/>
-              <w:right w:w="120" w:type="dxa"/>
-            </w:tcMar>
-            <w:vAlign w:val="center"/>
-          </w:tcPr>
-          <w:p>
-            <w:pPr>
-              <w:keepLines/>
-              <w:spacing w:line="330" w:lineRule="exact"/>
-              <w:ind w:firstLine="460"/>
-              <w:jc w:val="center"/>
-            </w:pPr>
-            <w:r>
-              <w:rPr>
-                <w:sz w:val="23"/>
-              </w:rPr>
-              <w:t>作物知识包</w:t>
-            </w:r>
-          </w:p>
-        </w:tc>
-        <w:tc>
-          <w:tcPr>
-            <w:tcW w:w="1785" w:type="dxa"/>
-            <w:tcMar>
-              <w:top w:w="100" w:type="dxa"/>
-              <w:left w:w="120" w:type="dxa"/>
-              <w:bottom w:w="100" w:type="dxa"/>
-              <w:right w:w="120" w:type="dxa"/>
-            </w:tcMar>
-            <w:vAlign w:val="center"/>
-          </w:tcPr>
-          <w:p>
-            <w:pPr>
-              <w:keepLines/>
-              <w:spacing w:line="330" w:lineRule="exact"/>
-              <w:ind w:firstLine="460"/>
-              <w:jc w:val="center"/>
-            </w:pPr>
-            <w:r>
-              <w:rPr>
-                <w:sz w:val="23"/>
-              </w:rPr>
-              <w:t>各类机构客户</w:t>
-            </w:r>
-          </w:p>
-        </w:tc>
-        <w:tc>
-          <w:tcPr>
-            <w:tcW w:w="1463" w:type="dxa"/>
-            <w:tcMar>
-              <w:top w:w="100" w:type="dxa"/>
-              <w:left w:w="120" w:type="dxa"/>
-              <w:bottom w:w="100" w:type="dxa"/>
-              <w:right w:w="120" w:type="dxa"/>
-            </w:tcMar>
-            <w:vAlign w:val="center"/>
-          </w:tcPr>
-          <w:p>
-            <w:pPr>
-              <w:keepLines/>
-              <w:spacing w:line="330" w:lineRule="exact"/>
-              <w:ind w:firstLine="460"/>
-              <w:jc w:val="center"/>
-            </w:pPr>
-            <w:r>
-              <w:rPr>
-                <w:sz w:val="23"/>
-              </w:rPr>
-              <w:t>1万—5万元/包</w:t>
-            </w:r>
-          </w:p>
-        </w:tc>
-        <w:tc>
-          <w:tcPr>
-            <w:tcW w:w="4285" w:type="dxa"/>
-            <w:tcMar>
-              <w:top w:w="100" w:type="dxa"/>
-              <w:left w:w="120" w:type="dxa"/>
-              <w:bottom w:w="100" w:type="dxa"/>
-              <w:right w:w="120" w:type="dxa"/>
-            </w:tcMar>
-            <w:vAlign w:val="center"/>
-          </w:tcPr>
-          <w:p>
-            <w:pPr>
-              <w:keepLines/>
-              <w:spacing w:line="330" w:lineRule="exact"/>
-              <w:ind w:firstLine="460"/>
-              <w:jc w:val="left"/>
-            </w:pPr>
-            <w:r>
-              <w:rPr>
-                <w:sz w:val="23"/>
-              </w:rPr>
-              <w:t>区域作物规程整理、知识切分、专家审核与Skill配置</w:t>
-            </w:r>
-          </w:p>
-        </w:tc>
-      </w:tr>
-      <w:tr>
-        <w:tblPrEx>
-          <w:tblBorders>
-            <w:top w:val="single" w:color="auto" w:sz="4" w:space="0"/>
-            <w:left w:val="single" w:color="auto" w:sz="4" w:space="0"/>
-            <w:bottom w:val="single" w:color="auto" w:sz="4" w:space="0"/>
-            <w:right w:val="single" w:color="auto" w:sz="4" w:space="0"/>
-            <w:insideH w:val="single" w:color="auto" w:sz="4" w:space="0"/>
-            <w:insideV w:val="single" w:color="auto" w:sz="4" w:space="0"/>
-          </w:tblBorders>
-          <w:tblCellMar>
-            <w:top w:w="0" w:type="dxa"/>
-            <w:left w:w="108" w:type="dxa"/>
-            <w:bottom w:w="0" w:type="dxa"/>
-            <w:right w:w="108" w:type="dxa"/>
-          </w:tblCellMar>
-        </w:tblPrEx>
-        <w:trPr>
-          <w:jc w:val="center"/>
-        </w:trPr>
-        <w:tc>
-          <w:tcPr>
-            <w:tcW w:w="1187" w:type="dxa"/>
-            <w:tcMar>
-              <w:top w:w="100" w:type="dxa"/>
-              <w:left w:w="120" w:type="dxa"/>
-              <w:bottom w:w="100" w:type="dxa"/>
-              <w:right w:w="120" w:type="dxa"/>
-            </w:tcMar>
-            <w:vAlign w:val="center"/>
-          </w:tcPr>
-          <w:p>
-            <w:pPr>
-              <w:keepLines/>
-              <w:spacing w:line="330" w:lineRule="exact"/>
-              <w:ind w:firstLine="460"/>
-              <w:jc w:val="center"/>
-            </w:pPr>
-            <w:r>
-              <w:rPr>
-                <w:sz w:val="23"/>
-              </w:rPr>
-              <w:t>API及实施服务</w:t>
-            </w:r>
-          </w:p>
-        </w:tc>
-        <w:tc>
-          <w:tcPr>
-            <w:tcW w:w="1785" w:type="dxa"/>
-            <w:tcMar>
-              <w:top w:w="100" w:type="dxa"/>
-              <w:left w:w="120" w:type="dxa"/>
-              <w:bottom w:w="100" w:type="dxa"/>
-              <w:right w:w="120" w:type="dxa"/>
-            </w:tcMar>
-            <w:vAlign w:val="center"/>
-          </w:tcPr>
-          <w:p>
-            <w:pPr>
-              <w:keepLines/>
-              <w:spacing w:line="330" w:lineRule="exact"/>
-              <w:ind w:firstLine="460"/>
-              <w:jc w:val="center"/>
-            </w:pPr>
-            <w:r>
-              <w:rPr>
-                <w:sz w:val="23"/>
-              </w:rPr>
-              <w:t>平台型客户</w:t>
-            </w:r>
-          </w:p>
-        </w:tc>
-        <w:tc>
-          <w:tcPr>
-            <w:tcW w:w="1463" w:type="dxa"/>
-            <w:tcMar>
-              <w:top w:w="100" w:type="dxa"/>
-              <w:left w:w="120" w:type="dxa"/>
-              <w:bottom w:w="100" w:type="dxa"/>
-              <w:right w:w="120" w:type="dxa"/>
-            </w:tcMar>
-            <w:vAlign w:val="center"/>
-          </w:tcPr>
-          <w:p>
-            <w:pPr>
-              <w:keepLines/>
-              <w:spacing w:line="330" w:lineRule="exact"/>
-              <w:ind w:firstLine="460"/>
-              <w:jc w:val="center"/>
-            </w:pPr>
-            <w:r>
-              <w:rPr>
-                <w:sz w:val="23"/>
-              </w:rPr>
-              <w:t>按工作量报价</w:t>
-            </w:r>
-          </w:p>
-        </w:tc>
-        <w:tc>
-          <w:tcPr>
-            <w:tcW w:w="4285" w:type="dxa"/>
-            <w:tcMar>
-              <w:top w:w="100" w:type="dxa"/>
-              <w:left w:w="120" w:type="dxa"/>
-              <w:bottom w:w="100" w:type="dxa"/>
-              <w:right w:w="120" w:type="dxa"/>
-            </w:tcMar>
-            <w:vAlign w:val="center"/>
-          </w:tcPr>
-          <w:p>
-            <w:pPr>
-              <w:keepLines/>
-              <w:spacing w:line="330" w:lineRule="exact"/>
-              <w:ind w:firstLine="460"/>
-              <w:jc w:val="left"/>
-            </w:pPr>
-            <w:r>
-              <w:rPr>
-                <w:sz w:val="23"/>
-              </w:rPr>
-              <w:t>系统对接、工具开发、培训和持续技术服务</w:t>
-            </w:r>
-          </w:p>
-        </w:tc>
-      </w:tr>
-    </w:tbl>
-    <w:p>
-      <w:pPr>
-        <w:spacing w:after="40" w:line="160" w:lineRule="exact"/>
-      </w:pPr>
-    </w:p>
-    <w:p>
-      <w:r>
-        <w:t>上述价格为竞赛阶段商业测算，不是已签署合同价格。试点阶段将对客户的付费意愿、模型成本、实施工时和售后工作量进行记录，再确定正式套餐边界。</w:t>
+      </w:pPr>
+      <w:bookmarkStart w:id="17" w:name="_Toc20159"/>
+      <w:r>
+        <w:rPr>
+          <w:color w:val="000000" w:themeColor="text1"/>
+          <w14:textFill>
+            <w14:solidFill>
+              <w14:schemeClr w14:val="tx1"/>
+            </w14:solidFill>
+          </w14:textFill>
+        </w:rPr>
+        <w:t xml:space="preserve">2. </w:t>
+      </w:r>
+      <w:bookmarkEnd w:id="17"/>
+      <w:r>
+        <w:rPr>
+          <w:rFonts w:hint="eastAsia"/>
+          <w:color w:val="000000" w:themeColor="text1"/>
+          <w:lang w:val="en-US" w:eastAsia="zh-CN"/>
+          <w14:textFill>
+            <w14:solidFill>
+              <w14:schemeClr w14:val="tx1"/>
+            </w14:solidFill>
+          </w14:textFill>
+        </w:rPr>
+        <w:t>运营模式</w:t>
+      </w:r>
+    </w:p>
+    <w:p>
+      <w:pPr>
+        <w:pStyle w:val="28"/>
+        <w:keepNext w:val="0"/>
+        <w:keepLines w:val="0"/>
+        <w:pageBreakBefore w:val="0"/>
+        <w:widowControl/>
+        <w:suppressLineNumbers w:val="0"/>
+        <w:kinsoku/>
+        <w:wordWrap/>
+        <w:overflowPunct/>
+        <w:topLinePunct w:val="0"/>
+        <w:autoSpaceDE/>
+        <w:autoSpaceDN/>
+        <w:bidi w:val="0"/>
+        <w:adjustRightInd/>
+        <w:snapToGrid w:val="0"/>
+        <w:spacing w:beforeAutospacing="0" w:afterAutospacing="0"/>
+        <w:textAlignment w:val="auto"/>
+      </w:pPr>
+      <w:bookmarkStart w:id="18" w:name="_Toc17889"/>
+      <w:r>
+        <w:t>项目运营流程为“内容培训引流—客户需求诊断—营销方案制定—AI内容生成—精准投放—订单转化—供应方发货—数据复盘”。</w:t>
+      </w:r>
+    </w:p>
+    <w:p>
+      <w:pPr>
+        <w:pStyle w:val="28"/>
+        <w:keepNext w:val="0"/>
+        <w:keepLines w:val="0"/>
+        <w:pageBreakBefore w:val="0"/>
+        <w:widowControl/>
+        <w:suppressLineNumbers w:val="0"/>
+        <w:kinsoku/>
+        <w:wordWrap/>
+        <w:overflowPunct/>
+        <w:topLinePunct w:val="0"/>
+        <w:autoSpaceDE/>
+        <w:autoSpaceDN/>
+        <w:bidi w:val="0"/>
+        <w:adjustRightInd/>
+        <w:snapToGrid w:val="0"/>
+        <w:spacing w:beforeAutospacing="0" w:afterAutospacing="0"/>
+        <w:textAlignment w:val="auto"/>
+      </w:pPr>
+      <w:r>
+        <w:t>项目首先通过免费培训视频、案例讲解和线下公益活动吸引家庭农场、合作社等目标客户；随后分析客户的农产品特点、目标消费者和销售渠道，利用平台生成广告文案、短视频脚本、分镜和视频任务；内容审核后，在抖音、视频号、快手等渠道进行发布和投放；产生订单后，由合作农场、合作社或物流服务商完成包装发货，</w:t>
+      </w:r>
+      <w:bookmarkStart w:id="50" w:name="_GoBack"/>
+      <w:bookmarkEnd w:id="50"/>
+      <w:r>
+        <w:t>项目负责订单协同、客户反馈和营销效果复盘。</w:t>
+      </w:r>
+    </w:p>
+    <w:p>
+      <w:pPr>
+        <w:pStyle w:val="28"/>
+        <w:keepNext w:val="0"/>
+        <w:keepLines w:val="0"/>
+        <w:pageBreakBefore w:val="0"/>
+        <w:widowControl/>
+        <w:suppressLineNumbers w:val="0"/>
+        <w:kinsoku/>
+        <w:wordWrap/>
+        <w:overflowPunct/>
+        <w:topLinePunct w:val="0"/>
+        <w:autoSpaceDE/>
+        <w:autoSpaceDN/>
+        <w:bidi w:val="0"/>
+        <w:adjustRightInd/>
+        <w:snapToGrid w:val="0"/>
+        <w:spacing w:beforeAutospacing="0" w:afterAutospacing="0"/>
+        <w:textAlignment w:val="auto"/>
+      </w:pPr>
+      <w:r>
+        <w:t>平台重点跟踪视频播放量、咨询量、获客成本、订单转化率、投流回报率和复购率，并根据数据持续优化农产品卖点、视频内容和投放人群。</w:t>
       </w:r>
     </w:p>
     <w:p>
@@ -9236,11 +5673,10 @@
         <w:pStyle w:val="3"/>
         <w:spacing w:before="165"/>
       </w:pPr>
-      <w:bookmarkStart w:id="21" w:name="_Toc17889"/>
       <w:r>
         <w:t>3. 运营模式</w:t>
       </w:r>
-      <w:bookmarkEnd w:id="21"/>
+      <w:bookmarkEnd w:id="18"/>
     </w:p>
     <w:p>
       <w:r>
@@ -9257,11 +5693,11 @@
         <w:pStyle w:val="3"/>
         <w:spacing w:before="165"/>
       </w:pPr>
-      <w:bookmarkStart w:id="22" w:name="_Toc14604"/>
+      <w:bookmarkStart w:id="19" w:name="_Toc14604"/>
       <w:r>
         <w:t>4. 营销策略</w:t>
       </w:r>
-      <w:bookmarkEnd w:id="22"/>
+      <w:bookmarkEnd w:id="19"/>
     </w:p>
     <w:p>
       <w:r>
@@ -9278,11 +5714,11 @@
         <w:pStyle w:val="3"/>
         <w:spacing w:before="165"/>
       </w:pPr>
-      <w:bookmarkStart w:id="23" w:name="_Toc14339"/>
+      <w:bookmarkStart w:id="20" w:name="_Toc14339"/>
       <w:r>
         <w:t>5. 合作伙伴体系</w:t>
       </w:r>
-      <w:bookmarkEnd w:id="23"/>
+      <w:bookmarkEnd w:id="20"/>
     </w:p>
     <w:p>
       <w:r>
@@ -9294,11 +5730,11 @@
         <w:pStyle w:val="3"/>
         <w:spacing w:before="165"/>
       </w:pPr>
-      <w:bookmarkStart w:id="24" w:name="_Toc19241"/>
+      <w:bookmarkStart w:id="21" w:name="_Toc19241"/>
       <w:r>
         <w:t>6. 关键经营指标</w:t>
       </w:r>
-      <w:bookmarkEnd w:id="24"/>
+      <w:bookmarkEnd w:id="21"/>
     </w:p>
     <w:p>
       <w:r>
@@ -9311,22 +5747,22 @@
         <w:pageBreakBefore/>
         <w:ind w:firstLine="640"/>
       </w:pPr>
-      <w:bookmarkStart w:id="25" w:name="_Toc21834"/>
+      <w:bookmarkStart w:id="22" w:name="_Toc21834"/>
       <w:r>
         <w:t>六、团队介绍</w:t>
       </w:r>
-      <w:bookmarkEnd w:id="25"/>
+      <w:bookmarkEnd w:id="22"/>
     </w:p>
     <w:p>
       <w:pPr>
         <w:pStyle w:val="3"/>
         <w:spacing w:before="165"/>
       </w:pPr>
-      <w:bookmarkStart w:id="26" w:name="_Toc20762"/>
+      <w:bookmarkStart w:id="23" w:name="_Toc20762"/>
       <w:r>
         <w:t>1. 团队组成</w:t>
       </w:r>
-      <w:bookmarkEnd w:id="26"/>
+      <w:bookmarkEnd w:id="23"/>
     </w:p>
     <w:p>
       <w:r>
@@ -10276,11 +6712,11 @@
         <w:pStyle w:val="3"/>
         <w:spacing w:before="165"/>
       </w:pPr>
-      <w:bookmarkStart w:id="27" w:name="_Toc8259"/>
+      <w:bookmarkStart w:id="24" w:name="_Toc8259"/>
       <w:r>
         <w:t>2. 能力匹配</w:t>
       </w:r>
-      <w:bookmarkEnd w:id="27"/>
+      <w:bookmarkEnd w:id="24"/>
     </w:p>
     <w:p>
       <w:r>
@@ -10292,11 +6728,11 @@
         <w:pStyle w:val="3"/>
         <w:spacing w:before="165"/>
       </w:pPr>
-      <w:bookmarkStart w:id="28" w:name="_Toc30574"/>
+      <w:bookmarkStart w:id="25" w:name="_Toc30574"/>
       <w:r>
         <w:t>3. 分工协作机制</w:t>
       </w:r>
-      <w:bookmarkEnd w:id="28"/>
+      <w:bookmarkEnd w:id="25"/>
     </w:p>
     <w:p>
       <w:r>
@@ -10308,11 +6744,11 @@
         <w:pStyle w:val="3"/>
         <w:spacing w:before="165"/>
       </w:pPr>
-      <w:bookmarkStart w:id="29" w:name="_Toc16040"/>
+      <w:bookmarkStart w:id="26" w:name="_Toc16040"/>
       <w:r>
         <w:t>4. 顾问与人才计划</w:t>
       </w:r>
-      <w:bookmarkEnd w:id="29"/>
+      <w:bookmarkEnd w:id="26"/>
     </w:p>
     <w:p>
       <w:r>
@@ -10330,22 +6766,22 @@
         <w:pageBreakBefore/>
         <w:ind w:firstLine="640"/>
       </w:pPr>
-      <w:bookmarkStart w:id="30" w:name="_Toc10620"/>
+      <w:bookmarkStart w:id="27" w:name="_Toc10620"/>
       <w:r>
         <w:t>七、财务分析</w:t>
       </w:r>
-      <w:bookmarkEnd w:id="30"/>
+      <w:bookmarkEnd w:id="27"/>
     </w:p>
     <w:p>
       <w:pPr>
         <w:pStyle w:val="3"/>
         <w:spacing w:before="165"/>
       </w:pPr>
-      <w:bookmarkStart w:id="31" w:name="_Toc31683"/>
+      <w:bookmarkStart w:id="28" w:name="_Toc31683"/>
       <w:r>
         <w:t>1. 测算原则与关键假设</w:t>
       </w:r>
-      <w:bookmarkEnd w:id="31"/>
+      <w:bookmarkEnd w:id="28"/>
     </w:p>
     <w:p>
       <w:r>
@@ -10362,11 +6798,11 @@
         <w:pStyle w:val="3"/>
         <w:spacing w:before="165"/>
       </w:pPr>
-      <w:bookmarkStart w:id="32" w:name="_Toc4844"/>
+      <w:bookmarkStart w:id="29" w:name="_Toc4844"/>
       <w:r>
         <w:t>2. 三年收入预测</w:t>
       </w:r>
-      <w:bookmarkEnd w:id="32"/>
+      <w:bookmarkEnd w:id="29"/>
     </w:p>
     <w:p>
       <w:pPr>
@@ -11195,11 +7631,11 @@
         <w:pStyle w:val="3"/>
         <w:spacing w:before="165"/>
       </w:pPr>
-      <w:bookmarkStart w:id="33" w:name="_Toc3687"/>
+      <w:bookmarkStart w:id="30" w:name="_Toc3687"/>
       <w:r>
         <w:t>3. 成本与盈利预测</w:t>
       </w:r>
-      <w:bookmarkEnd w:id="33"/>
+      <w:bookmarkEnd w:id="30"/>
     </w:p>
     <w:p>
       <w:pPr>
@@ -12914,7 +9350,7 @@
                     </pic:cNvPicPr>
                   </pic:nvPicPr>
                   <pic:blipFill>
-                    <a:blip r:embed="rId17"/>
+                    <a:blip r:embed="rId16"/>
                     <a:stretch>
                       <a:fillRect/>
                     </a:stretch>
@@ -12961,11 +9397,11 @@
         <w:pStyle w:val="3"/>
         <w:spacing w:before="165"/>
       </w:pPr>
-      <w:bookmarkStart w:id="34" w:name="_Toc22594"/>
+      <w:bookmarkStart w:id="31" w:name="_Toc22594"/>
       <w:r>
         <w:t>4. 成本结构与控制措施</w:t>
       </w:r>
-      <w:bookmarkEnd w:id="34"/>
+      <w:bookmarkEnd w:id="31"/>
     </w:p>
     <w:p>
       <w:r>
@@ -12977,11 +9413,11 @@
         <w:pStyle w:val="3"/>
         <w:spacing w:before="165"/>
       </w:pPr>
-      <w:bookmarkStart w:id="35" w:name="_Toc2104"/>
+      <w:bookmarkStart w:id="32" w:name="_Toc2104"/>
       <w:r>
         <w:t>5. 现金流与敏感性</w:t>
       </w:r>
-      <w:bookmarkEnd w:id="35"/>
+      <w:bookmarkEnd w:id="32"/>
     </w:p>
     <w:p>
       <w:r>
@@ -13967,22 +10403,22 @@
         <w:pageBreakBefore/>
         <w:ind w:firstLine="640"/>
       </w:pPr>
-      <w:bookmarkStart w:id="36" w:name="_Toc18548"/>
+      <w:bookmarkStart w:id="33" w:name="_Toc18548"/>
       <w:r>
         <w:t>八、融资需求</w:t>
       </w:r>
-      <w:bookmarkEnd w:id="36"/>
+      <w:bookmarkEnd w:id="33"/>
     </w:p>
     <w:p>
       <w:pPr>
         <w:pStyle w:val="3"/>
         <w:spacing w:before="165"/>
       </w:pPr>
-      <w:bookmarkStart w:id="37" w:name="_Toc27993"/>
+      <w:bookmarkStart w:id="34" w:name="_Toc27993"/>
       <w:r>
         <w:t>1. 融资现状与计划</w:t>
       </w:r>
-      <w:bookmarkEnd w:id="37"/>
+      <w:bookmarkEnd w:id="34"/>
     </w:p>
     <w:p>
       <w:r>
@@ -13994,11 +10430,11 @@
         <w:pStyle w:val="3"/>
         <w:spacing w:before="165"/>
       </w:pPr>
-      <w:bookmarkStart w:id="38" w:name="_Toc3084"/>
+      <w:bookmarkStart w:id="35" w:name="_Toc3084"/>
       <w:r>
         <w:t>2. 资金使用计划</w:t>
       </w:r>
-      <w:bookmarkEnd w:id="38"/>
+      <w:bookmarkEnd w:id="35"/>
     </w:p>
     <w:p>
       <w:pPr>
@@ -14943,11 +11379,11 @@
         <w:pStyle w:val="3"/>
         <w:spacing w:before="165"/>
       </w:pPr>
-      <w:bookmarkStart w:id="39" w:name="_Toc3389"/>
+      <w:bookmarkStart w:id="36" w:name="_Toc3389"/>
       <w:r>
         <w:t>3. 拟设股权与治理结构</w:t>
       </w:r>
-      <w:bookmarkEnd w:id="39"/>
+      <w:bookmarkEnd w:id="36"/>
     </w:p>
     <w:p>
       <w:r>
@@ -14959,11 +11395,11 @@
         <w:pStyle w:val="3"/>
         <w:spacing w:before="165"/>
       </w:pPr>
-      <w:bookmarkStart w:id="40" w:name="_Toc8578"/>
+      <w:bookmarkStart w:id="37" w:name="_Toc8578"/>
       <w:r>
         <w:t>4. 融资后目标</w:t>
       </w:r>
-      <w:bookmarkEnd w:id="40"/>
+      <w:bookmarkEnd w:id="37"/>
     </w:p>
     <w:p>
       <w:r>
@@ -14975,11 +11411,11 @@
         <w:pStyle w:val="3"/>
         <w:spacing w:before="165"/>
       </w:pPr>
-      <w:bookmarkStart w:id="41" w:name="_Toc19995"/>
+      <w:bookmarkStart w:id="38" w:name="_Toc19995"/>
       <w:r>
         <w:t>5. 投资退出机制</w:t>
       </w:r>
-      <w:bookmarkEnd w:id="41"/>
+      <w:bookmarkEnd w:id="38"/>
     </w:p>
     <w:p>
       <w:r>
@@ -14992,22 +11428,22 @@
         <w:pageBreakBefore/>
         <w:ind w:firstLine="640"/>
       </w:pPr>
-      <w:bookmarkStart w:id="42" w:name="_Toc14658"/>
+      <w:bookmarkStart w:id="39" w:name="_Toc14658"/>
       <w:r>
         <w:t>九、风险控制</w:t>
       </w:r>
-      <w:bookmarkEnd w:id="42"/>
+      <w:bookmarkEnd w:id="39"/>
     </w:p>
     <w:p>
       <w:pPr>
         <w:pStyle w:val="3"/>
         <w:spacing w:before="165"/>
       </w:pPr>
-      <w:bookmarkStart w:id="43" w:name="_Toc23908"/>
+      <w:bookmarkStart w:id="40" w:name="_Toc23908"/>
       <w:r>
         <w:t>1. 风险矩阵</w:t>
       </w:r>
-      <w:bookmarkEnd w:id="43"/>
+      <w:bookmarkEnd w:id="40"/>
     </w:p>
     <w:p>
       <w:pPr>
@@ -16327,11 +12763,11 @@
         <w:pStyle w:val="3"/>
         <w:spacing w:before="165"/>
       </w:pPr>
-      <w:bookmarkStart w:id="44" w:name="_Toc22253"/>
+      <w:bookmarkStart w:id="41" w:name="_Toc22253"/>
       <w:r>
         <w:t>2. 技术与安全风险</w:t>
       </w:r>
-      <w:bookmarkEnd w:id="44"/>
+      <w:bookmarkEnd w:id="41"/>
     </w:p>
     <w:p>
       <w:r>
@@ -16348,11 +12784,11 @@
         <w:pStyle w:val="3"/>
         <w:spacing w:before="165"/>
       </w:pPr>
-      <w:bookmarkStart w:id="45" w:name="_Toc13432"/>
+      <w:bookmarkStart w:id="42" w:name="_Toc13432"/>
       <w:r>
         <w:t>3. 市场与运营风险</w:t>
       </w:r>
-      <w:bookmarkEnd w:id="45"/>
+      <w:bookmarkEnd w:id="42"/>
     </w:p>
     <w:p>
       <w:r>
@@ -16364,11 +12800,11 @@
         <w:pStyle w:val="3"/>
         <w:spacing w:before="165"/>
       </w:pPr>
-      <w:bookmarkStart w:id="46" w:name="_Toc2455"/>
+      <w:bookmarkStart w:id="43" w:name="_Toc2455"/>
       <w:r>
         <w:t>4. 财务与融资风险</w:t>
       </w:r>
-      <w:bookmarkEnd w:id="46"/>
+      <w:bookmarkEnd w:id="43"/>
     </w:p>
     <w:p>
       <w:r>
@@ -16380,11 +12816,11 @@
         <w:pStyle w:val="3"/>
         <w:spacing w:before="165"/>
       </w:pPr>
-      <w:bookmarkStart w:id="47" w:name="_Toc7272"/>
+      <w:bookmarkStart w:id="44" w:name="_Toc7272"/>
       <w:r>
         <w:t>5. 合规与伦理边界</w:t>
       </w:r>
-      <w:bookmarkEnd w:id="47"/>
+      <w:bookmarkEnd w:id="44"/>
     </w:p>
     <w:p>
       <w:r>
@@ -16397,22 +12833,22 @@
         <w:pageBreakBefore/>
         <w:ind w:firstLine="640"/>
       </w:pPr>
-      <w:bookmarkStart w:id="48" w:name="_Toc23318"/>
+      <w:bookmarkStart w:id="45" w:name="_Toc23318"/>
       <w:r>
         <w:t>十、未来展望</w:t>
       </w:r>
-      <w:bookmarkEnd w:id="48"/>
+      <w:bookmarkEnd w:id="45"/>
     </w:p>
     <w:p>
       <w:pPr>
         <w:pStyle w:val="3"/>
         <w:spacing w:before="165"/>
       </w:pPr>
-      <w:bookmarkStart w:id="49" w:name="_Toc28825"/>
+      <w:bookmarkStart w:id="46" w:name="_Toc28825"/>
       <w:r>
         <w:t>1. 未来一年规划</w:t>
       </w:r>
-      <w:bookmarkEnd w:id="49"/>
+      <w:bookmarkEnd w:id="46"/>
     </w:p>
     <w:p>
       <w:r>
@@ -16429,11 +12865,11 @@
         <w:pStyle w:val="3"/>
         <w:spacing w:before="165"/>
       </w:pPr>
-      <w:bookmarkStart w:id="50" w:name="_Toc22169"/>
+      <w:bookmarkStart w:id="47" w:name="_Toc22169"/>
       <w:r>
         <w:t>2. 三年发展规划</w:t>
       </w:r>
-      <w:bookmarkEnd w:id="50"/>
+      <w:bookmarkEnd w:id="47"/>
     </w:p>
     <w:p>
       <w:pPr>
@@ -17398,7 +13834,7 @@
                     </pic:cNvPicPr>
                   </pic:nvPicPr>
                   <pic:blipFill>
-                    <a:blip r:embed="rId18"/>
+                    <a:blip r:embed="rId17"/>
                     <a:stretch>
                       <a:fillRect/>
                     </a:stretch>
@@ -17440,11 +13876,11 @@
         <w:pStyle w:val="3"/>
         <w:spacing w:before="165"/>
       </w:pPr>
-      <w:bookmarkStart w:id="51" w:name="_Toc8047"/>
+      <w:bookmarkStart w:id="48" w:name="_Toc8047"/>
       <w:r>
         <w:t>3. 长期愿景</w:t>
       </w:r>
-      <w:bookmarkEnd w:id="51"/>
+      <w:bookmarkEnd w:id="48"/>
     </w:p>
     <w:p>
       <w:r>
@@ -17461,11 +13897,11 @@
         <w:pStyle w:val="3"/>
         <w:spacing w:before="165"/>
       </w:pPr>
-      <w:bookmarkStart w:id="52" w:name="_Toc18718"/>
+      <w:bookmarkStart w:id="49" w:name="_Toc18718"/>
       <w:r>
         <w:t>4. 结语</w:t>
       </w:r>
-      <w:bookmarkEnd w:id="52"/>
+      <w:bookmarkEnd w:id="49"/>
     </w:p>
     <w:p>
       <w:r>
